--- a/EXPORTS/DOCX/published/niveau3/English/MissiemuseumTilburg.docx
+++ b/EXPORTS/DOCX/published/niveau3/English/MissiemuseumTilburg.docx
@@ -318,7 +318,7 @@
           <w:rFonts w:ascii="Charis SIL Italic" w:hAnsi="Charis SIL Italic" w:eastAsia="Charis SIL Italic"/>
           <w:b w:val="0"/>
           <w:i/>
-          <w:color w:val="0066CC"/>
+          <w:color w:val="0000FF"/>
           <w:sz w:val="24"/>
           <w:u w:val="single"/>
         </w:rPr>
@@ -336,7 +336,7 @@
           <w:rFonts w:ascii="Charis SIL Italic" w:hAnsi="Charis SIL Italic" w:eastAsia="Charis SIL Italic"/>
           <w:b w:val="0"/>
           <w:i/>
-          <w:color w:val="0066CC"/>
+          <w:color w:val="0000FF"/>
           <w:sz w:val="24"/>
           <w:u w:val="single"/>
         </w:rPr>
@@ -354,7 +354,7 @@
           <w:rFonts w:ascii="Charis SIL Italic" w:hAnsi="Charis SIL Italic" w:eastAsia="Charis SIL Italic"/>
           <w:b w:val="0"/>
           <w:i/>
-          <w:color w:val="0066CC"/>
+          <w:color w:val="0000FF"/>
           <w:sz w:val="24"/>
           <w:u w:val="single"/>
         </w:rPr>
@@ -365,7 +365,7 @@
           <w:rFonts w:ascii="Charis SIL Italic" w:hAnsi="Charis SIL Italic" w:eastAsia="Charis SIL Italic"/>
           <w:b w:val="0"/>
           <w:i/>
-          <w:color w:val="0066CC"/>
+          <w:color w:val="0000FF"/>
           <w:sz w:val="24"/>
           <w:u w:val="single"/>
         </w:rPr>
@@ -383,7 +383,7 @@
           <w:rFonts w:ascii="Charis SIL Italic" w:hAnsi="Charis SIL Italic" w:eastAsia="Charis SIL Italic"/>
           <w:b w:val="0"/>
           <w:i/>
-          <w:color w:val="0066CC"/>
+          <w:color w:val="0000FF"/>
           <w:sz w:val="24"/>
           <w:u w:val="single"/>
         </w:rPr>
@@ -408,7 +408,7 @@
       </w:r>
       <w:r>
         <w:rPr>
-          <w:u w:val="single" w:color="0066cc"/>
+          <w:u w:val="single" w:color="0000ff"/>
           <w:rFonts w:ascii="Charis SIL Regular" w:hAnsi="Charis SIL Regular" w:eastAsia="Charis SIL Regular"/>
           <w:b w:val="0"/>
           <w:i w:val="0"/>
@@ -453,7 +453,7 @@
       </w:r>
       <w:r>
         <w:rPr>
-          <w:u w:val="single" w:color="0066cc"/>
+          <w:u w:val="single" w:color="0000ff"/>
           <w:rFonts w:ascii="Charis SIL Regular" w:hAnsi="Charis SIL Regular" w:eastAsia="Charis SIL Regular"/>
           <w:b w:val="0"/>
           <w:i w:val="0"/>
@@ -471,7 +471,7 @@
       </w:r>
       <w:r>
         <w:rPr>
-          <w:u w:val="single" w:color="0066cc"/>
+          <w:u w:val="single" w:color="0000ff"/>
           <w:rFonts w:ascii="Charis SIL Regular" w:hAnsi="Charis SIL Regular" w:eastAsia="Charis SIL Regular"/>
           <w:b w:val="0"/>
           <w:i w:val="0"/>
@@ -489,7 +489,7 @@
       </w:r>
       <w:r>
         <w:rPr>
-          <w:u w:val="single" w:color="0066cc"/>
+          <w:u w:val="single" w:color="0000ff"/>
           <w:rFonts w:ascii="Charis SIL Regular" w:hAnsi="Charis SIL Regular" w:eastAsia="Charis SIL Regular"/>
           <w:b w:val="0"/>
           <w:i w:val="0"/>
@@ -507,7 +507,7 @@
       </w:r>
       <w:r>
         <w:rPr>
-          <w:u w:val="single" w:color="0066cc"/>
+          <w:u w:val="single" w:color="0000ff"/>
           <w:rFonts w:ascii="Charis SIL Regular" w:hAnsi="Charis SIL Regular" w:eastAsia="Charis SIL Regular"/>
           <w:b w:val="0"/>
           <w:i w:val="0"/>
@@ -701,7 +701,7 @@
           <w:rFonts w:ascii="Charis SIL Regular" w:hAnsi="Charis SIL Regular" w:eastAsia="Charis SIL Regular"/>
           <w:b w:val="0"/>
           <w:i w:val="0"/>
-          <w:color w:val="0066CC"/>
+          <w:color w:val="0000FF"/>
           <w:sz w:val="24"/>
           <w:u w:val="single"/>
         </w:rPr>
@@ -719,7 +719,7 @@
           <w:rFonts w:ascii="Charis SIL Regular" w:hAnsi="Charis SIL Regular" w:eastAsia="Charis SIL Regular"/>
           <w:b w:val="0"/>
           <w:i w:val="0"/>
-          <w:color w:val="0066CC"/>
+          <w:color w:val="0000FF"/>
           <w:sz w:val="24"/>
           <w:u w:val="single"/>
         </w:rPr>
@@ -730,7 +730,7 @@
           <w:rFonts w:ascii="Charis SIL Regular" w:hAnsi="Charis SIL Regular" w:eastAsia="Charis SIL Regular"/>
           <w:b w:val="0"/>
           <w:i w:val="0"/>
-          <w:color w:val="0066CC"/>
+          <w:color w:val="0000FF"/>
           <w:sz w:val="24"/>
           <w:u w:val="single"/>
         </w:rPr>
@@ -748,7 +748,7 @@
           <w:rFonts w:ascii="Charis SIL Regular" w:hAnsi="Charis SIL Regular" w:eastAsia="Charis SIL Regular"/>
           <w:b w:val="0"/>
           <w:i w:val="0"/>
-          <w:color w:val="0066CC"/>
+          <w:color w:val="0000FF"/>
           <w:sz w:val="24"/>
           <w:u w:val="single"/>
         </w:rPr>
@@ -759,7 +759,7 @@
           <w:rFonts w:ascii="Charis SIL Regular" w:hAnsi="Charis SIL Regular" w:eastAsia="Charis SIL Regular"/>
           <w:b w:val="0"/>
           <w:i w:val="0"/>
-          <w:color w:val="0066CC"/>
+          <w:color w:val="0000FF"/>
           <w:sz w:val="24"/>
           <w:u w:val="single"/>
         </w:rPr>
@@ -794,7 +794,7 @@
       </w:r>
       <w:r>
         <w:rPr>
-          <w:u w:val="single" w:color="0066cc"/>
+          <w:u w:val="single" w:color="0000ff"/>
           <w:rFonts w:ascii="Charis SIL Regular" w:hAnsi="Charis SIL Regular" w:eastAsia="Charis SIL Regular"/>
           <w:b w:val="0"/>
           <w:i w:val="0"/>
@@ -812,7 +812,7 @@
       </w:r>
       <w:r>
         <w:rPr>
-          <w:u w:val="single" w:color="0066cc"/>
+          <w:u w:val="single" w:color="0000ff"/>
           <w:rFonts w:ascii="Charis SIL Regular" w:hAnsi="Charis SIL Regular" w:eastAsia="Charis SIL Regular"/>
           <w:b w:val="0"/>
           <w:i w:val="0"/>
@@ -830,7 +830,7 @@
       </w:r>
       <w:r>
         <w:rPr>
-          <w:u w:val="single" w:color="0066cc"/>
+          <w:u w:val="single" w:color="0000ff"/>
           <w:rFonts w:ascii="Charis SIL Regular" w:hAnsi="Charis SIL Regular" w:eastAsia="Charis SIL Regular"/>
           <w:b w:val="0"/>
           <w:i w:val="0"/>
@@ -871,7 +871,7 @@
           <w:rFonts w:ascii="Charis SIL Regular" w:hAnsi="Charis SIL Regular" w:eastAsia="Charis SIL Regular"/>
           <w:b w:val="0"/>
           <w:i w:val="0"/>
-          <w:color w:val="0066CC"/>
+          <w:color w:val="0000FF"/>
           <w:sz w:val="24"/>
           <w:u w:val="single"/>
         </w:rPr>
@@ -889,7 +889,7 @@
           <w:rFonts w:ascii="Charis SIL Regular" w:hAnsi="Charis SIL Regular" w:eastAsia="Charis SIL Regular"/>
           <w:b w:val="0"/>
           <w:i w:val="0"/>
-          <w:color w:val="0066CC"/>
+          <w:color w:val="0000FF"/>
           <w:sz w:val="24"/>
           <w:u w:val="single"/>
         </w:rPr>
@@ -900,7 +900,7 @@
           <w:rFonts w:ascii="Charis SIL Regular" w:hAnsi="Charis SIL Regular" w:eastAsia="Charis SIL Regular"/>
           <w:b w:val="0"/>
           <w:i w:val="0"/>
-          <w:color w:val="0066CC"/>
+          <w:color w:val="0000FF"/>
           <w:sz w:val="24"/>
           <w:u w:val="single"/>
         </w:rPr>
@@ -935,7 +935,7 @@
       </w:r>
       <w:r>
         <w:rPr>
-          <w:u w:val="single" w:color="0066cc"/>
+          <w:u w:val="single" w:color="0000ff"/>
           <w:rFonts w:ascii="Charis SIL Regular" w:hAnsi="Charis SIL Regular" w:eastAsia="Charis SIL Regular"/>
           <w:b w:val="0"/>
           <w:i w:val="0"/>
@@ -953,7 +953,7 @@
       </w:r>
       <w:r>
         <w:rPr>
-          <w:u w:val="single" w:color="0066cc"/>
+          <w:u w:val="single" w:color="0000ff"/>
           <w:rFonts w:ascii="Charis SIL Regular" w:hAnsi="Charis SIL Regular" w:eastAsia="Charis SIL Regular"/>
           <w:b w:val="0"/>
           <w:i w:val="0"/>
@@ -964,7 +964,7 @@
       </w:r>
       <w:r>
         <w:rPr>
-          <w:u w:val="single" w:color="0066cc"/>
+          <w:u w:val="single" w:color="0000ff"/>
           <w:rFonts w:ascii="Charis SIL Regular" w:hAnsi="Charis SIL Regular" w:eastAsia="Charis SIL Regular"/>
           <w:b w:val="0"/>
           <w:i w:val="0"/>
@@ -1005,7 +1005,7 @@
           <w:rFonts w:ascii="Charis SIL Regular" w:hAnsi="Charis SIL Regular" w:eastAsia="Charis SIL Regular"/>
           <w:b w:val="0"/>
           <w:i w:val="0"/>
-          <w:color w:val="0066CC"/>
+          <w:color w:val="0000FF"/>
           <w:sz w:val="24"/>
           <w:u w:val="single"/>
         </w:rPr>
@@ -1023,7 +1023,7 @@
           <w:rFonts w:ascii="Charis SIL Regular" w:hAnsi="Charis SIL Regular" w:eastAsia="Charis SIL Regular"/>
           <w:b w:val="0"/>
           <w:i w:val="0"/>
-          <w:color w:val="0066CC"/>
+          <w:color w:val="0000FF"/>
           <w:sz w:val="24"/>
           <w:u w:val="single"/>
         </w:rPr>
@@ -1034,7 +1034,7 @@
           <w:rFonts w:ascii="Charis SIL Regular" w:hAnsi="Charis SIL Regular" w:eastAsia="Charis SIL Regular"/>
           <w:b w:val="0"/>
           <w:i w:val="0"/>
-          <w:color w:val="0066CC"/>
+          <w:color w:val="0000FF"/>
           <w:sz w:val="24"/>
           <w:u w:val="single"/>
         </w:rPr>
@@ -1052,7 +1052,7 @@
           <w:rFonts w:ascii="Charis SIL Regular" w:hAnsi="Charis SIL Regular" w:eastAsia="Charis SIL Regular"/>
           <w:b w:val="0"/>
           <w:i w:val="0"/>
-          <w:color w:val="0066CC"/>
+          <w:color w:val="0000FF"/>
           <w:sz w:val="24"/>
           <w:u w:val="single"/>
         </w:rPr>
@@ -1063,7 +1063,7 @@
           <w:rFonts w:ascii="Charis SIL Regular" w:hAnsi="Charis SIL Regular" w:eastAsia="Charis SIL Regular"/>
           <w:b w:val="0"/>
           <w:i w:val="0"/>
-          <w:color w:val="0066CC"/>
+          <w:color w:val="0000FF"/>
           <w:sz w:val="24"/>
           <w:u w:val="single"/>
         </w:rPr>
@@ -1160,7 +1160,7 @@
           <w:rFonts w:ascii="Charis SIL Regular" w:hAnsi="Charis SIL Regular" w:eastAsia="Charis SIL Regular"/>
           <w:b w:val="0"/>
           <w:i w:val="0"/>
-          <w:color w:val="0066CC"/>
+          <w:color w:val="0000FF"/>
           <w:sz w:val="24"/>
           <w:u w:val="single"/>
         </w:rPr>
@@ -1178,7 +1178,7 @@
           <w:rFonts w:ascii="Charis SIL Regular" w:hAnsi="Charis SIL Regular" w:eastAsia="Charis SIL Regular"/>
           <w:b w:val="0"/>
           <w:i w:val="0"/>
-          <w:color w:val="0066CC"/>
+          <w:color w:val="0000FF"/>
           <w:sz w:val="24"/>
           <w:u w:val="single"/>
         </w:rPr>
@@ -1189,7 +1189,7 @@
           <w:rFonts w:ascii="Charis SIL Regular" w:hAnsi="Charis SIL Regular" w:eastAsia="Charis SIL Regular"/>
           <w:b w:val="0"/>
           <w:i w:val="0"/>
-          <w:color w:val="0066CC"/>
+          <w:color w:val="0000FF"/>
           <w:sz w:val="24"/>
           <w:u w:val="single"/>
         </w:rPr>
@@ -1207,7 +1207,7 @@
           <w:rFonts w:ascii="Charis SIL Regular" w:hAnsi="Charis SIL Regular" w:eastAsia="Charis SIL Regular"/>
           <w:b w:val="0"/>
           <w:i w:val="0"/>
-          <w:color w:val="0066CC"/>
+          <w:color w:val="0000FF"/>
           <w:sz w:val="24"/>
           <w:u w:val="single"/>
         </w:rPr>
@@ -1218,7 +1218,7 @@
           <w:rFonts w:ascii="Charis SIL Regular" w:hAnsi="Charis SIL Regular" w:eastAsia="Charis SIL Regular"/>
           <w:b w:val="0"/>
           <w:i w:val="0"/>
-          <w:color w:val="0066CC"/>
+          <w:color w:val="0000FF"/>
           <w:sz w:val="24"/>
           <w:u w:val="single"/>
         </w:rPr>
@@ -1253,7 +1253,7 @@
       </w:r>
       <w:r>
         <w:rPr>
-          <w:u w:val="single" w:color="0066cc"/>
+          <w:u w:val="single" w:color="0000ff"/>
           <w:rFonts w:ascii="Charis SIL Regular" w:hAnsi="Charis SIL Regular" w:eastAsia="Charis SIL Regular"/>
           <w:b w:val="0"/>
           <w:i w:val="0"/>
@@ -1271,7 +1271,7 @@
       </w:r>
       <w:r>
         <w:rPr>
-          <w:u w:val="single" w:color="0066cc"/>
+          <w:u w:val="single" w:color="0000ff"/>
           <w:rFonts w:ascii="Charis SIL Regular" w:hAnsi="Charis SIL Regular" w:eastAsia="Charis SIL Regular"/>
           <w:b w:val="0"/>
           <w:i w:val="0"/>
@@ -1282,7 +1282,7 @@
       </w:r>
       <w:r>
         <w:rPr>
-          <w:u w:val="single" w:color="0066cc"/>
+          <w:u w:val="single" w:color="0000ff"/>
           <w:rFonts w:ascii="Charis SIL Regular" w:hAnsi="Charis SIL Regular" w:eastAsia="Charis SIL Regular"/>
           <w:b w:val="0"/>
           <w:i w:val="0"/>
@@ -1300,7 +1300,7 @@
       </w:r>
       <w:r>
         <w:rPr>
-          <w:u w:val="single" w:color="0066cc"/>
+          <w:u w:val="single" w:color="0000ff"/>
           <w:rFonts w:ascii="Charis SIL Regular" w:hAnsi="Charis SIL Regular" w:eastAsia="Charis SIL Regular"/>
           <w:b w:val="0"/>
           <w:i w:val="0"/>
@@ -1318,7 +1318,7 @@
       </w:r>
       <w:r>
         <w:rPr>
-          <w:u w:val="single" w:color="0066cc"/>
+          <w:u w:val="single" w:color="0000ff"/>
           <w:rFonts w:ascii="Charis SIL Regular" w:hAnsi="Charis SIL Regular" w:eastAsia="Charis SIL Regular"/>
           <w:b w:val="0"/>
           <w:i w:val="0"/>
@@ -1349,7 +1349,7 @@
           <w:rFonts w:ascii="Charis SIL Regular" w:hAnsi="Charis SIL Regular" w:eastAsia="Charis SIL Regular"/>
           <w:b w:val="0"/>
           <w:i w:val="0"/>
-          <w:color w:val="0066CC"/>
+          <w:color w:val="0000FF"/>
           <w:sz w:val="24"/>
           <w:u w:val="single"/>
         </w:rPr>
@@ -1367,7 +1367,7 @@
           <w:rFonts w:ascii="Charis SIL Regular" w:hAnsi="Charis SIL Regular" w:eastAsia="Charis SIL Regular"/>
           <w:b w:val="0"/>
           <w:i w:val="0"/>
-          <w:color w:val="0066CC"/>
+          <w:color w:val="0000FF"/>
           <w:sz w:val="24"/>
           <w:u w:val="single"/>
         </w:rPr>
@@ -1378,7 +1378,7 @@
           <w:rFonts w:ascii="Charis SIL Regular" w:hAnsi="Charis SIL Regular" w:eastAsia="Charis SIL Regular"/>
           <w:b w:val="0"/>
           <w:i w:val="0"/>
-          <w:color w:val="0066CC"/>
+          <w:color w:val="0000FF"/>
           <w:sz w:val="24"/>
           <w:u w:val="single"/>
         </w:rPr>
@@ -1416,21 +1416,69 @@
           <w:rFonts w:ascii="Charis SIL Italic" w:hAnsi="Charis SIL Italic" w:eastAsia="Charis SIL Italic"/>
           <w:b w:val="0"/>
           <w:i/>
-          <w:color w:val="0066CC"/>
+          <w:color w:val="0000FF"/>
           <w:sz w:val="24"/>
+          <w:u w:val="single"/>
         </w:rPr>
-        <w:t xml:space="preserve">Het Nederlands(ch) </w:t>
+        <w:hyperlink r:id="rId15" w:history="1">
+          <w:r>
+            <w:rPr>
+              <w:rStyle w:val="Hyperlink"/>
+            </w:rPr>
+            <w:t>Het</w:t>
+          </w:r>
+        </w:hyperlink>
       </w:r>
       <w:r>
         <w:rPr>
           <w:rFonts w:ascii="Charis SIL Italic" w:hAnsi="Charis SIL Italic" w:eastAsia="Charis SIL Italic"/>
           <w:b w:val="0"/>
           <w:i/>
-          <w:color w:val="0066CC"/>
+          <w:color w:val="0000FF"/>
           <w:sz w:val="24"/>
           <w:u w:val="single"/>
         </w:rPr>
-        <w:hyperlink r:id="rId14" w:history="1">
+        <w:t xml:space="preserve"> </w:t>
+      </w:r>
+      <w:r>
+        <w:rPr>
+          <w:rFonts w:ascii="Charis SIL Italic" w:hAnsi="Charis SIL Italic" w:eastAsia="Charis SIL Italic"/>
+          <w:b w:val="0"/>
+          <w:i/>
+          <w:color w:val="0000FF"/>
+          <w:sz w:val="24"/>
+          <w:u w:val="single"/>
+        </w:rPr>
+        <w:hyperlink r:id="rId15" w:history="1">
+          <w:r>
+            <w:rPr>
+              <w:rStyle w:val="Hyperlink"/>
+            </w:rPr>
+            <w:t>Nederlands(ch)</w:t>
+          </w:r>
+        </w:hyperlink>
+      </w:r>
+      <w:r>
+        <w:rPr>
+          <w:rFonts w:ascii="Charis SIL Italic" w:hAnsi="Charis SIL Italic" w:eastAsia="Charis SIL Italic"/>
+          <w:b w:val="0"/>
+          <w:i/>
+          <w:color w:val="0000FF"/>
+          <w:sz w:val="24"/>
+          <w:u w:val="single"/>
+        </w:rPr>
+        <w:t xml:space="preserve"> </w:t>
+      </w:r>
+      <w:r>
+        <w:rPr>
+          <w:rFonts w:ascii="Charis SIL Italic" w:hAnsi="Charis SIL Italic" w:eastAsia="Charis SIL Italic"/>
+          <w:b w:val="0"/>
+          <w:i/>
+          <w:color w:val="0000FF"/>
+          <w:sz w:val="24"/>
+          <w:u w:val="single"/>
+        </w:rPr>
+        <w:hyperlink r:id="rId15" w:history="1">
           <w:r>
             <w:rPr>
               <w:rStyle w:val="Hyperlink"/>
@@ -1444,11 +1492,11 @@
           <w:rFonts w:ascii="Charis SIL Italic" w:hAnsi="Charis SIL Italic" w:eastAsia="Charis SIL Italic"/>
           <w:b w:val="0"/>
           <w:i/>
-          <w:color w:val="0066CC"/>
+          <w:color w:val="0000FF"/>
           <w:sz w:val="24"/>
           <w:u w:val="single"/>
         </w:rPr>
-        <w:hyperlink r:id="rId14" w:history="1">
+        <w:hyperlink r:id="rId15" w:history="1">
           <w:r>
             <w:rPr>
               <w:rStyle w:val="Hyperlink"/>
@@ -1462,7 +1510,7 @@
           <w:rFonts w:ascii="Charis SIL Italic" w:hAnsi="Charis SIL Italic" w:eastAsia="Charis SIL Italic"/>
           <w:b w:val="0"/>
           <w:i/>
-          <w:color w:val="0066CC"/>
+          <w:color w:val="0000FF"/>
           <w:sz w:val="24"/>
           <w:u w:val="single"/>
         </w:rPr>
@@ -1480,7 +1528,7 @@
           <w:rFonts w:ascii="Charis SIL Italic" w:hAnsi="Charis SIL Italic" w:eastAsia="Charis SIL Italic"/>
           <w:b w:val="0"/>
           <w:i/>
-          <w:color w:val="0066CC"/>
+          <w:color w:val="0000FF"/>
           <w:sz w:val="24"/>
           <w:u w:val="single"/>
         </w:rPr>
@@ -1491,7 +1539,7 @@
           <w:rFonts w:ascii="Charis SIL Italic" w:hAnsi="Charis SIL Italic" w:eastAsia="Charis SIL Italic"/>
           <w:b w:val="0"/>
           <w:i/>
-          <w:color w:val="0066CC"/>
+          <w:color w:val="0000FF"/>
           <w:sz w:val="24"/>
           <w:u w:val="single"/>
         </w:rPr>
@@ -1509,7 +1557,7 @@
           <w:rFonts w:ascii="Charis SIL Italic" w:hAnsi="Charis SIL Italic" w:eastAsia="Charis SIL Italic"/>
           <w:b w:val="0"/>
           <w:i/>
-          <w:color w:val="0066CC"/>
+          <w:color w:val="0000FF"/>
           <w:sz w:val="24"/>
           <w:u w:val="single"/>
         </w:rPr>
@@ -1527,7 +1575,7 @@
           <w:rFonts w:ascii="Charis SIL Italic" w:hAnsi="Charis SIL Italic" w:eastAsia="Charis SIL Italic"/>
           <w:b w:val="0"/>
           <w:i/>
-          <w:color w:val="0066CC"/>
+          <w:color w:val="0000FF"/>
           <w:sz w:val="24"/>
           <w:u w:val="single"/>
         </w:rPr>
@@ -1538,7 +1586,7 @@
           <w:rFonts w:ascii="Charis SIL Italic" w:hAnsi="Charis SIL Italic" w:eastAsia="Charis SIL Italic"/>
           <w:b w:val="0"/>
           <w:i/>
-          <w:color w:val="0066CC"/>
+          <w:color w:val="0000FF"/>
           <w:sz w:val="24"/>
           <w:u w:val="single"/>
         </w:rPr>
@@ -1556,7 +1604,7 @@
           <w:rFonts w:ascii="Charis SIL Italic" w:hAnsi="Charis SIL Italic" w:eastAsia="Charis SIL Italic"/>
           <w:b w:val="0"/>
           <w:i/>
-          <w:color w:val="0066CC"/>
+          <w:color w:val="0000FF"/>
           <w:sz w:val="24"/>
           <w:u w:val="single"/>
         </w:rPr>
@@ -1567,7 +1615,7 @@
           <w:rFonts w:ascii="Charis SIL Italic" w:hAnsi="Charis SIL Italic" w:eastAsia="Charis SIL Italic"/>
           <w:b w:val="0"/>
           <w:i/>
-          <w:color w:val="0066CC"/>
+          <w:color w:val="0000FF"/>
           <w:sz w:val="24"/>
           <w:u w:val="single"/>
         </w:rPr>
@@ -1585,7 +1633,7 @@
           <w:rFonts w:ascii="Charis SIL Italic" w:hAnsi="Charis SIL Italic" w:eastAsia="Charis SIL Italic"/>
           <w:b w:val="0"/>
           <w:i/>
-          <w:color w:val="0066CC"/>
+          <w:color w:val="0000FF"/>
           <w:sz w:val="24"/>
           <w:u w:val="single"/>
         </w:rPr>
@@ -1596,7 +1644,7 @@
           <w:rFonts w:ascii="Charis SIL Italic" w:hAnsi="Charis SIL Italic" w:eastAsia="Charis SIL Italic"/>
           <w:b w:val="0"/>
           <w:i/>
-          <w:color w:val="0066CC"/>
+          <w:color w:val="0000FF"/>
           <w:sz w:val="24"/>
           <w:u w:val="single"/>
         </w:rPr>
@@ -1617,29 +1665,11 @@
           <w:color w:val="000000"/>
           <w:sz w:val="24"/>
         </w:rPr>
-        <w:t xml:space="preserve"> by Cees</w:t>
+        <w:t xml:space="preserve"> by Cees va</w:t>
       </w:r>
       <w:r>
         <w:rPr>
-          <w:u w:val="single" w:color="0066cc"/>
-          <w:rFonts w:ascii="Charis SIL Regular" w:hAnsi="Charis SIL Regular" w:eastAsia="Charis SIL Regular"/>
-          <w:b w:val="0"/>
-          <w:i w:val="0"/>
-          <w:color w:val="000000"/>
-          <w:sz w:val="24"/>
-        </w:rPr>
-        <w:hyperlink r:id="rId15" w:history="1">
-          <w:r>
-            <w:rPr>
-              <w:rStyle w:val="Hyperlink"/>
-            </w:rPr>
-            <w:t xml:space="preserve"> va</w:t>
-          </w:r>
-        </w:hyperlink>
-      </w:r>
-      <w:r>
-        <w:rPr>
-          <w:u w:val="single" w:color="0066cc"/>
+          <w:u w:val="single" w:color="0000ff"/>
           <w:rFonts w:ascii="Charis SIL Regular" w:hAnsi="Charis SIL Regular" w:eastAsia="Charis SIL Regular"/>
           <w:b w:val="0"/>
           <w:i w:val="0"/>
@@ -1750,7 +1780,7 @@
           <w:rFonts w:ascii="Charis SIL Regular" w:hAnsi="Charis SIL Regular" w:eastAsia="Charis SIL Regular"/>
           <w:b w:val="0"/>
           <w:i w:val="0"/>
-          <w:color w:val="0066CC"/>
+          <w:color w:val="0000FF"/>
           <w:sz w:val="24"/>
           <w:u w:val="single"/>
         </w:rPr>
@@ -1768,7 +1798,7 @@
           <w:rFonts w:ascii="Charis SIL Regular" w:hAnsi="Charis SIL Regular" w:eastAsia="Charis SIL Regular"/>
           <w:b w:val="0"/>
           <w:i w:val="0"/>
-          <w:color w:val="0066CC"/>
+          <w:color w:val="0000FF"/>
           <w:sz w:val="24"/>
           <w:u w:val="single"/>
         </w:rPr>
@@ -1779,7 +1809,7 @@
           <w:rFonts w:ascii="Charis SIL Regular" w:hAnsi="Charis SIL Regular" w:eastAsia="Charis SIL Regular"/>
           <w:b w:val="0"/>
           <w:i w:val="0"/>
-          <w:color w:val="0066CC"/>
+          <w:color w:val="0000FF"/>
           <w:sz w:val="24"/>
           <w:u w:val="single"/>
         </w:rPr>
@@ -1847,7 +1877,7 @@
           <w:rFonts w:ascii="Charis SIL Regular" w:hAnsi="Charis SIL Regular" w:eastAsia="Charis SIL Regular"/>
           <w:b w:val="0"/>
           <w:i w:val="0"/>
-          <w:color w:val="0066CC"/>
+          <w:color w:val="0000FF"/>
           <w:sz w:val="24"/>
           <w:u w:val="single"/>
         </w:rPr>
@@ -1871,7 +1901,7 @@
           <w:rFonts w:ascii="Charis SIL Regular" w:hAnsi="Charis SIL Regular" w:eastAsia="Charis SIL Regular"/>
           <w:b w:val="0"/>
           <w:i w:val="0"/>
-          <w:color w:val="0066CC"/>
+          <w:color w:val="0000FF"/>
           <w:sz w:val="24"/>
           <w:u w:val="single"/>
         </w:rPr>
@@ -1882,7 +1912,7 @@
           <w:rFonts w:ascii="Charis SIL Regular" w:hAnsi="Charis SIL Regular" w:eastAsia="Charis SIL Regular"/>
           <w:b w:val="0"/>
           <w:i w:val="0"/>
-          <w:color w:val="0066CC"/>
+          <w:color w:val="0000FF"/>
           <w:sz w:val="24"/>
           <w:u w:val="single"/>
         </w:rPr>
@@ -1906,7 +1936,7 @@
           <w:rFonts w:ascii="Charis SIL Regular" w:hAnsi="Charis SIL Regular" w:eastAsia="Charis SIL Regular"/>
           <w:b w:val="0"/>
           <w:i w:val="0"/>
-          <w:color w:val="0066CC"/>
+          <w:color w:val="0000FF"/>
           <w:sz w:val="24"/>
           <w:u w:val="single"/>
         </w:rPr>
@@ -1930,7 +1960,7 @@
           <w:rFonts w:ascii="Charis SIL Regular" w:hAnsi="Charis SIL Regular" w:eastAsia="Charis SIL Regular"/>
           <w:b w:val="0"/>
           <w:i w:val="0"/>
-          <w:color w:val="0066CC"/>
+          <w:color w:val="0000FF"/>
           <w:sz w:val="24"/>
           <w:u w:val="single"/>
         </w:rPr>
@@ -1941,7 +1971,7 @@
           <w:rFonts w:ascii="Charis SIL Regular" w:hAnsi="Charis SIL Regular" w:eastAsia="Charis SIL Regular"/>
           <w:b w:val="0"/>
           <w:i w:val="0"/>
-          <w:color w:val="0066CC"/>
+          <w:color w:val="0000FF"/>
           <w:sz w:val="24"/>
           <w:u w:val="single"/>
         </w:rPr>
@@ -1962,7 +1992,7 @@
           <w:rFonts w:ascii="Charis SIL Regular" w:hAnsi="Charis SIL Regular" w:eastAsia="Charis SIL Regular"/>
           <w:b w:val="0"/>
           <w:i w:val="0"/>
-          <w:color w:val="0066CC"/>
+          <w:color w:val="0000FF"/>
           <w:sz w:val="24"/>
           <w:u w:val="single"/>
         </w:rPr>
@@ -1986,7 +2016,7 @@
           <w:rFonts w:ascii="Charis SIL Regular" w:hAnsi="Charis SIL Regular" w:eastAsia="Charis SIL Regular"/>
           <w:b w:val="0"/>
           <w:i w:val="0"/>
-          <w:color w:val="0066CC"/>
+          <w:color w:val="0000FF"/>
           <w:sz w:val="24"/>
           <w:u w:val="single"/>
         </w:rPr>
@@ -2107,7 +2137,7 @@
           <w:rFonts w:ascii="Charis SIL Regular" w:hAnsi="Charis SIL Regular" w:eastAsia="Charis SIL Regular"/>
           <w:b w:val="0"/>
           <w:i w:val="0"/>
-          <w:color w:val="0066CC"/>
+          <w:color w:val="0000FF"/>
           <w:sz w:val="24"/>
           <w:u w:val="single"/>
         </w:rPr>
@@ -2125,7 +2155,7 @@
           <w:rFonts w:ascii="Charis SIL Regular" w:hAnsi="Charis SIL Regular" w:eastAsia="Charis SIL Regular"/>
           <w:b w:val="0"/>
           <w:i w:val="0"/>
-          <w:color w:val="0066CC"/>
+          <w:color w:val="0000FF"/>
           <w:sz w:val="24"/>
           <w:u w:val="single"/>
         </w:rPr>
@@ -2143,7 +2173,7 @@
           <w:rFonts w:ascii="Charis SIL Regular" w:hAnsi="Charis SIL Regular" w:eastAsia="Charis SIL Regular"/>
           <w:b w:val="0"/>
           <w:i w:val="0"/>
-          <w:color w:val="0066CC"/>
+          <w:color w:val="0000FF"/>
           <w:sz w:val="24"/>
           <w:u w:val="single"/>
         </w:rPr>
@@ -2161,7 +2191,7 @@
           <w:rFonts w:ascii="Charis SIL Regular" w:hAnsi="Charis SIL Regular" w:eastAsia="Charis SIL Regular"/>
           <w:b w:val="0"/>
           <w:i w:val="0"/>
-          <w:color w:val="0066CC"/>
+          <w:color w:val="0000FF"/>
           <w:sz w:val="24"/>
           <w:u w:val="single"/>
         </w:rPr>
@@ -2179,7 +2209,7 @@
           <w:rFonts w:ascii="Charis SIL Regular" w:hAnsi="Charis SIL Regular" w:eastAsia="Charis SIL Regular"/>
           <w:b w:val="0"/>
           <w:i w:val="0"/>
-          <w:color w:val="0066CC"/>
+          <w:color w:val="0000FF"/>
           <w:sz w:val="24"/>
           <w:u w:val="single"/>
         </w:rPr>
@@ -2197,7 +2227,7 @@
           <w:rFonts w:ascii="Charis SIL Regular" w:hAnsi="Charis SIL Regular" w:eastAsia="Charis SIL Regular"/>
           <w:b w:val="0"/>
           <w:i w:val="0"/>
-          <w:color w:val="0066CC"/>
+          <w:color w:val="0000FF"/>
           <w:sz w:val="24"/>
           <w:u w:val="single"/>
         </w:rPr>
@@ -2206,7 +2236,7 @@
             <w:rPr>
               <w:rStyle w:val="Hyperlink"/>
             </w:rPr>
-            <w:t>file/8</w:t>
+            <w:t>file/</w:t>
           </w:r>
         </w:hyperlink>
       </w:r>
@@ -2215,9 +2245,26 @@
           <w:rFonts w:ascii="Charis SIL Regular" w:hAnsi="Charis SIL Regular" w:eastAsia="Charis SIL Regular"/>
           <w:b w:val="0"/>
           <w:i w:val="0"/>
-          <w:color w:val="0066CC"/>
+          <w:color w:val="0000FF"/>
           <w:sz w:val="24"/>
           <w:u w:val="single"/>
+        </w:rPr>
+        <w:hyperlink r:id="rId13" w:history="1">
+          <w:r>
+            <w:rPr>
+              <w:rStyle w:val="Hyperlink"/>
+            </w:rPr>
+            <w:t>8</w:t>
+          </w:r>
+        </w:hyperlink>
+      </w:r>
+      <w:r>
+        <w:rPr>
+          <w:rFonts w:ascii="Charis SIL Regular" w:hAnsi="Charis SIL Regular" w:eastAsia="Charis SIL Regular"/>
+          <w:b w:val="0"/>
+          <w:i w:val="0"/>
+          <w:color w:val="0000FF"/>
+          <w:sz w:val="24"/>
         </w:rPr>
         <w:hyperlink r:id="rId13" w:history="1">
           <w:r>
@@ -2233,7 +2280,7 @@
           <w:rFonts w:ascii="Charis SIL Regular" w:hAnsi="Charis SIL Regular" w:eastAsia="Charis SIL Regular"/>
           <w:b w:val="0"/>
           <w:i w:val="0"/>
-          <w:color w:val="0066CC"/>
+          <w:color w:val="0000FF"/>
           <w:sz w:val="24"/>
           <w:u w:val="single"/>
         </w:rPr>
@@ -2251,7 +2298,7 @@
           <w:rFonts w:ascii="Charis SIL Regular" w:hAnsi="Charis SIL Regular" w:eastAsia="Charis SIL Regular"/>
           <w:b w:val="0"/>
           <w:i w:val="0"/>
-          <w:color w:val="0066CC"/>
+          <w:color w:val="0000FF"/>
           <w:sz w:val="24"/>
           <w:u w:val="single"/>
         </w:rPr>
@@ -2260,7 +2307,7 @@
             <w:rPr>
               <w:rStyle w:val="Hyperlink"/>
             </w:rPr>
-            <w:t>8c8d66b2d3d5d8a2e8a73eb87</w:t>
+            <w:t>8c8d66b2d3d5d8a2e8a73eb8756</w:t>
           </w:r>
         </w:hyperlink>
       </w:r>
@@ -2269,28 +2316,7 @@
           <w:rFonts w:ascii="Charis SIL Regular" w:hAnsi="Charis SIL Regular" w:eastAsia="Charis SIL Regular"/>
           <w:b w:val="0"/>
           <w:i w:val="0"/>
-          <w:color w:val="0066CC"/>
-          <w:sz w:val="24"/>
-          <w:u w:val="single"/>
-        </w:rPr>
-        <w:t>5</w:t>
-      </w:r>
-      <w:r>
-        <w:rPr>
-          <w:rFonts w:ascii="Charis SIL Regular" w:hAnsi="Charis SIL Regular" w:eastAsia="Charis SIL Regular"/>
-          <w:b w:val="0"/>
-          <w:i w:val="0"/>
-          <w:color w:val="0066CC"/>
-          <w:sz w:val="24"/>
-        </w:rPr>
-        <w:t>6</w:t>
-      </w:r>
-      <w:r>
-        <w:rPr>
-          <w:rFonts w:ascii="Charis SIL Regular" w:hAnsi="Charis SIL Regular" w:eastAsia="Charis SIL Regular"/>
-          <w:b w:val="0"/>
-          <w:i w:val="0"/>
-          <w:color w:val="0066CC"/>
+          <w:color w:val="0000FF"/>
           <w:sz w:val="24"/>
           <w:u w:val="single"/>
         </w:rPr>
@@ -2299,9 +2325,19 @@
             <w:rPr>
               <w:rStyle w:val="Hyperlink"/>
             </w:rPr>
-            <w:t>3a</w:t>
+            <w:t>3</w:t>
           </w:r>
         </w:hyperlink>
+      </w:r>
+      <w:r>
+        <w:rPr>
+          <w:rFonts w:ascii="Charis SIL Regular" w:hAnsi="Charis SIL Regular" w:eastAsia="Charis SIL Regular"/>
+          <w:b w:val="0"/>
+          <w:i w:val="0"/>
+          <w:color w:val="0000FF"/>
+          <w:sz w:val="24"/>
+        </w:rPr>
+        <w:t>a</w:t>
       </w:r>
     </w:p>
     <w:p>
@@ -2438,7 +2474,7 @@
           <w:rFonts w:ascii="Charis SIL Regular" w:hAnsi="Charis SIL Regular" w:eastAsia="Charis SIL Regular"/>
           <w:b w:val="0"/>
           <w:i w:val="0"/>
-          <w:color w:val="0066CC"/>
+          <w:color w:val="0000FF"/>
           <w:sz w:val="24"/>
           <w:u w:val="single"/>
         </w:rPr>
@@ -2456,7 +2492,7 @@
           <w:rFonts w:ascii="Charis SIL Regular" w:hAnsi="Charis SIL Regular" w:eastAsia="Charis SIL Regular"/>
           <w:b w:val="0"/>
           <w:i w:val="0"/>
-          <w:color w:val="0066CC"/>
+          <w:color w:val="0000FF"/>
           <w:sz w:val="24"/>
           <w:u w:val="single"/>
         </w:rPr>
@@ -2474,7 +2510,7 @@
           <w:rFonts w:ascii="Charis SIL Regular" w:hAnsi="Charis SIL Regular" w:eastAsia="Charis SIL Regular"/>
           <w:b w:val="0"/>
           <w:i w:val="0"/>
-          <w:color w:val="0066CC"/>
+          <w:color w:val="0000FF"/>
           <w:sz w:val="24"/>
           <w:u w:val="single"/>
         </w:rPr>
@@ -2492,7 +2528,7 @@
           <w:rFonts w:ascii="Charis SIL Regular" w:hAnsi="Charis SIL Regular" w:eastAsia="Charis SIL Regular"/>
           <w:b w:val="0"/>
           <w:i w:val="0"/>
-          <w:color w:val="0066CC"/>
+          <w:color w:val="0000FF"/>
           <w:sz w:val="24"/>
           <w:u w:val="single"/>
         </w:rPr>
@@ -2510,7 +2546,7 @@
           <w:rFonts w:ascii="Charis SIL Regular" w:hAnsi="Charis SIL Regular" w:eastAsia="Charis SIL Regular"/>
           <w:b w:val="0"/>
           <w:i w:val="0"/>
-          <w:color w:val="0066CC"/>
+          <w:color w:val="0000FF"/>
           <w:sz w:val="24"/>
           <w:u w:val="single"/>
         </w:rPr>
@@ -2528,7 +2564,7 @@
           <w:rFonts w:ascii="Charis SIL Regular" w:hAnsi="Charis SIL Regular" w:eastAsia="Charis SIL Regular"/>
           <w:b w:val="0"/>
           <w:i w:val="0"/>
-          <w:color w:val="0066CC"/>
+          <w:color w:val="0000FF"/>
           <w:sz w:val="24"/>
           <w:u w:val="single"/>
         </w:rPr>
@@ -2546,7 +2582,7 @@
           <w:rFonts w:ascii="Charis SIL Regular" w:hAnsi="Charis SIL Regular" w:eastAsia="Charis SIL Regular"/>
           <w:b w:val="0"/>
           <w:i w:val="0"/>
-          <w:color w:val="0066CC"/>
+          <w:color w:val="0000FF"/>
           <w:sz w:val="24"/>
           <w:u w:val="single"/>
         </w:rPr>
@@ -2564,7 +2600,7 @@
           <w:rFonts w:ascii="Charis SIL Regular" w:hAnsi="Charis SIL Regular" w:eastAsia="Charis SIL Regular"/>
           <w:b w:val="0"/>
           <w:i w:val="0"/>
-          <w:color w:val="0066CC"/>
+          <w:color w:val="0000FF"/>
           <w:sz w:val="24"/>
           <w:u w:val="single"/>
         </w:rPr>
@@ -2691,7 +2727,7 @@
           <w:rFonts w:ascii="Charis SIL Regular" w:hAnsi="Charis SIL Regular" w:eastAsia="Charis SIL Regular"/>
           <w:b w:val="0"/>
           <w:i w:val="0"/>
-          <w:color w:val="0066CC"/>
+          <w:color w:val="0000FF"/>
           <w:sz w:val="24"/>
           <w:u w:val="single"/>
         </w:rPr>
@@ -2709,7 +2745,7 @@
           <w:rFonts w:ascii="Charis SIL Regular" w:hAnsi="Charis SIL Regular" w:eastAsia="Charis SIL Regular"/>
           <w:b w:val="0"/>
           <w:i w:val="0"/>
-          <w:color w:val="0066CC"/>
+          <w:color w:val="0000FF"/>
           <w:sz w:val="24"/>
           <w:u w:val="single"/>
         </w:rPr>
@@ -2727,7 +2763,7 @@
           <w:rFonts w:ascii="Charis SIL Regular" w:hAnsi="Charis SIL Regular" w:eastAsia="Charis SIL Regular"/>
           <w:b w:val="0"/>
           <w:i w:val="0"/>
-          <w:color w:val="0066CC"/>
+          <w:color w:val="0000FF"/>
           <w:sz w:val="24"/>
           <w:u w:val="single"/>
         </w:rPr>
@@ -2755,7 +2791,7 @@
           <w:rFonts w:ascii="Charis SIL Regular" w:hAnsi="Charis SIL Regular" w:eastAsia="Charis SIL Regular"/>
           <w:b w:val="0"/>
           <w:i w:val="0"/>
-          <w:color w:val="0066CC"/>
+          <w:color w:val="0000FF"/>
           <w:sz w:val="24"/>
           <w:u w:val="single"/>
         </w:rPr>
@@ -2773,7 +2809,7 @@
           <w:rFonts w:ascii="Charis SIL Regular" w:hAnsi="Charis SIL Regular" w:eastAsia="Charis SIL Regular"/>
           <w:b w:val="0"/>
           <w:i w:val="0"/>
-          <w:color w:val="0066CC"/>
+          <w:color w:val="0000FF"/>
           <w:sz w:val="24"/>
           <w:u w:val="single"/>
         </w:rPr>
@@ -2784,7 +2820,7 @@
           <w:rFonts w:ascii="Charis SIL Regular" w:hAnsi="Charis SIL Regular" w:eastAsia="Charis SIL Regular"/>
           <w:b w:val="0"/>
           <w:i w:val="0"/>
-          <w:color w:val="0066CC"/>
+          <w:color w:val="0000FF"/>
           <w:sz w:val="24"/>
           <w:u w:val="single"/>
         </w:rPr>
@@ -2812,7 +2848,7 @@
           <w:rFonts w:ascii="Charis SIL Regular" w:hAnsi="Charis SIL Regular" w:eastAsia="Charis SIL Regular"/>
           <w:b w:val="0"/>
           <w:i w:val="0"/>
-          <w:color w:val="0066CC"/>
+          <w:color w:val="0000FF"/>
           <w:sz w:val="24"/>
           <w:u w:val="single"/>
         </w:rPr>
@@ -2830,11 +2866,11 @@
           <w:rFonts w:ascii="Charis SIL Regular" w:hAnsi="Charis SIL Regular" w:eastAsia="Charis SIL Regular"/>
           <w:b w:val="0"/>
           <w:i w:val="0"/>
-          <w:color w:val="0066CC"/>
+          <w:color w:val="0000FF"/>
           <w:sz w:val="24"/>
           <w:u w:val="single"/>
         </w:rPr>
-        <w:hyperlink r:id="rId17" w:history="1">
+        <w:hyperlink r:id="rId9" w:history="1">
           <w:r>
             <w:rPr>
               <w:rStyle w:val="Hyperlink"/>
@@ -2848,11 +2884,11 @@
           <w:rFonts w:ascii="Charis SIL Regular" w:hAnsi="Charis SIL Regular" w:eastAsia="Charis SIL Regular"/>
           <w:b w:val="0"/>
           <w:i w:val="0"/>
-          <w:color w:val="0066CC"/>
+          <w:color w:val="0000FF"/>
           <w:sz w:val="24"/>
           <w:u w:val="single"/>
         </w:rPr>
-        <w:hyperlink r:id="rId9" w:history="1">
+        <w:hyperlink r:id="rId17" w:history="1">
           <w:r>
             <w:rPr>
               <w:rStyle w:val="Hyperlink"/>

--- a/EXPORTS/DOCX/published/niveau3/English/MissiemuseumTilburg.docx
+++ b/EXPORTS/DOCX/published/niveau3/English/MissiemuseumTilburg.docx
@@ -501,7 +501,7 @@
             <w:rPr>
               <w:rStyle w:val="Hyperlink"/>
             </w:rPr>
-            <w:t xml:space="preserve"> Four r</w:t>
+            <w:t xml:space="preserve"> Four </w:t>
           </w:r>
         </w:hyperlink>
       </w:r>
@@ -519,7 +519,7 @@
             <w:rPr>
               <w:rStyle w:val="Hyperlink"/>
             </w:rPr>
-            <w:t xml:space="preserve">egions </w:t>
+            <w:t xml:space="preserve">regions </w:t>
           </w:r>
         </w:hyperlink>
       </w:r>
@@ -1418,16 +1418,8 @@
           <w:i/>
           <w:color w:val="0000FF"/>
           <w:sz w:val="24"/>
-          <w:u w:val="single"/>
         </w:rPr>
-        <w:hyperlink r:id="rId15" w:history="1">
-          <w:r>
-            <w:rPr>
-              <w:rStyle w:val="Hyperlink"/>
-            </w:rPr>
-            <w:t>Het</w:t>
-          </w:r>
-        </w:hyperlink>
+        <w:t xml:space="preserve">Het Nederlands(ch) </w:t>
       </w:r>
       <w:r>
         <w:rPr>
@@ -1438,47 +1430,7 @@
           <w:sz w:val="24"/>
           <w:u w:val="single"/>
         </w:rPr>
-        <w:t xml:space="preserve"> </w:t>
-      </w:r>
-      <w:r>
-        <w:rPr>
-          <w:rFonts w:ascii="Charis SIL Italic" w:hAnsi="Charis SIL Italic" w:eastAsia="Charis SIL Italic"/>
-          <w:b w:val="0"/>
-          <w:i/>
-          <w:color w:val="0000FF"/>
-          <w:sz w:val="24"/>
-          <w:u w:val="single"/>
-        </w:rPr>
-        <w:hyperlink r:id="rId15" w:history="1">
-          <w:r>
-            <w:rPr>
-              <w:rStyle w:val="Hyperlink"/>
-            </w:rPr>
-            <w:t>Nederlands(ch)</w:t>
-          </w:r>
-        </w:hyperlink>
-      </w:r>
-      <w:r>
-        <w:rPr>
-          <w:rFonts w:ascii="Charis SIL Italic" w:hAnsi="Charis SIL Italic" w:eastAsia="Charis SIL Italic"/>
-          <w:b w:val="0"/>
-          <w:i/>
-          <w:color w:val="0000FF"/>
-          <w:sz w:val="24"/>
-          <w:u w:val="single"/>
-        </w:rPr>
-        <w:t xml:space="preserve"> </w:t>
-      </w:r>
-      <w:r>
-        <w:rPr>
-          <w:rFonts w:ascii="Charis SIL Italic" w:hAnsi="Charis SIL Italic" w:eastAsia="Charis SIL Italic"/>
-          <w:b w:val="0"/>
-          <w:i/>
-          <w:color w:val="0000FF"/>
-          <w:sz w:val="24"/>
-          <w:u w:val="single"/>
-        </w:rPr>
-        <w:hyperlink r:id="rId15" w:history="1">
+        <w:hyperlink r:id="rId14" w:history="1">
           <w:r>
             <w:rPr>
               <w:rStyle w:val="Hyperlink"/>
@@ -1496,7 +1448,7 @@
           <w:sz w:val="24"/>
           <w:u w:val="single"/>
         </w:rPr>
-        <w:hyperlink r:id="rId15" w:history="1">
+        <w:hyperlink r:id="rId14" w:history="1">
           <w:r>
             <w:rPr>
               <w:rStyle w:val="Hyperlink"/>
@@ -1665,7 +1617,25 @@
           <w:color w:val="000000"/>
           <w:sz w:val="24"/>
         </w:rPr>
-        <w:t xml:space="preserve"> by Cees va</w:t>
+        <w:t xml:space="preserve"> by Cees</w:t>
+      </w:r>
+      <w:r>
+        <w:rPr>
+          <w:u w:val="single" w:color="0000ff"/>
+          <w:rFonts w:ascii="Charis SIL Regular" w:hAnsi="Charis SIL Regular" w:eastAsia="Charis SIL Regular"/>
+          <w:b w:val="0"/>
+          <w:i w:val="0"/>
+          <w:color w:val="000000"/>
+          <w:sz w:val="24"/>
+        </w:rPr>
+        <w:hyperlink r:id="rId15" w:history="1">
+          <w:r>
+            <w:rPr>
+              <w:rStyle w:val="Hyperlink"/>
+            </w:rPr>
+            <w:t xml:space="preserve"> va</w:t>
+          </w:r>
+        </w:hyperlink>
       </w:r>
       <w:r>
         <w:rPr>
@@ -2236,7 +2206,7 @@
             <w:rPr>
               <w:rStyle w:val="Hyperlink"/>
             </w:rPr>
-            <w:t>file/</w:t>
+            <w:t>file/8</w:t>
           </w:r>
         </w:hyperlink>
       </w:r>
@@ -2248,23 +2218,6 @@
           <w:color w:val="0000FF"/>
           <w:sz w:val="24"/>
           <w:u w:val="single"/>
-        </w:rPr>
-        <w:hyperlink r:id="rId13" w:history="1">
-          <w:r>
-            <w:rPr>
-              <w:rStyle w:val="Hyperlink"/>
-            </w:rPr>
-            <w:t>8</w:t>
-          </w:r>
-        </w:hyperlink>
-      </w:r>
-      <w:r>
-        <w:rPr>
-          <w:rFonts w:ascii="Charis SIL Regular" w:hAnsi="Charis SIL Regular" w:eastAsia="Charis SIL Regular"/>
-          <w:b w:val="0"/>
-          <w:i w:val="0"/>
-          <w:color w:val="0000FF"/>
-          <w:sz w:val="24"/>
         </w:rPr>
         <w:hyperlink r:id="rId13" w:history="1">
           <w:r>
@@ -2320,14 +2273,7 @@
           <w:sz w:val="24"/>
           <w:u w:val="single"/>
         </w:rPr>
-        <w:hyperlink r:id="rId13" w:history="1">
-          <w:r>
-            <w:rPr>
-              <w:rStyle w:val="Hyperlink"/>
-            </w:rPr>
-            <w:t>3</w:t>
-          </w:r>
-        </w:hyperlink>
+        <w:t>3</w:t>
       </w:r>
       <w:r>
         <w:rPr>
@@ -2870,7 +2816,7 @@
           <w:sz w:val="24"/>
           <w:u w:val="single"/>
         </w:rPr>
-        <w:hyperlink r:id="rId9" w:history="1">
+        <w:hyperlink r:id="rId17" w:history="1">
           <w:r>
             <w:rPr>
               <w:rStyle w:val="Hyperlink"/>
@@ -2888,7 +2834,7 @@
           <w:sz w:val="24"/>
           <w:u w:val="single"/>
         </w:rPr>
-        <w:hyperlink r:id="rId17" w:history="1">
+        <w:hyperlink r:id="rId9" w:history="1">
           <w:r>
             <w:rPr>
               <w:rStyle w:val="Hyperlink"/>

--- a/EXPORTS/DOCX/published/niveau3/English/MissiemuseumTilburg.docx
+++ b/EXPORTS/DOCX/published/niveau3/English/MissiemuseumTilburg.docx
@@ -501,7 +501,7 @@
             <w:rPr>
               <w:rStyle w:val="Hyperlink"/>
             </w:rPr>
-            <w:t xml:space="preserve"> Four </w:t>
+            <w:t xml:space="preserve"> Four r</w:t>
           </w:r>
         </w:hyperlink>
       </w:r>
@@ -519,7 +519,7 @@
             <w:rPr>
               <w:rStyle w:val="Hyperlink"/>
             </w:rPr>
-            <w:t xml:space="preserve">regions </w:t>
+            <w:t xml:space="preserve">egions </w:t>
           </w:r>
         </w:hyperlink>
       </w:r>
@@ -1418,8 +1418,16 @@
           <w:i/>
           <w:color w:val="0000FF"/>
           <w:sz w:val="24"/>
+          <w:u w:val="single"/>
         </w:rPr>
-        <w:t xml:space="preserve">Het Nederlands(ch) </w:t>
+        <w:hyperlink r:id="rId15" w:history="1">
+          <w:r>
+            <w:rPr>
+              <w:rStyle w:val="Hyperlink"/>
+            </w:rPr>
+            <w:t>Het</w:t>
+          </w:r>
+        </w:hyperlink>
       </w:r>
       <w:r>
         <w:rPr>
@@ -1430,7 +1438,47 @@
           <w:sz w:val="24"/>
           <w:u w:val="single"/>
         </w:rPr>
-        <w:hyperlink r:id="rId14" w:history="1">
+        <w:t xml:space="preserve"> </w:t>
+      </w:r>
+      <w:r>
+        <w:rPr>
+          <w:rFonts w:ascii="Charis SIL Italic" w:hAnsi="Charis SIL Italic" w:eastAsia="Charis SIL Italic"/>
+          <w:b w:val="0"/>
+          <w:i/>
+          <w:color w:val="0000FF"/>
+          <w:sz w:val="24"/>
+          <w:u w:val="single"/>
+        </w:rPr>
+        <w:hyperlink r:id="rId15" w:history="1">
+          <w:r>
+            <w:rPr>
+              <w:rStyle w:val="Hyperlink"/>
+            </w:rPr>
+            <w:t>Nederlands(ch)</w:t>
+          </w:r>
+        </w:hyperlink>
+      </w:r>
+      <w:r>
+        <w:rPr>
+          <w:rFonts w:ascii="Charis SIL Italic" w:hAnsi="Charis SIL Italic" w:eastAsia="Charis SIL Italic"/>
+          <w:b w:val="0"/>
+          <w:i/>
+          <w:color w:val="0000FF"/>
+          <w:sz w:val="24"/>
+          <w:u w:val="single"/>
+        </w:rPr>
+        <w:t xml:space="preserve"> </w:t>
+      </w:r>
+      <w:r>
+        <w:rPr>
+          <w:rFonts w:ascii="Charis SIL Italic" w:hAnsi="Charis SIL Italic" w:eastAsia="Charis SIL Italic"/>
+          <w:b w:val="0"/>
+          <w:i/>
+          <w:color w:val="0000FF"/>
+          <w:sz w:val="24"/>
+          <w:u w:val="single"/>
+        </w:rPr>
+        <w:hyperlink r:id="rId15" w:history="1">
           <w:r>
             <w:rPr>
               <w:rStyle w:val="Hyperlink"/>
@@ -1448,7 +1496,7 @@
           <w:sz w:val="24"/>
           <w:u w:val="single"/>
         </w:rPr>
-        <w:hyperlink r:id="rId14" w:history="1">
+        <w:hyperlink r:id="rId15" w:history="1">
           <w:r>
             <w:rPr>
               <w:rStyle w:val="Hyperlink"/>
@@ -2206,7 +2254,7 @@
             <w:rPr>
               <w:rStyle w:val="Hyperlink"/>
             </w:rPr>
-            <w:t>file/8</w:t>
+            <w:t>file</w:t>
           </w:r>
         </w:hyperlink>
       </w:r>
@@ -2224,7 +2272,7 @@
             <w:rPr>
               <w:rStyle w:val="Hyperlink"/>
             </w:rPr>
-            <w:t>f</w:t>
+            <w:t>/</w:t>
           </w:r>
         </w:hyperlink>
       </w:r>
@@ -2242,9 +2290,36 @@
             <w:rPr>
               <w:rStyle w:val="Hyperlink"/>
             </w:rPr>
-            <w:t>e</w:t>
+            <w:t>8</w:t>
           </w:r>
         </w:hyperlink>
+      </w:r>
+      <w:r>
+        <w:rPr>
+          <w:rFonts w:ascii="Charis SIL Regular" w:hAnsi="Charis SIL Regular" w:eastAsia="Charis SIL Regular"/>
+          <w:b w:val="0"/>
+          <w:i w:val="0"/>
+          <w:color w:val="0000FF"/>
+          <w:sz w:val="24"/>
+        </w:rPr>
+        <w:hyperlink r:id="rId13" w:history="1">
+          <w:r>
+            <w:rPr>
+              <w:rStyle w:val="Hyperlink"/>
+            </w:rPr>
+            <w:t>f</w:t>
+          </w:r>
+        </w:hyperlink>
+      </w:r>
+      <w:r>
+        <w:rPr>
+          <w:rFonts w:ascii="Charis SIL Regular" w:hAnsi="Charis SIL Regular" w:eastAsia="Charis SIL Regular"/>
+          <w:b w:val="0"/>
+          <w:i w:val="0"/>
+          <w:color w:val="0000FF"/>
+          <w:sz w:val="24"/>
+        </w:rPr>
+        <w:t>e</w:t>
       </w:r>
       <w:r>
         <w:rPr>
@@ -2273,17 +2348,14 @@
           <w:sz w:val="24"/>
           <w:u w:val="single"/>
         </w:rPr>
-        <w:t>3</w:t>
-      </w:r>
-      <w:r>
-        <w:rPr>
-          <w:rFonts w:ascii="Charis SIL Regular" w:hAnsi="Charis SIL Regular" w:eastAsia="Charis SIL Regular"/>
-          <w:b w:val="0"/>
-          <w:i w:val="0"/>
-          <w:color w:val="0000FF"/>
-          <w:sz w:val="24"/>
-        </w:rPr>
-        <w:t>a</w:t>
+        <w:hyperlink r:id="rId13" w:history="1">
+          <w:r>
+            <w:rPr>
+              <w:rStyle w:val="Hyperlink"/>
+            </w:rPr>
+            <w:t>3a</w:t>
+          </w:r>
+        </w:hyperlink>
       </w:r>
     </w:p>
     <w:p>
@@ -2816,7 +2888,7 @@
           <w:sz w:val="24"/>
           <w:u w:val="single"/>
         </w:rPr>
-        <w:hyperlink r:id="rId17" w:history="1">
+        <w:hyperlink r:id="rId9" w:history="1">
           <w:r>
             <w:rPr>
               <w:rStyle w:val="Hyperlink"/>

--- a/EXPORTS/DOCX/published/niveau3/English/MissiemuseumTilburg.docx
+++ b/EXPORTS/DOCX/published/niveau3/English/MissiemuseumTilburg.docx
@@ -1478,7 +1478,7 @@
           <w:sz w:val="24"/>
           <w:u w:val="single"/>
         </w:rPr>
-        <w:hyperlink r:id="rId15" w:history="1">
+        <w:hyperlink r:id="rId14" w:history="1">
           <w:r>
             <w:rPr>
               <w:rStyle w:val="Hyperlink"/>
@@ -1496,7 +1496,7 @@
           <w:sz w:val="24"/>
           <w:u w:val="single"/>
         </w:rPr>
-        <w:hyperlink r:id="rId15" w:history="1">
+        <w:hyperlink r:id="rId14" w:history="1">
           <w:r>
             <w:rPr>
               <w:rStyle w:val="Hyperlink"/>
@@ -2254,7 +2254,7 @@
             <w:rPr>
               <w:rStyle w:val="Hyperlink"/>
             </w:rPr>
-            <w:t>file</w:t>
+            <w:t>file/8</w:t>
           </w:r>
         </w:hyperlink>
       </w:r>
@@ -2272,7 +2272,7 @@
             <w:rPr>
               <w:rStyle w:val="Hyperlink"/>
             </w:rPr>
-            <w:t>/</w:t>
+            <w:t>f</w:t>
           </w:r>
         </w:hyperlink>
       </w:r>
@@ -2290,36 +2290,9 @@
             <w:rPr>
               <w:rStyle w:val="Hyperlink"/>
             </w:rPr>
-            <w:t>8</w:t>
+            <w:t>e</w:t>
           </w:r>
         </w:hyperlink>
-      </w:r>
-      <w:r>
-        <w:rPr>
-          <w:rFonts w:ascii="Charis SIL Regular" w:hAnsi="Charis SIL Regular" w:eastAsia="Charis SIL Regular"/>
-          <w:b w:val="0"/>
-          <w:i w:val="0"/>
-          <w:color w:val="0000FF"/>
-          <w:sz w:val="24"/>
-        </w:rPr>
-        <w:hyperlink r:id="rId13" w:history="1">
-          <w:r>
-            <w:rPr>
-              <w:rStyle w:val="Hyperlink"/>
-            </w:rPr>
-            <w:t>f</w:t>
-          </w:r>
-        </w:hyperlink>
-      </w:r>
-      <w:r>
-        <w:rPr>
-          <w:rFonts w:ascii="Charis SIL Regular" w:hAnsi="Charis SIL Regular" w:eastAsia="Charis SIL Regular"/>
-          <w:b w:val="0"/>
-          <w:i w:val="0"/>
-          <w:color w:val="0000FF"/>
-          <w:sz w:val="24"/>
-        </w:rPr>
-        <w:t>e</w:t>
       </w:r>
       <w:r>
         <w:rPr>
@@ -2335,9 +2308,30 @@
             <w:rPr>
               <w:rStyle w:val="Hyperlink"/>
             </w:rPr>
-            <w:t>8c8d66b2d3d5d8a2e8a73eb8756</w:t>
+            <w:t>8c8d66b2d3d5d8a2e8a73eb87</w:t>
           </w:r>
         </w:hyperlink>
+      </w:r>
+      <w:r>
+        <w:rPr>
+          <w:rFonts w:ascii="Charis SIL Regular" w:hAnsi="Charis SIL Regular" w:eastAsia="Charis SIL Regular"/>
+          <w:b w:val="0"/>
+          <w:i w:val="0"/>
+          <w:color w:val="0000FF"/>
+          <w:sz w:val="24"/>
+          <w:u w:val="single"/>
+        </w:rPr>
+        <w:t>5</w:t>
+      </w:r>
+      <w:r>
+        <w:rPr>
+          <w:rFonts w:ascii="Charis SIL Regular" w:hAnsi="Charis SIL Regular" w:eastAsia="Charis SIL Regular"/>
+          <w:b w:val="0"/>
+          <w:i w:val="0"/>
+          <w:color w:val="0000FF"/>
+          <w:sz w:val="24"/>
+        </w:rPr>
+        <w:t>6</w:t>
       </w:r>
       <w:r>
         <w:rPr>
@@ -2888,7 +2882,7 @@
           <w:sz w:val="24"/>
           <w:u w:val="single"/>
         </w:rPr>
-        <w:hyperlink r:id="rId9" w:history="1">
+        <w:hyperlink r:id="rId17" w:history="1">
           <w:r>
             <w:rPr>
               <w:rStyle w:val="Hyperlink"/>
@@ -2906,7 +2900,7 @@
           <w:sz w:val="24"/>
           <w:u w:val="single"/>
         </w:rPr>
-        <w:hyperlink r:id="rId9" w:history="1">
+        <w:hyperlink r:id="rId17" w:history="1">
           <w:r>
             <w:rPr>
               <w:rStyle w:val="Hyperlink"/>

--- a/EXPORTS/DOCX/published/niveau3/English/MissiemuseumTilburg.docx
+++ b/EXPORTS/DOCX/published/niveau3/English/MissiemuseumTilburg.docx
@@ -790,25 +790,7 @@
           <w:color w:val="000000"/>
           <w:sz w:val="24"/>
         </w:rPr>
-        <w:t>the l</w:t>
-      </w:r>
-      <w:r>
-        <w:rPr>
-          <w:u w:val="single" w:color="0000ff"/>
-          <w:rFonts w:ascii="Charis SIL Regular" w:hAnsi="Charis SIL Regular" w:eastAsia="Charis SIL Regular"/>
-          <w:b w:val="0"/>
-          <w:i w:val="0"/>
-          <w:color w:val="000000"/>
-          <w:sz w:val="24"/>
-        </w:rPr>
-        <w:hyperlink r:id="rId10" w:history="1">
-          <w:r>
-            <w:rPr>
-              <w:rStyle w:val="Hyperlink"/>
-            </w:rPr>
-            <w:t>ife stor</w:t>
-          </w:r>
-        </w:hyperlink>
+        <w:t>the life stor</w:t>
       </w:r>
       <w:r>
         <w:rPr>
@@ -1478,7 +1460,7 @@
           <w:sz w:val="24"/>
           <w:u w:val="single"/>
         </w:rPr>
-        <w:hyperlink r:id="rId14" w:history="1">
+        <w:hyperlink r:id="rId15" w:history="1">
           <w:r>
             <w:rPr>
               <w:rStyle w:val="Hyperlink"/>
@@ -1496,7 +1478,7 @@
           <w:sz w:val="24"/>
           <w:u w:val="single"/>
         </w:rPr>
-        <w:hyperlink r:id="rId14" w:history="1">
+        <w:hyperlink r:id="rId15" w:history="1">
           <w:r>
             <w:rPr>
               <w:rStyle w:val="Hyperlink"/>
@@ -1665,25 +1647,7 @@
           <w:color w:val="000000"/>
           <w:sz w:val="24"/>
         </w:rPr>
-        <w:t xml:space="preserve"> by Cees</w:t>
-      </w:r>
-      <w:r>
-        <w:rPr>
-          <w:u w:val="single" w:color="0000ff"/>
-          <w:rFonts w:ascii="Charis SIL Regular" w:hAnsi="Charis SIL Regular" w:eastAsia="Charis SIL Regular"/>
-          <w:b w:val="0"/>
-          <w:i w:val="0"/>
-          <w:color w:val="000000"/>
-          <w:sz w:val="24"/>
-        </w:rPr>
-        <w:hyperlink r:id="rId15" w:history="1">
-          <w:r>
-            <w:rPr>
-              <w:rStyle w:val="Hyperlink"/>
-            </w:rPr>
-            <w:t xml:space="preserve"> va</w:t>
-          </w:r>
-        </w:hyperlink>
+        <w:t xml:space="preserve"> by Cees va</w:t>
       </w:r>
       <w:r>
         <w:rPr>
@@ -2254,7 +2218,7 @@
             <w:rPr>
               <w:rStyle w:val="Hyperlink"/>
             </w:rPr>
-            <w:t>file/8</w:t>
+            <w:t>file/</w:t>
           </w:r>
         </w:hyperlink>
       </w:r>
@@ -2272,6 +2236,23 @@
             <w:rPr>
               <w:rStyle w:val="Hyperlink"/>
             </w:rPr>
+            <w:t>8</w:t>
+          </w:r>
+        </w:hyperlink>
+      </w:r>
+      <w:r>
+        <w:rPr>
+          <w:rFonts w:ascii="Charis SIL Regular" w:hAnsi="Charis SIL Regular" w:eastAsia="Charis SIL Regular"/>
+          <w:b w:val="0"/>
+          <w:i w:val="0"/>
+          <w:color w:val="0000FF"/>
+          <w:sz w:val="24"/>
+        </w:rPr>
+        <w:hyperlink r:id="rId13" w:history="1">
+          <w:r>
+            <w:rPr>
+              <w:rStyle w:val="Hyperlink"/>
+            </w:rPr>
             <w:t>f</w:t>
           </w:r>
         </w:hyperlink>
@@ -2283,7 +2264,6 @@
           <w:i w:val="0"/>
           <w:color w:val="0000FF"/>
           <w:sz w:val="24"/>
-          <w:u w:val="single"/>
         </w:rPr>
         <w:hyperlink r:id="rId13" w:history="1">
           <w:r>
@@ -2308,30 +2288,9 @@
             <w:rPr>
               <w:rStyle w:val="Hyperlink"/>
             </w:rPr>
-            <w:t>8c8d66b2d3d5d8a2e8a73eb87</w:t>
+            <w:t>8c8d66b2d3d5d8a2e8a73eb8756</w:t>
           </w:r>
         </w:hyperlink>
-      </w:r>
-      <w:r>
-        <w:rPr>
-          <w:rFonts w:ascii="Charis SIL Regular" w:hAnsi="Charis SIL Regular" w:eastAsia="Charis SIL Regular"/>
-          <w:b w:val="0"/>
-          <w:i w:val="0"/>
-          <w:color w:val="0000FF"/>
-          <w:sz w:val="24"/>
-          <w:u w:val="single"/>
-        </w:rPr>
-        <w:t>5</w:t>
-      </w:r>
-      <w:r>
-        <w:rPr>
-          <w:rFonts w:ascii="Charis SIL Regular" w:hAnsi="Charis SIL Regular" w:eastAsia="Charis SIL Regular"/>
-          <w:b w:val="0"/>
-          <w:i w:val="0"/>
-          <w:color w:val="0000FF"/>
-          <w:sz w:val="24"/>
-        </w:rPr>
-        <w:t>6</w:t>
       </w:r>
       <w:r>
         <w:rPr>
@@ -2347,9 +2306,19 @@
             <w:rPr>
               <w:rStyle w:val="Hyperlink"/>
             </w:rPr>
-            <w:t>3a</w:t>
+            <w:t>3</w:t>
           </w:r>
         </w:hyperlink>
+      </w:r>
+      <w:r>
+        <w:rPr>
+          <w:rFonts w:ascii="Charis SIL Regular" w:hAnsi="Charis SIL Regular" w:eastAsia="Charis SIL Regular"/>
+          <w:b w:val="0"/>
+          <w:i w:val="0"/>
+          <w:color w:val="0000FF"/>
+          <w:sz w:val="24"/>
+        </w:rPr>
+        <w:t>a</w:t>
       </w:r>
     </w:p>
     <w:p>
@@ -2900,7 +2869,7 @@
           <w:sz w:val="24"/>
           <w:u w:val="single"/>
         </w:rPr>
-        <w:hyperlink r:id="rId17" w:history="1">
+        <w:hyperlink r:id="rId9" w:history="1">
           <w:r>
             <w:rPr>
               <w:rStyle w:val="Hyperlink"/>

--- a/EXPORTS/DOCX/published/niveau3/English/MissiemuseumTilburg.docx
+++ b/EXPORTS/DOCX/published/niveau3/English/MissiemuseumTilburg.docx
@@ -501,7 +501,7 @@
             <w:rPr>
               <w:rStyle w:val="Hyperlink"/>
             </w:rPr>
-            <w:t xml:space="preserve"> Four r</w:t>
+            <w:t xml:space="preserve"> Four </w:t>
           </w:r>
         </w:hyperlink>
       </w:r>
@@ -519,7 +519,7 @@
             <w:rPr>
               <w:rStyle w:val="Hyperlink"/>
             </w:rPr>
-            <w:t xml:space="preserve">egions </w:t>
+            <w:t xml:space="preserve">regions </w:t>
           </w:r>
         </w:hyperlink>
       </w:r>
@@ -790,7 +790,25 @@
           <w:color w:val="000000"/>
           <w:sz w:val="24"/>
         </w:rPr>
-        <w:t>the life stor</w:t>
+        <w:t>the l</w:t>
+      </w:r>
+      <w:r>
+        <w:rPr>
+          <w:u w:val="single" w:color="0000ff"/>
+          <w:rFonts w:ascii="Charis SIL Regular" w:hAnsi="Charis SIL Regular" w:eastAsia="Charis SIL Regular"/>
+          <w:b w:val="0"/>
+          <w:i w:val="0"/>
+          <w:color w:val="000000"/>
+          <w:sz w:val="24"/>
+        </w:rPr>
+        <w:hyperlink r:id="rId10" w:history="1">
+          <w:r>
+            <w:rPr>
+              <w:rStyle w:val="Hyperlink"/>
+            </w:rPr>
+            <w:t>ife stor</w:t>
+          </w:r>
+        </w:hyperlink>
       </w:r>
       <w:r>
         <w:rPr>
@@ -1429,16 +1447,8 @@
           <w:i/>
           <w:color w:val="0000FF"/>
           <w:sz w:val="24"/>
-          <w:u w:val="single"/>
         </w:rPr>
-        <w:hyperlink r:id="rId15" w:history="1">
-          <w:r>
-            <w:rPr>
-              <w:rStyle w:val="Hyperlink"/>
-            </w:rPr>
-            <w:t>Nederlands(ch)</w:t>
-          </w:r>
-        </w:hyperlink>
+        <w:t xml:space="preserve">Nederlands(ch) </w:t>
       </w:r>
       <w:r>
         <w:rPr>
@@ -1449,18 +1459,7 @@
           <w:sz w:val="24"/>
           <w:u w:val="single"/>
         </w:rPr>
-        <w:t xml:space="preserve"> </w:t>
-      </w:r>
-      <w:r>
-        <w:rPr>
-          <w:rFonts w:ascii="Charis SIL Italic" w:hAnsi="Charis SIL Italic" w:eastAsia="Charis SIL Italic"/>
-          <w:b w:val="0"/>
-          <w:i/>
-          <w:color w:val="0000FF"/>
-          <w:sz w:val="24"/>
-          <w:u w:val="single"/>
-        </w:rPr>
-        <w:hyperlink r:id="rId15" w:history="1">
+        <w:hyperlink r:id="rId14" w:history="1">
           <w:r>
             <w:rPr>
               <w:rStyle w:val="Hyperlink"/>
@@ -1478,7 +1477,7 @@
           <w:sz w:val="24"/>
           <w:u w:val="single"/>
         </w:rPr>
-        <w:hyperlink r:id="rId15" w:history="1">
+        <w:hyperlink r:id="rId14" w:history="1">
           <w:r>
             <w:rPr>
               <w:rStyle w:val="Hyperlink"/>
@@ -1647,7 +1646,25 @@
           <w:color w:val="000000"/>
           <w:sz w:val="24"/>
         </w:rPr>
-        <w:t xml:space="preserve"> by Cees va</w:t>
+        <w:t xml:space="preserve"> by Cees</w:t>
+      </w:r>
+      <w:r>
+        <w:rPr>
+          <w:u w:val="single" w:color="0000ff"/>
+          <w:rFonts w:ascii="Charis SIL Regular" w:hAnsi="Charis SIL Regular" w:eastAsia="Charis SIL Regular"/>
+          <w:b w:val="0"/>
+          <w:i w:val="0"/>
+          <w:color w:val="000000"/>
+          <w:sz w:val="24"/>
+        </w:rPr>
+        <w:hyperlink r:id="rId15" w:history="1">
+          <w:r>
+            <w:rPr>
+              <w:rStyle w:val="Hyperlink"/>
+            </w:rPr>
+            <w:t xml:space="preserve"> va</w:t>
+          </w:r>
+        </w:hyperlink>
       </w:r>
       <w:r>
         <w:rPr>
@@ -2218,7 +2235,7 @@
             <w:rPr>
               <w:rStyle w:val="Hyperlink"/>
             </w:rPr>
-            <w:t>file/</w:t>
+            <w:t>file/8</w:t>
           </w:r>
         </w:hyperlink>
       </w:r>
@@ -2236,23 +2253,6 @@
             <w:rPr>
               <w:rStyle w:val="Hyperlink"/>
             </w:rPr>
-            <w:t>8</w:t>
-          </w:r>
-        </w:hyperlink>
-      </w:r>
-      <w:r>
-        <w:rPr>
-          <w:rFonts w:ascii="Charis SIL Regular" w:hAnsi="Charis SIL Regular" w:eastAsia="Charis SIL Regular"/>
-          <w:b w:val="0"/>
-          <w:i w:val="0"/>
-          <w:color w:val="0000FF"/>
-          <w:sz w:val="24"/>
-        </w:rPr>
-        <w:hyperlink r:id="rId13" w:history="1">
-          <w:r>
-            <w:rPr>
-              <w:rStyle w:val="Hyperlink"/>
-            </w:rPr>
             <w:t>f</w:t>
           </w:r>
         </w:hyperlink>
@@ -2264,6 +2264,7 @@
           <w:i w:val="0"/>
           <w:color w:val="0000FF"/>
           <w:sz w:val="24"/>
+          <w:u w:val="single"/>
         </w:rPr>
         <w:hyperlink r:id="rId13" w:history="1">
           <w:r>
@@ -2301,14 +2302,7 @@
           <w:sz w:val="24"/>
           <w:u w:val="single"/>
         </w:rPr>
-        <w:hyperlink r:id="rId13" w:history="1">
-          <w:r>
-            <w:rPr>
-              <w:rStyle w:val="Hyperlink"/>
-            </w:rPr>
-            <w:t>3</w:t>
-          </w:r>
-        </w:hyperlink>
+        <w:t>3</w:t>
       </w:r>
       <w:r>
         <w:rPr>
@@ -2851,7 +2845,7 @@
           <w:sz w:val="24"/>
           <w:u w:val="single"/>
         </w:rPr>
-        <w:hyperlink r:id="rId17" w:history="1">
+        <w:hyperlink r:id="rId9" w:history="1">
           <w:r>
             <w:rPr>
               <w:rStyle w:val="Hyperlink"/>

--- a/EXPORTS/DOCX/published/niveau3/English/MissiemuseumTilburg.docx
+++ b/EXPORTS/DOCX/published/niveau3/English/MissiemuseumTilburg.docx
@@ -501,7 +501,7 @@
             <w:rPr>
               <w:rStyle w:val="Hyperlink"/>
             </w:rPr>
-            <w:t xml:space="preserve"> Four </w:t>
+            <w:t xml:space="preserve"> Four r</w:t>
           </w:r>
         </w:hyperlink>
       </w:r>
@@ -519,7 +519,7 @@
             <w:rPr>
               <w:rStyle w:val="Hyperlink"/>
             </w:rPr>
-            <w:t xml:space="preserve">regions </w:t>
+            <w:t xml:space="preserve">egions </w:t>
           </w:r>
         </w:hyperlink>
       </w:r>
@@ -1418,37 +1418,8 @@
           <w:i/>
           <w:color w:val="0000FF"/>
           <w:sz w:val="24"/>
-          <w:u w:val="single"/>
         </w:rPr>
-        <w:hyperlink r:id="rId15" w:history="1">
-          <w:r>
-            <w:rPr>
-              <w:rStyle w:val="Hyperlink"/>
-            </w:rPr>
-            <w:t>Het</w:t>
-          </w:r>
-        </w:hyperlink>
-      </w:r>
-      <w:r>
-        <w:rPr>
-          <w:rFonts w:ascii="Charis SIL Italic" w:hAnsi="Charis SIL Italic" w:eastAsia="Charis SIL Italic"/>
-          <w:b w:val="0"/>
-          <w:i/>
-          <w:color w:val="0000FF"/>
-          <w:sz w:val="24"/>
-          <w:u w:val="single"/>
-        </w:rPr>
-        <w:t xml:space="preserve"> </w:t>
-      </w:r>
-      <w:r>
-        <w:rPr>
-          <w:rFonts w:ascii="Charis SIL Italic" w:hAnsi="Charis SIL Italic" w:eastAsia="Charis SIL Italic"/>
-          <w:b w:val="0"/>
-          <w:i/>
-          <w:color w:val="0000FF"/>
-          <w:sz w:val="24"/>
-        </w:rPr>
-        <w:t xml:space="preserve">Nederlands(ch) </w:t>
+        <w:t xml:space="preserve">Het Nederlands(ch) </w:t>
       </w:r>
       <w:r>
         <w:rPr>
@@ -2845,7 +2816,7 @@
           <w:sz w:val="24"/>
           <w:u w:val="single"/>
         </w:rPr>
-        <w:hyperlink r:id="rId9" w:history="1">
+        <w:hyperlink r:id="rId17" w:history="1">
           <w:r>
             <w:rPr>
               <w:rStyle w:val="Hyperlink"/>
@@ -2863,7 +2834,7 @@
           <w:sz w:val="24"/>
           <w:u w:val="single"/>
         </w:rPr>
-        <w:hyperlink r:id="rId9" w:history="1">
+        <w:hyperlink r:id="rId17" w:history="1">
           <w:r>
             <w:rPr>
               <w:rStyle w:val="Hyperlink"/>

--- a/EXPORTS/DOCX/published/niveau3/English/MissiemuseumTilburg.docx
+++ b/EXPORTS/DOCX/published/niveau3/English/MissiemuseumTilburg.docx
@@ -1418,6 +1418,7 @@
           <w:i/>
           <w:color w:val="0000FF"/>
           <w:sz w:val="24"/>
+          <w:u w:val="single"/>
         </w:rPr>
         <w:t xml:space="preserve">Het Nederlands(ch) </w:t>
       </w:r>
@@ -2206,7 +2207,7 @@
             <w:rPr>
               <w:rStyle w:val="Hyperlink"/>
             </w:rPr>
-            <w:t>file/8</w:t>
+            <w:t>file</w:t>
           </w:r>
         </w:hyperlink>
       </w:r>
@@ -2224,7 +2225,7 @@
             <w:rPr>
               <w:rStyle w:val="Hyperlink"/>
             </w:rPr>
-            <w:t>f</w:t>
+            <w:t>/</w:t>
           </w:r>
         </w:hyperlink>
       </w:r>
@@ -2237,14 +2238,28 @@
           <w:sz w:val="24"/>
           <w:u w:val="single"/>
         </w:rPr>
-        <w:hyperlink r:id="rId13" w:history="1">
-          <w:r>
-            <w:rPr>
-              <w:rStyle w:val="Hyperlink"/>
-            </w:rPr>
-            <w:t>e</w:t>
-          </w:r>
-        </w:hyperlink>
+        <w:t>8</w:t>
+      </w:r>
+      <w:r>
+        <w:rPr>
+          <w:rFonts w:ascii="Charis SIL Regular" w:hAnsi="Charis SIL Regular" w:eastAsia="Charis SIL Regular"/>
+          <w:b w:val="0"/>
+          <w:i w:val="0"/>
+          <w:color w:val="0000FF"/>
+          <w:sz w:val="24"/>
+          <w:u w:val="single"/>
+        </w:rPr>
+        <w:t>f</w:t>
+      </w:r>
+      <w:r>
+        <w:rPr>
+          <w:rFonts w:ascii="Charis SIL Regular" w:hAnsi="Charis SIL Regular" w:eastAsia="Charis SIL Regular"/>
+          <w:b w:val="0"/>
+          <w:i w:val="0"/>
+          <w:color w:val="0000FF"/>
+          <w:sz w:val="24"/>
+        </w:rPr>
+        <w:t>e</w:t>
       </w:r>
       <w:r>
         <w:rPr>
@@ -2273,17 +2288,14 @@
           <w:sz w:val="24"/>
           <w:u w:val="single"/>
         </w:rPr>
-        <w:t>3</w:t>
-      </w:r>
-      <w:r>
-        <w:rPr>
-          <w:rFonts w:ascii="Charis SIL Regular" w:hAnsi="Charis SIL Regular" w:eastAsia="Charis SIL Regular"/>
-          <w:b w:val="0"/>
-          <w:i w:val="0"/>
-          <w:color w:val="0000FF"/>
-          <w:sz w:val="24"/>
-        </w:rPr>
-        <w:t>a</w:t>
+        <w:hyperlink r:id="rId13" w:history="1">
+          <w:r>
+            <w:rPr>
+              <w:rStyle w:val="Hyperlink"/>
+            </w:rPr>
+            <w:t>3a</w:t>
+          </w:r>
+        </w:hyperlink>
       </w:r>
     </w:p>
     <w:p>
@@ -2834,7 +2846,7 @@
           <w:sz w:val="24"/>
           <w:u w:val="single"/>
         </w:rPr>
-        <w:hyperlink r:id="rId17" w:history="1">
+        <w:hyperlink r:id="rId9" w:history="1">
           <w:r>
             <w:rPr>
               <w:rStyle w:val="Hyperlink"/>

--- a/EXPORTS/DOCX/published/niveau3/English/MissiemuseumTilburg.docx
+++ b/EXPORTS/DOCX/published/niveau3/English/MissiemuseumTilburg.docx
@@ -1420,7 +1420,14 @@
           <w:sz w:val="24"/>
           <w:u w:val="single"/>
         </w:rPr>
-        <w:t xml:space="preserve">Het Nederlands(ch) </w:t>
+        <w:hyperlink r:id="rId15" w:history="1">
+          <w:r>
+            <w:rPr>
+              <w:rStyle w:val="Hyperlink"/>
+            </w:rPr>
+            <w:t>Het</w:t>
+          </w:r>
+        </w:hyperlink>
       </w:r>
       <w:r>
         <w:rPr>
@@ -1431,7 +1438,47 @@
           <w:sz w:val="24"/>
           <w:u w:val="single"/>
         </w:rPr>
-        <w:hyperlink r:id="rId14" w:history="1">
+        <w:t xml:space="preserve"> </w:t>
+      </w:r>
+      <w:r>
+        <w:rPr>
+          <w:rFonts w:ascii="Charis SIL Italic" w:hAnsi="Charis SIL Italic" w:eastAsia="Charis SIL Italic"/>
+          <w:b w:val="0"/>
+          <w:i/>
+          <w:color w:val="0000FF"/>
+          <w:sz w:val="24"/>
+          <w:u w:val="single"/>
+        </w:rPr>
+        <w:hyperlink r:id="rId15" w:history="1">
+          <w:r>
+            <w:rPr>
+              <w:rStyle w:val="Hyperlink"/>
+            </w:rPr>
+            <w:t>Nederlands(ch)</w:t>
+          </w:r>
+        </w:hyperlink>
+      </w:r>
+      <w:r>
+        <w:rPr>
+          <w:rFonts w:ascii="Charis SIL Italic" w:hAnsi="Charis SIL Italic" w:eastAsia="Charis SIL Italic"/>
+          <w:b w:val="0"/>
+          <w:i/>
+          <w:color w:val="0000FF"/>
+          <w:sz w:val="24"/>
+          <w:u w:val="single"/>
+        </w:rPr>
+        <w:t xml:space="preserve"> </w:t>
+      </w:r>
+      <w:r>
+        <w:rPr>
+          <w:rFonts w:ascii="Charis SIL Italic" w:hAnsi="Charis SIL Italic" w:eastAsia="Charis SIL Italic"/>
+          <w:b w:val="0"/>
+          <w:i/>
+          <w:color w:val="0000FF"/>
+          <w:sz w:val="24"/>
+          <w:u w:val="single"/>
+        </w:rPr>
+        <w:hyperlink r:id="rId15" w:history="1">
           <w:r>
             <w:rPr>
               <w:rStyle w:val="Hyperlink"/>
@@ -1449,7 +1496,7 @@
           <w:sz w:val="24"/>
           <w:u w:val="single"/>
         </w:rPr>
-        <w:hyperlink r:id="rId14" w:history="1">
+        <w:hyperlink r:id="rId15" w:history="1">
           <w:r>
             <w:rPr>
               <w:rStyle w:val="Hyperlink"/>
@@ -2238,7 +2285,14 @@
           <w:sz w:val="24"/>
           <w:u w:val="single"/>
         </w:rPr>
-        <w:t>8</w:t>
+        <w:hyperlink r:id="rId13" w:history="1">
+          <w:r>
+            <w:rPr>
+              <w:rStyle w:val="Hyperlink"/>
+            </w:rPr>
+            <w:t>8</w:t>
+          </w:r>
+        </w:hyperlink>
       </w:r>
       <w:r>
         <w:rPr>
@@ -2247,9 +2301,15 @@
           <w:i w:val="0"/>
           <w:color w:val="0000FF"/>
           <w:sz w:val="24"/>
-          <w:u w:val="single"/>
         </w:rPr>
-        <w:t>f</w:t>
+        <w:hyperlink r:id="rId13" w:history="1">
+          <w:r>
+            <w:rPr>
+              <w:rStyle w:val="Hyperlink"/>
+            </w:rPr>
+            <w:t>f</w:t>
+          </w:r>
+        </w:hyperlink>
       </w:r>
       <w:r>
         <w:rPr>

--- a/EXPORTS/DOCX/published/niveau3/English/MissiemuseumTilburg.docx
+++ b/EXPORTS/DOCX/published/niveau3/English/MissiemuseumTilburg.docx
@@ -790,43 +790,7 @@
           <w:color w:val="000000"/>
           <w:sz w:val="24"/>
         </w:rPr>
-        <w:t>the l</w:t>
-      </w:r>
-      <w:r>
-        <w:rPr>
-          <w:u w:val="single" w:color="0000ff"/>
-          <w:rFonts w:ascii="Charis SIL Regular" w:hAnsi="Charis SIL Regular" w:eastAsia="Charis SIL Regular"/>
-          <w:b w:val="0"/>
-          <w:i w:val="0"/>
-          <w:color w:val="000000"/>
-          <w:sz w:val="24"/>
-        </w:rPr>
-        <w:hyperlink r:id="rId10" w:history="1">
-          <w:r>
-            <w:rPr>
-              <w:rStyle w:val="Hyperlink"/>
-            </w:rPr>
-            <w:t>ife stor</w:t>
-          </w:r>
-        </w:hyperlink>
-      </w:r>
-      <w:r>
-        <w:rPr>
-          <w:u w:val="single" w:color="0000ff"/>
-          <w:rFonts w:ascii="Charis SIL Regular" w:hAnsi="Charis SIL Regular" w:eastAsia="Charis SIL Regular"/>
-          <w:b w:val="0"/>
-          <w:i w:val="0"/>
-          <w:color w:val="000000"/>
-          <w:sz w:val="24"/>
-        </w:rPr>
-        <w:hyperlink r:id="rId10" w:history="1">
-          <w:r>
-            <w:rPr>
-              <w:rStyle w:val="Hyperlink"/>
-            </w:rPr>
-            <w:t>y of Peer</w:t>
-          </w:r>
-        </w:hyperlink>
+        <w:t>the life story of Peer</w:t>
       </w:r>
       <w:r>
         <w:rPr>
@@ -1665,25 +1629,7 @@
           <w:color w:val="000000"/>
           <w:sz w:val="24"/>
         </w:rPr>
-        <w:t xml:space="preserve"> by Cees</w:t>
-      </w:r>
-      <w:r>
-        <w:rPr>
-          <w:u w:val="single" w:color="0000ff"/>
-          <w:rFonts w:ascii="Charis SIL Regular" w:hAnsi="Charis SIL Regular" w:eastAsia="Charis SIL Regular"/>
-          <w:b w:val="0"/>
-          <w:i w:val="0"/>
-          <w:color w:val="000000"/>
-          <w:sz w:val="24"/>
-        </w:rPr>
-        <w:hyperlink r:id="rId15" w:history="1">
-          <w:r>
-            <w:rPr>
-              <w:rStyle w:val="Hyperlink"/>
-            </w:rPr>
-            <w:t xml:space="preserve"> va</w:t>
-          </w:r>
-        </w:hyperlink>
+        <w:t xml:space="preserve"> by Cees va</w:t>
       </w:r>
       <w:r>
         <w:rPr>
@@ -2254,25 +2200,7 @@
             <w:rPr>
               <w:rStyle w:val="Hyperlink"/>
             </w:rPr>
-            <w:t>file</w:t>
-          </w:r>
-        </w:hyperlink>
-      </w:r>
-      <w:r>
-        <w:rPr>
-          <w:rFonts w:ascii="Charis SIL Regular" w:hAnsi="Charis SIL Regular" w:eastAsia="Charis SIL Regular"/>
-          <w:b w:val="0"/>
-          <w:i w:val="0"/>
-          <w:color w:val="0000FF"/>
-          <w:sz w:val="24"/>
-          <w:u w:val="single"/>
-        </w:rPr>
-        <w:hyperlink r:id="rId13" w:history="1">
-          <w:r>
-            <w:rPr>
-              <w:rStyle w:val="Hyperlink"/>
-            </w:rPr>
-            <w:t>/</w:t>
+            <w:t>file/</w:t>
           </w:r>
         </w:hyperlink>
       </w:r>
@@ -2318,8 +2246,16 @@
           <w:i w:val="0"/>
           <w:color w:val="0000FF"/>
           <w:sz w:val="24"/>
+          <w:u w:val="single"/>
         </w:rPr>
-        <w:t>e</w:t>
+        <w:hyperlink r:id="rId13" w:history="1">
+          <w:r>
+            <w:rPr>
+              <w:rStyle w:val="Hyperlink"/>
+            </w:rPr>
+            <w:t>e</w:t>
+          </w:r>
+        </w:hyperlink>
       </w:r>
       <w:r>
         <w:rPr>
@@ -2353,9 +2289,19 @@
             <w:rPr>
               <w:rStyle w:val="Hyperlink"/>
             </w:rPr>
-            <w:t>3a</w:t>
+            <w:t>3</w:t>
           </w:r>
         </w:hyperlink>
+      </w:r>
+      <w:r>
+        <w:rPr>
+          <w:rFonts w:ascii="Charis SIL Regular" w:hAnsi="Charis SIL Regular" w:eastAsia="Charis SIL Regular"/>
+          <w:b w:val="0"/>
+          <w:i w:val="0"/>
+          <w:color w:val="0000FF"/>
+          <w:sz w:val="24"/>
+        </w:rPr>
+        <w:t>a</w:t>
       </w:r>
     </w:p>
     <w:p>

--- a/EXPORTS/DOCX/published/niveau3/English/MissiemuseumTilburg.docx
+++ b/EXPORTS/DOCX/published/niveau3/English/MissiemuseumTilburg.docx
@@ -790,7 +790,43 @@
           <w:color w:val="000000"/>
           <w:sz w:val="24"/>
         </w:rPr>
-        <w:t>the life story of Peer</w:t>
+        <w:t>the l</w:t>
+      </w:r>
+      <w:r>
+        <w:rPr>
+          <w:u w:val="single" w:color="0000ff"/>
+          <w:rFonts w:ascii="Charis SIL Regular" w:hAnsi="Charis SIL Regular" w:eastAsia="Charis SIL Regular"/>
+          <w:b w:val="0"/>
+          <w:i w:val="0"/>
+          <w:color w:val="000000"/>
+          <w:sz w:val="24"/>
+        </w:rPr>
+        <w:hyperlink r:id="rId10" w:history="1">
+          <w:r>
+            <w:rPr>
+              <w:rStyle w:val="Hyperlink"/>
+            </w:rPr>
+            <w:t>ife stor</w:t>
+          </w:r>
+        </w:hyperlink>
+      </w:r>
+      <w:r>
+        <w:rPr>
+          <w:u w:val="single" w:color="0000ff"/>
+          <w:rFonts w:ascii="Charis SIL Regular" w:hAnsi="Charis SIL Regular" w:eastAsia="Charis SIL Regular"/>
+          <w:b w:val="0"/>
+          <w:i w:val="0"/>
+          <w:color w:val="000000"/>
+          <w:sz w:val="24"/>
+        </w:rPr>
+        <w:hyperlink r:id="rId10" w:history="1">
+          <w:r>
+            <w:rPr>
+              <w:rStyle w:val="Hyperlink"/>
+            </w:rPr>
+            <w:t>y of Peer</w:t>
+          </w:r>
+        </w:hyperlink>
       </w:r>
       <w:r>
         <w:rPr>
@@ -1382,16 +1418,8 @@
           <w:i/>
           <w:color w:val="0000FF"/>
           <w:sz w:val="24"/>
-          <w:u w:val="single"/>
         </w:rPr>
-        <w:hyperlink r:id="rId15" w:history="1">
-          <w:r>
-            <w:rPr>
-              <w:rStyle w:val="Hyperlink"/>
-            </w:rPr>
-            <w:t>Het</w:t>
-          </w:r>
-        </w:hyperlink>
+        <w:t>Het Nederlands(ch) Volk</w:t>
       </w:r>
       <w:r>
         <w:rPr>
@@ -1402,65 +1430,7 @@
           <w:sz w:val="24"/>
           <w:u w:val="single"/>
         </w:rPr>
-        <w:t xml:space="preserve"> </w:t>
-      </w:r>
-      <w:r>
-        <w:rPr>
-          <w:rFonts w:ascii="Charis SIL Italic" w:hAnsi="Charis SIL Italic" w:eastAsia="Charis SIL Italic"/>
-          <w:b w:val="0"/>
-          <w:i/>
-          <w:color w:val="0000FF"/>
-          <w:sz w:val="24"/>
-          <w:u w:val="single"/>
-        </w:rPr>
-        <w:hyperlink r:id="rId15" w:history="1">
-          <w:r>
-            <w:rPr>
-              <w:rStyle w:val="Hyperlink"/>
-            </w:rPr>
-            <w:t>Nederlands(ch)</w:t>
-          </w:r>
-        </w:hyperlink>
-      </w:r>
-      <w:r>
-        <w:rPr>
-          <w:rFonts w:ascii="Charis SIL Italic" w:hAnsi="Charis SIL Italic" w:eastAsia="Charis SIL Italic"/>
-          <w:b w:val="0"/>
-          <w:i/>
-          <w:color w:val="0000FF"/>
-          <w:sz w:val="24"/>
-          <w:u w:val="single"/>
-        </w:rPr>
-        <w:t xml:space="preserve"> </w:t>
-      </w:r>
-      <w:r>
-        <w:rPr>
-          <w:rFonts w:ascii="Charis SIL Italic" w:hAnsi="Charis SIL Italic" w:eastAsia="Charis SIL Italic"/>
-          <w:b w:val="0"/>
-          <w:i/>
-          <w:color w:val="0000FF"/>
-          <w:sz w:val="24"/>
-          <w:u w:val="single"/>
-        </w:rPr>
-        <w:hyperlink r:id="rId15" w:history="1">
-          <w:r>
-            <w:rPr>
-              <w:rStyle w:val="Hyperlink"/>
-            </w:rPr>
-            <w:t>Volk</w:t>
-          </w:r>
-        </w:hyperlink>
-      </w:r>
-      <w:r>
-        <w:rPr>
-          <w:rFonts w:ascii="Charis SIL Italic" w:hAnsi="Charis SIL Italic" w:eastAsia="Charis SIL Italic"/>
-          <w:b w:val="0"/>
-          <w:i/>
-          <w:color w:val="0000FF"/>
-          <w:sz w:val="24"/>
-          <w:u w:val="single"/>
-        </w:rPr>
-        <w:hyperlink r:id="rId15" w:history="1">
+        <w:hyperlink r:id="rId14" w:history="1">
           <w:r>
             <w:rPr>
               <w:rStyle w:val="Hyperlink"/>
@@ -1629,7 +1599,25 @@
           <w:color w:val="000000"/>
           <w:sz w:val="24"/>
         </w:rPr>
-        <w:t xml:space="preserve"> by Cees va</w:t>
+        <w:t xml:space="preserve"> by Cees</w:t>
+      </w:r>
+      <w:r>
+        <w:rPr>
+          <w:u w:val="single" w:color="0000ff"/>
+          <w:rFonts w:ascii="Charis SIL Regular" w:hAnsi="Charis SIL Regular" w:eastAsia="Charis SIL Regular"/>
+          <w:b w:val="0"/>
+          <w:i w:val="0"/>
+          <w:color w:val="000000"/>
+          <w:sz w:val="24"/>
+        </w:rPr>
+        <w:hyperlink r:id="rId15" w:history="1">
+          <w:r>
+            <w:rPr>
+              <w:rStyle w:val="Hyperlink"/>
+            </w:rPr>
+            <w:t xml:space="preserve"> va</w:t>
+          </w:r>
+        </w:hyperlink>
       </w:r>
       <w:r>
         <w:rPr>
@@ -2200,7 +2188,7 @@
             <w:rPr>
               <w:rStyle w:val="Hyperlink"/>
             </w:rPr>
-            <w:t>file/</w:t>
+            <w:t>file/8</w:t>
           </w:r>
         </w:hyperlink>
       </w:r>
@@ -2212,23 +2200,6 @@
           <w:color w:val="0000FF"/>
           <w:sz w:val="24"/>
           <w:u w:val="single"/>
-        </w:rPr>
-        <w:hyperlink r:id="rId13" w:history="1">
-          <w:r>
-            <w:rPr>
-              <w:rStyle w:val="Hyperlink"/>
-            </w:rPr>
-            <w:t>8</w:t>
-          </w:r>
-        </w:hyperlink>
-      </w:r>
-      <w:r>
-        <w:rPr>
-          <w:rFonts w:ascii="Charis SIL Regular" w:hAnsi="Charis SIL Regular" w:eastAsia="Charis SIL Regular"/>
-          <w:b w:val="0"/>
-          <w:i w:val="0"/>
-          <w:color w:val="0000FF"/>
-          <w:sz w:val="24"/>
         </w:rPr>
         <w:hyperlink r:id="rId13" w:history="1">
           <w:r>
@@ -2284,14 +2255,7 @@
           <w:sz w:val="24"/>
           <w:u w:val="single"/>
         </w:rPr>
-        <w:hyperlink r:id="rId13" w:history="1">
-          <w:r>
-            <w:rPr>
-              <w:rStyle w:val="Hyperlink"/>
-            </w:rPr>
-            <w:t>3</w:t>
-          </w:r>
-        </w:hyperlink>
+        <w:t>3</w:t>
       </w:r>
       <w:r>
         <w:rPr>

--- a/EXPORTS/DOCX/published/niveau3/English/MissiemuseumTilburg.docx
+++ b/EXPORTS/DOCX/published/niveau3/English/MissiemuseumTilburg.docx
@@ -790,25 +790,7 @@
           <w:color w:val="000000"/>
           <w:sz w:val="24"/>
         </w:rPr>
-        <w:t>the l</w:t>
-      </w:r>
-      <w:r>
-        <w:rPr>
-          <w:u w:val="single" w:color="0000ff"/>
-          <w:rFonts w:ascii="Charis SIL Regular" w:hAnsi="Charis SIL Regular" w:eastAsia="Charis SIL Regular"/>
-          <w:b w:val="0"/>
-          <w:i w:val="0"/>
-          <w:color w:val="000000"/>
-          <w:sz w:val="24"/>
-        </w:rPr>
-        <w:hyperlink r:id="rId10" w:history="1">
-          <w:r>
-            <w:rPr>
-              <w:rStyle w:val="Hyperlink"/>
-            </w:rPr>
-            <w:t>ife stor</w:t>
-          </w:r>
-        </w:hyperlink>
+        <w:t>the life stor</w:t>
       </w:r>
       <w:r>
         <w:rPr>
@@ -1418,8 +1400,74 @@
           <w:i/>
           <w:color w:val="0000FF"/>
           <w:sz w:val="24"/>
+          <w:u w:val="single"/>
         </w:rPr>
-        <w:t>Het Nederlands(ch) Volk</w:t>
+        <w:hyperlink r:id="rId15" w:history="1">
+          <w:r>
+            <w:rPr>
+              <w:rStyle w:val="Hyperlink"/>
+            </w:rPr>
+            <w:t>Het</w:t>
+          </w:r>
+        </w:hyperlink>
+      </w:r>
+      <w:r>
+        <w:rPr>
+          <w:rFonts w:ascii="Charis SIL Italic" w:hAnsi="Charis SIL Italic" w:eastAsia="Charis SIL Italic"/>
+          <w:b w:val="0"/>
+          <w:i/>
+          <w:color w:val="0000FF"/>
+          <w:sz w:val="24"/>
+          <w:u w:val="single"/>
+        </w:rPr>
+        <w:t xml:space="preserve"> </w:t>
+      </w:r>
+      <w:r>
+        <w:rPr>
+          <w:rFonts w:ascii="Charis SIL Italic" w:hAnsi="Charis SIL Italic" w:eastAsia="Charis SIL Italic"/>
+          <w:b w:val="0"/>
+          <w:i/>
+          <w:color w:val="0000FF"/>
+          <w:sz w:val="24"/>
+          <w:u w:val="single"/>
+        </w:rPr>
+        <w:hyperlink r:id="rId15" w:history="1">
+          <w:r>
+            <w:rPr>
+              <w:rStyle w:val="Hyperlink"/>
+            </w:rPr>
+            <w:t>Nederlands(ch)</w:t>
+          </w:r>
+        </w:hyperlink>
+      </w:r>
+      <w:r>
+        <w:rPr>
+          <w:rFonts w:ascii="Charis SIL Italic" w:hAnsi="Charis SIL Italic" w:eastAsia="Charis SIL Italic"/>
+          <w:b w:val="0"/>
+          <w:i/>
+          <w:color w:val="0000FF"/>
+          <w:sz w:val="24"/>
+          <w:u w:val="single"/>
+        </w:rPr>
+        <w:t xml:space="preserve"> </w:t>
+      </w:r>
+      <w:r>
+        <w:rPr>
+          <w:rFonts w:ascii="Charis SIL Italic" w:hAnsi="Charis SIL Italic" w:eastAsia="Charis SIL Italic"/>
+          <w:b w:val="0"/>
+          <w:i/>
+          <w:color w:val="0000FF"/>
+          <w:sz w:val="24"/>
+          <w:u w:val="single"/>
+        </w:rPr>
+        <w:hyperlink r:id="rId14" w:history="1">
+          <w:r>
+            <w:rPr>
+              <w:rStyle w:val="Hyperlink"/>
+            </w:rPr>
+            <w:t>Volk</w:t>
+          </w:r>
+        </w:hyperlink>
       </w:r>
       <w:r>
         <w:rPr>
@@ -2242,7 +2290,7 @@
             <w:rPr>
               <w:rStyle w:val="Hyperlink"/>
             </w:rPr>
-            <w:t>8c8d66b2d3d5d8a2e8a73eb8756</w:t>
+            <w:t>8c8d66b2d3d5d8a2e8a73eb87</w:t>
           </w:r>
         </w:hyperlink>
       </w:r>
@@ -2255,7 +2303,7 @@
           <w:sz w:val="24"/>
           <w:u w:val="single"/>
         </w:rPr>
-        <w:t>3</w:t>
+        <w:t>5</w:t>
       </w:r>
       <w:r>
         <w:rPr>
@@ -2265,7 +2313,25 @@
           <w:color w:val="0000FF"/>
           <w:sz w:val="24"/>
         </w:rPr>
-        <w:t>a</w:t>
+        <w:t>6</w:t>
+      </w:r>
+      <w:r>
+        <w:rPr>
+          <w:rFonts w:ascii="Charis SIL Regular" w:hAnsi="Charis SIL Regular" w:eastAsia="Charis SIL Regular"/>
+          <w:b w:val="0"/>
+          <w:i w:val="0"/>
+          <w:color w:val="0000FF"/>
+          <w:sz w:val="24"/>
+          <w:u w:val="single"/>
+        </w:rPr>
+        <w:hyperlink r:id="rId13" w:history="1">
+          <w:r>
+            <w:rPr>
+              <w:rStyle w:val="Hyperlink"/>
+            </w:rPr>
+            <w:t>3a</w:t>
+          </w:r>
+        </w:hyperlink>
       </w:r>
     </w:p>
     <w:p>
@@ -2798,7 +2864,7 @@
           <w:sz w:val="24"/>
           <w:u w:val="single"/>
         </w:rPr>
-        <w:hyperlink r:id="rId17" w:history="1">
+        <w:hyperlink r:id="rId9" w:history="1">
           <w:r>
             <w:rPr>
               <w:rStyle w:val="Hyperlink"/>

--- a/EXPORTS/DOCX/published/niveau3/English/MissiemuseumTilburg.docx
+++ b/EXPORTS/DOCX/published/niveau3/English/MissiemuseumTilburg.docx
@@ -790,7 +790,25 @@
           <w:color w:val="000000"/>
           <w:sz w:val="24"/>
         </w:rPr>
-        <w:t>the life stor</w:t>
+        <w:t>the l</w:t>
+      </w:r>
+      <w:r>
+        <w:rPr>
+          <w:u w:val="single" w:color="0000ff"/>
+          <w:rFonts w:ascii="Charis SIL Regular" w:hAnsi="Charis SIL Regular" w:eastAsia="Charis SIL Regular"/>
+          <w:b w:val="0"/>
+          <w:i w:val="0"/>
+          <w:color w:val="000000"/>
+          <w:sz w:val="24"/>
+        </w:rPr>
+        <w:hyperlink r:id="rId10" w:history="1">
+          <w:r>
+            <w:rPr>
+              <w:rStyle w:val="Hyperlink"/>
+            </w:rPr>
+            <w:t>ife stor</w:t>
+          </w:r>
+        </w:hyperlink>
       </w:r>
       <w:r>
         <w:rPr>
@@ -1460,7 +1478,7 @@
           <w:sz w:val="24"/>
           <w:u w:val="single"/>
         </w:rPr>
-        <w:hyperlink r:id="rId14" w:history="1">
+        <w:hyperlink r:id="rId15" w:history="1">
           <w:r>
             <w:rPr>
               <w:rStyle w:val="Hyperlink"/>
@@ -1478,7 +1496,7 @@
           <w:sz w:val="24"/>
           <w:u w:val="single"/>
         </w:rPr>
-        <w:hyperlink r:id="rId14" w:history="1">
+        <w:hyperlink r:id="rId15" w:history="1">
           <w:r>
             <w:rPr>
               <w:rStyle w:val="Hyperlink"/>
@@ -2236,7 +2254,25 @@
             <w:rPr>
               <w:rStyle w:val="Hyperlink"/>
             </w:rPr>
-            <w:t>file/8</w:t>
+            <w:t>file/</w:t>
+          </w:r>
+        </w:hyperlink>
+      </w:r>
+      <w:r>
+        <w:rPr>
+          <w:rFonts w:ascii="Charis SIL Regular" w:hAnsi="Charis SIL Regular" w:eastAsia="Charis SIL Regular"/>
+          <w:b w:val="0"/>
+          <w:i w:val="0"/>
+          <w:color w:val="0000FF"/>
+          <w:sz w:val="24"/>
+          <w:u w:val="single"/>
+        </w:rPr>
+        <w:hyperlink r:id="rId13" w:history="1">
+          <w:r>
+            <w:rPr>
+              <w:rStyle w:val="Hyperlink"/>
+            </w:rPr>
+            <w:t>8</w:t>
           </w:r>
         </w:hyperlink>
       </w:r>
@@ -2267,14 +2303,7 @@
           <w:sz w:val="24"/>
           <w:u w:val="single"/>
         </w:rPr>
-        <w:hyperlink r:id="rId13" w:history="1">
-          <w:r>
-            <w:rPr>
-              <w:rStyle w:val="Hyperlink"/>
-            </w:rPr>
-            <w:t>e</w:t>
-          </w:r>
-        </w:hyperlink>
+        <w:t>e</w:t>
       </w:r>
       <w:r>
         <w:rPr>
@@ -2290,20 +2319,9 @@
             <w:rPr>
               <w:rStyle w:val="Hyperlink"/>
             </w:rPr>
-            <w:t>8c8d66b2d3d5d8a2e8a73eb87</w:t>
+            <w:t>8c8d66b2d3d5d8a2e8a73eb875</w:t>
           </w:r>
         </w:hyperlink>
-      </w:r>
-      <w:r>
-        <w:rPr>
-          <w:rFonts w:ascii="Charis SIL Regular" w:hAnsi="Charis SIL Regular" w:eastAsia="Charis SIL Regular"/>
-          <w:b w:val="0"/>
-          <w:i w:val="0"/>
-          <w:color w:val="0000FF"/>
-          <w:sz w:val="24"/>
-          <w:u w:val="single"/>
-        </w:rPr>
-        <w:t>5</w:t>
       </w:r>
       <w:r>
         <w:rPr>
@@ -2864,7 +2882,7 @@
           <w:sz w:val="24"/>
           <w:u w:val="single"/>
         </w:rPr>
-        <w:hyperlink r:id="rId9" w:history="1">
+        <w:hyperlink r:id="rId17" w:history="1">
           <w:r>
             <w:rPr>
               <w:rStyle w:val="Hyperlink"/>
@@ -2882,7 +2900,7 @@
           <w:sz w:val="24"/>
           <w:u w:val="single"/>
         </w:rPr>
-        <w:hyperlink r:id="rId9" w:history="1">
+        <w:hyperlink r:id="rId17" w:history="1">
           <w:r>
             <w:rPr>
               <w:rStyle w:val="Hyperlink"/>

--- a/EXPORTS/DOCX/published/niveau3/English/MissiemuseumTilburg.docx
+++ b/EXPORTS/DOCX/published/niveau3/English/MissiemuseumTilburg.docx
@@ -1418,16 +1418,8 @@
           <w:i/>
           <w:color w:val="0000FF"/>
           <w:sz w:val="24"/>
-          <w:u w:val="single"/>
         </w:rPr>
-        <w:hyperlink r:id="rId15" w:history="1">
-          <w:r>
-            <w:rPr>
-              <w:rStyle w:val="Hyperlink"/>
-            </w:rPr>
-            <w:t>Het</w:t>
-          </w:r>
-        </w:hyperlink>
+        <w:t>Het Nederlands(ch) Volk</w:t>
       </w:r>
       <w:r>
         <w:rPr>
@@ -1438,65 +1430,7 @@
           <w:sz w:val="24"/>
           <w:u w:val="single"/>
         </w:rPr>
-        <w:t xml:space="preserve"> </w:t>
-      </w:r>
-      <w:r>
-        <w:rPr>
-          <w:rFonts w:ascii="Charis SIL Italic" w:hAnsi="Charis SIL Italic" w:eastAsia="Charis SIL Italic"/>
-          <w:b w:val="0"/>
-          <w:i/>
-          <w:color w:val="0000FF"/>
-          <w:sz w:val="24"/>
-          <w:u w:val="single"/>
-        </w:rPr>
-        <w:hyperlink r:id="rId15" w:history="1">
-          <w:r>
-            <w:rPr>
-              <w:rStyle w:val="Hyperlink"/>
-            </w:rPr>
-            <w:t>Nederlands(ch)</w:t>
-          </w:r>
-        </w:hyperlink>
-      </w:r>
-      <w:r>
-        <w:rPr>
-          <w:rFonts w:ascii="Charis SIL Italic" w:hAnsi="Charis SIL Italic" w:eastAsia="Charis SIL Italic"/>
-          <w:b w:val="0"/>
-          <w:i/>
-          <w:color w:val="0000FF"/>
-          <w:sz w:val="24"/>
-          <w:u w:val="single"/>
-        </w:rPr>
-        <w:t xml:space="preserve"> </w:t>
-      </w:r>
-      <w:r>
-        <w:rPr>
-          <w:rFonts w:ascii="Charis SIL Italic" w:hAnsi="Charis SIL Italic" w:eastAsia="Charis SIL Italic"/>
-          <w:b w:val="0"/>
-          <w:i/>
-          <w:color w:val="0000FF"/>
-          <w:sz w:val="24"/>
-          <w:u w:val="single"/>
-        </w:rPr>
-        <w:hyperlink r:id="rId15" w:history="1">
-          <w:r>
-            <w:rPr>
-              <w:rStyle w:val="Hyperlink"/>
-            </w:rPr>
-            <w:t>Volk</w:t>
-          </w:r>
-        </w:hyperlink>
-      </w:r>
-      <w:r>
-        <w:rPr>
-          <w:rFonts w:ascii="Charis SIL Italic" w:hAnsi="Charis SIL Italic" w:eastAsia="Charis SIL Italic"/>
-          <w:b w:val="0"/>
-          <w:i/>
-          <w:color w:val="0000FF"/>
-          <w:sz w:val="24"/>
-          <w:u w:val="single"/>
-        </w:rPr>
-        <w:hyperlink r:id="rId15" w:history="1">
+        <w:hyperlink r:id="rId14" w:history="1">
           <w:r>
             <w:rPr>
               <w:rStyle w:val="Hyperlink"/>
@@ -2254,25 +2188,7 @@
             <w:rPr>
               <w:rStyle w:val="Hyperlink"/>
             </w:rPr>
-            <w:t>file/</w:t>
-          </w:r>
-        </w:hyperlink>
-      </w:r>
-      <w:r>
-        <w:rPr>
-          <w:rFonts w:ascii="Charis SIL Regular" w:hAnsi="Charis SIL Regular" w:eastAsia="Charis SIL Regular"/>
-          <w:b w:val="0"/>
-          <w:i w:val="0"/>
-          <w:color w:val="0000FF"/>
-          <w:sz w:val="24"/>
-          <w:u w:val="single"/>
-        </w:rPr>
-        <w:hyperlink r:id="rId13" w:history="1">
-          <w:r>
-            <w:rPr>
-              <w:rStyle w:val="Hyperlink"/>
-            </w:rPr>
-            <w:t>8</w:t>
+            <w:t>file/8</w:t>
           </w:r>
         </w:hyperlink>
       </w:r>
@@ -2303,7 +2219,14 @@
           <w:sz w:val="24"/>
           <w:u w:val="single"/>
         </w:rPr>
-        <w:t>e</w:t>
+        <w:hyperlink r:id="rId13" w:history="1">
+          <w:r>
+            <w:rPr>
+              <w:rStyle w:val="Hyperlink"/>
+            </w:rPr>
+            <w:t>e</w:t>
+          </w:r>
+        </w:hyperlink>
       </w:r>
       <w:r>
         <w:rPr>
@@ -2319,7 +2242,7 @@
             <w:rPr>
               <w:rStyle w:val="Hyperlink"/>
             </w:rPr>
-            <w:t>8c8d66b2d3d5d8a2e8a73eb875</w:t>
+            <w:t>8c8d66b2d3d5d8a2e8a73eb8756</w:t>
           </w:r>
         </w:hyperlink>
       </w:r>
@@ -2330,8 +2253,9 @@
           <w:i w:val="0"/>
           <w:color w:val="0000FF"/>
           <w:sz w:val="24"/>
+          <w:u w:val="single"/>
         </w:rPr>
-        <w:t>6</w:t>
+        <w:t>3</w:t>
       </w:r>
       <w:r>
         <w:rPr>
@@ -2340,16 +2264,8 @@
           <w:i w:val="0"/>
           <w:color w:val="0000FF"/>
           <w:sz w:val="24"/>
-          <w:u w:val="single"/>
         </w:rPr>
-        <w:hyperlink r:id="rId13" w:history="1">
-          <w:r>
-            <w:rPr>
-              <w:rStyle w:val="Hyperlink"/>
-            </w:rPr>
-            <w:t>3a</w:t>
-          </w:r>
-        </w:hyperlink>
+        <w:t>a</w:t>
       </w:r>
     </w:p>
     <w:p>
@@ -2882,7 +2798,7 @@
           <w:sz w:val="24"/>
           <w:u w:val="single"/>
         </w:rPr>
-        <w:hyperlink r:id="rId17" w:history="1">
+        <w:hyperlink r:id="rId9" w:history="1">
           <w:r>
             <w:rPr>
               <w:rStyle w:val="Hyperlink"/>
@@ -2900,7 +2816,7 @@
           <w:sz w:val="24"/>
           <w:u w:val="single"/>
         </w:rPr>
-        <w:hyperlink r:id="rId17" w:history="1">
+        <w:hyperlink r:id="rId9" w:history="1">
           <w:r>
             <w:rPr>
               <w:rStyle w:val="Hyperlink"/>

--- a/EXPORTS/DOCX/published/niveau3/English/MissiemuseumTilburg.docx
+++ b/EXPORTS/DOCX/published/niveau3/English/MissiemuseumTilburg.docx
@@ -801,32 +801,7 @@
           <w:color w:val="000000"/>
           <w:sz w:val="24"/>
         </w:rPr>
-        <w:hyperlink r:id="rId10" w:history="1">
-          <w:r>
-            <w:rPr>
-              <w:rStyle w:val="Hyperlink"/>
-            </w:rPr>
-            <w:t>ife stor</w:t>
-          </w:r>
-        </w:hyperlink>
-      </w:r>
-      <w:r>
-        <w:rPr>
-          <w:u w:val="single" w:color="0000ff"/>
-          <w:rFonts w:ascii="Charis SIL Regular" w:hAnsi="Charis SIL Regular" w:eastAsia="Charis SIL Regular"/>
-          <w:b w:val="0"/>
-          <w:i w:val="0"/>
-          <w:color w:val="000000"/>
-          <w:sz w:val="24"/>
-        </w:rPr>
-        <w:hyperlink r:id="rId10" w:history="1">
-          <w:r>
-            <w:rPr>
-              <w:rStyle w:val="Hyperlink"/>
-            </w:rPr>
-            <w:t>y of Peer</w:t>
-          </w:r>
-        </w:hyperlink>
+        <w:t>ife story of Peer</w:t>
       </w:r>
       <w:r>
         <w:rPr>
@@ -1418,8 +1393,16 @@
           <w:i/>
           <w:color w:val="0000FF"/>
           <w:sz w:val="24"/>
+          <w:u w:val="single"/>
         </w:rPr>
-        <w:t>Het Nederlands(ch) Volk</w:t>
+        <w:hyperlink r:id="rId15" w:history="1">
+          <w:r>
+            <w:rPr>
+              <w:rStyle w:val="Hyperlink"/>
+            </w:rPr>
+            <w:t>Het</w:t>
+          </w:r>
+        </w:hyperlink>
       </w:r>
       <w:r>
         <w:rPr>
@@ -1430,7 +1413,65 @@
           <w:sz w:val="24"/>
           <w:u w:val="single"/>
         </w:rPr>
-        <w:hyperlink r:id="rId14" w:history="1">
+        <w:t xml:space="preserve"> </w:t>
+      </w:r>
+      <w:r>
+        <w:rPr>
+          <w:rFonts w:ascii="Charis SIL Italic" w:hAnsi="Charis SIL Italic" w:eastAsia="Charis SIL Italic"/>
+          <w:b w:val="0"/>
+          <w:i/>
+          <w:color w:val="0000FF"/>
+          <w:sz w:val="24"/>
+          <w:u w:val="single"/>
+        </w:rPr>
+        <w:hyperlink r:id="rId15" w:history="1">
+          <w:r>
+            <w:rPr>
+              <w:rStyle w:val="Hyperlink"/>
+            </w:rPr>
+            <w:t>Nederlands(ch)</w:t>
+          </w:r>
+        </w:hyperlink>
+      </w:r>
+      <w:r>
+        <w:rPr>
+          <w:rFonts w:ascii="Charis SIL Italic" w:hAnsi="Charis SIL Italic" w:eastAsia="Charis SIL Italic"/>
+          <w:b w:val="0"/>
+          <w:i/>
+          <w:color w:val="0000FF"/>
+          <w:sz w:val="24"/>
+          <w:u w:val="single"/>
+        </w:rPr>
+        <w:t xml:space="preserve"> </w:t>
+      </w:r>
+      <w:r>
+        <w:rPr>
+          <w:rFonts w:ascii="Charis SIL Italic" w:hAnsi="Charis SIL Italic" w:eastAsia="Charis SIL Italic"/>
+          <w:b w:val="0"/>
+          <w:i/>
+          <w:color w:val="0000FF"/>
+          <w:sz w:val="24"/>
+          <w:u w:val="single"/>
+        </w:rPr>
+        <w:hyperlink r:id="rId15" w:history="1">
+          <w:r>
+            <w:rPr>
+              <w:rStyle w:val="Hyperlink"/>
+            </w:rPr>
+            <w:t>Volk</w:t>
+          </w:r>
+        </w:hyperlink>
+      </w:r>
+      <w:r>
+        <w:rPr>
+          <w:rFonts w:ascii="Charis SIL Italic" w:hAnsi="Charis SIL Italic" w:eastAsia="Charis SIL Italic"/>
+          <w:b w:val="0"/>
+          <w:i/>
+          <w:color w:val="0000FF"/>
+          <w:sz w:val="24"/>
+          <w:u w:val="single"/>
+        </w:rPr>
+        <w:hyperlink r:id="rId15" w:history="1">
           <w:r>
             <w:rPr>
               <w:rStyle w:val="Hyperlink"/>
@@ -2188,7 +2229,7 @@
             <w:rPr>
               <w:rStyle w:val="Hyperlink"/>
             </w:rPr>
-            <w:t>file/8</w:t>
+            <w:t>file/</w:t>
           </w:r>
         </w:hyperlink>
       </w:r>
@@ -2206,6 +2247,23 @@
             <w:rPr>
               <w:rStyle w:val="Hyperlink"/>
             </w:rPr>
+            <w:t>8</w:t>
+          </w:r>
+        </w:hyperlink>
+      </w:r>
+      <w:r>
+        <w:rPr>
+          <w:rFonts w:ascii="Charis SIL Regular" w:hAnsi="Charis SIL Regular" w:eastAsia="Charis SIL Regular"/>
+          <w:b w:val="0"/>
+          <w:i w:val="0"/>
+          <w:color w:val="0000FF"/>
+          <w:sz w:val="24"/>
+        </w:rPr>
+        <w:hyperlink r:id="rId13" w:history="1">
+          <w:r>
+            <w:rPr>
+              <w:rStyle w:val="Hyperlink"/>
+            </w:rPr>
             <w:t>f</w:t>
           </w:r>
         </w:hyperlink>
@@ -2217,7 +2275,6 @@
           <w:i w:val="0"/>
           <w:color w:val="0000FF"/>
           <w:sz w:val="24"/>
-          <w:u w:val="single"/>
         </w:rPr>
         <w:hyperlink r:id="rId13" w:history="1">
           <w:r>
@@ -2255,7 +2312,14 @@
           <w:sz w:val="24"/>
           <w:u w:val="single"/>
         </w:rPr>
-        <w:t>3</w:t>
+        <w:hyperlink r:id="rId13" w:history="1">
+          <w:r>
+            <w:rPr>
+              <w:rStyle w:val="Hyperlink"/>
+            </w:rPr>
+            <w:t>3</w:t>
+          </w:r>
+        </w:hyperlink>
       </w:r>
       <w:r>
         <w:rPr>

--- a/EXPORTS/DOCX/published/niveau3/English/MissiemuseumTilburg.docx
+++ b/EXPORTS/DOCX/published/niveau3/English/MissiemuseumTilburg.docx
@@ -801,7 +801,32 @@
           <w:color w:val="000000"/>
           <w:sz w:val="24"/>
         </w:rPr>
-        <w:t>ife story of Peer</w:t>
+        <w:hyperlink r:id="rId10" w:history="1">
+          <w:r>
+            <w:rPr>
+              <w:rStyle w:val="Hyperlink"/>
+            </w:rPr>
+            <w:t>ife stor</w:t>
+          </w:r>
+        </w:hyperlink>
+      </w:r>
+      <w:r>
+        <w:rPr>
+          <w:u w:val="single" w:color="0000ff"/>
+          <w:rFonts w:ascii="Charis SIL Regular" w:hAnsi="Charis SIL Regular" w:eastAsia="Charis SIL Regular"/>
+          <w:b w:val="0"/>
+          <w:i w:val="0"/>
+          <w:color w:val="000000"/>
+          <w:sz w:val="24"/>
+        </w:rPr>
+        <w:hyperlink r:id="rId10" w:history="1">
+          <w:r>
+            <w:rPr>
+              <w:rStyle w:val="Hyperlink"/>
+            </w:rPr>
+            <w:t>y of Peer</w:t>
+          </w:r>
+        </w:hyperlink>
       </w:r>
       <w:r>
         <w:rPr>
@@ -2229,7 +2254,25 @@
             <w:rPr>
               <w:rStyle w:val="Hyperlink"/>
             </w:rPr>
-            <w:t>file/</w:t>
+            <w:t>file</w:t>
+          </w:r>
+        </w:hyperlink>
+      </w:r>
+      <w:r>
+        <w:rPr>
+          <w:rFonts w:ascii="Charis SIL Regular" w:hAnsi="Charis SIL Regular" w:eastAsia="Charis SIL Regular"/>
+          <w:b w:val="0"/>
+          <w:i w:val="0"/>
+          <w:color w:val="0000FF"/>
+          <w:sz w:val="24"/>
+          <w:u w:val="single"/>
+        </w:rPr>
+        <w:hyperlink r:id="rId13" w:history="1">
+          <w:r>
+            <w:rPr>
+              <w:rStyle w:val="Hyperlink"/>
+            </w:rPr>
+            <w:t>/</w:t>
           </w:r>
         </w:hyperlink>
       </w:r>
@@ -2276,14 +2319,7 @@
           <w:color w:val="0000FF"/>
           <w:sz w:val="24"/>
         </w:rPr>
-        <w:hyperlink r:id="rId13" w:history="1">
-          <w:r>
-            <w:rPr>
-              <w:rStyle w:val="Hyperlink"/>
-            </w:rPr>
-            <w:t>e</w:t>
-          </w:r>
-        </w:hyperlink>
+        <w:t>e</w:t>
       </w:r>
       <w:r>
         <w:rPr>
@@ -2317,19 +2353,9 @@
             <w:rPr>
               <w:rStyle w:val="Hyperlink"/>
             </w:rPr>
-            <w:t>3</w:t>
+            <w:t>3a</w:t>
           </w:r>
         </w:hyperlink>
-      </w:r>
-      <w:r>
-        <w:rPr>
-          <w:rFonts w:ascii="Charis SIL Regular" w:hAnsi="Charis SIL Regular" w:eastAsia="Charis SIL Regular"/>
-          <w:b w:val="0"/>
-          <w:i w:val="0"/>
-          <w:color w:val="0000FF"/>
-          <w:sz w:val="24"/>
-        </w:rPr>
-        <w:t>a</w:t>
       </w:r>
     </w:p>
     <w:p>

--- a/EXPORTS/DOCX/published/niveau3/English/MissiemuseumTilburg.docx
+++ b/EXPORTS/DOCX/published/niveau3/English/MissiemuseumTilburg.docx
@@ -501,7 +501,7 @@
             <w:rPr>
               <w:rStyle w:val="Hyperlink"/>
             </w:rPr>
-            <w:t xml:space="preserve"> Four r</w:t>
+            <w:t xml:space="preserve"> Four </w:t>
           </w:r>
         </w:hyperlink>
       </w:r>
@@ -519,7 +519,7 @@
             <w:rPr>
               <w:rStyle w:val="Hyperlink"/>
             </w:rPr>
-            <w:t xml:space="preserve">egions </w:t>
+            <w:t xml:space="preserve">regions </w:t>
           </w:r>
         </w:hyperlink>
       </w:r>
@@ -1665,25 +1665,7 @@
           <w:color w:val="000000"/>
           <w:sz w:val="24"/>
         </w:rPr>
-        <w:t xml:space="preserve"> by Cees</w:t>
-      </w:r>
-      <w:r>
-        <w:rPr>
-          <w:u w:val="single" w:color="0000ff"/>
-          <w:rFonts w:ascii="Charis SIL Regular" w:hAnsi="Charis SIL Regular" w:eastAsia="Charis SIL Regular"/>
-          <w:b w:val="0"/>
-          <w:i w:val="0"/>
-          <w:color w:val="000000"/>
-          <w:sz w:val="24"/>
-        </w:rPr>
-        <w:hyperlink r:id="rId15" w:history="1">
-          <w:r>
-            <w:rPr>
-              <w:rStyle w:val="Hyperlink"/>
-            </w:rPr>
-            <w:t xml:space="preserve"> va</w:t>
-          </w:r>
-        </w:hyperlink>
+        <w:t xml:space="preserve"> by Cees va</w:t>
       </w:r>
       <w:r>
         <w:rPr>
@@ -2254,25 +2236,7 @@
             <w:rPr>
               <w:rStyle w:val="Hyperlink"/>
             </w:rPr>
-            <w:t>file</w:t>
-          </w:r>
-        </w:hyperlink>
-      </w:r>
-      <w:r>
-        <w:rPr>
-          <w:rFonts w:ascii="Charis SIL Regular" w:hAnsi="Charis SIL Regular" w:eastAsia="Charis SIL Regular"/>
-          <w:b w:val="0"/>
-          <w:i w:val="0"/>
-          <w:color w:val="0000FF"/>
-          <w:sz w:val="24"/>
-          <w:u w:val="single"/>
-        </w:rPr>
-        <w:hyperlink r:id="rId13" w:history="1">
-          <w:r>
-            <w:rPr>
-              <w:rStyle w:val="Hyperlink"/>
-            </w:rPr>
-            <w:t>/</w:t>
+            <w:t>file/</w:t>
           </w:r>
         </w:hyperlink>
       </w:r>
@@ -2301,6 +2265,7 @@
           <w:i w:val="0"/>
           <w:color w:val="0000FF"/>
           <w:sz w:val="24"/>
+          <w:u w:val="single"/>
         </w:rPr>
         <w:hyperlink r:id="rId13" w:history="1">
           <w:r>
@@ -2318,8 +2283,16 @@
           <w:i w:val="0"/>
           <w:color w:val="0000FF"/>
           <w:sz w:val="24"/>
+          <w:u w:val="single"/>
         </w:rPr>
-        <w:t>e</w:t>
+        <w:hyperlink r:id="rId13" w:history="1">
+          <w:r>
+            <w:rPr>
+              <w:rStyle w:val="Hyperlink"/>
+            </w:rPr>
+            <w:t>e</w:t>
+          </w:r>
+        </w:hyperlink>
       </w:r>
       <w:r>
         <w:rPr>
@@ -2353,9 +2326,19 @@
             <w:rPr>
               <w:rStyle w:val="Hyperlink"/>
             </w:rPr>
-            <w:t>3a</w:t>
+            <w:t>3</w:t>
           </w:r>
         </w:hyperlink>
+      </w:r>
+      <w:r>
+        <w:rPr>
+          <w:rFonts w:ascii="Charis SIL Regular" w:hAnsi="Charis SIL Regular" w:eastAsia="Charis SIL Regular"/>
+          <w:b w:val="0"/>
+          <w:i w:val="0"/>
+          <w:color w:val="0000FF"/>
+          <w:sz w:val="24"/>
+        </w:rPr>
+        <w:t>a</w:t>
       </w:r>
     </w:p>
     <w:p>
@@ -2888,7 +2871,7 @@
           <w:sz w:val="24"/>
           <w:u w:val="single"/>
         </w:rPr>
-        <w:hyperlink r:id="rId9" w:history="1">
+        <w:hyperlink r:id="rId17" w:history="1">
           <w:r>
             <w:rPr>
               <w:rStyle w:val="Hyperlink"/>

--- a/EXPORTS/DOCX/published/niveau3/English/MissiemuseumTilburg.docx
+++ b/EXPORTS/DOCX/published/niveau3/English/MissiemuseumTilburg.docx
@@ -501,7 +501,7 @@
             <w:rPr>
               <w:rStyle w:val="Hyperlink"/>
             </w:rPr>
-            <w:t xml:space="preserve"> Four </w:t>
+            <w:t xml:space="preserve"> Four r</w:t>
           </w:r>
         </w:hyperlink>
       </w:r>
@@ -519,7 +519,7 @@
             <w:rPr>
               <w:rStyle w:val="Hyperlink"/>
             </w:rPr>
-            <w:t xml:space="preserve">regions </w:t>
+            <w:t xml:space="preserve">egions </w:t>
           </w:r>
         </w:hyperlink>
       </w:r>
@@ -1418,16 +1418,8 @@
           <w:i/>
           <w:color w:val="0000FF"/>
           <w:sz w:val="24"/>
-          <w:u w:val="single"/>
         </w:rPr>
-        <w:hyperlink r:id="rId15" w:history="1">
-          <w:r>
-            <w:rPr>
-              <w:rStyle w:val="Hyperlink"/>
-            </w:rPr>
-            <w:t>Het</w:t>
-          </w:r>
-        </w:hyperlink>
+        <w:t xml:space="preserve">Het Nederlands(ch) </w:t>
       </w:r>
       <w:r>
         <w:rPr>
@@ -1438,47 +1430,7 @@
           <w:sz w:val="24"/>
           <w:u w:val="single"/>
         </w:rPr>
-        <w:t xml:space="preserve"> </w:t>
-      </w:r>
-      <w:r>
-        <w:rPr>
-          <w:rFonts w:ascii="Charis SIL Italic" w:hAnsi="Charis SIL Italic" w:eastAsia="Charis SIL Italic"/>
-          <w:b w:val="0"/>
-          <w:i/>
-          <w:color w:val="0000FF"/>
-          <w:sz w:val="24"/>
-          <w:u w:val="single"/>
-        </w:rPr>
-        <w:hyperlink r:id="rId15" w:history="1">
-          <w:r>
-            <w:rPr>
-              <w:rStyle w:val="Hyperlink"/>
-            </w:rPr>
-            <w:t>Nederlands(ch)</w:t>
-          </w:r>
-        </w:hyperlink>
-      </w:r>
-      <w:r>
-        <w:rPr>
-          <w:rFonts w:ascii="Charis SIL Italic" w:hAnsi="Charis SIL Italic" w:eastAsia="Charis SIL Italic"/>
-          <w:b w:val="0"/>
-          <w:i/>
-          <w:color w:val="0000FF"/>
-          <w:sz w:val="24"/>
-          <w:u w:val="single"/>
-        </w:rPr>
-        <w:t xml:space="preserve"> </w:t>
-      </w:r>
-      <w:r>
-        <w:rPr>
-          <w:rFonts w:ascii="Charis SIL Italic" w:hAnsi="Charis SIL Italic" w:eastAsia="Charis SIL Italic"/>
-          <w:b w:val="0"/>
-          <w:i/>
-          <w:color w:val="0000FF"/>
-          <w:sz w:val="24"/>
-          <w:u w:val="single"/>
-        </w:rPr>
-        <w:hyperlink r:id="rId15" w:history="1">
+        <w:hyperlink r:id="rId14" w:history="1">
           <w:r>
             <w:rPr>
               <w:rStyle w:val="Hyperlink"/>
@@ -1496,7 +1448,7 @@
           <w:sz w:val="24"/>
           <w:u w:val="single"/>
         </w:rPr>
-        <w:hyperlink r:id="rId15" w:history="1">
+        <w:hyperlink r:id="rId14" w:history="1">
           <w:r>
             <w:rPr>
               <w:rStyle w:val="Hyperlink"/>
@@ -1665,7 +1617,25 @@
           <w:color w:val="000000"/>
           <w:sz w:val="24"/>
         </w:rPr>
-        <w:t xml:space="preserve"> by Cees va</w:t>
+        <w:t xml:space="preserve"> by Cees</w:t>
+      </w:r>
+      <w:r>
+        <w:rPr>
+          <w:u w:val="single" w:color="0000ff"/>
+          <w:rFonts w:ascii="Charis SIL Regular" w:hAnsi="Charis SIL Regular" w:eastAsia="Charis SIL Regular"/>
+          <w:b w:val="0"/>
+          <w:i w:val="0"/>
+          <w:color w:val="000000"/>
+          <w:sz w:val="24"/>
+        </w:rPr>
+        <w:hyperlink r:id="rId15" w:history="1">
+          <w:r>
+            <w:rPr>
+              <w:rStyle w:val="Hyperlink"/>
+            </w:rPr>
+            <w:t xml:space="preserve"> va</w:t>
+          </w:r>
+        </w:hyperlink>
       </w:r>
       <w:r>
         <w:rPr>
@@ -2236,25 +2206,7 @@
             <w:rPr>
               <w:rStyle w:val="Hyperlink"/>
             </w:rPr>
-            <w:t>file/</w:t>
-          </w:r>
-        </w:hyperlink>
-      </w:r>
-      <w:r>
-        <w:rPr>
-          <w:rFonts w:ascii="Charis SIL Regular" w:hAnsi="Charis SIL Regular" w:eastAsia="Charis SIL Regular"/>
-          <w:b w:val="0"/>
-          <w:i w:val="0"/>
-          <w:color w:val="0000FF"/>
-          <w:sz w:val="24"/>
-          <w:u w:val="single"/>
-        </w:rPr>
-        <w:hyperlink r:id="rId13" w:history="1">
-          <w:r>
-            <w:rPr>
-              <w:rStyle w:val="Hyperlink"/>
-            </w:rPr>
-            <w:t>8</w:t>
+            <w:t>file/8</w:t>
           </w:r>
         </w:hyperlink>
       </w:r>
@@ -2321,14 +2273,7 @@
           <w:sz w:val="24"/>
           <w:u w:val="single"/>
         </w:rPr>
-        <w:hyperlink r:id="rId13" w:history="1">
-          <w:r>
-            <w:rPr>
-              <w:rStyle w:val="Hyperlink"/>
-            </w:rPr>
-            <w:t>3</w:t>
-          </w:r>
-        </w:hyperlink>
+        <w:t>3</w:t>
       </w:r>
       <w:r>
         <w:rPr>
@@ -2889,7 +2834,7 @@
           <w:sz w:val="24"/>
           <w:u w:val="single"/>
         </w:rPr>
-        <w:hyperlink r:id="rId9" w:history="1">
+        <w:hyperlink r:id="rId17" w:history="1">
           <w:r>
             <w:rPr>
               <w:rStyle w:val="Hyperlink"/>

--- a/EXPORTS/DOCX/published/niveau3/English/MissiemuseumTilburg.docx
+++ b/EXPORTS/DOCX/published/niveau3/English/MissiemuseumTilburg.docx
@@ -1418,8 +1418,16 @@
           <w:i/>
           <w:color w:val="0000FF"/>
           <w:sz w:val="24"/>
+          <w:u w:val="single"/>
         </w:rPr>
-        <w:t xml:space="preserve">Het Nederlands(ch) </w:t>
+        <w:hyperlink r:id="rId15" w:history="1">
+          <w:r>
+            <w:rPr>
+              <w:rStyle w:val="Hyperlink"/>
+            </w:rPr>
+            <w:t>Het</w:t>
+          </w:r>
+        </w:hyperlink>
       </w:r>
       <w:r>
         <w:rPr>
@@ -1430,7 +1438,47 @@
           <w:sz w:val="24"/>
           <w:u w:val="single"/>
         </w:rPr>
-        <w:hyperlink r:id="rId14" w:history="1">
+        <w:t xml:space="preserve"> </w:t>
+      </w:r>
+      <w:r>
+        <w:rPr>
+          <w:rFonts w:ascii="Charis SIL Italic" w:hAnsi="Charis SIL Italic" w:eastAsia="Charis SIL Italic"/>
+          <w:b w:val="0"/>
+          <w:i/>
+          <w:color w:val="0000FF"/>
+          <w:sz w:val="24"/>
+          <w:u w:val="single"/>
+        </w:rPr>
+        <w:hyperlink r:id="rId15" w:history="1">
+          <w:r>
+            <w:rPr>
+              <w:rStyle w:val="Hyperlink"/>
+            </w:rPr>
+            <w:t>Nederlands(ch)</w:t>
+          </w:r>
+        </w:hyperlink>
+      </w:r>
+      <w:r>
+        <w:rPr>
+          <w:rFonts w:ascii="Charis SIL Italic" w:hAnsi="Charis SIL Italic" w:eastAsia="Charis SIL Italic"/>
+          <w:b w:val="0"/>
+          <w:i/>
+          <w:color w:val="0000FF"/>
+          <w:sz w:val="24"/>
+          <w:u w:val="single"/>
+        </w:rPr>
+        <w:t xml:space="preserve"> </w:t>
+      </w:r>
+      <w:r>
+        <w:rPr>
+          <w:rFonts w:ascii="Charis SIL Italic" w:hAnsi="Charis SIL Italic" w:eastAsia="Charis SIL Italic"/>
+          <w:b w:val="0"/>
+          <w:i/>
+          <w:color w:val="0000FF"/>
+          <w:sz w:val="24"/>
+          <w:u w:val="single"/>
+        </w:rPr>
+        <w:hyperlink r:id="rId15" w:history="1">
           <w:r>
             <w:rPr>
               <w:rStyle w:val="Hyperlink"/>
@@ -1448,7 +1496,7 @@
           <w:sz w:val="24"/>
           <w:u w:val="single"/>
         </w:rPr>
-        <w:hyperlink r:id="rId14" w:history="1">
+        <w:hyperlink r:id="rId15" w:history="1">
           <w:r>
             <w:rPr>
               <w:rStyle w:val="Hyperlink"/>
@@ -2206,7 +2254,7 @@
             <w:rPr>
               <w:rStyle w:val="Hyperlink"/>
             </w:rPr>
-            <w:t>file/8</w:t>
+            <w:t>file</w:t>
           </w:r>
         </w:hyperlink>
       </w:r>
@@ -2224,7 +2272,7 @@
             <w:rPr>
               <w:rStyle w:val="Hyperlink"/>
             </w:rPr>
-            <w:t>f</w:t>
+            <w:t>/</w:t>
           </w:r>
         </w:hyperlink>
       </w:r>
@@ -2242,9 +2290,36 @@
             <w:rPr>
               <w:rStyle w:val="Hyperlink"/>
             </w:rPr>
-            <w:t>e</w:t>
+            <w:t>8</w:t>
           </w:r>
         </w:hyperlink>
+      </w:r>
+      <w:r>
+        <w:rPr>
+          <w:rFonts w:ascii="Charis SIL Regular" w:hAnsi="Charis SIL Regular" w:eastAsia="Charis SIL Regular"/>
+          <w:b w:val="0"/>
+          <w:i w:val="0"/>
+          <w:color w:val="0000FF"/>
+          <w:sz w:val="24"/>
+        </w:rPr>
+        <w:hyperlink r:id="rId13" w:history="1">
+          <w:r>
+            <w:rPr>
+              <w:rStyle w:val="Hyperlink"/>
+            </w:rPr>
+            <w:t>f</w:t>
+          </w:r>
+        </w:hyperlink>
+      </w:r>
+      <w:r>
+        <w:rPr>
+          <w:rFonts w:ascii="Charis SIL Regular" w:hAnsi="Charis SIL Regular" w:eastAsia="Charis SIL Regular"/>
+          <w:b w:val="0"/>
+          <w:i w:val="0"/>
+          <w:color w:val="0000FF"/>
+          <w:sz w:val="24"/>
+        </w:rPr>
+        <w:t>e</w:t>
       </w:r>
       <w:r>
         <w:rPr>
@@ -2273,17 +2348,14 @@
           <w:sz w:val="24"/>
           <w:u w:val="single"/>
         </w:rPr>
-        <w:t>3</w:t>
-      </w:r>
-      <w:r>
-        <w:rPr>
-          <w:rFonts w:ascii="Charis SIL Regular" w:hAnsi="Charis SIL Regular" w:eastAsia="Charis SIL Regular"/>
-          <w:b w:val="0"/>
-          <w:i w:val="0"/>
-          <w:color w:val="0000FF"/>
-          <w:sz w:val="24"/>
-        </w:rPr>
-        <w:t>a</w:t>
+        <w:hyperlink r:id="rId13" w:history="1">
+          <w:r>
+            <w:rPr>
+              <w:rStyle w:val="Hyperlink"/>
+            </w:rPr>
+            <w:t>3a</w:t>
+          </w:r>
+        </w:hyperlink>
       </w:r>
     </w:p>
     <w:p>
@@ -2834,7 +2906,7 @@
           <w:sz w:val="24"/>
           <w:u w:val="single"/>
         </w:rPr>
-        <w:hyperlink r:id="rId17" w:history="1">
+        <w:hyperlink r:id="rId9" w:history="1">
           <w:r>
             <w:rPr>
               <w:rStyle w:val="Hyperlink"/>

--- a/EXPORTS/DOCX/published/niveau3/English/MissiemuseumTilburg.docx
+++ b/EXPORTS/DOCX/published/niveau3/English/MissiemuseumTilburg.docx
@@ -1478,7 +1478,7 @@
           <w:sz w:val="24"/>
           <w:u w:val="single"/>
         </w:rPr>
-        <w:hyperlink r:id="rId15" w:history="1">
+        <w:hyperlink r:id="rId14" w:history="1">
           <w:r>
             <w:rPr>
               <w:rStyle w:val="Hyperlink"/>
@@ -1496,7 +1496,7 @@
           <w:sz w:val="24"/>
           <w:u w:val="single"/>
         </w:rPr>
-        <w:hyperlink r:id="rId15" w:history="1">
+        <w:hyperlink r:id="rId14" w:history="1">
           <w:r>
             <w:rPr>
               <w:rStyle w:val="Hyperlink"/>
@@ -2254,7 +2254,7 @@
             <w:rPr>
               <w:rStyle w:val="Hyperlink"/>
             </w:rPr>
-            <w:t>file</w:t>
+            <w:t>file/8f</w:t>
           </w:r>
         </w:hyperlink>
       </w:r>
@@ -2272,7 +2272,7 @@
             <w:rPr>
               <w:rStyle w:val="Hyperlink"/>
             </w:rPr>
-            <w:t>/</w:t>
+            <w:t>e</w:t>
           </w:r>
         </w:hyperlink>
       </w:r>
@@ -2290,7 +2290,7 @@
             <w:rPr>
               <w:rStyle w:val="Hyperlink"/>
             </w:rPr>
-            <w:t>8</w:t>
+            <w:t>8c8d66b2d3d5d8a2e8a73eb8</w:t>
           </w:r>
         </w:hyperlink>
       </w:r>
@@ -2301,25 +2301,9 @@
           <w:i w:val="0"/>
           <w:color w:val="0000FF"/>
           <w:sz w:val="24"/>
+          <w:u w:val="single"/>
         </w:rPr>
-        <w:hyperlink r:id="rId13" w:history="1">
-          <w:r>
-            <w:rPr>
-              <w:rStyle w:val="Hyperlink"/>
-            </w:rPr>
-            <w:t>f</w:t>
-          </w:r>
-        </w:hyperlink>
-      </w:r>
-      <w:r>
-        <w:rPr>
-          <w:rFonts w:ascii="Charis SIL Regular" w:hAnsi="Charis SIL Regular" w:eastAsia="Charis SIL Regular"/>
-          <w:b w:val="0"/>
-          <w:i w:val="0"/>
-          <w:color w:val="0000FF"/>
-          <w:sz w:val="24"/>
-        </w:rPr>
-        <w:t>e</w:t>
+        <w:t>7</w:t>
       </w:r>
       <w:r>
         <w:rPr>
@@ -2330,14 +2314,17 @@
           <w:sz w:val="24"/>
           <w:u w:val="single"/>
         </w:rPr>
-        <w:hyperlink r:id="rId13" w:history="1">
-          <w:r>
-            <w:rPr>
-              <w:rStyle w:val="Hyperlink"/>
-            </w:rPr>
-            <w:t>8c8d66b2d3d5d8a2e8a73eb8756</w:t>
-          </w:r>
-        </w:hyperlink>
+        <w:t>5</w:t>
+      </w:r>
+      <w:r>
+        <w:rPr>
+          <w:rFonts w:ascii="Charis SIL Regular" w:hAnsi="Charis SIL Regular" w:eastAsia="Charis SIL Regular"/>
+          <w:b w:val="0"/>
+          <w:i w:val="0"/>
+          <w:color w:val="0000FF"/>
+          <w:sz w:val="24"/>
+        </w:rPr>
+        <w:t>6</w:t>
       </w:r>
       <w:r>
         <w:rPr>

--- a/EXPORTS/DOCX/published/niveau3/English/MissiemuseumTilburg.docx
+++ b/EXPORTS/DOCX/published/niveau3/English/MissiemuseumTilburg.docx
@@ -1420,54 +1420,7 @@
           <w:sz w:val="24"/>
           <w:u w:val="single"/>
         </w:rPr>
-        <w:hyperlink r:id="rId15" w:history="1">
-          <w:r>
-            <w:rPr>
-              <w:rStyle w:val="Hyperlink"/>
-            </w:rPr>
-            <w:t>Het</w:t>
-          </w:r>
-        </w:hyperlink>
-      </w:r>
-      <w:r>
-        <w:rPr>
-          <w:rFonts w:ascii="Charis SIL Italic" w:hAnsi="Charis SIL Italic" w:eastAsia="Charis SIL Italic"/>
-          <w:b w:val="0"/>
-          <w:i/>
-          <w:color w:val="0000FF"/>
-          <w:sz w:val="24"/>
-          <w:u w:val="single"/>
-        </w:rPr>
-        <w:t xml:space="preserve"> </w:t>
-      </w:r>
-      <w:r>
-        <w:rPr>
-          <w:rFonts w:ascii="Charis SIL Italic" w:hAnsi="Charis SIL Italic" w:eastAsia="Charis SIL Italic"/>
-          <w:b w:val="0"/>
-          <w:i/>
-          <w:color w:val="0000FF"/>
-          <w:sz w:val="24"/>
-          <w:u w:val="single"/>
-        </w:rPr>
-        <w:hyperlink r:id="rId15" w:history="1">
-          <w:r>
-            <w:rPr>
-              <w:rStyle w:val="Hyperlink"/>
-            </w:rPr>
-            <w:t>Nederlands(ch)</w:t>
-          </w:r>
-        </w:hyperlink>
-      </w:r>
-      <w:r>
-        <w:rPr>
-          <w:rFonts w:ascii="Charis SIL Italic" w:hAnsi="Charis SIL Italic" w:eastAsia="Charis SIL Italic"/>
-          <w:b w:val="0"/>
-          <w:i/>
-          <w:color w:val="0000FF"/>
-          <w:sz w:val="24"/>
-          <w:u w:val="single"/>
-        </w:rPr>
-        <w:t xml:space="preserve"> </w:t>
+        <w:t xml:space="preserve">Het Nederlands(ch) </w:t>
       </w:r>
       <w:r>
         <w:rPr>
@@ -2254,7 +2207,7 @@
             <w:rPr>
               <w:rStyle w:val="Hyperlink"/>
             </w:rPr>
-            <w:t>file/8f</w:t>
+            <w:t>file</w:t>
           </w:r>
         </w:hyperlink>
       </w:r>
@@ -2272,9 +2225,41 @@
             <w:rPr>
               <w:rStyle w:val="Hyperlink"/>
             </w:rPr>
-            <w:t>e</w:t>
+            <w:t>/</w:t>
           </w:r>
         </w:hyperlink>
+      </w:r>
+      <w:r>
+        <w:rPr>
+          <w:rFonts w:ascii="Charis SIL Regular" w:hAnsi="Charis SIL Regular" w:eastAsia="Charis SIL Regular"/>
+          <w:b w:val="0"/>
+          <w:i w:val="0"/>
+          <w:color w:val="0000FF"/>
+          <w:sz w:val="24"/>
+          <w:u w:val="single"/>
+        </w:rPr>
+        <w:t>8</w:t>
+      </w:r>
+      <w:r>
+        <w:rPr>
+          <w:rFonts w:ascii="Charis SIL Regular" w:hAnsi="Charis SIL Regular" w:eastAsia="Charis SIL Regular"/>
+          <w:b w:val="0"/>
+          <w:i w:val="0"/>
+          <w:color w:val="0000FF"/>
+          <w:sz w:val="24"/>
+          <w:u w:val="single"/>
+        </w:rPr>
+        <w:t>f</w:t>
+      </w:r>
+      <w:r>
+        <w:rPr>
+          <w:rFonts w:ascii="Charis SIL Regular" w:hAnsi="Charis SIL Regular" w:eastAsia="Charis SIL Regular"/>
+          <w:b w:val="0"/>
+          <w:i w:val="0"/>
+          <w:color w:val="0000FF"/>
+          <w:sz w:val="24"/>
+        </w:rPr>
+        <w:t>e</w:t>
       </w:r>
       <w:r>
         <w:rPr>
@@ -2290,41 +2275,9 @@
             <w:rPr>
               <w:rStyle w:val="Hyperlink"/>
             </w:rPr>
-            <w:t>8c8d66b2d3d5d8a2e8a73eb8</w:t>
+            <w:t>8c8d66b2d3d5d8a2e8a73eb8756</w:t>
           </w:r>
         </w:hyperlink>
-      </w:r>
-      <w:r>
-        <w:rPr>
-          <w:rFonts w:ascii="Charis SIL Regular" w:hAnsi="Charis SIL Regular" w:eastAsia="Charis SIL Regular"/>
-          <w:b w:val="0"/>
-          <w:i w:val="0"/>
-          <w:color w:val="0000FF"/>
-          <w:sz w:val="24"/>
-          <w:u w:val="single"/>
-        </w:rPr>
-        <w:t>7</w:t>
-      </w:r>
-      <w:r>
-        <w:rPr>
-          <w:rFonts w:ascii="Charis SIL Regular" w:hAnsi="Charis SIL Regular" w:eastAsia="Charis SIL Regular"/>
-          <w:b w:val="0"/>
-          <w:i w:val="0"/>
-          <w:color w:val="0000FF"/>
-          <w:sz w:val="24"/>
-          <w:u w:val="single"/>
-        </w:rPr>
-        <w:t>5</w:t>
-      </w:r>
-      <w:r>
-        <w:rPr>
-          <w:rFonts w:ascii="Charis SIL Regular" w:hAnsi="Charis SIL Regular" w:eastAsia="Charis SIL Regular"/>
-          <w:b w:val="0"/>
-          <w:i w:val="0"/>
-          <w:color w:val="0000FF"/>
-          <w:sz w:val="24"/>
-        </w:rPr>
-        <w:t>6</w:t>
       </w:r>
       <w:r>
         <w:rPr>

--- a/EXPORTS/DOCX/published/niveau3/English/MissiemuseumTilburg.docx
+++ b/EXPORTS/DOCX/published/niveau3/English/MissiemuseumTilburg.docx
@@ -1420,7 +1420,54 @@
           <w:sz w:val="24"/>
           <w:u w:val="single"/>
         </w:rPr>
-        <w:t xml:space="preserve">Het Nederlands(ch) </w:t>
+        <w:hyperlink r:id="rId15" w:history="1">
+          <w:r>
+            <w:rPr>
+              <w:rStyle w:val="Hyperlink"/>
+            </w:rPr>
+            <w:t>Het</w:t>
+          </w:r>
+        </w:hyperlink>
+      </w:r>
+      <w:r>
+        <w:rPr>
+          <w:rFonts w:ascii="Charis SIL Italic" w:hAnsi="Charis SIL Italic" w:eastAsia="Charis SIL Italic"/>
+          <w:b w:val="0"/>
+          <w:i/>
+          <w:color w:val="0000FF"/>
+          <w:sz w:val="24"/>
+          <w:u w:val="single"/>
+        </w:rPr>
+        <w:t xml:space="preserve"> </w:t>
+      </w:r>
+      <w:r>
+        <w:rPr>
+          <w:rFonts w:ascii="Charis SIL Italic" w:hAnsi="Charis SIL Italic" w:eastAsia="Charis SIL Italic"/>
+          <w:b w:val="0"/>
+          <w:i/>
+          <w:color w:val="0000FF"/>
+          <w:sz w:val="24"/>
+          <w:u w:val="single"/>
+        </w:rPr>
+        <w:hyperlink r:id="rId15" w:history="1">
+          <w:r>
+            <w:rPr>
+              <w:rStyle w:val="Hyperlink"/>
+            </w:rPr>
+            <w:t>Nederlands(ch)</w:t>
+          </w:r>
+        </w:hyperlink>
+      </w:r>
+      <w:r>
+        <w:rPr>
+          <w:rFonts w:ascii="Charis SIL Italic" w:hAnsi="Charis SIL Italic" w:eastAsia="Charis SIL Italic"/>
+          <w:b w:val="0"/>
+          <w:i/>
+          <w:color w:val="0000FF"/>
+          <w:sz w:val="24"/>
+          <w:u w:val="single"/>
+        </w:rPr>
+        <w:t xml:space="preserve"> </w:t>
       </w:r>
       <w:r>
         <w:rPr>
@@ -2846,7 +2893,7 @@
           <w:sz w:val="24"/>
           <w:u w:val="single"/>
         </w:rPr>
-        <w:hyperlink r:id="rId9" w:history="1">
+        <w:hyperlink r:id="rId17" w:history="1">
           <w:r>
             <w:rPr>
               <w:rStyle w:val="Hyperlink"/>

--- a/EXPORTS/DOCX/published/niveau3/English/MissiemuseumTilburg.docx
+++ b/EXPORTS/DOCX/published/niveau3/English/MissiemuseumTilburg.docx
@@ -1418,56 +1418,8 @@
           <w:i/>
           <w:color w:val="0000FF"/>
           <w:sz w:val="24"/>
-          <w:u w:val="single"/>
         </w:rPr>
-        <w:hyperlink r:id="rId15" w:history="1">
-          <w:r>
-            <w:rPr>
-              <w:rStyle w:val="Hyperlink"/>
-            </w:rPr>
-            <w:t>Het</w:t>
-          </w:r>
-        </w:hyperlink>
-      </w:r>
-      <w:r>
-        <w:rPr>
-          <w:rFonts w:ascii="Charis SIL Italic" w:hAnsi="Charis SIL Italic" w:eastAsia="Charis SIL Italic"/>
-          <w:b w:val="0"/>
-          <w:i/>
-          <w:color w:val="0000FF"/>
-          <w:sz w:val="24"/>
-          <w:u w:val="single"/>
-        </w:rPr>
-        <w:t xml:space="preserve"> </w:t>
-      </w:r>
-      <w:r>
-        <w:rPr>
-          <w:rFonts w:ascii="Charis SIL Italic" w:hAnsi="Charis SIL Italic" w:eastAsia="Charis SIL Italic"/>
-          <w:b w:val="0"/>
-          <w:i/>
-          <w:color w:val="0000FF"/>
-          <w:sz w:val="24"/>
-          <w:u w:val="single"/>
-        </w:rPr>
-        <w:hyperlink r:id="rId15" w:history="1">
-          <w:r>
-            <w:rPr>
-              <w:rStyle w:val="Hyperlink"/>
-            </w:rPr>
-            <w:t>Nederlands(ch)</w:t>
-          </w:r>
-        </w:hyperlink>
-      </w:r>
-      <w:r>
-        <w:rPr>
-          <w:rFonts w:ascii="Charis SIL Italic" w:hAnsi="Charis SIL Italic" w:eastAsia="Charis SIL Italic"/>
-          <w:b w:val="0"/>
-          <w:i/>
-          <w:color w:val="0000FF"/>
-          <w:sz w:val="24"/>
-          <w:u w:val="single"/>
-        </w:rPr>
-        <w:t xml:space="preserve"> </w:t>
+        <w:t xml:space="preserve">Het Nederlands(ch) </w:t>
       </w:r>
       <w:r>
         <w:rPr>
@@ -2254,7 +2206,7 @@
             <w:rPr>
               <w:rStyle w:val="Hyperlink"/>
             </w:rPr>
-            <w:t>file</w:t>
+            <w:t>file/8</w:t>
           </w:r>
         </w:hyperlink>
       </w:r>
@@ -2272,7 +2224,7 @@
             <w:rPr>
               <w:rStyle w:val="Hyperlink"/>
             </w:rPr>
-            <w:t>/</w:t>
+            <w:t>f</w:t>
           </w:r>
         </w:hyperlink>
       </w:r>
@@ -2285,28 +2237,14 @@
           <w:sz w:val="24"/>
           <w:u w:val="single"/>
         </w:rPr>
-        <w:t>8</w:t>
-      </w:r>
-      <w:r>
-        <w:rPr>
-          <w:rFonts w:ascii="Charis SIL Regular" w:hAnsi="Charis SIL Regular" w:eastAsia="Charis SIL Regular"/>
-          <w:b w:val="0"/>
-          <w:i w:val="0"/>
-          <w:color w:val="0000FF"/>
-          <w:sz w:val="24"/>
-          <w:u w:val="single"/>
-        </w:rPr>
-        <w:t>f</w:t>
-      </w:r>
-      <w:r>
-        <w:rPr>
-          <w:rFonts w:ascii="Charis SIL Regular" w:hAnsi="Charis SIL Regular" w:eastAsia="Charis SIL Regular"/>
-          <w:b w:val="0"/>
-          <w:i w:val="0"/>
-          <w:color w:val="0000FF"/>
-          <w:sz w:val="24"/>
-        </w:rPr>
-        <w:t>e</w:t>
+        <w:hyperlink r:id="rId13" w:history="1">
+          <w:r>
+            <w:rPr>
+              <w:rStyle w:val="Hyperlink"/>
+            </w:rPr>
+            <w:t>e</w:t>
+          </w:r>
+        </w:hyperlink>
       </w:r>
       <w:r>
         <w:rPr>
@@ -2335,14 +2273,17 @@
           <w:sz w:val="24"/>
           <w:u w:val="single"/>
         </w:rPr>
-        <w:hyperlink r:id="rId13" w:history="1">
-          <w:r>
-            <w:rPr>
-              <w:rStyle w:val="Hyperlink"/>
-            </w:rPr>
-            <w:t>3a</w:t>
-          </w:r>
-        </w:hyperlink>
+        <w:t>3</w:t>
+      </w:r>
+      <w:r>
+        <w:rPr>
+          <w:rFonts w:ascii="Charis SIL Regular" w:hAnsi="Charis SIL Regular" w:eastAsia="Charis SIL Regular"/>
+          <w:b w:val="0"/>
+          <w:i w:val="0"/>
+          <w:color w:val="0000FF"/>
+          <w:sz w:val="24"/>
+        </w:rPr>
+        <w:t>a</w:t>
       </w:r>
     </w:p>
     <w:p>
@@ -2875,7 +2816,7 @@
           <w:sz w:val="24"/>
           <w:u w:val="single"/>
         </w:rPr>
-        <w:hyperlink r:id="rId17" w:history="1">
+        <w:hyperlink r:id="rId9" w:history="1">
           <w:r>
             <w:rPr>
               <w:rStyle w:val="Hyperlink"/>
@@ -2893,7 +2834,7 @@
           <w:sz w:val="24"/>
           <w:u w:val="single"/>
         </w:rPr>
-        <w:hyperlink r:id="rId17" w:history="1">
+        <w:hyperlink r:id="rId9" w:history="1">
           <w:r>
             <w:rPr>
               <w:rStyle w:val="Hyperlink"/>

--- a/EXPORTS/DOCX/published/niveau3/English/MissiemuseumTilburg.docx
+++ b/EXPORTS/DOCX/published/niveau3/English/MissiemuseumTilburg.docx
@@ -2260,7 +2260,7 @@
             <w:rPr>
               <w:rStyle w:val="Hyperlink"/>
             </w:rPr>
-            <w:t>8c8d66b2d3d5d8a2e8a73eb8756</w:t>
+            <w:t>8c8d66b2d3d5d8a2e8a73eb87</w:t>
           </w:r>
         </w:hyperlink>
       </w:r>
@@ -2273,7 +2273,7 @@
           <w:sz w:val="24"/>
           <w:u w:val="single"/>
         </w:rPr>
-        <w:t>3</w:t>
+        <w:t>5</w:t>
       </w:r>
       <w:r>
         <w:rPr>
@@ -2283,7 +2283,25 @@
           <w:color w:val="0000FF"/>
           <w:sz w:val="24"/>
         </w:rPr>
-        <w:t>a</w:t>
+        <w:t>6</w:t>
+      </w:r>
+      <w:r>
+        <w:rPr>
+          <w:rFonts w:ascii="Charis SIL Regular" w:hAnsi="Charis SIL Regular" w:eastAsia="Charis SIL Regular"/>
+          <w:b w:val="0"/>
+          <w:i w:val="0"/>
+          <w:color w:val="0000FF"/>
+          <w:sz w:val="24"/>
+          <w:u w:val="single"/>
+        </w:rPr>
+        <w:hyperlink r:id="rId13" w:history="1">
+          <w:r>
+            <w:rPr>
+              <w:rStyle w:val="Hyperlink"/>
+            </w:rPr>
+            <w:t>3a</w:t>
+          </w:r>
+        </w:hyperlink>
       </w:r>
     </w:p>
     <w:p>
@@ -2816,7 +2834,7 @@
           <w:sz w:val="24"/>
           <w:u w:val="single"/>
         </w:rPr>
-        <w:hyperlink r:id="rId9" w:history="1">
+        <w:hyperlink r:id="rId17" w:history="1">
           <w:r>
             <w:rPr>
               <w:rStyle w:val="Hyperlink"/>

--- a/EXPORTS/DOCX/published/niveau3/English/MissiemuseumTilburg.docx
+++ b/EXPORTS/DOCX/published/niveau3/English/MissiemuseumTilburg.docx
@@ -1418,8 +1418,56 @@
           <w:i/>
           <w:color w:val="0000FF"/>
           <w:sz w:val="24"/>
+          <w:u w:val="single"/>
         </w:rPr>
-        <w:t xml:space="preserve">Het Nederlands(ch) </w:t>
+        <w:hyperlink r:id="rId15" w:history="1">
+          <w:r>
+            <w:rPr>
+              <w:rStyle w:val="Hyperlink"/>
+            </w:rPr>
+            <w:t>Het</w:t>
+          </w:r>
+        </w:hyperlink>
+      </w:r>
+      <w:r>
+        <w:rPr>
+          <w:rFonts w:ascii="Charis SIL Italic" w:hAnsi="Charis SIL Italic" w:eastAsia="Charis SIL Italic"/>
+          <w:b w:val="0"/>
+          <w:i/>
+          <w:color w:val="0000FF"/>
+          <w:sz w:val="24"/>
+          <w:u w:val="single"/>
+        </w:rPr>
+        <w:t xml:space="preserve"> </w:t>
+      </w:r>
+      <w:r>
+        <w:rPr>
+          <w:rFonts w:ascii="Charis SIL Italic" w:hAnsi="Charis SIL Italic" w:eastAsia="Charis SIL Italic"/>
+          <w:b w:val="0"/>
+          <w:i/>
+          <w:color w:val="0000FF"/>
+          <w:sz w:val="24"/>
+          <w:u w:val="single"/>
+        </w:rPr>
+        <w:hyperlink r:id="rId15" w:history="1">
+          <w:r>
+            <w:rPr>
+              <w:rStyle w:val="Hyperlink"/>
+            </w:rPr>
+            <w:t>Nederlands(ch)</w:t>
+          </w:r>
+        </w:hyperlink>
+      </w:r>
+      <w:r>
+        <w:rPr>
+          <w:rFonts w:ascii="Charis SIL Italic" w:hAnsi="Charis SIL Italic" w:eastAsia="Charis SIL Italic"/>
+          <w:b w:val="0"/>
+          <w:i/>
+          <w:color w:val="0000FF"/>
+          <w:sz w:val="24"/>
+          <w:u w:val="single"/>
+        </w:rPr>
+        <w:t xml:space="preserve"> </w:t>
       </w:r>
       <w:r>
         <w:rPr>
@@ -2206,25 +2254,7 @@
             <w:rPr>
               <w:rStyle w:val="Hyperlink"/>
             </w:rPr>
-            <w:t>file/8</w:t>
-          </w:r>
-        </w:hyperlink>
-      </w:r>
-      <w:r>
-        <w:rPr>
-          <w:rFonts w:ascii="Charis SIL Regular" w:hAnsi="Charis SIL Regular" w:eastAsia="Charis SIL Regular"/>
-          <w:b w:val="0"/>
-          <w:i w:val="0"/>
-          <w:color w:val="0000FF"/>
-          <w:sz w:val="24"/>
-          <w:u w:val="single"/>
-        </w:rPr>
-        <w:hyperlink r:id="rId13" w:history="1">
-          <w:r>
-            <w:rPr>
-              <w:rStyle w:val="Hyperlink"/>
-            </w:rPr>
-            <w:t>f</w:t>
+            <w:t>file/8f</w:t>
           </w:r>
         </w:hyperlink>
       </w:r>
@@ -2273,7 +2303,14 @@
           <w:sz w:val="24"/>
           <w:u w:val="single"/>
         </w:rPr>
-        <w:t>5</w:t>
+        <w:hyperlink r:id="rId13" w:history="1">
+          <w:r>
+            <w:rPr>
+              <w:rStyle w:val="Hyperlink"/>
+            </w:rPr>
+            <w:t>5</w:t>
+          </w:r>
+        </w:hyperlink>
       </w:r>
       <w:r>
         <w:rPr>
@@ -2282,6 +2319,7 @@
           <w:i w:val="0"/>
           <w:color w:val="0000FF"/>
           <w:sz w:val="24"/>
+          <w:u w:val="single"/>
         </w:rPr>
         <w:t>6</w:t>
       </w:r>
@@ -2299,9 +2337,19 @@
             <w:rPr>
               <w:rStyle w:val="Hyperlink"/>
             </w:rPr>
-            <w:t>3a</w:t>
+            <w:t>3</w:t>
           </w:r>
         </w:hyperlink>
+      </w:r>
+      <w:r>
+        <w:rPr>
+          <w:rFonts w:ascii="Charis SIL Regular" w:hAnsi="Charis SIL Regular" w:eastAsia="Charis SIL Regular"/>
+          <w:b w:val="0"/>
+          <w:i w:val="0"/>
+          <w:color w:val="0000FF"/>
+          <w:sz w:val="24"/>
+        </w:rPr>
+        <w:t>a</w:t>
       </w:r>
     </w:p>
     <w:p>

--- a/EXPORTS/DOCX/published/niveau3/English/MissiemuseumTilburg.docx
+++ b/EXPORTS/DOCX/published/niveau3/English/MissiemuseumTilburg.docx
@@ -501,7 +501,7 @@
             <w:rPr>
               <w:rStyle w:val="Hyperlink"/>
             </w:rPr>
-            <w:t xml:space="preserve"> Four </w:t>
+            <w:t xml:space="preserve"> Four r</w:t>
           </w:r>
         </w:hyperlink>
       </w:r>
@@ -519,7 +519,7 @@
             <w:rPr>
               <w:rStyle w:val="Hyperlink"/>
             </w:rPr>
-            <w:t xml:space="preserve">regions </w:t>
+            <w:t xml:space="preserve">egions </w:t>
           </w:r>
         </w:hyperlink>
       </w:r>
@@ -2260,7 +2260,7 @@
             <w:rPr>
               <w:rStyle w:val="Hyperlink"/>
             </w:rPr>
-            <w:t>8c8d66b2d3d5d8a2e8a73eb87</w:t>
+            <w:t>8c8d66b2d3d5d8a2e8a73eb8756</w:t>
           </w:r>
         </w:hyperlink>
       </w:r>
@@ -2271,15 +2271,9 @@
           <w:i w:val="0"/>
           <w:color w:val="0000FF"/>
           <w:sz w:val="24"/>
+          <w:u w:val="single"/>
         </w:rPr>
-        <w:hyperlink r:id="rId13" w:history="1">
-          <w:r>
-            <w:rPr>
-              <w:rStyle w:val="Hyperlink"/>
-            </w:rPr>
-            <w:t>5</w:t>
-          </w:r>
-        </w:hyperlink>
+        <w:t>3</w:t>
       </w:r>
       <w:r>
         <w:rPr>
@@ -2289,25 +2283,7 @@
           <w:color w:val="0000FF"/>
           <w:sz w:val="24"/>
         </w:rPr>
-        <w:t>6</w:t>
-      </w:r>
-      <w:r>
-        <w:rPr>
-          <w:rFonts w:ascii="Charis SIL Regular" w:hAnsi="Charis SIL Regular" w:eastAsia="Charis SIL Regular"/>
-          <w:b w:val="0"/>
-          <w:i w:val="0"/>
-          <w:color w:val="0000FF"/>
-          <w:sz w:val="24"/>
-          <w:u w:val="single"/>
-        </w:rPr>
-        <w:hyperlink r:id="rId13" w:history="1">
-          <w:r>
-            <w:rPr>
-              <w:rStyle w:val="Hyperlink"/>
-            </w:rPr>
-            <w:t>3a</w:t>
-          </w:r>
-        </w:hyperlink>
+        <w:t>a</w:t>
       </w:r>
     </w:p>
     <w:p>
@@ -2858,7 +2834,7 @@
           <w:sz w:val="24"/>
           <w:u w:val="single"/>
         </w:rPr>
-        <w:hyperlink r:id="rId17" w:history="1">
+        <w:hyperlink r:id="rId9" w:history="1">
           <w:r>
             <w:rPr>
               <w:rStyle w:val="Hyperlink"/>

--- a/EXPORTS/DOCX/published/niveau3/English/MissiemuseumTilburg.docx
+++ b/EXPORTS/DOCX/published/niveau3/English/MissiemuseumTilburg.docx
@@ -1418,8 +1418,16 @@
           <w:i/>
           <w:color w:val="0000FF"/>
           <w:sz w:val="24"/>
+          <w:u w:val="single"/>
         </w:rPr>
-        <w:t xml:space="preserve">Het Nederlands(ch) </w:t>
+        <w:hyperlink r:id="rId15" w:history="1">
+          <w:r>
+            <w:rPr>
+              <w:rStyle w:val="Hyperlink"/>
+            </w:rPr>
+            <w:t>Het</w:t>
+          </w:r>
+        </w:hyperlink>
       </w:r>
       <w:r>
         <w:rPr>
@@ -1430,7 +1438,47 @@
           <w:sz w:val="24"/>
           <w:u w:val="single"/>
         </w:rPr>
-        <w:hyperlink r:id="rId14" w:history="1">
+        <w:t xml:space="preserve"> </w:t>
+      </w:r>
+      <w:r>
+        <w:rPr>
+          <w:rFonts w:ascii="Charis SIL Italic" w:hAnsi="Charis SIL Italic" w:eastAsia="Charis SIL Italic"/>
+          <w:b w:val="0"/>
+          <w:i/>
+          <w:color w:val="0000FF"/>
+          <w:sz w:val="24"/>
+          <w:u w:val="single"/>
+        </w:rPr>
+        <w:hyperlink r:id="rId15" w:history="1">
+          <w:r>
+            <w:rPr>
+              <w:rStyle w:val="Hyperlink"/>
+            </w:rPr>
+            <w:t>Nederlands(ch)</w:t>
+          </w:r>
+        </w:hyperlink>
+      </w:r>
+      <w:r>
+        <w:rPr>
+          <w:rFonts w:ascii="Charis SIL Italic" w:hAnsi="Charis SIL Italic" w:eastAsia="Charis SIL Italic"/>
+          <w:b w:val="0"/>
+          <w:i/>
+          <w:color w:val="0000FF"/>
+          <w:sz w:val="24"/>
+          <w:u w:val="single"/>
+        </w:rPr>
+        <w:t xml:space="preserve"> </w:t>
+      </w:r>
+      <w:r>
+        <w:rPr>
+          <w:rFonts w:ascii="Charis SIL Italic" w:hAnsi="Charis SIL Italic" w:eastAsia="Charis SIL Italic"/>
+          <w:b w:val="0"/>
+          <w:i/>
+          <w:color w:val="0000FF"/>
+          <w:sz w:val="24"/>
+          <w:u w:val="single"/>
+        </w:rPr>
+        <w:hyperlink r:id="rId15" w:history="1">
           <w:r>
             <w:rPr>
               <w:rStyle w:val="Hyperlink"/>
@@ -1448,7 +1496,7 @@
           <w:sz w:val="24"/>
           <w:u w:val="single"/>
         </w:rPr>
-        <w:hyperlink r:id="rId14" w:history="1">
+        <w:hyperlink r:id="rId15" w:history="1">
           <w:r>
             <w:rPr>
               <w:rStyle w:val="Hyperlink"/>
@@ -2206,7 +2254,7 @@
             <w:rPr>
               <w:rStyle w:val="Hyperlink"/>
             </w:rPr>
-            <w:t>file/8</w:t>
+            <w:t>file/</w:t>
           </w:r>
         </w:hyperlink>
       </w:r>
@@ -2224,6 +2272,23 @@
             <w:rPr>
               <w:rStyle w:val="Hyperlink"/>
             </w:rPr>
+            <w:t>8</w:t>
+          </w:r>
+        </w:hyperlink>
+      </w:r>
+      <w:r>
+        <w:rPr>
+          <w:rFonts w:ascii="Charis SIL Regular" w:hAnsi="Charis SIL Regular" w:eastAsia="Charis SIL Regular"/>
+          <w:b w:val="0"/>
+          <w:i w:val="0"/>
+          <w:color w:val="0000FF"/>
+          <w:sz w:val="24"/>
+        </w:rPr>
+        <w:hyperlink r:id="rId13" w:history="1">
+          <w:r>
+            <w:rPr>
+              <w:rStyle w:val="Hyperlink"/>
+            </w:rPr>
             <w:t>f</w:t>
           </w:r>
         </w:hyperlink>
@@ -2235,7 +2300,6 @@
           <w:i w:val="0"/>
           <w:color w:val="0000FF"/>
           <w:sz w:val="24"/>
-          <w:u w:val="single"/>
         </w:rPr>
         <w:hyperlink r:id="rId13" w:history="1">
           <w:r>
@@ -2273,7 +2337,14 @@
           <w:sz w:val="24"/>
           <w:u w:val="single"/>
         </w:rPr>
-        <w:t>3</w:t>
+        <w:hyperlink r:id="rId13" w:history="1">
+          <w:r>
+            <w:rPr>
+              <w:rStyle w:val="Hyperlink"/>
+            </w:rPr>
+            <w:t>3</w:t>
+          </w:r>
+        </w:hyperlink>
       </w:r>
       <w:r>
         <w:rPr>
@@ -2816,7 +2887,7 @@
           <w:sz w:val="24"/>
           <w:u w:val="single"/>
         </w:rPr>
-        <w:hyperlink r:id="rId17" w:history="1">
+        <w:hyperlink r:id="rId9" w:history="1">
           <w:r>
             <w:rPr>
               <w:rStyle w:val="Hyperlink"/>

--- a/EXPORTS/DOCX/published/niveau3/English/MissiemuseumTilburg.docx
+++ b/EXPORTS/DOCX/published/niveau3/English/MissiemuseumTilburg.docx
@@ -790,43 +790,7 @@
           <w:color w:val="000000"/>
           <w:sz w:val="24"/>
         </w:rPr>
-        <w:t>the l</w:t>
-      </w:r>
-      <w:r>
-        <w:rPr>
-          <w:u w:val="single" w:color="0000ff"/>
-          <w:rFonts w:ascii="Charis SIL Regular" w:hAnsi="Charis SIL Regular" w:eastAsia="Charis SIL Regular"/>
-          <w:b w:val="0"/>
-          <w:i w:val="0"/>
-          <w:color w:val="000000"/>
-          <w:sz w:val="24"/>
-        </w:rPr>
-        <w:hyperlink r:id="rId10" w:history="1">
-          <w:r>
-            <w:rPr>
-              <w:rStyle w:val="Hyperlink"/>
-            </w:rPr>
-            <w:t>ife stor</w:t>
-          </w:r>
-        </w:hyperlink>
-      </w:r>
-      <w:r>
-        <w:rPr>
-          <w:u w:val="single" w:color="0000ff"/>
-          <w:rFonts w:ascii="Charis SIL Regular" w:hAnsi="Charis SIL Regular" w:eastAsia="Charis SIL Regular"/>
-          <w:b w:val="0"/>
-          <w:i w:val="0"/>
-          <w:color w:val="000000"/>
-          <w:sz w:val="24"/>
-        </w:rPr>
-        <w:hyperlink r:id="rId10" w:history="1">
-          <w:r>
-            <w:rPr>
-              <w:rStyle w:val="Hyperlink"/>
-            </w:rPr>
-            <w:t>y of Peer</w:t>
-          </w:r>
-        </w:hyperlink>
+        <w:t>the life story of Peer</w:t>
       </w:r>
       <w:r>
         <w:rPr>
@@ -1665,25 +1629,7 @@
           <w:color w:val="000000"/>
           <w:sz w:val="24"/>
         </w:rPr>
-        <w:t xml:space="preserve"> by Cees</w:t>
-      </w:r>
-      <w:r>
-        <w:rPr>
-          <w:u w:val="single" w:color="0000ff"/>
-          <w:rFonts w:ascii="Charis SIL Regular" w:hAnsi="Charis SIL Regular" w:eastAsia="Charis SIL Regular"/>
-          <w:b w:val="0"/>
-          <w:i w:val="0"/>
-          <w:color w:val="000000"/>
-          <w:sz w:val="24"/>
-        </w:rPr>
-        <w:hyperlink r:id="rId15" w:history="1">
-          <w:r>
-            <w:rPr>
-              <w:rStyle w:val="Hyperlink"/>
-            </w:rPr>
-            <w:t xml:space="preserve"> va</w:t>
-          </w:r>
-        </w:hyperlink>
+        <w:t xml:space="preserve"> by Cees va</w:t>
       </w:r>
       <w:r>
         <w:rPr>
@@ -2254,7 +2200,25 @@
             <w:rPr>
               <w:rStyle w:val="Hyperlink"/>
             </w:rPr>
-            <w:t>file/</w:t>
+            <w:t>file</w:t>
+          </w:r>
+        </w:hyperlink>
+      </w:r>
+      <w:r>
+        <w:rPr>
+          <w:rFonts w:ascii="Charis SIL Regular" w:hAnsi="Charis SIL Regular" w:eastAsia="Charis SIL Regular"/>
+          <w:b w:val="0"/>
+          <w:i w:val="0"/>
+          <w:color w:val="0000FF"/>
+          <w:sz w:val="24"/>
+          <w:u w:val="single"/>
+        </w:rPr>
+        <w:hyperlink r:id="rId13" w:history="1">
+          <w:r>
+            <w:rPr>
+              <w:rStyle w:val="Hyperlink"/>
+            </w:rPr>
+            <w:t>/</w:t>
           </w:r>
         </w:hyperlink>
       </w:r>
@@ -2301,14 +2265,7 @@
           <w:color w:val="0000FF"/>
           <w:sz w:val="24"/>
         </w:rPr>
-        <w:hyperlink r:id="rId13" w:history="1">
-          <w:r>
-            <w:rPr>
-              <w:rStyle w:val="Hyperlink"/>
-            </w:rPr>
-            <w:t>e</w:t>
-          </w:r>
-        </w:hyperlink>
+        <w:t>e</w:t>
       </w:r>
       <w:r>
         <w:rPr>
@@ -2342,19 +2299,9 @@
             <w:rPr>
               <w:rStyle w:val="Hyperlink"/>
             </w:rPr>
-            <w:t>3</w:t>
+            <w:t>3a</w:t>
           </w:r>
         </w:hyperlink>
-      </w:r>
-      <w:r>
-        <w:rPr>
-          <w:rFonts w:ascii="Charis SIL Regular" w:hAnsi="Charis SIL Regular" w:eastAsia="Charis SIL Regular"/>
-          <w:b w:val="0"/>
-          <w:i w:val="0"/>
-          <w:color w:val="0000FF"/>
-          <w:sz w:val="24"/>
-        </w:rPr>
-        <w:t>a</w:t>
       </w:r>
     </w:p>
     <w:p>
@@ -2887,7 +2834,7 @@
           <w:sz w:val="24"/>
           <w:u w:val="single"/>
         </w:rPr>
-        <w:hyperlink r:id="rId9" w:history="1">
+        <w:hyperlink r:id="rId17" w:history="1">
           <w:r>
             <w:rPr>
               <w:rStyle w:val="Hyperlink"/>
@@ -2905,7 +2852,7 @@
           <w:sz w:val="24"/>
           <w:u w:val="single"/>
         </w:rPr>
-        <w:hyperlink r:id="rId9" w:history="1">
+        <w:hyperlink r:id="rId17" w:history="1">
           <w:r>
             <w:rPr>
               <w:rStyle w:val="Hyperlink"/>

--- a/EXPORTS/DOCX/published/niveau3/English/MissiemuseumTilburg.docx
+++ b/EXPORTS/DOCX/published/niveau3/English/MissiemuseumTilburg.docx
@@ -790,7 +790,43 @@
           <w:color w:val="000000"/>
           <w:sz w:val="24"/>
         </w:rPr>
-        <w:t>the life story of Peer</w:t>
+        <w:t>the l</w:t>
+      </w:r>
+      <w:r>
+        <w:rPr>
+          <w:u w:val="single" w:color="0000ff"/>
+          <w:rFonts w:ascii="Charis SIL Regular" w:hAnsi="Charis SIL Regular" w:eastAsia="Charis SIL Regular"/>
+          <w:b w:val="0"/>
+          <w:i w:val="0"/>
+          <w:color w:val="000000"/>
+          <w:sz w:val="24"/>
+        </w:rPr>
+        <w:hyperlink r:id="rId10" w:history="1">
+          <w:r>
+            <w:rPr>
+              <w:rStyle w:val="Hyperlink"/>
+            </w:rPr>
+            <w:t>ife stor</w:t>
+          </w:r>
+        </w:hyperlink>
+      </w:r>
+      <w:r>
+        <w:rPr>
+          <w:u w:val="single" w:color="0000ff"/>
+          <w:rFonts w:ascii="Charis SIL Regular" w:hAnsi="Charis SIL Regular" w:eastAsia="Charis SIL Regular"/>
+          <w:b w:val="0"/>
+          <w:i w:val="0"/>
+          <w:color w:val="000000"/>
+          <w:sz w:val="24"/>
+        </w:rPr>
+        <w:hyperlink r:id="rId10" w:history="1">
+          <w:r>
+            <w:rPr>
+              <w:rStyle w:val="Hyperlink"/>
+            </w:rPr>
+            <w:t>y of Peer</w:t>
+          </w:r>
+        </w:hyperlink>
       </w:r>
       <w:r>
         <w:rPr>
@@ -1384,14 +1420,7 @@
           <w:sz w:val="24"/>
           <w:u w:val="single"/>
         </w:rPr>
-        <w:hyperlink r:id="rId15" w:history="1">
-          <w:r>
-            <w:rPr>
-              <w:rStyle w:val="Hyperlink"/>
-            </w:rPr>
-            <w:t>Het</w:t>
-          </w:r>
-        </w:hyperlink>
+        <w:t xml:space="preserve">Het Nederlands(ch) </w:t>
       </w:r>
       <w:r>
         <w:rPr>
@@ -1402,47 +1431,7 @@
           <w:sz w:val="24"/>
           <w:u w:val="single"/>
         </w:rPr>
-        <w:t xml:space="preserve"> </w:t>
-      </w:r>
-      <w:r>
-        <w:rPr>
-          <w:rFonts w:ascii="Charis SIL Italic" w:hAnsi="Charis SIL Italic" w:eastAsia="Charis SIL Italic"/>
-          <w:b w:val="0"/>
-          <w:i/>
-          <w:color w:val="0000FF"/>
-          <w:sz w:val="24"/>
-          <w:u w:val="single"/>
-        </w:rPr>
-        <w:hyperlink r:id="rId15" w:history="1">
-          <w:r>
-            <w:rPr>
-              <w:rStyle w:val="Hyperlink"/>
-            </w:rPr>
-            <w:t>Nederlands(ch)</w:t>
-          </w:r>
-        </w:hyperlink>
-      </w:r>
-      <w:r>
-        <w:rPr>
-          <w:rFonts w:ascii="Charis SIL Italic" w:hAnsi="Charis SIL Italic" w:eastAsia="Charis SIL Italic"/>
-          <w:b w:val="0"/>
-          <w:i/>
-          <w:color w:val="0000FF"/>
-          <w:sz w:val="24"/>
-          <w:u w:val="single"/>
-        </w:rPr>
-        <w:t xml:space="preserve"> </w:t>
-      </w:r>
-      <w:r>
-        <w:rPr>
-          <w:rFonts w:ascii="Charis SIL Italic" w:hAnsi="Charis SIL Italic" w:eastAsia="Charis SIL Italic"/>
-          <w:b w:val="0"/>
-          <w:i/>
-          <w:color w:val="0000FF"/>
-          <w:sz w:val="24"/>
-          <w:u w:val="single"/>
-        </w:rPr>
-        <w:hyperlink r:id="rId15" w:history="1">
+        <w:hyperlink r:id="rId14" w:history="1">
           <w:r>
             <w:rPr>
               <w:rStyle w:val="Hyperlink"/>
@@ -1460,7 +1449,7 @@
           <w:sz w:val="24"/>
           <w:u w:val="single"/>
         </w:rPr>
-        <w:hyperlink r:id="rId15" w:history="1">
+        <w:hyperlink r:id="rId14" w:history="1">
           <w:r>
             <w:rPr>
               <w:rStyle w:val="Hyperlink"/>
@@ -1629,7 +1618,25 @@
           <w:color w:val="000000"/>
           <w:sz w:val="24"/>
         </w:rPr>
-        <w:t xml:space="preserve"> by Cees va</w:t>
+        <w:t xml:space="preserve"> by Cees</w:t>
+      </w:r>
+      <w:r>
+        <w:rPr>
+          <w:u w:val="single" w:color="0000ff"/>
+          <w:rFonts w:ascii="Charis SIL Regular" w:hAnsi="Charis SIL Regular" w:eastAsia="Charis SIL Regular"/>
+          <w:b w:val="0"/>
+          <w:i w:val="0"/>
+          <w:color w:val="000000"/>
+          <w:sz w:val="24"/>
+        </w:rPr>
+        <w:hyperlink r:id="rId15" w:history="1">
+          <w:r>
+            <w:rPr>
+              <w:rStyle w:val="Hyperlink"/>
+            </w:rPr>
+            <w:t xml:space="preserve"> va</w:t>
+          </w:r>
+        </w:hyperlink>
       </w:r>
       <w:r>
         <w:rPr>
@@ -2231,14 +2238,7 @@
           <w:sz w:val="24"/>
           <w:u w:val="single"/>
         </w:rPr>
-        <w:hyperlink r:id="rId13" w:history="1">
-          <w:r>
-            <w:rPr>
-              <w:rStyle w:val="Hyperlink"/>
-            </w:rPr>
-            <w:t>8</w:t>
-          </w:r>
-        </w:hyperlink>
+        <w:t>8</w:t>
       </w:r>
       <w:r>
         <w:rPr>
@@ -2247,15 +2247,9 @@
           <w:i w:val="0"/>
           <w:color w:val="0000FF"/>
           <w:sz w:val="24"/>
+          <w:u w:val="single"/>
         </w:rPr>
-        <w:hyperlink r:id="rId13" w:history="1">
-          <w:r>
-            <w:rPr>
-              <w:rStyle w:val="Hyperlink"/>
-            </w:rPr>
-            <w:t>f</w:t>
-          </w:r>
-        </w:hyperlink>
+        <w:t>f</w:t>
       </w:r>
       <w:r>
         <w:rPr>
@@ -2852,7 +2846,7 @@
           <w:sz w:val="24"/>
           <w:u w:val="single"/>
         </w:rPr>
-        <w:hyperlink r:id="rId17" w:history="1">
+        <w:hyperlink r:id="rId9" w:history="1">
           <w:r>
             <w:rPr>
               <w:rStyle w:val="Hyperlink"/>

--- a/EXPORTS/DOCX/published/niveau3/English/MissiemuseumTilburg.docx
+++ b/EXPORTS/DOCX/published/niveau3/English/MissiemuseumTilburg.docx
@@ -1420,7 +1420,54 @@
           <w:sz w:val="24"/>
           <w:u w:val="single"/>
         </w:rPr>
-        <w:t xml:space="preserve">Het Nederlands(ch) </w:t>
+        <w:hyperlink r:id="rId15" w:history="1">
+          <w:r>
+            <w:rPr>
+              <w:rStyle w:val="Hyperlink"/>
+            </w:rPr>
+            <w:t>Het</w:t>
+          </w:r>
+        </w:hyperlink>
+      </w:r>
+      <w:r>
+        <w:rPr>
+          <w:rFonts w:ascii="Charis SIL Italic" w:hAnsi="Charis SIL Italic" w:eastAsia="Charis SIL Italic"/>
+          <w:b w:val="0"/>
+          <w:i/>
+          <w:color w:val="0000FF"/>
+          <w:sz w:val="24"/>
+          <w:u w:val="single"/>
+        </w:rPr>
+        <w:t xml:space="preserve"> </w:t>
+      </w:r>
+      <w:r>
+        <w:rPr>
+          <w:rFonts w:ascii="Charis SIL Italic" w:hAnsi="Charis SIL Italic" w:eastAsia="Charis SIL Italic"/>
+          <w:b w:val="0"/>
+          <w:i/>
+          <w:color w:val="0000FF"/>
+          <w:sz w:val="24"/>
+          <w:u w:val="single"/>
+        </w:rPr>
+        <w:hyperlink r:id="rId15" w:history="1">
+          <w:r>
+            <w:rPr>
+              <w:rStyle w:val="Hyperlink"/>
+            </w:rPr>
+            <w:t>Nederlands(ch)</w:t>
+          </w:r>
+        </w:hyperlink>
+      </w:r>
+      <w:r>
+        <w:rPr>
+          <w:rFonts w:ascii="Charis SIL Italic" w:hAnsi="Charis SIL Italic" w:eastAsia="Charis SIL Italic"/>
+          <w:b w:val="0"/>
+          <w:i/>
+          <w:color w:val="0000FF"/>
+          <w:sz w:val="24"/>
+          <w:u w:val="single"/>
+        </w:rPr>
+        <w:t xml:space="preserve"> </w:t>
       </w:r>
       <w:r>
         <w:rPr>
@@ -1618,25 +1665,7 @@
           <w:color w:val="000000"/>
           <w:sz w:val="24"/>
         </w:rPr>
-        <w:t xml:space="preserve"> by Cees</w:t>
-      </w:r>
-      <w:r>
-        <w:rPr>
-          <w:u w:val="single" w:color="0000ff"/>
-          <w:rFonts w:ascii="Charis SIL Regular" w:hAnsi="Charis SIL Regular" w:eastAsia="Charis SIL Regular"/>
-          <w:b w:val="0"/>
-          <w:i w:val="0"/>
-          <w:color w:val="000000"/>
-          <w:sz w:val="24"/>
-        </w:rPr>
-        <w:hyperlink r:id="rId15" w:history="1">
-          <w:r>
-            <w:rPr>
-              <w:rStyle w:val="Hyperlink"/>
-            </w:rPr>
-            <w:t xml:space="preserve"> va</w:t>
-          </w:r>
-        </w:hyperlink>
+        <w:t xml:space="preserve"> by Cees va</w:t>
       </w:r>
       <w:r>
         <w:rPr>
@@ -2207,7 +2236,7 @@
             <w:rPr>
               <w:rStyle w:val="Hyperlink"/>
             </w:rPr>
-            <w:t>file</w:t>
+            <w:t>file/8f</w:t>
           </w:r>
         </w:hyperlink>
       </w:r>
@@ -2225,57 +2254,7 @@
             <w:rPr>
               <w:rStyle w:val="Hyperlink"/>
             </w:rPr>
-            <w:t>/</w:t>
-          </w:r>
-        </w:hyperlink>
-      </w:r>
-      <w:r>
-        <w:rPr>
-          <w:rFonts w:ascii="Charis SIL Regular" w:hAnsi="Charis SIL Regular" w:eastAsia="Charis SIL Regular"/>
-          <w:b w:val="0"/>
-          <w:i w:val="0"/>
-          <w:color w:val="0000FF"/>
-          <w:sz w:val="24"/>
-          <w:u w:val="single"/>
-        </w:rPr>
-        <w:t>8</w:t>
-      </w:r>
-      <w:r>
-        <w:rPr>
-          <w:rFonts w:ascii="Charis SIL Regular" w:hAnsi="Charis SIL Regular" w:eastAsia="Charis SIL Regular"/>
-          <w:b w:val="0"/>
-          <w:i w:val="0"/>
-          <w:color w:val="0000FF"/>
-          <w:sz w:val="24"/>
-          <w:u w:val="single"/>
-        </w:rPr>
-        <w:t>f</w:t>
-      </w:r>
-      <w:r>
-        <w:rPr>
-          <w:rFonts w:ascii="Charis SIL Regular" w:hAnsi="Charis SIL Regular" w:eastAsia="Charis SIL Regular"/>
-          <w:b w:val="0"/>
-          <w:i w:val="0"/>
-          <w:color w:val="0000FF"/>
-          <w:sz w:val="24"/>
-        </w:rPr>
-        <w:t>e</w:t>
-      </w:r>
-      <w:r>
-        <w:rPr>
-          <w:rFonts w:ascii="Charis SIL Regular" w:hAnsi="Charis SIL Regular" w:eastAsia="Charis SIL Regular"/>
-          <w:b w:val="0"/>
-          <w:i w:val="0"/>
-          <w:color w:val="0000FF"/>
-          <w:sz w:val="24"/>
-          <w:u w:val="single"/>
-        </w:rPr>
-        <w:hyperlink r:id="rId13" w:history="1">
-          <w:r>
-            <w:rPr>
-              <w:rStyle w:val="Hyperlink"/>
-            </w:rPr>
-            <w:t>8c8d66b2d3d5d8a2e8a73eb8756</w:t>
+            <w:t>e</w:t>
           </w:r>
         </w:hyperlink>
       </w:r>
@@ -2293,9 +2272,66 @@
             <w:rPr>
               <w:rStyle w:val="Hyperlink"/>
             </w:rPr>
-            <w:t>3a</w:t>
+            <w:t>8c8d66b2d3d5d8a2e8a73eb87</w:t>
           </w:r>
         </w:hyperlink>
+      </w:r>
+      <w:r>
+        <w:rPr>
+          <w:rFonts w:ascii="Charis SIL Regular" w:hAnsi="Charis SIL Regular" w:eastAsia="Charis SIL Regular"/>
+          <w:b w:val="0"/>
+          <w:i w:val="0"/>
+          <w:color w:val="0000FF"/>
+          <w:sz w:val="24"/>
+          <w:u w:val="single"/>
+        </w:rPr>
+        <w:hyperlink r:id="rId13" w:history="1">
+          <w:r>
+            <w:rPr>
+              <w:rStyle w:val="Hyperlink"/>
+            </w:rPr>
+            <w:t>5</w:t>
+          </w:r>
+        </w:hyperlink>
+      </w:r>
+      <w:r>
+        <w:rPr>
+          <w:rFonts w:ascii="Charis SIL Regular" w:hAnsi="Charis SIL Regular" w:eastAsia="Charis SIL Regular"/>
+          <w:b w:val="0"/>
+          <w:i w:val="0"/>
+          <w:color w:val="0000FF"/>
+          <w:sz w:val="24"/>
+          <w:u w:val="single"/>
+        </w:rPr>
+        <w:t>6</w:t>
+      </w:r>
+      <w:r>
+        <w:rPr>
+          <w:rFonts w:ascii="Charis SIL Regular" w:hAnsi="Charis SIL Regular" w:eastAsia="Charis SIL Regular"/>
+          <w:b w:val="0"/>
+          <w:i w:val="0"/>
+          <w:color w:val="0000FF"/>
+          <w:sz w:val="24"/>
+          <w:u w:val="single"/>
+        </w:rPr>
+        <w:hyperlink r:id="rId13" w:history="1">
+          <w:r>
+            <w:rPr>
+              <w:rStyle w:val="Hyperlink"/>
+            </w:rPr>
+            <w:t>3</w:t>
+          </w:r>
+        </w:hyperlink>
+      </w:r>
+      <w:r>
+        <w:rPr>
+          <w:rFonts w:ascii="Charis SIL Regular" w:hAnsi="Charis SIL Regular" w:eastAsia="Charis SIL Regular"/>
+          <w:b w:val="0"/>
+          <w:i w:val="0"/>
+          <w:color w:val="0000FF"/>
+          <w:sz w:val="24"/>
+        </w:rPr>
+        <w:t>a</w:t>
       </w:r>
     </w:p>
     <w:p>
@@ -2846,7 +2882,7 @@
           <w:sz w:val="24"/>
           <w:u w:val="single"/>
         </w:rPr>
-        <w:hyperlink r:id="rId9" w:history="1">
+        <w:hyperlink r:id="rId17" w:history="1">
           <w:r>
             <w:rPr>
               <w:rStyle w:val="Hyperlink"/>

--- a/EXPORTS/DOCX/published/niveau3/English/MissiemuseumTilburg.docx
+++ b/EXPORTS/DOCX/published/niveau3/English/MissiemuseumTilburg.docx
@@ -801,32 +801,7 @@
           <w:color w:val="000000"/>
           <w:sz w:val="24"/>
         </w:rPr>
-        <w:hyperlink r:id="rId10" w:history="1">
-          <w:r>
-            <w:rPr>
-              <w:rStyle w:val="Hyperlink"/>
-            </w:rPr>
-            <w:t>ife stor</w:t>
-          </w:r>
-        </w:hyperlink>
-      </w:r>
-      <w:r>
-        <w:rPr>
-          <w:u w:val="single" w:color="0000ff"/>
-          <w:rFonts w:ascii="Charis SIL Regular" w:hAnsi="Charis SIL Regular" w:eastAsia="Charis SIL Regular"/>
-          <w:b w:val="0"/>
-          <w:i w:val="0"/>
-          <w:color w:val="000000"/>
-          <w:sz w:val="24"/>
-        </w:rPr>
-        <w:hyperlink r:id="rId10" w:history="1">
-          <w:r>
-            <w:rPr>
-              <w:rStyle w:val="Hyperlink"/>
-            </w:rPr>
-            <w:t>y of Peer</w:t>
-          </w:r>
-        </w:hyperlink>
+        <w:t>ife story of Peer</w:t>
       </w:r>
       <w:r>
         <w:rPr>
@@ -1478,7 +1453,7 @@
           <w:sz w:val="24"/>
           <w:u w:val="single"/>
         </w:rPr>
-        <w:hyperlink r:id="rId14" w:history="1">
+        <w:hyperlink r:id="rId15" w:history="1">
           <w:r>
             <w:rPr>
               <w:rStyle w:val="Hyperlink"/>
@@ -1496,7 +1471,7 @@
           <w:sz w:val="24"/>
           <w:u w:val="single"/>
         </w:rPr>
-        <w:hyperlink r:id="rId14" w:history="1">
+        <w:hyperlink r:id="rId15" w:history="1">
           <w:r>
             <w:rPr>
               <w:rStyle w:val="Hyperlink"/>
@@ -1665,7 +1640,25 @@
           <w:color w:val="000000"/>
           <w:sz w:val="24"/>
         </w:rPr>
-        <w:t xml:space="preserve"> by Cees va</w:t>
+        <w:t xml:space="preserve"> by Cees</w:t>
+      </w:r>
+      <w:r>
+        <w:rPr>
+          <w:u w:val="single" w:color="0000ff"/>
+          <w:rFonts w:ascii="Charis SIL Regular" w:hAnsi="Charis SIL Regular" w:eastAsia="Charis SIL Regular"/>
+          <w:b w:val="0"/>
+          <w:i w:val="0"/>
+          <w:color w:val="000000"/>
+          <w:sz w:val="24"/>
+        </w:rPr>
+        <w:hyperlink r:id="rId15" w:history="1">
+          <w:r>
+            <w:rPr>
+              <w:rStyle w:val="Hyperlink"/>
+            </w:rPr>
+            <w:t xml:space="preserve"> va</w:t>
+          </w:r>
+        </w:hyperlink>
       </w:r>
       <w:r>
         <w:rPr>
@@ -2236,7 +2229,7 @@
             <w:rPr>
               <w:rStyle w:val="Hyperlink"/>
             </w:rPr>
-            <w:t>file/8f</w:t>
+            <w:t>file</w:t>
           </w:r>
         </w:hyperlink>
       </w:r>
@@ -2254,7 +2247,7 @@
             <w:rPr>
               <w:rStyle w:val="Hyperlink"/>
             </w:rPr>
-            <w:t>e</w:t>
+            <w:t>/</w:t>
           </w:r>
         </w:hyperlink>
       </w:r>
@@ -2272,7 +2265,52 @@
             <w:rPr>
               <w:rStyle w:val="Hyperlink"/>
             </w:rPr>
-            <w:t>8c8d66b2d3d5d8a2e8a73eb87</w:t>
+            <w:t>8</w:t>
+          </w:r>
+        </w:hyperlink>
+      </w:r>
+      <w:r>
+        <w:rPr>
+          <w:rFonts w:ascii="Charis SIL Regular" w:hAnsi="Charis SIL Regular" w:eastAsia="Charis SIL Regular"/>
+          <w:b w:val="0"/>
+          <w:i w:val="0"/>
+          <w:color w:val="0000FF"/>
+          <w:sz w:val="24"/>
+        </w:rPr>
+        <w:hyperlink r:id="rId13" w:history="1">
+          <w:r>
+            <w:rPr>
+              <w:rStyle w:val="Hyperlink"/>
+            </w:rPr>
+            <w:t>f</w:t>
+          </w:r>
+        </w:hyperlink>
+      </w:r>
+      <w:r>
+        <w:rPr>
+          <w:rFonts w:ascii="Charis SIL Regular" w:hAnsi="Charis SIL Regular" w:eastAsia="Charis SIL Regular"/>
+          <w:b w:val="0"/>
+          <w:i w:val="0"/>
+          <w:color w:val="0000FF"/>
+          <w:sz w:val="24"/>
+        </w:rPr>
+        <w:t>e</w:t>
+      </w:r>
+      <w:r>
+        <w:rPr>
+          <w:rFonts w:ascii="Charis SIL Regular" w:hAnsi="Charis SIL Regular" w:eastAsia="Charis SIL Regular"/>
+          <w:b w:val="0"/>
+          <w:i w:val="0"/>
+          <w:color w:val="0000FF"/>
+          <w:sz w:val="24"/>
+          <w:u w:val="single"/>
+        </w:rPr>
+        <w:hyperlink r:id="rId13" w:history="1">
+          <w:r>
+            <w:rPr>
+              <w:rStyle w:val="Hyperlink"/>
+            </w:rPr>
+            <w:t>8c8d66b2d3d5d8a2e8a73eb8756</w:t>
           </w:r>
         </w:hyperlink>
       </w:r>
@@ -2290,48 +2328,9 @@
             <w:rPr>
               <w:rStyle w:val="Hyperlink"/>
             </w:rPr>
-            <w:t>5</w:t>
+            <w:t>3a</w:t>
           </w:r>
         </w:hyperlink>
-      </w:r>
-      <w:r>
-        <w:rPr>
-          <w:rFonts w:ascii="Charis SIL Regular" w:hAnsi="Charis SIL Regular" w:eastAsia="Charis SIL Regular"/>
-          <w:b w:val="0"/>
-          <w:i w:val="0"/>
-          <w:color w:val="0000FF"/>
-          <w:sz w:val="24"/>
-          <w:u w:val="single"/>
-        </w:rPr>
-        <w:t>6</w:t>
-      </w:r>
-      <w:r>
-        <w:rPr>
-          <w:rFonts w:ascii="Charis SIL Regular" w:hAnsi="Charis SIL Regular" w:eastAsia="Charis SIL Regular"/>
-          <w:b w:val="0"/>
-          <w:i w:val="0"/>
-          <w:color w:val="0000FF"/>
-          <w:sz w:val="24"/>
-          <w:u w:val="single"/>
-        </w:rPr>
-        <w:hyperlink r:id="rId13" w:history="1">
-          <w:r>
-            <w:rPr>
-              <w:rStyle w:val="Hyperlink"/>
-            </w:rPr>
-            <w:t>3</w:t>
-          </w:r>
-        </w:hyperlink>
-      </w:r>
-      <w:r>
-        <w:rPr>
-          <w:rFonts w:ascii="Charis SIL Regular" w:hAnsi="Charis SIL Regular" w:eastAsia="Charis SIL Regular"/>
-          <w:b w:val="0"/>
-          <w:i w:val="0"/>
-          <w:color w:val="0000FF"/>
-          <w:sz w:val="24"/>
-        </w:rPr>
-        <w:t>a</w:t>
       </w:r>
     </w:p>
     <w:p>
@@ -2882,7 +2881,7 @@
           <w:sz w:val="24"/>
           <w:u w:val="single"/>
         </w:rPr>
-        <w:hyperlink r:id="rId17" w:history="1">
+        <w:hyperlink r:id="rId9" w:history="1">
           <w:r>
             <w:rPr>
               <w:rStyle w:val="Hyperlink"/>

--- a/EXPORTS/DOCX/published/niveau3/English/MissiemuseumTilburg.docx
+++ b/EXPORTS/DOCX/published/niveau3/English/MissiemuseumTilburg.docx
@@ -801,7 +801,32 @@
           <w:color w:val="000000"/>
           <w:sz w:val="24"/>
         </w:rPr>
-        <w:t>ife story of Peer</w:t>
+        <w:hyperlink r:id="rId10" w:history="1">
+          <w:r>
+            <w:rPr>
+              <w:rStyle w:val="Hyperlink"/>
+            </w:rPr>
+            <w:t>ife stor</w:t>
+          </w:r>
+        </w:hyperlink>
+      </w:r>
+      <w:r>
+        <w:rPr>
+          <w:u w:val="single" w:color="0000ff"/>
+          <w:rFonts w:ascii="Charis SIL Regular" w:hAnsi="Charis SIL Regular" w:eastAsia="Charis SIL Regular"/>
+          <w:b w:val="0"/>
+          <w:i w:val="0"/>
+          <w:color w:val="000000"/>
+          <w:sz w:val="24"/>
+        </w:rPr>
+        <w:hyperlink r:id="rId10" w:history="1">
+          <w:r>
+            <w:rPr>
+              <w:rStyle w:val="Hyperlink"/>
+            </w:rPr>
+            <w:t>y of Peer</w:t>
+          </w:r>
+        </w:hyperlink>
       </w:r>
       <w:r>
         <w:rPr>
@@ -1471,7 +1496,7 @@
           <w:sz w:val="24"/>
           <w:u w:val="single"/>
         </w:rPr>
-        <w:hyperlink r:id="rId15" w:history="1">
+        <w:hyperlink r:id="rId14" w:history="1">
           <w:r>
             <w:rPr>
               <w:rStyle w:val="Hyperlink"/>
@@ -2229,7 +2254,7 @@
             <w:rPr>
               <w:rStyle w:val="Hyperlink"/>
             </w:rPr>
-            <w:t>file</w:t>
+            <w:t>file/8</w:t>
           </w:r>
         </w:hyperlink>
       </w:r>
@@ -2247,7 +2272,7 @@
             <w:rPr>
               <w:rStyle w:val="Hyperlink"/>
             </w:rPr>
-            <w:t>/</w:t>
+            <w:t>f</w:t>
           </w:r>
         </w:hyperlink>
       </w:r>
@@ -2265,36 +2290,9 @@
             <w:rPr>
               <w:rStyle w:val="Hyperlink"/>
             </w:rPr>
-            <w:t>8</w:t>
+            <w:t>e</w:t>
           </w:r>
         </w:hyperlink>
-      </w:r>
-      <w:r>
-        <w:rPr>
-          <w:rFonts w:ascii="Charis SIL Regular" w:hAnsi="Charis SIL Regular" w:eastAsia="Charis SIL Regular"/>
-          <w:b w:val="0"/>
-          <w:i w:val="0"/>
-          <w:color w:val="0000FF"/>
-          <w:sz w:val="24"/>
-        </w:rPr>
-        <w:hyperlink r:id="rId13" w:history="1">
-          <w:r>
-            <w:rPr>
-              <w:rStyle w:val="Hyperlink"/>
-            </w:rPr>
-            <w:t>f</w:t>
-          </w:r>
-        </w:hyperlink>
-      </w:r>
-      <w:r>
-        <w:rPr>
-          <w:rFonts w:ascii="Charis SIL Regular" w:hAnsi="Charis SIL Regular" w:eastAsia="Charis SIL Regular"/>
-          <w:b w:val="0"/>
-          <w:i w:val="0"/>
-          <w:color w:val="0000FF"/>
-          <w:sz w:val="24"/>
-        </w:rPr>
-        <w:t>e</w:t>
       </w:r>
       <w:r>
         <w:rPr>
@@ -2323,14 +2321,17 @@
           <w:sz w:val="24"/>
           <w:u w:val="single"/>
         </w:rPr>
-        <w:hyperlink r:id="rId13" w:history="1">
-          <w:r>
-            <w:rPr>
-              <w:rStyle w:val="Hyperlink"/>
-            </w:rPr>
-            <w:t>3a</w:t>
-          </w:r>
-        </w:hyperlink>
+        <w:t>3</w:t>
+      </w:r>
+      <w:r>
+        <w:rPr>
+          <w:rFonts w:ascii="Charis SIL Regular" w:hAnsi="Charis SIL Regular" w:eastAsia="Charis SIL Regular"/>
+          <w:b w:val="0"/>
+          <w:i w:val="0"/>
+          <w:color w:val="0000FF"/>
+          <w:sz w:val="24"/>
+        </w:rPr>
+        <w:t>a</w:t>
       </w:r>
     </w:p>
     <w:p>
@@ -2863,7 +2864,7 @@
           <w:sz w:val="24"/>
           <w:u w:val="single"/>
         </w:rPr>
-        <w:hyperlink r:id="rId17" w:history="1">
+        <w:hyperlink r:id="rId9" w:history="1">
           <w:r>
             <w:rPr>
               <w:rStyle w:val="Hyperlink"/>
@@ -2881,7 +2882,7 @@
           <w:sz w:val="24"/>
           <w:u w:val="single"/>
         </w:rPr>
-        <w:hyperlink r:id="rId9" w:history="1">
+        <w:hyperlink r:id="rId17" w:history="1">
           <w:r>
             <w:rPr>
               <w:rStyle w:val="Hyperlink"/>

--- a/EXPORTS/DOCX/published/niveau3/English/MissiemuseumTilburg.docx
+++ b/EXPORTS/DOCX/published/niveau3/English/MissiemuseumTilburg.docx
@@ -790,25 +790,7 @@
           <w:color w:val="000000"/>
           <w:sz w:val="24"/>
         </w:rPr>
-        <w:t>the l</w:t>
-      </w:r>
-      <w:r>
-        <w:rPr>
-          <w:u w:val="single" w:color="0000ff"/>
-          <w:rFonts w:ascii="Charis SIL Regular" w:hAnsi="Charis SIL Regular" w:eastAsia="Charis SIL Regular"/>
-          <w:b w:val="0"/>
-          <w:i w:val="0"/>
-          <w:color w:val="000000"/>
-          <w:sz w:val="24"/>
-        </w:rPr>
-        <w:hyperlink r:id="rId10" w:history="1">
-          <w:r>
-            <w:rPr>
-              <w:rStyle w:val="Hyperlink"/>
-            </w:rPr>
-            <w:t>ife stor</w:t>
-          </w:r>
-        </w:hyperlink>
+        <w:t>the life stor</w:t>
       </w:r>
       <w:r>
         <w:rPr>
@@ -1418,16 +1400,8 @@
           <w:i/>
           <w:color w:val="0000FF"/>
           <w:sz w:val="24"/>
-          <w:u w:val="single"/>
         </w:rPr>
-        <w:hyperlink r:id="rId15" w:history="1">
-          <w:r>
-            <w:rPr>
-              <w:rStyle w:val="Hyperlink"/>
-            </w:rPr>
-            <w:t>Het</w:t>
-          </w:r>
-        </w:hyperlink>
+        <w:t xml:space="preserve">Het Nederlands(ch) </w:t>
       </w:r>
       <w:r>
         <w:rPr>
@@ -1438,47 +1412,7 @@
           <w:sz w:val="24"/>
           <w:u w:val="single"/>
         </w:rPr>
-        <w:t xml:space="preserve"> </w:t>
-      </w:r>
-      <w:r>
-        <w:rPr>
-          <w:rFonts w:ascii="Charis SIL Italic" w:hAnsi="Charis SIL Italic" w:eastAsia="Charis SIL Italic"/>
-          <w:b w:val="0"/>
-          <w:i/>
-          <w:color w:val="0000FF"/>
-          <w:sz w:val="24"/>
-          <w:u w:val="single"/>
-        </w:rPr>
-        <w:hyperlink r:id="rId15" w:history="1">
-          <w:r>
-            <w:rPr>
-              <w:rStyle w:val="Hyperlink"/>
-            </w:rPr>
-            <w:t>Nederlands(ch)</w:t>
-          </w:r>
-        </w:hyperlink>
-      </w:r>
-      <w:r>
-        <w:rPr>
-          <w:rFonts w:ascii="Charis SIL Italic" w:hAnsi="Charis SIL Italic" w:eastAsia="Charis SIL Italic"/>
-          <w:b w:val="0"/>
-          <w:i/>
-          <w:color w:val="0000FF"/>
-          <w:sz w:val="24"/>
-          <w:u w:val="single"/>
-        </w:rPr>
-        <w:t xml:space="preserve"> </w:t>
-      </w:r>
-      <w:r>
-        <w:rPr>
-          <w:rFonts w:ascii="Charis SIL Italic" w:hAnsi="Charis SIL Italic" w:eastAsia="Charis SIL Italic"/>
-          <w:b w:val="0"/>
-          <w:i/>
-          <w:color w:val="0000FF"/>
-          <w:sz w:val="24"/>
-          <w:u w:val="single"/>
-        </w:rPr>
-        <w:hyperlink r:id="rId15" w:history="1">
+        <w:hyperlink r:id="rId14" w:history="1">
           <w:r>
             <w:rPr>
               <w:rStyle w:val="Hyperlink"/>
@@ -2254,7 +2188,7 @@
             <w:rPr>
               <w:rStyle w:val="Hyperlink"/>
             </w:rPr>
-            <w:t>file/8</w:t>
+            <w:t>file</w:t>
           </w:r>
         </w:hyperlink>
       </w:r>
@@ -2272,7 +2206,7 @@
             <w:rPr>
               <w:rStyle w:val="Hyperlink"/>
             </w:rPr>
-            <w:t>f</w:t>
+            <w:t>/</w:t>
           </w:r>
         </w:hyperlink>
       </w:r>
@@ -2290,9 +2224,30 @@
             <w:rPr>
               <w:rStyle w:val="Hyperlink"/>
             </w:rPr>
-            <w:t>e</w:t>
+            <w:t>8</w:t>
           </w:r>
         </w:hyperlink>
+      </w:r>
+      <w:r>
+        <w:rPr>
+          <w:rFonts w:ascii="Charis SIL Regular" w:hAnsi="Charis SIL Regular" w:eastAsia="Charis SIL Regular"/>
+          <w:b w:val="0"/>
+          <w:i w:val="0"/>
+          <w:color w:val="0000FF"/>
+          <w:sz w:val="24"/>
+          <w:u w:val="single"/>
+        </w:rPr>
+        <w:t>f</w:t>
+      </w:r>
+      <w:r>
+        <w:rPr>
+          <w:rFonts w:ascii="Charis SIL Regular" w:hAnsi="Charis SIL Regular" w:eastAsia="Charis SIL Regular"/>
+          <w:b w:val="0"/>
+          <w:i w:val="0"/>
+          <w:color w:val="0000FF"/>
+          <w:sz w:val="24"/>
+        </w:rPr>
+        <w:t>e</w:t>
       </w:r>
       <w:r>
         <w:rPr>
@@ -2321,17 +2276,14 @@
           <w:sz w:val="24"/>
           <w:u w:val="single"/>
         </w:rPr>
-        <w:t>3</w:t>
-      </w:r>
-      <w:r>
-        <w:rPr>
-          <w:rFonts w:ascii="Charis SIL Regular" w:hAnsi="Charis SIL Regular" w:eastAsia="Charis SIL Regular"/>
-          <w:b w:val="0"/>
-          <w:i w:val="0"/>
-          <w:color w:val="0000FF"/>
-          <w:sz w:val="24"/>
-        </w:rPr>
-        <w:t>a</w:t>
+        <w:hyperlink r:id="rId13" w:history="1">
+          <w:r>
+            <w:rPr>
+              <w:rStyle w:val="Hyperlink"/>
+            </w:rPr>
+            <w:t>3a</w:t>
+          </w:r>
+        </w:hyperlink>
       </w:r>
     </w:p>
     <w:p>
@@ -2864,7 +2816,7 @@
           <w:sz w:val="24"/>
           <w:u w:val="single"/>
         </w:rPr>
-        <w:hyperlink r:id="rId9" w:history="1">
+        <w:hyperlink r:id="rId17" w:history="1">
           <w:r>
             <w:rPr>
               <w:rStyle w:val="Hyperlink"/>
@@ -2882,7 +2834,7 @@
           <w:sz w:val="24"/>
           <w:u w:val="single"/>
         </w:rPr>
-        <w:hyperlink r:id="rId17" w:history="1">
+        <w:hyperlink r:id="rId9" w:history="1">
           <w:r>
             <w:rPr>
               <w:rStyle w:val="Hyperlink"/>

--- a/EXPORTS/DOCX/published/niveau3/English/MissiemuseumTilburg.docx
+++ b/EXPORTS/DOCX/published/niveau3/English/MissiemuseumTilburg.docx
@@ -790,25 +790,7 @@
           <w:color w:val="000000"/>
           <w:sz w:val="24"/>
         </w:rPr>
-        <w:t>the life stor</w:t>
-      </w:r>
-      <w:r>
-        <w:rPr>
-          <w:u w:val="single" w:color="0000ff"/>
-          <w:rFonts w:ascii="Charis SIL Regular" w:hAnsi="Charis SIL Regular" w:eastAsia="Charis SIL Regular"/>
-          <w:b w:val="0"/>
-          <w:i w:val="0"/>
-          <w:color w:val="000000"/>
-          <w:sz w:val="24"/>
-        </w:rPr>
-        <w:hyperlink r:id="rId10" w:history="1">
-          <w:r>
-            <w:rPr>
-              <w:rStyle w:val="Hyperlink"/>
-            </w:rPr>
-            <w:t>y of Peer</w:t>
-          </w:r>
-        </w:hyperlink>
+        <w:t>the life story of Peer</w:t>
       </w:r>
       <w:r>
         <w:rPr>
@@ -1400,8 +1382,16 @@
           <w:i/>
           <w:color w:val="0000FF"/>
           <w:sz w:val="24"/>
+          <w:u w:val="single"/>
         </w:rPr>
-        <w:t xml:space="preserve">Het Nederlands(ch) </w:t>
+        <w:hyperlink r:id="rId15" w:history="1">
+          <w:r>
+            <w:rPr>
+              <w:rStyle w:val="Hyperlink"/>
+            </w:rPr>
+            <w:t>Het</w:t>
+          </w:r>
+        </w:hyperlink>
       </w:r>
       <w:r>
         <w:rPr>
@@ -1412,7 +1402,47 @@
           <w:sz w:val="24"/>
           <w:u w:val="single"/>
         </w:rPr>
-        <w:hyperlink r:id="rId14" w:history="1">
+        <w:t xml:space="preserve"> </w:t>
+      </w:r>
+      <w:r>
+        <w:rPr>
+          <w:rFonts w:ascii="Charis SIL Italic" w:hAnsi="Charis SIL Italic" w:eastAsia="Charis SIL Italic"/>
+          <w:b w:val="0"/>
+          <w:i/>
+          <w:color w:val="0000FF"/>
+          <w:sz w:val="24"/>
+          <w:u w:val="single"/>
+        </w:rPr>
+        <w:hyperlink r:id="rId15" w:history="1">
+          <w:r>
+            <w:rPr>
+              <w:rStyle w:val="Hyperlink"/>
+            </w:rPr>
+            <w:t>Nederlands(ch)</w:t>
+          </w:r>
+        </w:hyperlink>
+      </w:r>
+      <w:r>
+        <w:rPr>
+          <w:rFonts w:ascii="Charis SIL Italic" w:hAnsi="Charis SIL Italic" w:eastAsia="Charis SIL Italic"/>
+          <w:b w:val="0"/>
+          <w:i/>
+          <w:color w:val="0000FF"/>
+          <w:sz w:val="24"/>
+          <w:u w:val="single"/>
+        </w:rPr>
+        <w:t xml:space="preserve"> </w:t>
+      </w:r>
+      <w:r>
+        <w:rPr>
+          <w:rFonts w:ascii="Charis SIL Italic" w:hAnsi="Charis SIL Italic" w:eastAsia="Charis SIL Italic"/>
+          <w:b w:val="0"/>
+          <w:i/>
+          <w:color w:val="0000FF"/>
+          <w:sz w:val="24"/>
+          <w:u w:val="single"/>
+        </w:rPr>
+        <w:hyperlink r:id="rId15" w:history="1">
           <w:r>
             <w:rPr>
               <w:rStyle w:val="Hyperlink"/>
@@ -1430,7 +1460,7 @@
           <w:sz w:val="24"/>
           <w:u w:val="single"/>
         </w:rPr>
-        <w:hyperlink r:id="rId14" w:history="1">
+        <w:hyperlink r:id="rId15" w:history="1">
           <w:r>
             <w:rPr>
               <w:rStyle w:val="Hyperlink"/>
@@ -2235,9 +2265,15 @@
           <w:i w:val="0"/>
           <w:color w:val="0000FF"/>
           <w:sz w:val="24"/>
-          <w:u w:val="single"/>
         </w:rPr>
-        <w:t>f</w:t>
+        <w:hyperlink r:id="rId13" w:history="1">
+          <w:r>
+            <w:rPr>
+              <w:rStyle w:val="Hyperlink"/>
+            </w:rPr>
+            <w:t>f</w:t>
+          </w:r>
+        </w:hyperlink>
       </w:r>
       <w:r>
         <w:rPr>

--- a/EXPORTS/DOCX/published/niveau3/English/MissiemuseumTilburg.docx
+++ b/EXPORTS/DOCX/published/niveau3/English/MissiemuseumTilburg.docx
@@ -790,7 +790,43 @@
           <w:color w:val="000000"/>
           <w:sz w:val="24"/>
         </w:rPr>
-        <w:t>the life story of Peer</w:t>
+        <w:t>the l</w:t>
+      </w:r>
+      <w:r>
+        <w:rPr>
+          <w:u w:val="single" w:color="0000ff"/>
+          <w:rFonts w:ascii="Charis SIL Regular" w:hAnsi="Charis SIL Regular" w:eastAsia="Charis SIL Regular"/>
+          <w:b w:val="0"/>
+          <w:i w:val="0"/>
+          <w:color w:val="000000"/>
+          <w:sz w:val="24"/>
+        </w:rPr>
+        <w:hyperlink r:id="rId10" w:history="1">
+          <w:r>
+            <w:rPr>
+              <w:rStyle w:val="Hyperlink"/>
+            </w:rPr>
+            <w:t>ife stor</w:t>
+          </w:r>
+        </w:hyperlink>
+      </w:r>
+      <w:r>
+        <w:rPr>
+          <w:u w:val="single" w:color="0000ff"/>
+          <w:rFonts w:ascii="Charis SIL Regular" w:hAnsi="Charis SIL Regular" w:eastAsia="Charis SIL Regular"/>
+          <w:b w:val="0"/>
+          <w:i w:val="0"/>
+          <w:color w:val="000000"/>
+          <w:sz w:val="24"/>
+        </w:rPr>
+        <w:hyperlink r:id="rId10" w:history="1">
+          <w:r>
+            <w:rPr>
+              <w:rStyle w:val="Hyperlink"/>
+            </w:rPr>
+            <w:t>y of Peer</w:t>
+          </w:r>
+        </w:hyperlink>
       </w:r>
       <w:r>
         <w:rPr>
@@ -2852,7 +2888,7 @@
           <w:sz w:val="24"/>
           <w:u w:val="single"/>
         </w:rPr>
-        <w:hyperlink r:id="rId17" w:history="1">
+        <w:hyperlink r:id="rId9" w:history="1">
           <w:r>
             <w:rPr>
               <w:rStyle w:val="Hyperlink"/>

--- a/EXPORTS/DOCX/published/niveau3/English/MissiemuseumTilburg.docx
+++ b/EXPORTS/DOCX/published/niveau3/English/MissiemuseumTilburg.docx
@@ -1418,16 +1418,8 @@
           <w:i/>
           <w:color w:val="0000FF"/>
           <w:sz w:val="24"/>
-          <w:u w:val="single"/>
         </w:rPr>
-        <w:hyperlink r:id="rId15" w:history="1">
-          <w:r>
-            <w:rPr>
-              <w:rStyle w:val="Hyperlink"/>
-            </w:rPr>
-            <w:t>Het</w:t>
-          </w:r>
-        </w:hyperlink>
+        <w:t>Het Nederlands(ch) Volk</w:t>
       </w:r>
       <w:r>
         <w:rPr>
@@ -1438,65 +1430,7 @@
           <w:sz w:val="24"/>
           <w:u w:val="single"/>
         </w:rPr>
-        <w:t xml:space="preserve"> </w:t>
-      </w:r>
-      <w:r>
-        <w:rPr>
-          <w:rFonts w:ascii="Charis SIL Italic" w:hAnsi="Charis SIL Italic" w:eastAsia="Charis SIL Italic"/>
-          <w:b w:val="0"/>
-          <w:i/>
-          <w:color w:val="0000FF"/>
-          <w:sz w:val="24"/>
-          <w:u w:val="single"/>
-        </w:rPr>
-        <w:hyperlink r:id="rId15" w:history="1">
-          <w:r>
-            <w:rPr>
-              <w:rStyle w:val="Hyperlink"/>
-            </w:rPr>
-            <w:t>Nederlands(ch)</w:t>
-          </w:r>
-        </w:hyperlink>
-      </w:r>
-      <w:r>
-        <w:rPr>
-          <w:rFonts w:ascii="Charis SIL Italic" w:hAnsi="Charis SIL Italic" w:eastAsia="Charis SIL Italic"/>
-          <w:b w:val="0"/>
-          <w:i/>
-          <w:color w:val="0000FF"/>
-          <w:sz w:val="24"/>
-          <w:u w:val="single"/>
-        </w:rPr>
-        <w:t xml:space="preserve"> </w:t>
-      </w:r>
-      <w:r>
-        <w:rPr>
-          <w:rFonts w:ascii="Charis SIL Italic" w:hAnsi="Charis SIL Italic" w:eastAsia="Charis SIL Italic"/>
-          <w:b w:val="0"/>
-          <w:i/>
-          <w:color w:val="0000FF"/>
-          <w:sz w:val="24"/>
-          <w:u w:val="single"/>
-        </w:rPr>
-        <w:hyperlink r:id="rId15" w:history="1">
-          <w:r>
-            <w:rPr>
-              <w:rStyle w:val="Hyperlink"/>
-            </w:rPr>
-            <w:t>Volk</w:t>
-          </w:r>
-        </w:hyperlink>
-      </w:r>
-      <w:r>
-        <w:rPr>
-          <w:rFonts w:ascii="Charis SIL Italic" w:hAnsi="Charis SIL Italic" w:eastAsia="Charis SIL Italic"/>
-          <w:b w:val="0"/>
-          <w:i/>
-          <w:color w:val="0000FF"/>
-          <w:sz w:val="24"/>
-          <w:u w:val="single"/>
-        </w:rPr>
-        <w:hyperlink r:id="rId15" w:history="1">
+        <w:hyperlink r:id="rId14" w:history="1">
           <w:r>
             <w:rPr>
               <w:rStyle w:val="Hyperlink"/>
@@ -2254,7 +2188,7 @@
             <w:rPr>
               <w:rStyle w:val="Hyperlink"/>
             </w:rPr>
-            <w:t>file</w:t>
+            <w:t>file/8</w:t>
           </w:r>
         </w:hyperlink>
       </w:r>
@@ -2272,7 +2206,7 @@
             <w:rPr>
               <w:rStyle w:val="Hyperlink"/>
             </w:rPr>
-            <w:t>/</w:t>
+            <w:t>f</w:t>
           </w:r>
         </w:hyperlink>
       </w:r>
@@ -2290,36 +2224,9 @@
             <w:rPr>
               <w:rStyle w:val="Hyperlink"/>
             </w:rPr>
-            <w:t>8</w:t>
+            <w:t>e</w:t>
           </w:r>
         </w:hyperlink>
-      </w:r>
-      <w:r>
-        <w:rPr>
-          <w:rFonts w:ascii="Charis SIL Regular" w:hAnsi="Charis SIL Regular" w:eastAsia="Charis SIL Regular"/>
-          <w:b w:val="0"/>
-          <w:i w:val="0"/>
-          <w:color w:val="0000FF"/>
-          <w:sz w:val="24"/>
-        </w:rPr>
-        <w:hyperlink r:id="rId13" w:history="1">
-          <w:r>
-            <w:rPr>
-              <w:rStyle w:val="Hyperlink"/>
-            </w:rPr>
-            <w:t>f</w:t>
-          </w:r>
-        </w:hyperlink>
-      </w:r>
-      <w:r>
-        <w:rPr>
-          <w:rFonts w:ascii="Charis SIL Regular" w:hAnsi="Charis SIL Regular" w:eastAsia="Charis SIL Regular"/>
-          <w:b w:val="0"/>
-          <w:i w:val="0"/>
-          <w:color w:val="0000FF"/>
-          <w:sz w:val="24"/>
-        </w:rPr>
-        <w:t>e</w:t>
       </w:r>
       <w:r>
         <w:rPr>
@@ -2346,16 +2253,25 @@
           <w:i w:val="0"/>
           <w:color w:val="0000FF"/>
           <w:sz w:val="24"/>
-          <w:u w:val="single"/>
         </w:rPr>
         <w:hyperlink r:id="rId13" w:history="1">
           <w:r>
             <w:rPr>
               <w:rStyle w:val="Hyperlink"/>
             </w:rPr>
-            <w:t>3a</w:t>
+            <w:t>3</w:t>
           </w:r>
         </w:hyperlink>
+      </w:r>
+      <w:r>
+        <w:rPr>
+          <w:rFonts w:ascii="Charis SIL Regular" w:hAnsi="Charis SIL Regular" w:eastAsia="Charis SIL Regular"/>
+          <w:b w:val="0"/>
+          <w:i w:val="0"/>
+          <w:color w:val="0000FF"/>
+          <w:sz w:val="24"/>
+        </w:rPr>
+        <w:t>a</w:t>
       </w:r>
     </w:p>
     <w:p>
@@ -2888,7 +2804,7 @@
           <w:sz w:val="24"/>
           <w:u w:val="single"/>
         </w:rPr>
-        <w:hyperlink r:id="rId9" w:history="1">
+        <w:hyperlink r:id="rId17" w:history="1">
           <w:r>
             <w:rPr>
               <w:rStyle w:val="Hyperlink"/>

--- a/EXPORTS/DOCX/published/niveau3/English/MissiemuseumTilburg.docx
+++ b/EXPORTS/DOCX/published/niveau3/English/MissiemuseumTilburg.docx
@@ -1418,8 +1418,16 @@
           <w:i/>
           <w:color w:val="0000FF"/>
           <w:sz w:val="24"/>
+          <w:u w:val="single"/>
         </w:rPr>
-        <w:t>Het Nederlands(ch) Volk</w:t>
+        <w:hyperlink r:id="rId15" w:history="1">
+          <w:r>
+            <w:rPr>
+              <w:rStyle w:val="Hyperlink"/>
+            </w:rPr>
+            <w:t>Het</w:t>
+          </w:r>
+        </w:hyperlink>
       </w:r>
       <w:r>
         <w:rPr>
@@ -1430,7 +1438,65 @@
           <w:sz w:val="24"/>
           <w:u w:val="single"/>
         </w:rPr>
-        <w:hyperlink r:id="rId14" w:history="1">
+        <w:t xml:space="preserve"> </w:t>
+      </w:r>
+      <w:r>
+        <w:rPr>
+          <w:rFonts w:ascii="Charis SIL Italic" w:hAnsi="Charis SIL Italic" w:eastAsia="Charis SIL Italic"/>
+          <w:b w:val="0"/>
+          <w:i/>
+          <w:color w:val="0000FF"/>
+          <w:sz w:val="24"/>
+          <w:u w:val="single"/>
+        </w:rPr>
+        <w:hyperlink r:id="rId15" w:history="1">
+          <w:r>
+            <w:rPr>
+              <w:rStyle w:val="Hyperlink"/>
+            </w:rPr>
+            <w:t>Nederlands(ch)</w:t>
+          </w:r>
+        </w:hyperlink>
+      </w:r>
+      <w:r>
+        <w:rPr>
+          <w:rFonts w:ascii="Charis SIL Italic" w:hAnsi="Charis SIL Italic" w:eastAsia="Charis SIL Italic"/>
+          <w:b w:val="0"/>
+          <w:i/>
+          <w:color w:val="0000FF"/>
+          <w:sz w:val="24"/>
+          <w:u w:val="single"/>
+        </w:rPr>
+        <w:t xml:space="preserve"> </w:t>
+      </w:r>
+      <w:r>
+        <w:rPr>
+          <w:rFonts w:ascii="Charis SIL Italic" w:hAnsi="Charis SIL Italic" w:eastAsia="Charis SIL Italic"/>
+          <w:b w:val="0"/>
+          <w:i/>
+          <w:color w:val="0000FF"/>
+          <w:sz w:val="24"/>
+          <w:u w:val="single"/>
+        </w:rPr>
+        <w:hyperlink r:id="rId15" w:history="1">
+          <w:r>
+            <w:rPr>
+              <w:rStyle w:val="Hyperlink"/>
+            </w:rPr>
+            <w:t>Volk</w:t>
+          </w:r>
+        </w:hyperlink>
+      </w:r>
+      <w:r>
+        <w:rPr>
+          <w:rFonts w:ascii="Charis SIL Italic" w:hAnsi="Charis SIL Italic" w:eastAsia="Charis SIL Italic"/>
+          <w:b w:val="0"/>
+          <w:i/>
+          <w:color w:val="0000FF"/>
+          <w:sz w:val="24"/>
+          <w:u w:val="single"/>
+        </w:rPr>
+        <w:hyperlink r:id="rId15" w:history="1">
           <w:r>
             <w:rPr>
               <w:rStyle w:val="Hyperlink"/>
@@ -2188,7 +2254,7 @@
             <w:rPr>
               <w:rStyle w:val="Hyperlink"/>
             </w:rPr>
-            <w:t>file/8</w:t>
+            <w:t>file</w:t>
           </w:r>
         </w:hyperlink>
       </w:r>
@@ -2200,6 +2266,41 @@
           <w:color w:val="0000FF"/>
           <w:sz w:val="24"/>
           <w:u w:val="single"/>
+        </w:rPr>
+        <w:hyperlink r:id="rId13" w:history="1">
+          <w:r>
+            <w:rPr>
+              <w:rStyle w:val="Hyperlink"/>
+            </w:rPr>
+            <w:t>/</w:t>
+          </w:r>
+        </w:hyperlink>
+      </w:r>
+      <w:r>
+        <w:rPr>
+          <w:rFonts w:ascii="Charis SIL Regular" w:hAnsi="Charis SIL Regular" w:eastAsia="Charis SIL Regular"/>
+          <w:b w:val="0"/>
+          <w:i w:val="0"/>
+          <w:color w:val="0000FF"/>
+          <w:sz w:val="24"/>
+          <w:u w:val="single"/>
+        </w:rPr>
+        <w:hyperlink r:id="rId13" w:history="1">
+          <w:r>
+            <w:rPr>
+              <w:rStyle w:val="Hyperlink"/>
+            </w:rPr>
+            <w:t>8</w:t>
+          </w:r>
+        </w:hyperlink>
+      </w:r>
+      <w:r>
+        <w:rPr>
+          <w:rFonts w:ascii="Charis SIL Regular" w:hAnsi="Charis SIL Regular" w:eastAsia="Charis SIL Regular"/>
+          <w:b w:val="0"/>
+          <w:i w:val="0"/>
+          <w:color w:val="0000FF"/>
+          <w:sz w:val="24"/>
         </w:rPr>
         <w:hyperlink r:id="rId13" w:history="1">
           <w:r>
@@ -2219,14 +2320,7 @@
           <w:sz w:val="24"/>
           <w:u w:val="single"/>
         </w:rPr>
-        <w:hyperlink r:id="rId13" w:history="1">
-          <w:r>
-            <w:rPr>
-              <w:rStyle w:val="Hyperlink"/>
-            </w:rPr>
-            <w:t>e</w:t>
-          </w:r>
-        </w:hyperlink>
+        <w:t>e</w:t>
       </w:r>
       <w:r>
         <w:rPr>
@@ -2253,25 +2347,16 @@
           <w:i w:val="0"/>
           <w:color w:val="0000FF"/>
           <w:sz w:val="24"/>
+          <w:u w:val="single"/>
         </w:rPr>
         <w:hyperlink r:id="rId13" w:history="1">
           <w:r>
             <w:rPr>
               <w:rStyle w:val="Hyperlink"/>
             </w:rPr>
-            <w:t>3</w:t>
+            <w:t>3a</w:t>
           </w:r>
         </w:hyperlink>
-      </w:r>
-      <w:r>
-        <w:rPr>
-          <w:rFonts w:ascii="Charis SIL Regular" w:hAnsi="Charis SIL Regular" w:eastAsia="Charis SIL Regular"/>
-          <w:b w:val="0"/>
-          <w:i w:val="0"/>
-          <w:color w:val="0000FF"/>
-          <w:sz w:val="24"/>
-        </w:rPr>
-        <w:t>a</w:t>
       </w:r>
     </w:p>
     <w:p>
@@ -2822,7 +2907,7 @@
           <w:sz w:val="24"/>
           <w:u w:val="single"/>
         </w:rPr>
-        <w:hyperlink r:id="rId9" w:history="1">
+        <w:hyperlink r:id="rId17" w:history="1">
           <w:r>
             <w:rPr>
               <w:rStyle w:val="Hyperlink"/>

--- a/EXPORTS/DOCX/published/niveau3/English/MissiemuseumTilburg.docx
+++ b/EXPORTS/DOCX/published/niveau3/English/MissiemuseumTilburg.docx
@@ -790,25 +790,7 @@
           <w:color w:val="000000"/>
           <w:sz w:val="24"/>
         </w:rPr>
-        <w:t>the l</w:t>
-      </w:r>
-      <w:r>
-        <w:rPr>
-          <w:u w:val="single" w:color="0000ff"/>
-          <w:rFonts w:ascii="Charis SIL Regular" w:hAnsi="Charis SIL Regular" w:eastAsia="Charis SIL Regular"/>
-          <w:b w:val="0"/>
-          <w:i w:val="0"/>
-          <w:color w:val="000000"/>
-          <w:sz w:val="24"/>
-        </w:rPr>
-        <w:hyperlink r:id="rId10" w:history="1">
-          <w:r>
-            <w:rPr>
-              <w:rStyle w:val="Hyperlink"/>
-            </w:rPr>
-            <w:t>ife stor</w:t>
-          </w:r>
-        </w:hyperlink>
+        <w:t>the life stor</w:t>
       </w:r>
       <w:r>
         <w:rPr>
@@ -1418,16 +1400,8 @@
           <w:i/>
           <w:color w:val="0000FF"/>
           <w:sz w:val="24"/>
-          <w:u w:val="single"/>
         </w:rPr>
-        <w:hyperlink r:id="rId15" w:history="1">
-          <w:r>
-            <w:rPr>
-              <w:rStyle w:val="Hyperlink"/>
-            </w:rPr>
-            <w:t>Het</w:t>
-          </w:r>
-        </w:hyperlink>
+        <w:t>Het Nederlands(ch) Volk</w:t>
       </w:r>
       <w:r>
         <w:rPr>
@@ -1438,65 +1412,7 @@
           <w:sz w:val="24"/>
           <w:u w:val="single"/>
         </w:rPr>
-        <w:t xml:space="preserve"> </w:t>
-      </w:r>
-      <w:r>
-        <w:rPr>
-          <w:rFonts w:ascii="Charis SIL Italic" w:hAnsi="Charis SIL Italic" w:eastAsia="Charis SIL Italic"/>
-          <w:b w:val="0"/>
-          <w:i/>
-          <w:color w:val="0000FF"/>
-          <w:sz w:val="24"/>
-          <w:u w:val="single"/>
-        </w:rPr>
-        <w:hyperlink r:id="rId15" w:history="1">
-          <w:r>
-            <w:rPr>
-              <w:rStyle w:val="Hyperlink"/>
-            </w:rPr>
-            <w:t>Nederlands(ch)</w:t>
-          </w:r>
-        </w:hyperlink>
-      </w:r>
-      <w:r>
-        <w:rPr>
-          <w:rFonts w:ascii="Charis SIL Italic" w:hAnsi="Charis SIL Italic" w:eastAsia="Charis SIL Italic"/>
-          <w:b w:val="0"/>
-          <w:i/>
-          <w:color w:val="0000FF"/>
-          <w:sz w:val="24"/>
-          <w:u w:val="single"/>
-        </w:rPr>
-        <w:t xml:space="preserve"> </w:t>
-      </w:r>
-      <w:r>
-        <w:rPr>
-          <w:rFonts w:ascii="Charis SIL Italic" w:hAnsi="Charis SIL Italic" w:eastAsia="Charis SIL Italic"/>
-          <w:b w:val="0"/>
-          <w:i/>
-          <w:color w:val="0000FF"/>
-          <w:sz w:val="24"/>
-          <w:u w:val="single"/>
-        </w:rPr>
-        <w:hyperlink r:id="rId15" w:history="1">
-          <w:r>
-            <w:rPr>
-              <w:rStyle w:val="Hyperlink"/>
-            </w:rPr>
-            <w:t>Volk</w:t>
-          </w:r>
-        </w:hyperlink>
-      </w:r>
-      <w:r>
-        <w:rPr>
-          <w:rFonts w:ascii="Charis SIL Italic" w:hAnsi="Charis SIL Italic" w:eastAsia="Charis SIL Italic"/>
-          <w:b w:val="0"/>
-          <w:i/>
-          <w:color w:val="0000FF"/>
-          <w:sz w:val="24"/>
-          <w:u w:val="single"/>
-        </w:rPr>
-        <w:hyperlink r:id="rId15" w:history="1">
+        <w:hyperlink r:id="rId14" w:history="1">
           <w:r>
             <w:rPr>
               <w:rStyle w:val="Hyperlink"/>
@@ -2254,7 +2170,7 @@
             <w:rPr>
               <w:rStyle w:val="Hyperlink"/>
             </w:rPr>
-            <w:t>file</w:t>
+            <w:t>file/8</w:t>
           </w:r>
         </w:hyperlink>
       </w:r>
@@ -2266,41 +2182,6 @@
           <w:color w:val="0000FF"/>
           <w:sz w:val="24"/>
           <w:u w:val="single"/>
-        </w:rPr>
-        <w:hyperlink r:id="rId13" w:history="1">
-          <w:r>
-            <w:rPr>
-              <w:rStyle w:val="Hyperlink"/>
-            </w:rPr>
-            <w:t>/</w:t>
-          </w:r>
-        </w:hyperlink>
-      </w:r>
-      <w:r>
-        <w:rPr>
-          <w:rFonts w:ascii="Charis SIL Regular" w:hAnsi="Charis SIL Regular" w:eastAsia="Charis SIL Regular"/>
-          <w:b w:val="0"/>
-          <w:i w:val="0"/>
-          <w:color w:val="0000FF"/>
-          <w:sz w:val="24"/>
-          <w:u w:val="single"/>
-        </w:rPr>
-        <w:hyperlink r:id="rId13" w:history="1">
-          <w:r>
-            <w:rPr>
-              <w:rStyle w:val="Hyperlink"/>
-            </w:rPr>
-            <w:t>8</w:t>
-          </w:r>
-        </w:hyperlink>
-      </w:r>
-      <w:r>
-        <w:rPr>
-          <w:rFonts w:ascii="Charis SIL Regular" w:hAnsi="Charis SIL Regular" w:eastAsia="Charis SIL Regular"/>
-          <w:b w:val="0"/>
-          <w:i w:val="0"/>
-          <w:color w:val="0000FF"/>
-          <w:sz w:val="24"/>
         </w:rPr>
         <w:hyperlink r:id="rId13" w:history="1">
           <w:r>
@@ -2320,7 +2201,14 @@
           <w:sz w:val="24"/>
           <w:u w:val="single"/>
         </w:rPr>
-        <w:t>e</w:t>
+        <w:hyperlink r:id="rId13" w:history="1">
+          <w:r>
+            <w:rPr>
+              <w:rStyle w:val="Hyperlink"/>
+            </w:rPr>
+            <w:t>e</w:t>
+          </w:r>
+        </w:hyperlink>
       </w:r>
       <w:r>
         <w:rPr>
@@ -2349,14 +2237,17 @@
           <w:sz w:val="24"/>
           <w:u w:val="single"/>
         </w:rPr>
-        <w:hyperlink r:id="rId13" w:history="1">
-          <w:r>
-            <w:rPr>
-              <w:rStyle w:val="Hyperlink"/>
-            </w:rPr>
-            <w:t>3a</w:t>
-          </w:r>
-        </w:hyperlink>
+        <w:t>3</w:t>
+      </w:r>
+      <w:r>
+        <w:rPr>
+          <w:rFonts w:ascii="Charis SIL Regular" w:hAnsi="Charis SIL Regular" w:eastAsia="Charis SIL Regular"/>
+          <w:b w:val="0"/>
+          <w:i w:val="0"/>
+          <w:color w:val="0000FF"/>
+          <w:sz w:val="24"/>
+        </w:rPr>
+        <w:t>a</w:t>
       </w:r>
     </w:p>
     <w:p>
@@ -2907,7 +2798,7 @@
           <w:sz w:val="24"/>
           <w:u w:val="single"/>
         </w:rPr>
-        <w:hyperlink r:id="rId17" w:history="1">
+        <w:hyperlink r:id="rId9" w:history="1">
           <w:r>
             <w:rPr>
               <w:rStyle w:val="Hyperlink"/>

--- a/EXPORTS/DOCX/published/niveau3/English/MissiemuseumTilburg.docx
+++ b/EXPORTS/DOCX/published/niveau3/English/MissiemuseumTilburg.docx
@@ -790,7 +790,25 @@
           <w:color w:val="000000"/>
           <w:sz w:val="24"/>
         </w:rPr>
-        <w:t>the life stor</w:t>
+        <w:t>the l</w:t>
+      </w:r>
+      <w:r>
+        <w:rPr>
+          <w:u w:val="single" w:color="0000ff"/>
+          <w:rFonts w:ascii="Charis SIL Regular" w:hAnsi="Charis SIL Regular" w:eastAsia="Charis SIL Regular"/>
+          <w:b w:val="0"/>
+          <w:i w:val="0"/>
+          <w:color w:val="000000"/>
+          <w:sz w:val="24"/>
+        </w:rPr>
+        <w:hyperlink r:id="rId10" w:history="1">
+          <w:r>
+            <w:rPr>
+              <w:rStyle w:val="Hyperlink"/>
+            </w:rPr>
+            <w:t>ife stor</w:t>
+          </w:r>
+        </w:hyperlink>
       </w:r>
       <w:r>
         <w:rPr>
@@ -1400,8 +1418,38 @@
           <w:i/>
           <w:color w:val="0000FF"/>
           <w:sz w:val="24"/>
+          <w:u w:val="single"/>
         </w:rPr>
-        <w:t>Het Nederlands(ch) Volk</w:t>
+        <w:hyperlink r:id="rId15" w:history="1">
+          <w:r>
+            <w:rPr>
+              <w:rStyle w:val="Hyperlink"/>
+            </w:rPr>
+            <w:t>Het</w:t>
+          </w:r>
+        </w:hyperlink>
+      </w:r>
+      <w:r>
+        <w:rPr>
+          <w:rFonts w:ascii="Charis SIL Italic" w:hAnsi="Charis SIL Italic" w:eastAsia="Charis SIL Italic"/>
+          <w:b w:val="0"/>
+          <w:i/>
+          <w:color w:val="0000FF"/>
+          <w:sz w:val="24"/>
+          <w:u w:val="single"/>
+        </w:rPr>
+        <w:t xml:space="preserve"> </w:t>
+      </w:r>
+      <w:r>
+        <w:rPr>
+          <w:rFonts w:ascii="Charis SIL Italic" w:hAnsi="Charis SIL Italic" w:eastAsia="Charis SIL Italic"/>
+          <w:b w:val="0"/>
+          <w:i/>
+          <w:color w:val="0000FF"/>
+          <w:sz w:val="24"/>
+          <w:u w:val="single"/>
+        </w:rPr>
+        <w:t>Nederlands(ch) Volk</w:t>
       </w:r>
       <w:r>
         <w:rPr>
@@ -1592,14 +1640,7 @@
           <w:color w:val="000000"/>
           <w:sz w:val="24"/>
         </w:rPr>
-        <w:hyperlink r:id="rId15" w:history="1">
-          <w:r>
-            <w:rPr>
-              <w:rStyle w:val="Hyperlink"/>
-            </w:rPr>
-            <w:t xml:space="preserve"> va</w:t>
-          </w:r>
-        </w:hyperlink>
+        <w:t xml:space="preserve"> va</w:t>
       </w:r>
       <w:r>
         <w:rPr>
@@ -2170,7 +2211,7 @@
             <w:rPr>
               <w:rStyle w:val="Hyperlink"/>
             </w:rPr>
-            <w:t>file/8</w:t>
+            <w:t>file/</w:t>
           </w:r>
         </w:hyperlink>
       </w:r>
@@ -2188,6 +2229,23 @@
             <w:rPr>
               <w:rStyle w:val="Hyperlink"/>
             </w:rPr>
+            <w:t>8</w:t>
+          </w:r>
+        </w:hyperlink>
+      </w:r>
+      <w:r>
+        <w:rPr>
+          <w:rFonts w:ascii="Charis SIL Regular" w:hAnsi="Charis SIL Regular" w:eastAsia="Charis SIL Regular"/>
+          <w:b w:val="0"/>
+          <w:i w:val="0"/>
+          <w:color w:val="0000FF"/>
+          <w:sz w:val="24"/>
+        </w:rPr>
+        <w:hyperlink r:id="rId13" w:history="1">
+          <w:r>
+            <w:rPr>
+              <w:rStyle w:val="Hyperlink"/>
+            </w:rPr>
             <w:t>f</w:t>
           </w:r>
         </w:hyperlink>
@@ -2199,7 +2257,6 @@
           <w:i w:val="0"/>
           <w:color w:val="0000FF"/>
           <w:sz w:val="24"/>
-          <w:u w:val="single"/>
         </w:rPr>
         <w:hyperlink r:id="rId13" w:history="1">
           <w:r>
@@ -2224,7 +2281,7 @@
             <w:rPr>
               <w:rStyle w:val="Hyperlink"/>
             </w:rPr>
-            <w:t>8c8d66b2d3d5d8a2e8a73eb8756</w:t>
+            <w:t>8c8d66b2d3d5d8a2e8a73eb875</w:t>
           </w:r>
         </w:hyperlink>
       </w:r>
@@ -2235,9 +2292,8 @@
           <w:i w:val="0"/>
           <w:color w:val="0000FF"/>
           <w:sz w:val="24"/>
-          <w:u w:val="single"/>
         </w:rPr>
-        <w:t>3</w:t>
+        <w:t>6</w:t>
       </w:r>
       <w:r>
         <w:rPr>
@@ -2246,8 +2302,16 @@
           <w:i w:val="0"/>
           <w:color w:val="0000FF"/>
           <w:sz w:val="24"/>
+          <w:u w:val="single"/>
         </w:rPr>
-        <w:t>a</w:t>
+        <w:hyperlink r:id="rId13" w:history="1">
+          <w:r>
+            <w:rPr>
+              <w:rStyle w:val="Hyperlink"/>
+            </w:rPr>
+            <w:t>3a</w:t>
+          </w:r>
+        </w:hyperlink>
       </w:r>
     </w:p>
     <w:p>
@@ -2780,7 +2844,7 @@
           <w:sz w:val="24"/>
           <w:u w:val="single"/>
         </w:rPr>
-        <w:hyperlink r:id="rId17" w:history="1">
+        <w:hyperlink r:id="rId9" w:history="1">
           <w:r>
             <w:rPr>
               <w:rStyle w:val="Hyperlink"/>

--- a/EXPORTS/DOCX/published/niveau3/English/MissiemuseumTilburg.docx
+++ b/EXPORTS/DOCX/published/niveau3/English/MissiemuseumTilburg.docx
@@ -790,43 +790,7 @@
           <w:color w:val="000000"/>
           <w:sz w:val="24"/>
         </w:rPr>
-        <w:t>the l</w:t>
-      </w:r>
-      <w:r>
-        <w:rPr>
-          <w:u w:val="single" w:color="0000ff"/>
-          <w:rFonts w:ascii="Charis SIL Regular" w:hAnsi="Charis SIL Regular" w:eastAsia="Charis SIL Regular"/>
-          <w:b w:val="0"/>
-          <w:i w:val="0"/>
-          <w:color w:val="000000"/>
-          <w:sz w:val="24"/>
-        </w:rPr>
-        <w:hyperlink r:id="rId10" w:history="1">
-          <w:r>
-            <w:rPr>
-              <w:rStyle w:val="Hyperlink"/>
-            </w:rPr>
-            <w:t>ife stor</w:t>
-          </w:r>
-        </w:hyperlink>
-      </w:r>
-      <w:r>
-        <w:rPr>
-          <w:u w:val="single" w:color="0000ff"/>
-          <w:rFonts w:ascii="Charis SIL Regular" w:hAnsi="Charis SIL Regular" w:eastAsia="Charis SIL Regular"/>
-          <w:b w:val="0"/>
-          <w:i w:val="0"/>
-          <w:color w:val="000000"/>
-          <w:sz w:val="24"/>
-        </w:rPr>
-        <w:hyperlink r:id="rId10" w:history="1">
-          <w:r>
-            <w:rPr>
-              <w:rStyle w:val="Hyperlink"/>
-            </w:rPr>
-            <w:t>y of Peer</w:t>
-          </w:r>
-        </w:hyperlink>
+        <w:t>the life story of Peer</w:t>
       </w:r>
       <w:r>
         <w:rPr>
@@ -1418,16 +1382,8 @@
           <w:i/>
           <w:color w:val="0000FF"/>
           <w:sz w:val="24"/>
-          <w:u w:val="single"/>
         </w:rPr>
-        <w:hyperlink r:id="rId15" w:history="1">
-          <w:r>
-            <w:rPr>
-              <w:rStyle w:val="Hyperlink"/>
-            </w:rPr>
-            <w:t>Het</w:t>
-          </w:r>
-        </w:hyperlink>
+        <w:t xml:space="preserve">Het Nederlands(ch) </w:t>
       </w:r>
       <w:r>
         <w:rPr>
@@ -1438,18 +1394,14 @@
           <w:sz w:val="24"/>
           <w:u w:val="single"/>
         </w:rPr>
-        <w:t xml:space="preserve"> </w:t>
-      </w:r>
-      <w:r>
-        <w:rPr>
-          <w:rFonts w:ascii="Charis SIL Italic" w:hAnsi="Charis SIL Italic" w:eastAsia="Charis SIL Italic"/>
-          <w:b w:val="0"/>
-          <w:i/>
-          <w:color w:val="0000FF"/>
-          <w:sz w:val="24"/>
-          <w:u w:val="single"/>
-        </w:rPr>
-        <w:t>Nederlands(ch) Volk</w:t>
+        <w:hyperlink r:id="rId14" w:history="1">
+          <w:r>
+            <w:rPr>
+              <w:rStyle w:val="Hyperlink"/>
+            </w:rPr>
+            <w:t>Volk</w:t>
+          </w:r>
+        </w:hyperlink>
       </w:r>
       <w:r>
         <w:rPr>
@@ -1640,7 +1592,14 @@
           <w:color w:val="000000"/>
           <w:sz w:val="24"/>
         </w:rPr>
-        <w:t xml:space="preserve"> va</w:t>
+        <w:hyperlink r:id="rId15" w:history="1">
+          <w:r>
+            <w:rPr>
+              <w:rStyle w:val="Hyperlink"/>
+            </w:rPr>
+            <w:t xml:space="preserve"> va</w:t>
+          </w:r>
+        </w:hyperlink>
       </w:r>
       <w:r>
         <w:rPr>
@@ -2211,7 +2170,7 @@
             <w:rPr>
               <w:rStyle w:val="Hyperlink"/>
             </w:rPr>
-            <w:t>file/</w:t>
+            <w:t>file/8</w:t>
           </w:r>
         </w:hyperlink>
       </w:r>
@@ -2229,23 +2188,6 @@
             <w:rPr>
               <w:rStyle w:val="Hyperlink"/>
             </w:rPr>
-            <w:t>8</w:t>
-          </w:r>
-        </w:hyperlink>
-      </w:r>
-      <w:r>
-        <w:rPr>
-          <w:rFonts w:ascii="Charis SIL Regular" w:hAnsi="Charis SIL Regular" w:eastAsia="Charis SIL Regular"/>
-          <w:b w:val="0"/>
-          <w:i w:val="0"/>
-          <w:color w:val="0000FF"/>
-          <w:sz w:val="24"/>
-        </w:rPr>
-        <w:hyperlink r:id="rId13" w:history="1">
-          <w:r>
-            <w:rPr>
-              <w:rStyle w:val="Hyperlink"/>
-            </w:rPr>
             <w:t>f</w:t>
           </w:r>
         </w:hyperlink>
@@ -2257,6 +2199,7 @@
           <w:i w:val="0"/>
           <w:color w:val="0000FF"/>
           <w:sz w:val="24"/>
+          <w:u w:val="single"/>
         </w:rPr>
         <w:hyperlink r:id="rId13" w:history="1">
           <w:r>
@@ -2281,7 +2224,7 @@
             <w:rPr>
               <w:rStyle w:val="Hyperlink"/>
             </w:rPr>
-            <w:t>8c8d66b2d3d5d8a2e8a73eb875</w:t>
+            <w:t>8c8d66b2d3d5d8a2e8a73eb8756</w:t>
           </w:r>
         </w:hyperlink>
       </w:r>
@@ -2292,8 +2235,9 @@
           <w:i w:val="0"/>
           <w:color w:val="0000FF"/>
           <w:sz w:val="24"/>
+          <w:u w:val="single"/>
         </w:rPr>
-        <w:t>6</w:t>
+        <w:t>3</w:t>
       </w:r>
       <w:r>
         <w:rPr>
@@ -2302,16 +2246,8 @@
           <w:i w:val="0"/>
           <w:color w:val="0000FF"/>
           <w:sz w:val="24"/>
-          <w:u w:val="single"/>
         </w:rPr>
-        <w:hyperlink r:id="rId13" w:history="1">
-          <w:r>
-            <w:rPr>
-              <w:rStyle w:val="Hyperlink"/>
-            </w:rPr>
-            <w:t>3a</w:t>
-          </w:r>
-        </w:hyperlink>
+        <w:t>a</w:t>
       </w:r>
     </w:p>
     <w:p>

--- a/EXPORTS/DOCX/published/niveau3/English/MissiemuseumTilburg.docx
+++ b/EXPORTS/DOCX/published/niveau3/English/MissiemuseumTilburg.docx
@@ -790,7 +790,35 @@
           <w:color w:val="000000"/>
           <w:sz w:val="24"/>
         </w:rPr>
-        <w:t>the life story of Peer</w:t>
+        <w:t>the l</w:t>
+      </w:r>
+      <w:r>
+        <w:rPr>
+          <w:u w:val="single" w:color="0000ff"/>
+          <w:rFonts w:ascii="Charis SIL Regular" w:hAnsi="Charis SIL Regular" w:eastAsia="Charis SIL Regular"/>
+          <w:b w:val="0"/>
+          <w:i w:val="0"/>
+          <w:color w:val="000000"/>
+          <w:sz w:val="24"/>
+        </w:rPr>
+        <w:hyperlink r:id="rId10" w:history="1">
+          <w:r>
+            <w:rPr>
+              <w:rStyle w:val="Hyperlink"/>
+            </w:rPr>
+            <w:t>ife stor</w:t>
+          </w:r>
+        </w:hyperlink>
+      </w:r>
+      <w:r>
+        <w:rPr>
+          <w:rFonts w:ascii="Charis SIL Regular" w:hAnsi="Charis SIL Regular" w:eastAsia="Charis SIL Regular"/>
+          <w:b w:val="0"/>
+          <w:i w:val="0"/>
+          <w:color w:val="000000"/>
+          <w:sz w:val="24"/>
+        </w:rPr>
+        <w:t>y of Peer</w:t>
       </w:r>
       <w:r>
         <w:rPr>
@@ -1382,8 +1410,16 @@
           <w:i/>
           <w:color w:val="0000FF"/>
           <w:sz w:val="24"/>
+          <w:u w:val="single"/>
         </w:rPr>
-        <w:t xml:space="preserve">Het Nederlands(ch) </w:t>
+        <w:hyperlink r:id="rId15" w:history="1">
+          <w:r>
+            <w:rPr>
+              <w:rStyle w:val="Hyperlink"/>
+            </w:rPr>
+            <w:t>Het</w:t>
+          </w:r>
+        </w:hyperlink>
       </w:r>
       <w:r>
         <w:rPr>
@@ -1394,7 +1430,47 @@
           <w:sz w:val="24"/>
           <w:u w:val="single"/>
         </w:rPr>
-        <w:hyperlink r:id="rId14" w:history="1">
+        <w:t xml:space="preserve"> </w:t>
+      </w:r>
+      <w:r>
+        <w:rPr>
+          <w:rFonts w:ascii="Charis SIL Italic" w:hAnsi="Charis SIL Italic" w:eastAsia="Charis SIL Italic"/>
+          <w:b w:val="0"/>
+          <w:i/>
+          <w:color w:val="0000FF"/>
+          <w:sz w:val="24"/>
+          <w:u w:val="single"/>
+        </w:rPr>
+        <w:hyperlink r:id="rId15" w:history="1">
+          <w:r>
+            <w:rPr>
+              <w:rStyle w:val="Hyperlink"/>
+            </w:rPr>
+            <w:t>Nederlands(ch)</w:t>
+          </w:r>
+        </w:hyperlink>
+      </w:r>
+      <w:r>
+        <w:rPr>
+          <w:rFonts w:ascii="Charis SIL Italic" w:hAnsi="Charis SIL Italic" w:eastAsia="Charis SIL Italic"/>
+          <w:b w:val="0"/>
+          <w:i/>
+          <w:color w:val="0000FF"/>
+          <w:sz w:val="24"/>
+          <w:u w:val="single"/>
+        </w:rPr>
+        <w:t xml:space="preserve"> </w:t>
+      </w:r>
+      <w:r>
+        <w:rPr>
+          <w:rFonts w:ascii="Charis SIL Italic" w:hAnsi="Charis SIL Italic" w:eastAsia="Charis SIL Italic"/>
+          <w:b w:val="0"/>
+          <w:i/>
+          <w:color w:val="0000FF"/>
+          <w:sz w:val="24"/>
+          <w:u w:val="single"/>
+        </w:rPr>
+        <w:hyperlink r:id="rId15" w:history="1">
           <w:r>
             <w:rPr>
               <w:rStyle w:val="Hyperlink"/>
@@ -1412,7 +1488,7 @@
           <w:sz w:val="24"/>
           <w:u w:val="single"/>
         </w:rPr>
-        <w:hyperlink r:id="rId14" w:history="1">
+        <w:hyperlink r:id="rId15" w:history="1">
           <w:r>
             <w:rPr>
               <w:rStyle w:val="Hyperlink"/>
@@ -2170,7 +2246,25 @@
             <w:rPr>
               <w:rStyle w:val="Hyperlink"/>
             </w:rPr>
-            <w:t>file/8</w:t>
+            <w:t>file/</w:t>
+          </w:r>
+        </w:hyperlink>
+      </w:r>
+      <w:r>
+        <w:rPr>
+          <w:rFonts w:ascii="Charis SIL Regular" w:hAnsi="Charis SIL Regular" w:eastAsia="Charis SIL Regular"/>
+          <w:b w:val="0"/>
+          <w:i w:val="0"/>
+          <w:color w:val="0000FF"/>
+          <w:sz w:val="24"/>
+          <w:u w:val="single"/>
+        </w:rPr>
+        <w:hyperlink r:id="rId13" w:history="1">
+          <w:r>
+            <w:rPr>
+              <w:rStyle w:val="Hyperlink"/>
+            </w:rPr>
+            <w:t>8</w:t>
           </w:r>
         </w:hyperlink>
       </w:r>
@@ -2201,14 +2295,7 @@
           <w:sz w:val="24"/>
           <w:u w:val="single"/>
         </w:rPr>
-        <w:hyperlink r:id="rId13" w:history="1">
-          <w:r>
-            <w:rPr>
-              <w:rStyle w:val="Hyperlink"/>
-            </w:rPr>
-            <w:t>e</w:t>
-          </w:r>
-        </w:hyperlink>
+        <w:t>e</w:t>
       </w:r>
       <w:r>
         <w:rPr>
@@ -2237,7 +2324,14 @@
           <w:sz w:val="24"/>
           <w:u w:val="single"/>
         </w:rPr>
-        <w:t>3</w:t>
+        <w:hyperlink r:id="rId13" w:history="1">
+          <w:r>
+            <w:rPr>
+              <w:rStyle w:val="Hyperlink"/>
+            </w:rPr>
+            <w:t>3</w:t>
+          </w:r>
+        </w:hyperlink>
       </w:r>
       <w:r>
         <w:rPr>
@@ -2780,7 +2874,7 @@
           <w:sz w:val="24"/>
           <w:u w:val="single"/>
         </w:rPr>
-        <w:hyperlink r:id="rId9" w:history="1">
+        <w:hyperlink r:id="rId17" w:history="1">
           <w:r>
             <w:rPr>
               <w:rStyle w:val="Hyperlink"/>

--- a/EXPORTS/DOCX/published/niveau3/English/MissiemuseumTilburg.docx
+++ b/EXPORTS/DOCX/published/niveau3/English/MissiemuseumTilburg.docx
@@ -812,13 +812,21 @@
       </w:r>
       <w:r>
         <w:rPr>
+          <w:u w:val="single" w:color="0000ff"/>
           <w:rFonts w:ascii="Charis SIL Regular" w:hAnsi="Charis SIL Regular" w:eastAsia="Charis SIL Regular"/>
           <w:b w:val="0"/>
           <w:i w:val="0"/>
           <w:color w:val="000000"/>
           <w:sz w:val="24"/>
         </w:rPr>
-        <w:t>y of Peer</w:t>
+        <w:hyperlink r:id="rId10" w:history="1">
+          <w:r>
+            <w:rPr>
+              <w:rStyle w:val="Hyperlink"/>
+            </w:rPr>
+            <w:t>y of Peer</w:t>
+          </w:r>
+        </w:hyperlink>
       </w:r>
       <w:r>
         <w:rPr>
@@ -1410,16 +1418,8 @@
           <w:i/>
           <w:color w:val="0000FF"/>
           <w:sz w:val="24"/>
-          <w:u w:val="single"/>
         </w:rPr>
-        <w:hyperlink r:id="rId15" w:history="1">
-          <w:r>
-            <w:rPr>
-              <w:rStyle w:val="Hyperlink"/>
-            </w:rPr>
-            <w:t>Het</w:t>
-          </w:r>
-        </w:hyperlink>
+        <w:t xml:space="preserve">Het Nederlands(ch) </w:t>
       </w:r>
       <w:r>
         <w:rPr>
@@ -1430,47 +1430,7 @@
           <w:sz w:val="24"/>
           <w:u w:val="single"/>
         </w:rPr>
-        <w:t xml:space="preserve"> </w:t>
-      </w:r>
-      <w:r>
-        <w:rPr>
-          <w:rFonts w:ascii="Charis SIL Italic" w:hAnsi="Charis SIL Italic" w:eastAsia="Charis SIL Italic"/>
-          <w:b w:val="0"/>
-          <w:i/>
-          <w:color w:val="0000FF"/>
-          <w:sz w:val="24"/>
-          <w:u w:val="single"/>
-        </w:rPr>
-        <w:hyperlink r:id="rId15" w:history="1">
-          <w:r>
-            <w:rPr>
-              <w:rStyle w:val="Hyperlink"/>
-            </w:rPr>
-            <w:t>Nederlands(ch)</w:t>
-          </w:r>
-        </w:hyperlink>
-      </w:r>
-      <w:r>
-        <w:rPr>
-          <w:rFonts w:ascii="Charis SIL Italic" w:hAnsi="Charis SIL Italic" w:eastAsia="Charis SIL Italic"/>
-          <w:b w:val="0"/>
-          <w:i/>
-          <w:color w:val="0000FF"/>
-          <w:sz w:val="24"/>
-          <w:u w:val="single"/>
-        </w:rPr>
-        <w:t xml:space="preserve"> </w:t>
-      </w:r>
-      <w:r>
-        <w:rPr>
-          <w:rFonts w:ascii="Charis SIL Italic" w:hAnsi="Charis SIL Italic" w:eastAsia="Charis SIL Italic"/>
-          <w:b w:val="0"/>
-          <w:i/>
-          <w:color w:val="0000FF"/>
-          <w:sz w:val="24"/>
-          <w:u w:val="single"/>
-        </w:rPr>
-        <w:hyperlink r:id="rId15" w:history="1">
+        <w:hyperlink r:id="rId14" w:history="1">
           <w:r>
             <w:rPr>
               <w:rStyle w:val="Hyperlink"/>
@@ -1488,7 +1448,7 @@
           <w:sz w:val="24"/>
           <w:u w:val="single"/>
         </w:rPr>
-        <w:hyperlink r:id="rId15" w:history="1">
+        <w:hyperlink r:id="rId14" w:history="1">
           <w:r>
             <w:rPr>
               <w:rStyle w:val="Hyperlink"/>
@@ -2246,25 +2206,7 @@
             <w:rPr>
               <w:rStyle w:val="Hyperlink"/>
             </w:rPr>
-            <w:t>file/</w:t>
-          </w:r>
-        </w:hyperlink>
-      </w:r>
-      <w:r>
-        <w:rPr>
-          <w:rFonts w:ascii="Charis SIL Regular" w:hAnsi="Charis SIL Regular" w:eastAsia="Charis SIL Regular"/>
-          <w:b w:val="0"/>
-          <w:i w:val="0"/>
-          <w:color w:val="0000FF"/>
-          <w:sz w:val="24"/>
-          <w:u w:val="single"/>
-        </w:rPr>
-        <w:hyperlink r:id="rId13" w:history="1">
-          <w:r>
-            <w:rPr>
-              <w:rStyle w:val="Hyperlink"/>
-            </w:rPr>
-            <w:t>8</w:t>
+            <w:t>file/8</w:t>
           </w:r>
         </w:hyperlink>
       </w:r>
@@ -2295,23 +2237,12 @@
           <w:sz w:val="24"/>
           <w:u w:val="single"/>
         </w:rPr>
-        <w:t>e</w:t>
-      </w:r>
-      <w:r>
-        <w:rPr>
-          <w:rFonts w:ascii="Charis SIL Regular" w:hAnsi="Charis SIL Regular" w:eastAsia="Charis SIL Regular"/>
-          <w:b w:val="0"/>
-          <w:i w:val="0"/>
-          <w:color w:val="0000FF"/>
-          <w:sz w:val="24"/>
-          <w:u w:val="single"/>
-        </w:rPr>
         <w:hyperlink r:id="rId13" w:history="1">
           <w:r>
             <w:rPr>
               <w:rStyle w:val="Hyperlink"/>
             </w:rPr>
-            <w:t>8c8d66b2d3d5d8a2e8a73eb8756</w:t>
+            <w:t>e</w:t>
           </w:r>
         </w:hyperlink>
       </w:r>
@@ -2329,7 +2260,7 @@
             <w:rPr>
               <w:rStyle w:val="Hyperlink"/>
             </w:rPr>
-            <w:t>3</w:t>
+            <w:t>8c8d66b2d3d5d8a2e8a73eb87</w:t>
           </w:r>
         </w:hyperlink>
       </w:r>
@@ -2340,8 +2271,37 @@
           <w:i w:val="0"/>
           <w:color w:val="0000FF"/>
           <w:sz w:val="24"/>
+          <w:u w:val="single"/>
         </w:rPr>
-        <w:t>a</w:t>
+        <w:t>5</w:t>
+      </w:r>
+      <w:r>
+        <w:rPr>
+          <w:rFonts w:ascii="Charis SIL Regular" w:hAnsi="Charis SIL Regular" w:eastAsia="Charis SIL Regular"/>
+          <w:b w:val="0"/>
+          <w:i w:val="0"/>
+          <w:color w:val="0000FF"/>
+          <w:sz w:val="24"/>
+        </w:rPr>
+        <w:t>6</w:t>
+      </w:r>
+      <w:r>
+        <w:rPr>
+          <w:rFonts w:ascii="Charis SIL Regular" w:hAnsi="Charis SIL Regular" w:eastAsia="Charis SIL Regular"/>
+          <w:b w:val="0"/>
+          <w:i w:val="0"/>
+          <w:color w:val="0000FF"/>
+          <w:sz w:val="24"/>
+          <w:u w:val="single"/>
+        </w:rPr>
+        <w:hyperlink r:id="rId13" w:history="1">
+          <w:r>
+            <w:rPr>
+              <w:rStyle w:val="Hyperlink"/>
+            </w:rPr>
+            <w:t>3a</w:t>
+          </w:r>
+        </w:hyperlink>
       </w:r>
     </w:p>
     <w:p>

--- a/EXPORTS/DOCX/published/niveau3/English/MissiemuseumTilburg.docx
+++ b/EXPORTS/DOCX/published/niveau3/English/MissiemuseumTilburg.docx
@@ -1418,8 +1418,16 @@
           <w:i/>
           <w:color w:val="0000FF"/>
           <w:sz w:val="24"/>
+          <w:u w:val="single"/>
         </w:rPr>
-        <w:t xml:space="preserve">Het Nederlands(ch) </w:t>
+        <w:hyperlink r:id="rId15" w:history="1">
+          <w:r>
+            <w:rPr>
+              <w:rStyle w:val="Hyperlink"/>
+            </w:rPr>
+            <w:t>Het</w:t>
+          </w:r>
+        </w:hyperlink>
       </w:r>
       <w:r>
         <w:rPr>
@@ -1430,7 +1438,47 @@
           <w:sz w:val="24"/>
           <w:u w:val="single"/>
         </w:rPr>
-        <w:hyperlink r:id="rId14" w:history="1">
+        <w:t xml:space="preserve"> </w:t>
+      </w:r>
+      <w:r>
+        <w:rPr>
+          <w:rFonts w:ascii="Charis SIL Italic" w:hAnsi="Charis SIL Italic" w:eastAsia="Charis SIL Italic"/>
+          <w:b w:val="0"/>
+          <w:i/>
+          <w:color w:val="0000FF"/>
+          <w:sz w:val="24"/>
+          <w:u w:val="single"/>
+        </w:rPr>
+        <w:hyperlink r:id="rId15" w:history="1">
+          <w:r>
+            <w:rPr>
+              <w:rStyle w:val="Hyperlink"/>
+            </w:rPr>
+            <w:t>Nederlands(ch)</w:t>
+          </w:r>
+        </w:hyperlink>
+      </w:r>
+      <w:r>
+        <w:rPr>
+          <w:rFonts w:ascii="Charis SIL Italic" w:hAnsi="Charis SIL Italic" w:eastAsia="Charis SIL Italic"/>
+          <w:b w:val="0"/>
+          <w:i/>
+          <w:color w:val="0000FF"/>
+          <w:sz w:val="24"/>
+          <w:u w:val="single"/>
+        </w:rPr>
+        <w:t xml:space="preserve"> </w:t>
+      </w:r>
+      <w:r>
+        <w:rPr>
+          <w:rFonts w:ascii="Charis SIL Italic" w:hAnsi="Charis SIL Italic" w:eastAsia="Charis SIL Italic"/>
+          <w:b w:val="0"/>
+          <w:i/>
+          <w:color w:val="0000FF"/>
+          <w:sz w:val="24"/>
+          <w:u w:val="single"/>
+        </w:rPr>
+        <w:hyperlink r:id="rId15" w:history="1">
           <w:r>
             <w:rPr>
               <w:rStyle w:val="Hyperlink"/>
@@ -1448,7 +1496,7 @@
           <w:sz w:val="24"/>
           <w:u w:val="single"/>
         </w:rPr>
-        <w:hyperlink r:id="rId14" w:history="1">
+        <w:hyperlink r:id="rId15" w:history="1">
           <w:r>
             <w:rPr>
               <w:rStyle w:val="Hyperlink"/>
@@ -2206,7 +2254,7 @@
             <w:rPr>
               <w:rStyle w:val="Hyperlink"/>
             </w:rPr>
-            <w:t>file/8</w:t>
+            <w:t>file</w:t>
           </w:r>
         </w:hyperlink>
       </w:r>
@@ -2224,7 +2272,7 @@
             <w:rPr>
               <w:rStyle w:val="Hyperlink"/>
             </w:rPr>
-            <w:t>f</w:t>
+            <w:t>/</w:t>
           </w:r>
         </w:hyperlink>
       </w:r>
@@ -2242,9 +2290,36 @@
             <w:rPr>
               <w:rStyle w:val="Hyperlink"/>
             </w:rPr>
-            <w:t>e</w:t>
+            <w:t>8</w:t>
           </w:r>
         </w:hyperlink>
+      </w:r>
+      <w:r>
+        <w:rPr>
+          <w:rFonts w:ascii="Charis SIL Regular" w:hAnsi="Charis SIL Regular" w:eastAsia="Charis SIL Regular"/>
+          <w:b w:val="0"/>
+          <w:i w:val="0"/>
+          <w:color w:val="0000FF"/>
+          <w:sz w:val="24"/>
+        </w:rPr>
+        <w:hyperlink r:id="rId13" w:history="1">
+          <w:r>
+            <w:rPr>
+              <w:rStyle w:val="Hyperlink"/>
+            </w:rPr>
+            <w:t>f</w:t>
+          </w:r>
+        </w:hyperlink>
+      </w:r>
+      <w:r>
+        <w:rPr>
+          <w:rFonts w:ascii="Charis SIL Regular" w:hAnsi="Charis SIL Regular" w:eastAsia="Charis SIL Regular"/>
+          <w:b w:val="0"/>
+          <w:i w:val="0"/>
+          <w:color w:val="0000FF"/>
+          <w:sz w:val="24"/>
+        </w:rPr>
+        <w:t>e</w:t>
       </w:r>
       <w:r>
         <w:rPr>
@@ -2260,30 +2335,9 @@
             <w:rPr>
               <w:rStyle w:val="Hyperlink"/>
             </w:rPr>
-            <w:t>8c8d66b2d3d5d8a2e8a73eb87</w:t>
+            <w:t>8c8d66b2d3d5d8a2e8a73eb8756</w:t>
           </w:r>
         </w:hyperlink>
-      </w:r>
-      <w:r>
-        <w:rPr>
-          <w:rFonts w:ascii="Charis SIL Regular" w:hAnsi="Charis SIL Regular" w:eastAsia="Charis SIL Regular"/>
-          <w:b w:val="0"/>
-          <w:i w:val="0"/>
-          <w:color w:val="0000FF"/>
-          <w:sz w:val="24"/>
-          <w:u w:val="single"/>
-        </w:rPr>
-        <w:t>5</w:t>
-      </w:r>
-      <w:r>
-        <w:rPr>
-          <w:rFonts w:ascii="Charis SIL Regular" w:hAnsi="Charis SIL Regular" w:eastAsia="Charis SIL Regular"/>
-          <w:b w:val="0"/>
-          <w:i w:val="0"/>
-          <w:color w:val="0000FF"/>
-          <w:sz w:val="24"/>
-        </w:rPr>
-        <w:t>6</w:t>
       </w:r>
       <w:r>
         <w:rPr>

--- a/EXPORTS/DOCX/published/niveau3/English/MissiemuseumTilburg.docx
+++ b/EXPORTS/DOCX/published/niveau3/English/MissiemuseumTilburg.docx
@@ -1665,25 +1665,7 @@
           <w:color w:val="000000"/>
           <w:sz w:val="24"/>
         </w:rPr>
-        <w:t xml:space="preserve"> by Cees</w:t>
-      </w:r>
-      <w:r>
-        <w:rPr>
-          <w:u w:val="single" w:color="0000ff"/>
-          <w:rFonts w:ascii="Charis SIL Regular" w:hAnsi="Charis SIL Regular" w:eastAsia="Charis SIL Regular"/>
-          <w:b w:val="0"/>
-          <w:i w:val="0"/>
-          <w:color w:val="000000"/>
-          <w:sz w:val="24"/>
-        </w:rPr>
-        <w:hyperlink r:id="rId15" w:history="1">
-          <w:r>
-            <w:rPr>
-              <w:rStyle w:val="Hyperlink"/>
-            </w:rPr>
-            <w:t xml:space="preserve"> va</w:t>
-          </w:r>
-        </w:hyperlink>
+        <w:t xml:space="preserve"> by Cees va</w:t>
       </w:r>
       <w:r>
         <w:rPr>
@@ -2283,7 +2265,6 @@
           <w:i w:val="0"/>
           <w:color w:val="0000FF"/>
           <w:sz w:val="24"/>
-          <w:u w:val="single"/>
         </w:rPr>
         <w:hyperlink r:id="rId13" w:history="1">
           <w:r>
@@ -2319,7 +2300,14 @@
           <w:color w:val="0000FF"/>
           <w:sz w:val="24"/>
         </w:rPr>
-        <w:t>e</w:t>
+        <w:hyperlink r:id="rId13" w:history="1">
+          <w:r>
+            <w:rPr>
+              <w:rStyle w:val="Hyperlink"/>
+            </w:rPr>
+            <w:t>e</w:t>
+          </w:r>
+        </w:hyperlink>
       </w:r>
       <w:r>
         <w:rPr>
@@ -2906,7 +2894,7 @@
           <w:sz w:val="24"/>
           <w:u w:val="single"/>
         </w:rPr>
-        <w:hyperlink r:id="rId9" w:history="1">
+        <w:hyperlink r:id="rId17" w:history="1">
           <w:r>
             <w:rPr>
               <w:rStyle w:val="Hyperlink"/>

--- a/EXPORTS/DOCX/published/niveau3/English/MissiemuseumTilburg.docx
+++ b/EXPORTS/DOCX/published/niveau3/English/MissiemuseumTilburg.docx
@@ -1418,16 +1418,8 @@
           <w:i/>
           <w:color w:val="0000FF"/>
           <w:sz w:val="24"/>
-          <w:u w:val="single"/>
         </w:rPr>
-        <w:hyperlink r:id="rId15" w:history="1">
-          <w:r>
-            <w:rPr>
-              <w:rStyle w:val="Hyperlink"/>
-            </w:rPr>
-            <w:t>Het</w:t>
-          </w:r>
-        </w:hyperlink>
+        <w:t>Het Nederlands(ch) Volk</w:t>
       </w:r>
       <w:r>
         <w:rPr>
@@ -1438,65 +1430,7 @@
           <w:sz w:val="24"/>
           <w:u w:val="single"/>
         </w:rPr>
-        <w:t xml:space="preserve"> </w:t>
-      </w:r>
-      <w:r>
-        <w:rPr>
-          <w:rFonts w:ascii="Charis SIL Italic" w:hAnsi="Charis SIL Italic" w:eastAsia="Charis SIL Italic"/>
-          <w:b w:val="0"/>
-          <w:i/>
-          <w:color w:val="0000FF"/>
-          <w:sz w:val="24"/>
-          <w:u w:val="single"/>
-        </w:rPr>
-        <w:hyperlink r:id="rId15" w:history="1">
-          <w:r>
-            <w:rPr>
-              <w:rStyle w:val="Hyperlink"/>
-            </w:rPr>
-            <w:t>Nederlands(ch)</w:t>
-          </w:r>
-        </w:hyperlink>
-      </w:r>
-      <w:r>
-        <w:rPr>
-          <w:rFonts w:ascii="Charis SIL Italic" w:hAnsi="Charis SIL Italic" w:eastAsia="Charis SIL Italic"/>
-          <w:b w:val="0"/>
-          <w:i/>
-          <w:color w:val="0000FF"/>
-          <w:sz w:val="24"/>
-          <w:u w:val="single"/>
-        </w:rPr>
-        <w:t xml:space="preserve"> </w:t>
-      </w:r>
-      <w:r>
-        <w:rPr>
-          <w:rFonts w:ascii="Charis SIL Italic" w:hAnsi="Charis SIL Italic" w:eastAsia="Charis SIL Italic"/>
-          <w:b w:val="0"/>
-          <w:i/>
-          <w:color w:val="0000FF"/>
-          <w:sz w:val="24"/>
-          <w:u w:val="single"/>
-        </w:rPr>
-        <w:hyperlink r:id="rId15" w:history="1">
-          <w:r>
-            <w:rPr>
-              <w:rStyle w:val="Hyperlink"/>
-            </w:rPr>
-            <w:t>Volk</w:t>
-          </w:r>
-        </w:hyperlink>
-      </w:r>
-      <w:r>
-        <w:rPr>
-          <w:rFonts w:ascii="Charis SIL Italic" w:hAnsi="Charis SIL Italic" w:eastAsia="Charis SIL Italic"/>
-          <w:b w:val="0"/>
-          <w:i/>
-          <w:color w:val="0000FF"/>
-          <w:sz w:val="24"/>
-          <w:u w:val="single"/>
-        </w:rPr>
-        <w:hyperlink r:id="rId15" w:history="1">
+        <w:hyperlink r:id="rId14" w:history="1">
           <w:r>
             <w:rPr>
               <w:rStyle w:val="Hyperlink"/>
@@ -1665,7 +1599,25 @@
           <w:color w:val="000000"/>
           <w:sz w:val="24"/>
         </w:rPr>
-        <w:t xml:space="preserve"> by Cees va</w:t>
+        <w:t xml:space="preserve"> by Cees</w:t>
+      </w:r>
+      <w:r>
+        <w:rPr>
+          <w:u w:val="single" w:color="0000ff"/>
+          <w:rFonts w:ascii="Charis SIL Regular" w:hAnsi="Charis SIL Regular" w:eastAsia="Charis SIL Regular"/>
+          <w:b w:val="0"/>
+          <w:i w:val="0"/>
+          <w:color w:val="000000"/>
+          <w:sz w:val="24"/>
+        </w:rPr>
+        <w:hyperlink r:id="rId15" w:history="1">
+          <w:r>
+            <w:rPr>
+              <w:rStyle w:val="Hyperlink"/>
+            </w:rPr>
+            <w:t xml:space="preserve"> va</w:t>
+          </w:r>
+        </w:hyperlink>
       </w:r>
       <w:r>
         <w:rPr>
@@ -2236,7 +2188,7 @@
             <w:rPr>
               <w:rStyle w:val="Hyperlink"/>
             </w:rPr>
-            <w:t>file</w:t>
+            <w:t>file/8</w:t>
           </w:r>
         </w:hyperlink>
       </w:r>
@@ -2254,40 +2206,6 @@
             <w:rPr>
               <w:rStyle w:val="Hyperlink"/>
             </w:rPr>
-            <w:t>/</w:t>
-          </w:r>
-        </w:hyperlink>
-      </w:r>
-      <w:r>
-        <w:rPr>
-          <w:rFonts w:ascii="Charis SIL Regular" w:hAnsi="Charis SIL Regular" w:eastAsia="Charis SIL Regular"/>
-          <w:b w:val="0"/>
-          <w:i w:val="0"/>
-          <w:color w:val="0000FF"/>
-          <w:sz w:val="24"/>
-        </w:rPr>
-        <w:hyperlink r:id="rId13" w:history="1">
-          <w:r>
-            <w:rPr>
-              <w:rStyle w:val="Hyperlink"/>
-            </w:rPr>
-            <w:t>8</w:t>
-          </w:r>
-        </w:hyperlink>
-      </w:r>
-      <w:r>
-        <w:rPr>
-          <w:rFonts w:ascii="Charis SIL Regular" w:hAnsi="Charis SIL Regular" w:eastAsia="Charis SIL Regular"/>
-          <w:b w:val="0"/>
-          <w:i w:val="0"/>
-          <w:color w:val="0000FF"/>
-          <w:sz w:val="24"/>
-        </w:rPr>
-        <w:hyperlink r:id="rId13" w:history="1">
-          <w:r>
-            <w:rPr>
-              <w:rStyle w:val="Hyperlink"/>
-            </w:rPr>
             <w:t>f</w:t>
           </w:r>
         </w:hyperlink>
@@ -2299,6 +2217,7 @@
           <w:i w:val="0"/>
           <w:color w:val="0000FF"/>
           <w:sz w:val="24"/>
+          <w:u w:val="single"/>
         </w:rPr>
         <w:hyperlink r:id="rId13" w:history="1">
           <w:r>
@@ -2336,14 +2255,17 @@
           <w:sz w:val="24"/>
           <w:u w:val="single"/>
         </w:rPr>
-        <w:hyperlink r:id="rId13" w:history="1">
-          <w:r>
-            <w:rPr>
-              <w:rStyle w:val="Hyperlink"/>
-            </w:rPr>
-            <w:t>3a</w:t>
-          </w:r>
-        </w:hyperlink>
+        <w:t>3</w:t>
+      </w:r>
+      <w:r>
+        <w:rPr>
+          <w:rFonts w:ascii="Charis SIL Regular" w:hAnsi="Charis SIL Regular" w:eastAsia="Charis SIL Regular"/>
+          <w:b w:val="0"/>
+          <w:i w:val="0"/>
+          <w:color w:val="0000FF"/>
+          <w:sz w:val="24"/>
+        </w:rPr>
+        <w:t>a</w:t>
       </w:r>
     </w:p>
     <w:p>
@@ -2894,7 +2816,7 @@
           <w:sz w:val="24"/>
           <w:u w:val="single"/>
         </w:rPr>
-        <w:hyperlink r:id="rId17" w:history="1">
+        <w:hyperlink r:id="rId9" w:history="1">
           <w:r>
             <w:rPr>
               <w:rStyle w:val="Hyperlink"/>

--- a/EXPORTS/DOCX/published/niveau3/English/MissiemuseumTilburg.docx
+++ b/EXPORTS/DOCX/published/niveau3/English/MissiemuseumTilburg.docx
@@ -1418,8 +1418,27 @@
           <w:i/>
           <w:color w:val="0000FF"/>
           <w:sz w:val="24"/>
+          <w:u w:val="single"/>
         </w:rPr>
-        <w:t>Het Nederlands(ch) Volk</w:t>
+        <w:t xml:space="preserve">Het Nederlands(ch) </w:t>
+      </w:r>
+      <w:r>
+        <w:rPr>
+          <w:rFonts w:ascii="Charis SIL Italic" w:hAnsi="Charis SIL Italic" w:eastAsia="Charis SIL Italic"/>
+          <w:b w:val="0"/>
+          <w:i/>
+          <w:color w:val="0000FF"/>
+          <w:sz w:val="24"/>
+          <w:u w:val="single"/>
+        </w:rPr>
+        <w:hyperlink r:id="rId14" w:history="1">
+          <w:r>
+            <w:rPr>
+              <w:rStyle w:val="Hyperlink"/>
+            </w:rPr>
+            <w:t>Volk</w:t>
+          </w:r>
+        </w:hyperlink>
       </w:r>
       <w:r>
         <w:rPr>
@@ -2188,7 +2207,7 @@
             <w:rPr>
               <w:rStyle w:val="Hyperlink"/>
             </w:rPr>
-            <w:t>file/8</w:t>
+            <w:t>file</w:t>
           </w:r>
         </w:hyperlink>
       </w:r>
@@ -2206,7 +2225,7 @@
             <w:rPr>
               <w:rStyle w:val="Hyperlink"/>
             </w:rPr>
-            <w:t>f</w:t>
+            <w:t>/</w:t>
           </w:r>
         </w:hyperlink>
       </w:r>
@@ -2219,14 +2238,28 @@
           <w:sz w:val="24"/>
           <w:u w:val="single"/>
         </w:rPr>
-        <w:hyperlink r:id="rId13" w:history="1">
-          <w:r>
-            <w:rPr>
-              <w:rStyle w:val="Hyperlink"/>
-            </w:rPr>
-            <w:t>e</w:t>
-          </w:r>
-        </w:hyperlink>
+        <w:t>8</w:t>
+      </w:r>
+      <w:r>
+        <w:rPr>
+          <w:rFonts w:ascii="Charis SIL Regular" w:hAnsi="Charis SIL Regular" w:eastAsia="Charis SIL Regular"/>
+          <w:b w:val="0"/>
+          <w:i w:val="0"/>
+          <w:color w:val="0000FF"/>
+          <w:sz w:val="24"/>
+          <w:u w:val="single"/>
+        </w:rPr>
+        <w:t>f</w:t>
+      </w:r>
+      <w:r>
+        <w:rPr>
+          <w:rFonts w:ascii="Charis SIL Regular" w:hAnsi="Charis SIL Regular" w:eastAsia="Charis SIL Regular"/>
+          <w:b w:val="0"/>
+          <w:i w:val="0"/>
+          <w:color w:val="0000FF"/>
+          <w:sz w:val="24"/>
+        </w:rPr>
+        <w:t>e</w:t>
       </w:r>
       <w:r>
         <w:rPr>
@@ -2255,17 +2288,14 @@
           <w:sz w:val="24"/>
           <w:u w:val="single"/>
         </w:rPr>
-        <w:t>3</w:t>
-      </w:r>
-      <w:r>
-        <w:rPr>
-          <w:rFonts w:ascii="Charis SIL Regular" w:hAnsi="Charis SIL Regular" w:eastAsia="Charis SIL Regular"/>
-          <w:b w:val="0"/>
-          <w:i w:val="0"/>
-          <w:color w:val="0000FF"/>
-          <w:sz w:val="24"/>
-        </w:rPr>
-        <w:t>a</w:t>
+        <w:hyperlink r:id="rId13" w:history="1">
+          <w:r>
+            <w:rPr>
+              <w:rStyle w:val="Hyperlink"/>
+            </w:rPr>
+            <w:t>3a</w:t>
+          </w:r>
+        </w:hyperlink>
       </w:r>
     </w:p>
     <w:p>
@@ -2816,7 +2846,7 @@
           <w:sz w:val="24"/>
           <w:u w:val="single"/>
         </w:rPr>
-        <w:hyperlink r:id="rId9" w:history="1">
+        <w:hyperlink r:id="rId17" w:history="1">
           <w:r>
             <w:rPr>
               <w:rStyle w:val="Hyperlink"/>

--- a/EXPORTS/DOCX/published/niveau3/English/MissiemuseumTilburg.docx
+++ b/EXPORTS/DOCX/published/niveau3/English/MissiemuseumTilburg.docx
@@ -1420,7 +1420,14 @@
           <w:sz w:val="24"/>
           <w:u w:val="single"/>
         </w:rPr>
-        <w:t xml:space="preserve">Het Nederlands(ch) </w:t>
+        <w:hyperlink r:id="rId15" w:history="1">
+          <w:r>
+            <w:rPr>
+              <w:rStyle w:val="Hyperlink"/>
+            </w:rPr>
+            <w:t>Het</w:t>
+          </w:r>
+        </w:hyperlink>
       </w:r>
       <w:r>
         <w:rPr>
@@ -1431,7 +1438,47 @@
           <w:sz w:val="24"/>
           <w:u w:val="single"/>
         </w:rPr>
-        <w:hyperlink r:id="rId14" w:history="1">
+        <w:t xml:space="preserve"> </w:t>
+      </w:r>
+      <w:r>
+        <w:rPr>
+          <w:rFonts w:ascii="Charis SIL Italic" w:hAnsi="Charis SIL Italic" w:eastAsia="Charis SIL Italic"/>
+          <w:b w:val="0"/>
+          <w:i/>
+          <w:color w:val="0000FF"/>
+          <w:sz w:val="24"/>
+          <w:u w:val="single"/>
+        </w:rPr>
+        <w:hyperlink r:id="rId15" w:history="1">
+          <w:r>
+            <w:rPr>
+              <w:rStyle w:val="Hyperlink"/>
+            </w:rPr>
+            <w:t>Nederlands(ch)</w:t>
+          </w:r>
+        </w:hyperlink>
+      </w:r>
+      <w:r>
+        <w:rPr>
+          <w:rFonts w:ascii="Charis SIL Italic" w:hAnsi="Charis SIL Italic" w:eastAsia="Charis SIL Italic"/>
+          <w:b w:val="0"/>
+          <w:i/>
+          <w:color w:val="0000FF"/>
+          <w:sz w:val="24"/>
+          <w:u w:val="single"/>
+        </w:rPr>
+        <w:t xml:space="preserve"> </w:t>
+      </w:r>
+      <w:r>
+        <w:rPr>
+          <w:rFonts w:ascii="Charis SIL Italic" w:hAnsi="Charis SIL Italic" w:eastAsia="Charis SIL Italic"/>
+          <w:b w:val="0"/>
+          <w:i/>
+          <w:color w:val="0000FF"/>
+          <w:sz w:val="24"/>
+          <w:u w:val="single"/>
+        </w:rPr>
+        <w:hyperlink r:id="rId15" w:history="1">
           <w:r>
             <w:rPr>
               <w:rStyle w:val="Hyperlink"/>
@@ -2207,7 +2254,7 @@
             <w:rPr>
               <w:rStyle w:val="Hyperlink"/>
             </w:rPr>
-            <w:t>file</w:t>
+            <w:t>file/8</w:t>
           </w:r>
         </w:hyperlink>
       </w:r>
@@ -2225,7 +2272,7 @@
             <w:rPr>
               <w:rStyle w:val="Hyperlink"/>
             </w:rPr>
-            <w:t>/</w:t>
+            <w:t>f</w:t>
           </w:r>
         </w:hyperlink>
       </w:r>
@@ -2238,28 +2285,14 @@
           <w:sz w:val="24"/>
           <w:u w:val="single"/>
         </w:rPr>
-        <w:t>8</w:t>
-      </w:r>
-      <w:r>
-        <w:rPr>
-          <w:rFonts w:ascii="Charis SIL Regular" w:hAnsi="Charis SIL Regular" w:eastAsia="Charis SIL Regular"/>
-          <w:b w:val="0"/>
-          <w:i w:val="0"/>
-          <w:color w:val="0000FF"/>
-          <w:sz w:val="24"/>
-          <w:u w:val="single"/>
-        </w:rPr>
-        <w:t>f</w:t>
-      </w:r>
-      <w:r>
-        <w:rPr>
-          <w:rFonts w:ascii="Charis SIL Regular" w:hAnsi="Charis SIL Regular" w:eastAsia="Charis SIL Regular"/>
-          <w:b w:val="0"/>
-          <w:i w:val="0"/>
-          <w:color w:val="0000FF"/>
-          <w:sz w:val="24"/>
-        </w:rPr>
-        <w:t>e</w:t>
+        <w:hyperlink r:id="rId13" w:history="1">
+          <w:r>
+            <w:rPr>
+              <w:rStyle w:val="Hyperlink"/>
+            </w:rPr>
+            <w:t>e</w:t>
+          </w:r>
+        </w:hyperlink>
       </w:r>
       <w:r>
         <w:rPr>
@@ -2288,14 +2321,17 @@
           <w:sz w:val="24"/>
           <w:u w:val="single"/>
         </w:rPr>
-        <w:hyperlink r:id="rId13" w:history="1">
-          <w:r>
-            <w:rPr>
-              <w:rStyle w:val="Hyperlink"/>
-            </w:rPr>
-            <w:t>3a</w:t>
-          </w:r>
-        </w:hyperlink>
+        <w:t>3</w:t>
+      </w:r>
+      <w:r>
+        <w:rPr>
+          <w:rFonts w:ascii="Charis SIL Regular" w:hAnsi="Charis SIL Regular" w:eastAsia="Charis SIL Regular"/>
+          <w:b w:val="0"/>
+          <w:i w:val="0"/>
+          <w:color w:val="0000FF"/>
+          <w:sz w:val="24"/>
+        </w:rPr>
+        <w:t>a</w:t>
       </w:r>
     </w:p>
     <w:p>
@@ -2846,7 +2882,7 @@
           <w:sz w:val="24"/>
           <w:u w:val="single"/>
         </w:rPr>
-        <w:hyperlink r:id="rId17" w:history="1">
+        <w:hyperlink r:id="rId9" w:history="1">
           <w:r>
             <w:rPr>
               <w:rStyle w:val="Hyperlink"/>

--- a/EXPORTS/DOCX/published/niveau3/English/MissiemuseumTilburg.docx
+++ b/EXPORTS/DOCX/published/niveau3/English/MissiemuseumTilburg.docx
@@ -1676,14 +1676,7 @@
           <w:color w:val="000000"/>
           <w:sz w:val="24"/>
         </w:rPr>
-        <w:hyperlink r:id="rId15" w:history="1">
-          <w:r>
-            <w:rPr>
-              <w:rStyle w:val="Hyperlink"/>
-            </w:rPr>
-            <w:t xml:space="preserve"> va</w:t>
-          </w:r>
-        </w:hyperlink>
+        <w:t xml:space="preserve"> va</w:t>
       </w:r>
       <w:r>
         <w:rPr>
@@ -2308,7 +2301,7 @@
             <w:rPr>
               <w:rStyle w:val="Hyperlink"/>
             </w:rPr>
-            <w:t>8c8d66b2d3d5d8a2e8a73eb8756</w:t>
+            <w:t>8c8d66b2d3d5d8a2e8a73eb875</w:t>
           </w:r>
         </w:hyperlink>
       </w:r>
@@ -2321,7 +2314,25 @@
           <w:sz w:val="24"/>
           <w:u w:val="single"/>
         </w:rPr>
-        <w:t>3</w:t>
+        <w:t>6</w:t>
+      </w:r>
+      <w:r>
+        <w:rPr>
+          <w:rFonts w:ascii="Charis SIL Regular" w:hAnsi="Charis SIL Regular" w:eastAsia="Charis SIL Regular"/>
+          <w:b w:val="0"/>
+          <w:i w:val="0"/>
+          <w:color w:val="0000FF"/>
+          <w:sz w:val="24"/>
+          <w:u w:val="single"/>
+        </w:rPr>
+        <w:hyperlink r:id="rId13" w:history="1">
+          <w:r>
+            <w:rPr>
+              <w:rStyle w:val="Hyperlink"/>
+            </w:rPr>
+            <w:t>3</w:t>
+          </w:r>
+        </w:hyperlink>
       </w:r>
       <w:r>
         <w:rPr>
@@ -2882,7 +2893,7 @@
           <w:sz w:val="24"/>
           <w:u w:val="single"/>
         </w:rPr>
-        <w:hyperlink r:id="rId9" w:history="1">
+        <w:hyperlink r:id="rId17" w:history="1">
           <w:r>
             <w:rPr>
               <w:rStyle w:val="Hyperlink"/>

--- a/EXPORTS/DOCX/published/niveau3/English/MissiemuseumTilburg.docx
+++ b/EXPORTS/DOCX/published/niveau3/English/MissiemuseumTilburg.docx
@@ -1418,16 +1418,8 @@
           <w:i/>
           <w:color w:val="0000FF"/>
           <w:sz w:val="24"/>
-          <w:u w:val="single"/>
         </w:rPr>
-        <w:hyperlink r:id="rId15" w:history="1">
-          <w:r>
-            <w:rPr>
-              <w:rStyle w:val="Hyperlink"/>
-            </w:rPr>
-            <w:t>Het</w:t>
-          </w:r>
-        </w:hyperlink>
+        <w:t xml:space="preserve">Het Nederlands(ch) </w:t>
       </w:r>
       <w:r>
         <w:rPr>
@@ -1438,47 +1430,7 @@
           <w:sz w:val="24"/>
           <w:u w:val="single"/>
         </w:rPr>
-        <w:t xml:space="preserve"> </w:t>
-      </w:r>
-      <w:r>
-        <w:rPr>
-          <w:rFonts w:ascii="Charis SIL Italic" w:hAnsi="Charis SIL Italic" w:eastAsia="Charis SIL Italic"/>
-          <w:b w:val="0"/>
-          <w:i/>
-          <w:color w:val="0000FF"/>
-          <w:sz w:val="24"/>
-          <w:u w:val="single"/>
-        </w:rPr>
-        <w:hyperlink r:id="rId15" w:history="1">
-          <w:r>
-            <w:rPr>
-              <w:rStyle w:val="Hyperlink"/>
-            </w:rPr>
-            <w:t>Nederlands(ch)</w:t>
-          </w:r>
-        </w:hyperlink>
-      </w:r>
-      <w:r>
-        <w:rPr>
-          <w:rFonts w:ascii="Charis SIL Italic" w:hAnsi="Charis SIL Italic" w:eastAsia="Charis SIL Italic"/>
-          <w:b w:val="0"/>
-          <w:i/>
-          <w:color w:val="0000FF"/>
-          <w:sz w:val="24"/>
-          <w:u w:val="single"/>
-        </w:rPr>
-        <w:t xml:space="preserve"> </w:t>
-      </w:r>
-      <w:r>
-        <w:rPr>
-          <w:rFonts w:ascii="Charis SIL Italic" w:hAnsi="Charis SIL Italic" w:eastAsia="Charis SIL Italic"/>
-          <w:b w:val="0"/>
-          <w:i/>
-          <w:color w:val="0000FF"/>
-          <w:sz w:val="24"/>
-          <w:u w:val="single"/>
-        </w:rPr>
-        <w:hyperlink r:id="rId15" w:history="1">
+        <w:hyperlink r:id="rId14" w:history="1">
           <w:r>
             <w:rPr>
               <w:rStyle w:val="Hyperlink"/>
@@ -1676,7 +1628,14 @@
           <w:color w:val="000000"/>
           <w:sz w:val="24"/>
         </w:rPr>
-        <w:t xml:space="preserve"> va</w:t>
+        <w:hyperlink r:id="rId15" w:history="1">
+          <w:r>
+            <w:rPr>
+              <w:rStyle w:val="Hyperlink"/>
+            </w:rPr>
+            <w:t xml:space="preserve"> va</w:t>
+          </w:r>
+        </w:hyperlink>
       </w:r>
       <w:r>
         <w:rPr>
@@ -2247,25 +2206,7 @@
             <w:rPr>
               <w:rStyle w:val="Hyperlink"/>
             </w:rPr>
-            <w:t>file/8</w:t>
-          </w:r>
-        </w:hyperlink>
-      </w:r>
-      <w:r>
-        <w:rPr>
-          <w:rFonts w:ascii="Charis SIL Regular" w:hAnsi="Charis SIL Regular" w:eastAsia="Charis SIL Regular"/>
-          <w:b w:val="0"/>
-          <w:i w:val="0"/>
-          <w:color w:val="0000FF"/>
-          <w:sz w:val="24"/>
-          <w:u w:val="single"/>
-        </w:rPr>
-        <w:hyperlink r:id="rId13" w:history="1">
-          <w:r>
-            <w:rPr>
-              <w:rStyle w:val="Hyperlink"/>
-            </w:rPr>
-            <w:t>f</w:t>
+            <w:t>file/8f</w:t>
           </w:r>
         </w:hyperlink>
       </w:r>
@@ -2301,7 +2242,7 @@
             <w:rPr>
               <w:rStyle w:val="Hyperlink"/>
             </w:rPr>
-            <w:t>8c8d66b2d3d5d8a2e8a73eb875</w:t>
+            <w:t>8c8d66b2d3d5d8a2e8a73eb8</w:t>
           </w:r>
         </w:hyperlink>
       </w:r>
@@ -2313,6 +2254,27 @@
           <w:color w:val="0000FF"/>
           <w:sz w:val="24"/>
           <w:u w:val="single"/>
+        </w:rPr>
+        <w:t>7</w:t>
+      </w:r>
+      <w:r>
+        <w:rPr>
+          <w:rFonts w:ascii="Charis SIL Regular" w:hAnsi="Charis SIL Regular" w:eastAsia="Charis SIL Regular"/>
+          <w:b w:val="0"/>
+          <w:i w:val="0"/>
+          <w:color w:val="0000FF"/>
+          <w:sz w:val="24"/>
+          <w:u w:val="single"/>
+        </w:rPr>
+        <w:t>5</w:t>
+      </w:r>
+      <w:r>
+        <w:rPr>
+          <w:rFonts w:ascii="Charis SIL Regular" w:hAnsi="Charis SIL Regular" w:eastAsia="Charis SIL Regular"/>
+          <w:b w:val="0"/>
+          <w:i w:val="0"/>
+          <w:color w:val="0000FF"/>
+          <w:sz w:val="24"/>
         </w:rPr>
         <w:t>6</w:t>
       </w:r>
@@ -2330,19 +2292,9 @@
             <w:rPr>
               <w:rStyle w:val="Hyperlink"/>
             </w:rPr>
-            <w:t>3</w:t>
+            <w:t>3a</w:t>
           </w:r>
         </w:hyperlink>
-      </w:r>
-      <w:r>
-        <w:rPr>
-          <w:rFonts w:ascii="Charis SIL Regular" w:hAnsi="Charis SIL Regular" w:eastAsia="Charis SIL Regular"/>
-          <w:b w:val="0"/>
-          <w:i w:val="0"/>
-          <w:color w:val="0000FF"/>
-          <w:sz w:val="24"/>
-        </w:rPr>
-        <w:t>a</w:t>
       </w:r>
     </w:p>
     <w:p>
@@ -2875,7 +2827,7 @@
           <w:sz w:val="24"/>
           <w:u w:val="single"/>
         </w:rPr>
-        <w:hyperlink r:id="rId17" w:history="1">
+        <w:hyperlink r:id="rId9" w:history="1">
           <w:r>
             <w:rPr>
               <w:rStyle w:val="Hyperlink"/>
@@ -2893,7 +2845,7 @@
           <w:sz w:val="24"/>
           <w:u w:val="single"/>
         </w:rPr>
-        <w:hyperlink r:id="rId17" w:history="1">
+        <w:hyperlink r:id="rId9" w:history="1">
           <w:r>
             <w:rPr>
               <w:rStyle w:val="Hyperlink"/>

--- a/EXPORTS/DOCX/published/niveau3/English/MissiemuseumTilburg.docx
+++ b/EXPORTS/DOCX/published/niveau3/English/MissiemuseumTilburg.docx
@@ -1418,6 +1418,7 @@
           <w:i/>
           <w:color w:val="0000FF"/>
           <w:sz w:val="24"/>
+          <w:u w:val="single"/>
         </w:rPr>
         <w:t xml:space="preserve">Het Nederlands(ch) </w:t>
       </w:r>
@@ -2206,7 +2207,7 @@
             <w:rPr>
               <w:rStyle w:val="Hyperlink"/>
             </w:rPr>
-            <w:t>file/8f</w:t>
+            <w:t>file</w:t>
           </w:r>
         </w:hyperlink>
       </w:r>
@@ -2224,9 +2225,41 @@
             <w:rPr>
               <w:rStyle w:val="Hyperlink"/>
             </w:rPr>
-            <w:t>e</w:t>
+            <w:t>/</w:t>
           </w:r>
         </w:hyperlink>
+      </w:r>
+      <w:r>
+        <w:rPr>
+          <w:rFonts w:ascii="Charis SIL Regular" w:hAnsi="Charis SIL Regular" w:eastAsia="Charis SIL Regular"/>
+          <w:b w:val="0"/>
+          <w:i w:val="0"/>
+          <w:color w:val="0000FF"/>
+          <w:sz w:val="24"/>
+          <w:u w:val="single"/>
+        </w:rPr>
+        <w:t>8</w:t>
+      </w:r>
+      <w:r>
+        <w:rPr>
+          <w:rFonts w:ascii="Charis SIL Regular" w:hAnsi="Charis SIL Regular" w:eastAsia="Charis SIL Regular"/>
+          <w:b w:val="0"/>
+          <w:i w:val="0"/>
+          <w:color w:val="0000FF"/>
+          <w:sz w:val="24"/>
+          <w:u w:val="single"/>
+        </w:rPr>
+        <w:t>f</w:t>
+      </w:r>
+      <w:r>
+        <w:rPr>
+          <w:rFonts w:ascii="Charis SIL Regular" w:hAnsi="Charis SIL Regular" w:eastAsia="Charis SIL Regular"/>
+          <w:b w:val="0"/>
+          <w:i w:val="0"/>
+          <w:color w:val="0000FF"/>
+          <w:sz w:val="24"/>
+        </w:rPr>
+        <w:t>e</w:t>
       </w:r>
       <w:r>
         <w:rPr>
@@ -2242,41 +2275,9 @@
             <w:rPr>
               <w:rStyle w:val="Hyperlink"/>
             </w:rPr>
-            <w:t>8c8d66b2d3d5d8a2e8a73eb8</w:t>
+            <w:t>8c8d66b2d3d5d8a2e8a73eb8756</w:t>
           </w:r>
         </w:hyperlink>
-      </w:r>
-      <w:r>
-        <w:rPr>
-          <w:rFonts w:ascii="Charis SIL Regular" w:hAnsi="Charis SIL Regular" w:eastAsia="Charis SIL Regular"/>
-          <w:b w:val="0"/>
-          <w:i w:val="0"/>
-          <w:color w:val="0000FF"/>
-          <w:sz w:val="24"/>
-          <w:u w:val="single"/>
-        </w:rPr>
-        <w:t>7</w:t>
-      </w:r>
-      <w:r>
-        <w:rPr>
-          <w:rFonts w:ascii="Charis SIL Regular" w:hAnsi="Charis SIL Regular" w:eastAsia="Charis SIL Regular"/>
-          <w:b w:val="0"/>
-          <w:i w:val="0"/>
-          <w:color w:val="0000FF"/>
-          <w:sz w:val="24"/>
-          <w:u w:val="single"/>
-        </w:rPr>
-        <w:t>5</w:t>
-      </w:r>
-      <w:r>
-        <w:rPr>
-          <w:rFonts w:ascii="Charis SIL Regular" w:hAnsi="Charis SIL Regular" w:eastAsia="Charis SIL Regular"/>
-          <w:b w:val="0"/>
-          <w:i w:val="0"/>
-          <w:color w:val="0000FF"/>
-          <w:sz w:val="24"/>
-        </w:rPr>
-        <w:t>6</w:t>
       </w:r>
       <w:r>
         <w:rPr>
@@ -2827,7 +2828,7 @@
           <w:sz w:val="24"/>
           <w:u w:val="single"/>
         </w:rPr>
-        <w:hyperlink r:id="rId9" w:history="1">
+        <w:hyperlink r:id="rId17" w:history="1">
           <w:r>
             <w:rPr>
               <w:rStyle w:val="Hyperlink"/>

--- a/EXPORTS/DOCX/published/niveau3/English/MissiemuseumTilburg.docx
+++ b/EXPORTS/DOCX/published/niveau3/English/MissiemuseumTilburg.docx
@@ -1420,7 +1420,14 @@
           <w:sz w:val="24"/>
           <w:u w:val="single"/>
         </w:rPr>
-        <w:t xml:space="preserve">Het Nederlands(ch) </w:t>
+        <w:hyperlink r:id="rId15" w:history="1">
+          <w:r>
+            <w:rPr>
+              <w:rStyle w:val="Hyperlink"/>
+            </w:rPr>
+            <w:t>Het</w:t>
+          </w:r>
+        </w:hyperlink>
       </w:r>
       <w:r>
         <w:rPr>
@@ -1431,7 +1438,47 @@
           <w:sz w:val="24"/>
           <w:u w:val="single"/>
         </w:rPr>
-        <w:hyperlink r:id="rId14" w:history="1">
+        <w:t xml:space="preserve"> </w:t>
+      </w:r>
+      <w:r>
+        <w:rPr>
+          <w:rFonts w:ascii="Charis SIL Italic" w:hAnsi="Charis SIL Italic" w:eastAsia="Charis SIL Italic"/>
+          <w:b w:val="0"/>
+          <w:i/>
+          <w:color w:val="0000FF"/>
+          <w:sz w:val="24"/>
+          <w:u w:val="single"/>
+        </w:rPr>
+        <w:hyperlink r:id="rId15" w:history="1">
+          <w:r>
+            <w:rPr>
+              <w:rStyle w:val="Hyperlink"/>
+            </w:rPr>
+            <w:t>Nederlands(ch)</w:t>
+          </w:r>
+        </w:hyperlink>
+      </w:r>
+      <w:r>
+        <w:rPr>
+          <w:rFonts w:ascii="Charis SIL Italic" w:hAnsi="Charis SIL Italic" w:eastAsia="Charis SIL Italic"/>
+          <w:b w:val="0"/>
+          <w:i/>
+          <w:color w:val="0000FF"/>
+          <w:sz w:val="24"/>
+          <w:u w:val="single"/>
+        </w:rPr>
+        <w:t xml:space="preserve"> </w:t>
+      </w:r>
+      <w:r>
+        <w:rPr>
+          <w:rFonts w:ascii="Charis SIL Italic" w:hAnsi="Charis SIL Italic" w:eastAsia="Charis SIL Italic"/>
+          <w:b w:val="0"/>
+          <w:i/>
+          <w:color w:val="0000FF"/>
+          <w:sz w:val="24"/>
+          <w:u w:val="single"/>
+        </w:rPr>
+        <w:hyperlink r:id="rId15" w:history="1">
           <w:r>
             <w:rPr>
               <w:rStyle w:val="Hyperlink"/>
@@ -1449,7 +1496,7 @@
           <w:sz w:val="24"/>
           <w:u w:val="single"/>
         </w:rPr>
-        <w:hyperlink r:id="rId14" w:history="1">
+        <w:hyperlink r:id="rId15" w:history="1">
           <w:r>
             <w:rPr>
               <w:rStyle w:val="Hyperlink"/>
@@ -2238,7 +2285,14 @@
           <w:sz w:val="24"/>
           <w:u w:val="single"/>
         </w:rPr>
-        <w:t>8</w:t>
+        <w:hyperlink r:id="rId13" w:history="1">
+          <w:r>
+            <w:rPr>
+              <w:rStyle w:val="Hyperlink"/>
+            </w:rPr>
+            <w:t>8</w:t>
+          </w:r>
+        </w:hyperlink>
       </w:r>
       <w:r>
         <w:rPr>
@@ -2247,9 +2301,15 @@
           <w:i w:val="0"/>
           <w:color w:val="0000FF"/>
           <w:sz w:val="24"/>
-          <w:u w:val="single"/>
         </w:rPr>
-        <w:t>f</w:t>
+        <w:hyperlink r:id="rId13" w:history="1">
+          <w:r>
+            <w:rPr>
+              <w:rStyle w:val="Hyperlink"/>
+            </w:rPr>
+            <w:t>f</w:t>
+          </w:r>
+        </w:hyperlink>
       </w:r>
       <w:r>
         <w:rPr>
@@ -2828,7 +2888,7 @@
           <w:sz w:val="24"/>
           <w:u w:val="single"/>
         </w:rPr>
-        <w:hyperlink r:id="rId17" w:history="1">
+        <w:hyperlink r:id="rId9" w:history="1">
           <w:r>
             <w:rPr>
               <w:rStyle w:val="Hyperlink"/>

--- a/EXPORTS/DOCX/published/niveau3/English/MissiemuseumTilburg.docx
+++ b/EXPORTS/DOCX/published/niveau3/English/MissiemuseumTilburg.docx
@@ -501,7 +501,7 @@
             <w:rPr>
               <w:rStyle w:val="Hyperlink"/>
             </w:rPr>
-            <w:t xml:space="preserve"> Four r</w:t>
+            <w:t xml:space="preserve"> Four </w:t>
           </w:r>
         </w:hyperlink>
       </w:r>
@@ -519,7 +519,7 @@
             <w:rPr>
               <w:rStyle w:val="Hyperlink"/>
             </w:rPr>
-            <w:t xml:space="preserve">egions </w:t>
+            <w:t xml:space="preserve">regions </w:t>
           </w:r>
         </w:hyperlink>
       </w:r>
@@ -1478,7 +1478,7 @@
           <w:sz w:val="24"/>
           <w:u w:val="single"/>
         </w:rPr>
-        <w:hyperlink r:id="rId15" w:history="1">
+        <w:hyperlink r:id="rId14" w:history="1">
           <w:r>
             <w:rPr>
               <w:rStyle w:val="Hyperlink"/>
@@ -1496,7 +1496,7 @@
           <w:sz w:val="24"/>
           <w:u w:val="single"/>
         </w:rPr>
-        <w:hyperlink r:id="rId15" w:history="1">
+        <w:hyperlink r:id="rId14" w:history="1">
           <w:r>
             <w:rPr>
               <w:rStyle w:val="Hyperlink"/>
@@ -2318,6 +2318,7 @@
           <w:i w:val="0"/>
           <w:color w:val="0000FF"/>
           <w:sz w:val="24"/>
+          <w:u w:val="single"/>
         </w:rPr>
         <w:t>e</w:t>
       </w:r>
@@ -2888,7 +2889,7 @@
           <w:sz w:val="24"/>
           <w:u w:val="single"/>
         </w:rPr>
-        <w:hyperlink r:id="rId9" w:history="1">
+        <w:hyperlink r:id="rId17" w:history="1">
           <w:r>
             <w:rPr>
               <w:rStyle w:val="Hyperlink"/>

--- a/EXPORTS/DOCX/published/niveau3/English/MissiemuseumTilburg.docx
+++ b/EXPORTS/DOCX/published/niveau3/English/MissiemuseumTilburg.docx
@@ -501,7 +501,7 @@
             <w:rPr>
               <w:rStyle w:val="Hyperlink"/>
             </w:rPr>
-            <w:t xml:space="preserve"> Four </w:t>
+            <w:t xml:space="preserve"> Four r</w:t>
           </w:r>
         </w:hyperlink>
       </w:r>
@@ -519,7 +519,7 @@
             <w:rPr>
               <w:rStyle w:val="Hyperlink"/>
             </w:rPr>
-            <w:t xml:space="preserve">regions </w:t>
+            <w:t xml:space="preserve">egions </w:t>
           </w:r>
         </w:hyperlink>
       </w:r>
@@ -1478,7 +1478,7 @@
           <w:sz w:val="24"/>
           <w:u w:val="single"/>
         </w:rPr>
-        <w:hyperlink r:id="rId14" w:history="1">
+        <w:hyperlink r:id="rId15" w:history="1">
           <w:r>
             <w:rPr>
               <w:rStyle w:val="Hyperlink"/>
@@ -1496,7 +1496,7 @@
           <w:sz w:val="24"/>
           <w:u w:val="single"/>
         </w:rPr>
-        <w:hyperlink r:id="rId14" w:history="1">
+        <w:hyperlink r:id="rId15" w:history="1">
           <w:r>
             <w:rPr>
               <w:rStyle w:val="Hyperlink"/>
@@ -2318,7 +2318,6 @@
           <w:i w:val="0"/>
           <w:color w:val="0000FF"/>
           <w:sz w:val="24"/>
-          <w:u w:val="single"/>
         </w:rPr>
         <w:t>e</w:t>
       </w:r>
@@ -2889,7 +2888,7 @@
           <w:sz w:val="24"/>
           <w:u w:val="single"/>
         </w:rPr>
-        <w:hyperlink r:id="rId17" w:history="1">
+        <w:hyperlink r:id="rId9" w:history="1">
           <w:r>
             <w:rPr>
               <w:rStyle w:val="Hyperlink"/>

--- a/EXPORTS/DOCX/published/niveau3/English/MissiemuseumTilburg.docx
+++ b/EXPORTS/DOCX/published/niveau3/English/MissiemuseumTilburg.docx
@@ -801,32 +801,7 @@
           <w:color w:val="000000"/>
           <w:sz w:val="24"/>
         </w:rPr>
-        <w:hyperlink r:id="rId10" w:history="1">
-          <w:r>
-            <w:rPr>
-              <w:rStyle w:val="Hyperlink"/>
-            </w:rPr>
-            <w:t>ife stor</w:t>
-          </w:r>
-        </w:hyperlink>
-      </w:r>
-      <w:r>
-        <w:rPr>
-          <w:u w:val="single" w:color="0000ff"/>
-          <w:rFonts w:ascii="Charis SIL Regular" w:hAnsi="Charis SIL Regular" w:eastAsia="Charis SIL Regular"/>
-          <w:b w:val="0"/>
-          <w:i w:val="0"/>
-          <w:color w:val="000000"/>
-          <w:sz w:val="24"/>
-        </w:rPr>
-        <w:hyperlink r:id="rId10" w:history="1">
-          <w:r>
-            <w:rPr>
-              <w:rStyle w:val="Hyperlink"/>
-            </w:rPr>
-            <w:t>y of Peer</w:t>
-          </w:r>
-        </w:hyperlink>
+        <w:t>ife story of Peer</w:t>
       </w:r>
       <w:r>
         <w:rPr>
@@ -1418,56 +1393,8 @@
           <w:i/>
           <w:color w:val="0000FF"/>
           <w:sz w:val="24"/>
-          <w:u w:val="single"/>
         </w:rPr>
-        <w:hyperlink r:id="rId15" w:history="1">
-          <w:r>
-            <w:rPr>
-              <w:rStyle w:val="Hyperlink"/>
-            </w:rPr>
-            <w:t>Het</w:t>
-          </w:r>
-        </w:hyperlink>
-      </w:r>
-      <w:r>
-        <w:rPr>
-          <w:rFonts w:ascii="Charis SIL Italic" w:hAnsi="Charis SIL Italic" w:eastAsia="Charis SIL Italic"/>
-          <w:b w:val="0"/>
-          <w:i/>
-          <w:color w:val="0000FF"/>
-          <w:sz w:val="24"/>
-          <w:u w:val="single"/>
-        </w:rPr>
-        <w:t xml:space="preserve"> </w:t>
-      </w:r>
-      <w:r>
-        <w:rPr>
-          <w:rFonts w:ascii="Charis SIL Italic" w:hAnsi="Charis SIL Italic" w:eastAsia="Charis SIL Italic"/>
-          <w:b w:val="0"/>
-          <w:i/>
-          <w:color w:val="0000FF"/>
-          <w:sz w:val="24"/>
-          <w:u w:val="single"/>
-        </w:rPr>
-        <w:hyperlink r:id="rId15" w:history="1">
-          <w:r>
-            <w:rPr>
-              <w:rStyle w:val="Hyperlink"/>
-            </w:rPr>
-            <w:t>Nederlands(ch)</w:t>
-          </w:r>
-        </w:hyperlink>
-      </w:r>
-      <w:r>
-        <w:rPr>
-          <w:rFonts w:ascii="Charis SIL Italic" w:hAnsi="Charis SIL Italic" w:eastAsia="Charis SIL Italic"/>
-          <w:b w:val="0"/>
-          <w:i/>
-          <w:color w:val="0000FF"/>
-          <w:sz w:val="24"/>
-          <w:u w:val="single"/>
-        </w:rPr>
-        <w:t xml:space="preserve"> </w:t>
+        <w:t xml:space="preserve">Het Nederlands(ch) </w:t>
       </w:r>
       <w:r>
         <w:rPr>
@@ -2254,7 +2181,7 @@
             <w:rPr>
               <w:rStyle w:val="Hyperlink"/>
             </w:rPr>
-            <w:t>file</w:t>
+            <w:t>file/8</w:t>
           </w:r>
         </w:hyperlink>
       </w:r>
@@ -2272,7 +2199,7 @@
             <w:rPr>
               <w:rStyle w:val="Hyperlink"/>
             </w:rPr>
-            <w:t>/</w:t>
+            <w:t>f</w:t>
           </w:r>
         </w:hyperlink>
       </w:r>
@@ -2290,30 +2217,9 @@
             <w:rPr>
               <w:rStyle w:val="Hyperlink"/>
             </w:rPr>
-            <w:t>8</w:t>
+            <w:t>e</w:t>
           </w:r>
         </w:hyperlink>
-      </w:r>
-      <w:r>
-        <w:rPr>
-          <w:rFonts w:ascii="Charis SIL Regular" w:hAnsi="Charis SIL Regular" w:eastAsia="Charis SIL Regular"/>
-          <w:b w:val="0"/>
-          <w:i w:val="0"/>
-          <w:color w:val="0000FF"/>
-          <w:sz w:val="24"/>
-          <w:u w:val="single"/>
-        </w:rPr>
-        <w:t>f</w:t>
-      </w:r>
-      <w:r>
-        <w:rPr>
-          <w:rFonts w:ascii="Charis SIL Regular" w:hAnsi="Charis SIL Regular" w:eastAsia="Charis SIL Regular"/>
-          <w:b w:val="0"/>
-          <w:i w:val="0"/>
-          <w:color w:val="0000FF"/>
-          <w:sz w:val="24"/>
-        </w:rPr>
-        <w:t>e</w:t>
       </w:r>
       <w:r>
         <w:rPr>
@@ -2329,9 +2235,30 @@
             <w:rPr>
               <w:rStyle w:val="Hyperlink"/>
             </w:rPr>
-            <w:t>8c8d66b2d3d5d8a2e8a73eb8756</w:t>
+            <w:t>8c8d66b2d3d5d8a2e8a73eb87</w:t>
           </w:r>
         </w:hyperlink>
+      </w:r>
+      <w:r>
+        <w:rPr>
+          <w:rFonts w:ascii="Charis SIL Regular" w:hAnsi="Charis SIL Regular" w:eastAsia="Charis SIL Regular"/>
+          <w:b w:val="0"/>
+          <w:i w:val="0"/>
+          <w:color w:val="0000FF"/>
+          <w:sz w:val="24"/>
+          <w:u w:val="single"/>
+        </w:rPr>
+        <w:t>5</w:t>
+      </w:r>
+      <w:r>
+        <w:rPr>
+          <w:rFonts w:ascii="Charis SIL Regular" w:hAnsi="Charis SIL Regular" w:eastAsia="Charis SIL Regular"/>
+          <w:b w:val="0"/>
+          <w:i w:val="0"/>
+          <w:color w:val="0000FF"/>
+          <w:sz w:val="24"/>
+        </w:rPr>
+        <w:t>6</w:t>
       </w:r>
       <w:r>
         <w:rPr>
@@ -2882,7 +2809,7 @@
           <w:sz w:val="24"/>
           <w:u w:val="single"/>
         </w:rPr>
-        <w:hyperlink r:id="rId17" w:history="1">
+        <w:hyperlink r:id="rId9" w:history="1">
           <w:r>
             <w:rPr>
               <w:rStyle w:val="Hyperlink"/>
@@ -2900,7 +2827,7 @@
           <w:sz w:val="24"/>
           <w:u w:val="single"/>
         </w:rPr>
-        <w:hyperlink r:id="rId17" w:history="1">
+        <w:hyperlink r:id="rId9" w:history="1">
           <w:r>
             <w:rPr>
               <w:rStyle w:val="Hyperlink"/>

--- a/EXPORTS/DOCX/published/niveau3/English/MissiemuseumTilburg.docx
+++ b/EXPORTS/DOCX/published/niveau3/English/MissiemuseumTilburg.docx
@@ -501,7 +501,7 @@
             <w:rPr>
               <w:rStyle w:val="Hyperlink"/>
             </w:rPr>
-            <w:t xml:space="preserve"> Four r</w:t>
+            <w:t xml:space="preserve"> Four </w:t>
           </w:r>
         </w:hyperlink>
       </w:r>
@@ -519,7 +519,7 @@
             <w:rPr>
               <w:rStyle w:val="Hyperlink"/>
             </w:rPr>
-            <w:t xml:space="preserve">egions </w:t>
+            <w:t xml:space="preserve">regions </w:t>
           </w:r>
         </w:hyperlink>
       </w:r>
@@ -1418,16 +1418,8 @@
           <w:i/>
           <w:color w:val="0000FF"/>
           <w:sz w:val="24"/>
-          <w:u w:val="single"/>
         </w:rPr>
-        <w:hyperlink r:id="rId15" w:history="1">
-          <w:r>
-            <w:rPr>
-              <w:rStyle w:val="Hyperlink"/>
-            </w:rPr>
-            <w:t>Het</w:t>
-          </w:r>
-        </w:hyperlink>
+        <w:t xml:space="preserve">Het Nederlands(ch) </w:t>
       </w:r>
       <w:r>
         <w:rPr>
@@ -1438,35 +1430,14 @@
           <w:sz w:val="24"/>
           <w:u w:val="single"/>
         </w:rPr>
-        <w:t xml:space="preserve"> </w:t>
-      </w:r>
-      <w:r>
-        <w:rPr>
-          <w:rFonts w:ascii="Charis SIL Italic" w:hAnsi="Charis SIL Italic" w:eastAsia="Charis SIL Italic"/>
-          <w:b w:val="0"/>
-          <w:i/>
-          <w:color w:val="0000FF"/>
-          <w:sz w:val="24"/>
-          <w:u w:val="single"/>
-        </w:rPr>
-        <w:hyperlink r:id="rId15" w:history="1">
+        <w:hyperlink r:id="rId14" w:history="1">
           <w:r>
             <w:rPr>
               <w:rStyle w:val="Hyperlink"/>
             </w:rPr>
-            <w:t>Nederlands(ch)</w:t>
+            <w:t>Volk</w:t>
           </w:r>
         </w:hyperlink>
-      </w:r>
-      <w:r>
-        <w:rPr>
-          <w:rFonts w:ascii="Charis SIL Italic" w:hAnsi="Charis SIL Italic" w:eastAsia="Charis SIL Italic"/>
-          <w:b w:val="0"/>
-          <w:i/>
-          <w:color w:val="0000FF"/>
-          <w:sz w:val="24"/>
-        </w:rPr>
-        <w:t xml:space="preserve"> Volk</w:t>
       </w:r>
       <w:r>
         <w:rPr>
@@ -1646,7 +1617,25 @@
           <w:color w:val="000000"/>
           <w:sz w:val="24"/>
         </w:rPr>
-        <w:t xml:space="preserve"> by Cees va</w:t>
+        <w:t xml:space="preserve"> by Cees</w:t>
+      </w:r>
+      <w:r>
+        <w:rPr>
+          <w:u w:val="single" w:color="0000ff"/>
+          <w:rFonts w:ascii="Charis SIL Regular" w:hAnsi="Charis SIL Regular" w:eastAsia="Charis SIL Regular"/>
+          <w:b w:val="0"/>
+          <w:i w:val="0"/>
+          <w:color w:val="000000"/>
+          <w:sz w:val="24"/>
+        </w:rPr>
+        <w:hyperlink r:id="rId15" w:history="1">
+          <w:r>
+            <w:rPr>
+              <w:rStyle w:val="Hyperlink"/>
+            </w:rPr>
+            <w:t xml:space="preserve"> va</w:t>
+          </w:r>
+        </w:hyperlink>
       </w:r>
       <w:r>
         <w:rPr>
@@ -2845,7 +2834,7 @@
           <w:sz w:val="24"/>
           <w:u w:val="single"/>
         </w:rPr>
-        <w:hyperlink r:id="rId17" w:history="1">
+        <w:hyperlink r:id="rId9" w:history="1">
           <w:r>
             <w:rPr>
               <w:rStyle w:val="Hyperlink"/>

--- a/EXPORTS/DOCX/published/niveau3/English/MissiemuseumTilburg.docx
+++ b/EXPORTS/DOCX/published/niveau3/English/MissiemuseumTilburg.docx
@@ -501,7 +501,7 @@
             <w:rPr>
               <w:rStyle w:val="Hyperlink"/>
             </w:rPr>
-            <w:t xml:space="preserve"> Four </w:t>
+            <w:t xml:space="preserve"> Four r</w:t>
           </w:r>
         </w:hyperlink>
       </w:r>
@@ -519,7 +519,7 @@
             <w:rPr>
               <w:rStyle w:val="Hyperlink"/>
             </w:rPr>
-            <w:t xml:space="preserve">regions </w:t>
+            <w:t xml:space="preserve">egions </w:t>
           </w:r>
         </w:hyperlink>
       </w:r>
@@ -1418,8 +1418,16 @@
           <w:i/>
           <w:color w:val="0000FF"/>
           <w:sz w:val="24"/>
+          <w:u w:val="single"/>
         </w:rPr>
-        <w:t xml:space="preserve">Het Nederlands(ch) </w:t>
+        <w:hyperlink r:id="rId15" w:history="1">
+          <w:r>
+            <w:rPr>
+              <w:rStyle w:val="Hyperlink"/>
+            </w:rPr>
+            <w:t>Het</w:t>
+          </w:r>
+        </w:hyperlink>
       </w:r>
       <w:r>
         <w:rPr>
@@ -1430,7 +1438,47 @@
           <w:sz w:val="24"/>
           <w:u w:val="single"/>
         </w:rPr>
-        <w:hyperlink r:id="rId14" w:history="1">
+        <w:t xml:space="preserve"> </w:t>
+      </w:r>
+      <w:r>
+        <w:rPr>
+          <w:rFonts w:ascii="Charis SIL Italic" w:hAnsi="Charis SIL Italic" w:eastAsia="Charis SIL Italic"/>
+          <w:b w:val="0"/>
+          <w:i/>
+          <w:color w:val="0000FF"/>
+          <w:sz w:val="24"/>
+          <w:u w:val="single"/>
+        </w:rPr>
+        <w:hyperlink r:id="rId15" w:history="1">
+          <w:r>
+            <w:rPr>
+              <w:rStyle w:val="Hyperlink"/>
+            </w:rPr>
+            <w:t>Nederlands(ch)</w:t>
+          </w:r>
+        </w:hyperlink>
+      </w:r>
+      <w:r>
+        <w:rPr>
+          <w:rFonts w:ascii="Charis SIL Italic" w:hAnsi="Charis SIL Italic" w:eastAsia="Charis SIL Italic"/>
+          <w:b w:val="0"/>
+          <w:i/>
+          <w:color w:val="0000FF"/>
+          <w:sz w:val="24"/>
+          <w:u w:val="single"/>
+        </w:rPr>
+        <w:t xml:space="preserve"> </w:t>
+      </w:r>
+      <w:r>
+        <w:rPr>
+          <w:rFonts w:ascii="Charis SIL Italic" w:hAnsi="Charis SIL Italic" w:eastAsia="Charis SIL Italic"/>
+          <w:b w:val="0"/>
+          <w:i/>
+          <w:color w:val="0000FF"/>
+          <w:sz w:val="24"/>
+          <w:u w:val="single"/>
+        </w:rPr>
+        <w:hyperlink r:id="rId15" w:history="1">
           <w:r>
             <w:rPr>
               <w:rStyle w:val="Hyperlink"/>
@@ -1448,7 +1496,7 @@
           <w:sz w:val="24"/>
           <w:u w:val="single"/>
         </w:rPr>
-        <w:hyperlink r:id="rId14" w:history="1">
+        <w:hyperlink r:id="rId15" w:history="1">
           <w:r>
             <w:rPr>
               <w:rStyle w:val="Hyperlink"/>
@@ -2206,7 +2254,7 @@
             <w:rPr>
               <w:rStyle w:val="Hyperlink"/>
             </w:rPr>
-            <w:t>file/8</w:t>
+            <w:t>file</w:t>
           </w:r>
         </w:hyperlink>
       </w:r>
@@ -2224,7 +2272,7 @@
             <w:rPr>
               <w:rStyle w:val="Hyperlink"/>
             </w:rPr>
-            <w:t>f</w:t>
+            <w:t>/</w:t>
           </w:r>
         </w:hyperlink>
       </w:r>
@@ -2242,9 +2290,36 @@
             <w:rPr>
               <w:rStyle w:val="Hyperlink"/>
             </w:rPr>
-            <w:t>e</w:t>
+            <w:t>8</w:t>
           </w:r>
         </w:hyperlink>
+      </w:r>
+      <w:r>
+        <w:rPr>
+          <w:rFonts w:ascii="Charis SIL Regular" w:hAnsi="Charis SIL Regular" w:eastAsia="Charis SIL Regular"/>
+          <w:b w:val="0"/>
+          <w:i w:val="0"/>
+          <w:color w:val="0000FF"/>
+          <w:sz w:val="24"/>
+        </w:rPr>
+        <w:hyperlink r:id="rId13" w:history="1">
+          <w:r>
+            <w:rPr>
+              <w:rStyle w:val="Hyperlink"/>
+            </w:rPr>
+            <w:t>f</w:t>
+          </w:r>
+        </w:hyperlink>
+      </w:r>
+      <w:r>
+        <w:rPr>
+          <w:rFonts w:ascii="Charis SIL Regular" w:hAnsi="Charis SIL Regular" w:eastAsia="Charis SIL Regular"/>
+          <w:b w:val="0"/>
+          <w:i w:val="0"/>
+          <w:color w:val="0000FF"/>
+          <w:sz w:val="24"/>
+        </w:rPr>
+        <w:t>e</w:t>
       </w:r>
       <w:r>
         <w:rPr>
@@ -2273,17 +2348,14 @@
           <w:sz w:val="24"/>
           <w:u w:val="single"/>
         </w:rPr>
-        <w:t>3</w:t>
-      </w:r>
-      <w:r>
-        <w:rPr>
-          <w:rFonts w:ascii="Charis SIL Regular" w:hAnsi="Charis SIL Regular" w:eastAsia="Charis SIL Regular"/>
-          <w:b w:val="0"/>
-          <w:i w:val="0"/>
-          <w:color w:val="0000FF"/>
-          <w:sz w:val="24"/>
-        </w:rPr>
-        <w:t>a</w:t>
+        <w:hyperlink r:id="rId13" w:history="1">
+          <w:r>
+            <w:rPr>
+              <w:rStyle w:val="Hyperlink"/>
+            </w:rPr>
+            <w:t>3a</w:t>
+          </w:r>
+        </w:hyperlink>
       </w:r>
     </w:p>
     <w:p>
@@ -2834,7 +2906,7 @@
           <w:sz w:val="24"/>
           <w:u w:val="single"/>
         </w:rPr>
-        <w:hyperlink r:id="rId9" w:history="1">
+        <w:hyperlink r:id="rId17" w:history="1">
           <w:r>
             <w:rPr>
               <w:rStyle w:val="Hyperlink"/>
@@ -2849,7 +2921,7 @@
         <w:autoSpaceDN w:val="0"/>
         <w:autoSpaceDE w:val="0"/>
         <w:widowControl/>
-        <w:spacing w:line="538" w:lineRule="exact" w:before="478" w:after="0"/>
+        <w:spacing w:line="538" w:lineRule="exact" w:before="458" w:after="0"/>
         <w:ind w:left="0" w:right="0" w:firstLine="0"/>
         <w:jc w:val="left"/>
       </w:pPr>

--- a/EXPORTS/DOCX/published/niveau3/English/MissiemuseumTilburg.docx
+++ b/EXPORTS/DOCX/published/niveau3/English/MissiemuseumTilburg.docx
@@ -1418,16 +1418,8 @@
           <w:i/>
           <w:color w:val="0000FF"/>
           <w:sz w:val="24"/>
-          <w:u w:val="single"/>
         </w:rPr>
-        <w:hyperlink r:id="rId15" w:history="1">
-          <w:r>
-            <w:rPr>
-              <w:rStyle w:val="Hyperlink"/>
-            </w:rPr>
-            <w:t>Het</w:t>
-          </w:r>
-        </w:hyperlink>
+        <w:t xml:space="preserve">Het Nederlands(ch) </w:t>
       </w:r>
       <w:r>
         <w:rPr>
@@ -1438,47 +1430,7 @@
           <w:sz w:val="24"/>
           <w:u w:val="single"/>
         </w:rPr>
-        <w:t xml:space="preserve"> </w:t>
-      </w:r>
-      <w:r>
-        <w:rPr>
-          <w:rFonts w:ascii="Charis SIL Italic" w:hAnsi="Charis SIL Italic" w:eastAsia="Charis SIL Italic"/>
-          <w:b w:val="0"/>
-          <w:i/>
-          <w:color w:val="0000FF"/>
-          <w:sz w:val="24"/>
-          <w:u w:val="single"/>
-        </w:rPr>
-        <w:hyperlink r:id="rId15" w:history="1">
-          <w:r>
-            <w:rPr>
-              <w:rStyle w:val="Hyperlink"/>
-            </w:rPr>
-            <w:t>Nederlands(ch)</w:t>
-          </w:r>
-        </w:hyperlink>
-      </w:r>
-      <w:r>
-        <w:rPr>
-          <w:rFonts w:ascii="Charis SIL Italic" w:hAnsi="Charis SIL Italic" w:eastAsia="Charis SIL Italic"/>
-          <w:b w:val="0"/>
-          <w:i/>
-          <w:color w:val="0000FF"/>
-          <w:sz w:val="24"/>
-          <w:u w:val="single"/>
-        </w:rPr>
-        <w:t xml:space="preserve"> </w:t>
-      </w:r>
-      <w:r>
-        <w:rPr>
-          <w:rFonts w:ascii="Charis SIL Italic" w:hAnsi="Charis SIL Italic" w:eastAsia="Charis SIL Italic"/>
-          <w:b w:val="0"/>
-          <w:i/>
-          <w:color w:val="0000FF"/>
-          <w:sz w:val="24"/>
-          <w:u w:val="single"/>
-        </w:rPr>
-        <w:hyperlink r:id="rId15" w:history="1">
+        <w:hyperlink r:id="rId14" w:history="1">
           <w:r>
             <w:rPr>
               <w:rStyle w:val="Hyperlink"/>
@@ -1496,7 +1448,7 @@
           <w:sz w:val="24"/>
           <w:u w:val="single"/>
         </w:rPr>
-        <w:hyperlink r:id="rId15" w:history="1">
+        <w:hyperlink r:id="rId14" w:history="1">
           <w:r>
             <w:rPr>
               <w:rStyle w:val="Hyperlink"/>
@@ -2285,14 +2237,7 @@
           <w:sz w:val="24"/>
           <w:u w:val="single"/>
         </w:rPr>
-        <w:hyperlink r:id="rId13" w:history="1">
-          <w:r>
-            <w:rPr>
-              <w:rStyle w:val="Hyperlink"/>
-            </w:rPr>
-            <w:t>8</w:t>
-          </w:r>
-        </w:hyperlink>
+        <w:t>8</w:t>
       </w:r>
       <w:r>
         <w:rPr>
@@ -2301,15 +2246,9 @@
           <w:i w:val="0"/>
           <w:color w:val="0000FF"/>
           <w:sz w:val="24"/>
+          <w:u w:val="single"/>
         </w:rPr>
-        <w:hyperlink r:id="rId13" w:history="1">
-          <w:r>
-            <w:rPr>
-              <w:rStyle w:val="Hyperlink"/>
-            </w:rPr>
-            <w:t>f</w:t>
-          </w:r>
-        </w:hyperlink>
+        <w:t>f</w:t>
       </w:r>
       <w:r>
         <w:rPr>
@@ -2906,7 +2845,7 @@
           <w:sz w:val="24"/>
           <w:u w:val="single"/>
         </w:rPr>
-        <w:hyperlink r:id="rId17" w:history="1">
+        <w:hyperlink r:id="rId9" w:history="1">
           <w:r>
             <w:rPr>
               <w:rStyle w:val="Hyperlink"/>

--- a/EXPORTS/DOCX/published/niveau3/English/MissiemuseumTilburg.docx
+++ b/EXPORTS/DOCX/published/niveau3/English/MissiemuseumTilburg.docx
@@ -1418,8 +1418,16 @@
           <w:i/>
           <w:color w:val="0000FF"/>
           <w:sz w:val="24"/>
+          <w:u w:val="single"/>
         </w:rPr>
-        <w:t xml:space="preserve">Het Nederlands(ch) </w:t>
+        <w:hyperlink r:id="rId15" w:history="1">
+          <w:r>
+            <w:rPr>
+              <w:rStyle w:val="Hyperlink"/>
+            </w:rPr>
+            <w:t>Het</w:t>
+          </w:r>
+        </w:hyperlink>
       </w:r>
       <w:r>
         <w:rPr>
@@ -1430,7 +1438,47 @@
           <w:sz w:val="24"/>
           <w:u w:val="single"/>
         </w:rPr>
-        <w:hyperlink r:id="rId14" w:history="1">
+        <w:t xml:space="preserve"> </w:t>
+      </w:r>
+      <w:r>
+        <w:rPr>
+          <w:rFonts w:ascii="Charis SIL Italic" w:hAnsi="Charis SIL Italic" w:eastAsia="Charis SIL Italic"/>
+          <w:b w:val="0"/>
+          <w:i/>
+          <w:color w:val="0000FF"/>
+          <w:sz w:val="24"/>
+          <w:u w:val="single"/>
+        </w:rPr>
+        <w:hyperlink r:id="rId15" w:history="1">
+          <w:r>
+            <w:rPr>
+              <w:rStyle w:val="Hyperlink"/>
+            </w:rPr>
+            <w:t>Nederlands(ch)</w:t>
+          </w:r>
+        </w:hyperlink>
+      </w:r>
+      <w:r>
+        <w:rPr>
+          <w:rFonts w:ascii="Charis SIL Italic" w:hAnsi="Charis SIL Italic" w:eastAsia="Charis SIL Italic"/>
+          <w:b w:val="0"/>
+          <w:i/>
+          <w:color w:val="0000FF"/>
+          <w:sz w:val="24"/>
+          <w:u w:val="single"/>
+        </w:rPr>
+        <w:t xml:space="preserve"> </w:t>
+      </w:r>
+      <w:r>
+        <w:rPr>
+          <w:rFonts w:ascii="Charis SIL Italic" w:hAnsi="Charis SIL Italic" w:eastAsia="Charis SIL Italic"/>
+          <w:b w:val="0"/>
+          <w:i/>
+          <w:color w:val="0000FF"/>
+          <w:sz w:val="24"/>
+          <w:u w:val="single"/>
+        </w:rPr>
+        <w:hyperlink r:id="rId15" w:history="1">
           <w:r>
             <w:rPr>
               <w:rStyle w:val="Hyperlink"/>
@@ -1448,7 +1496,7 @@
           <w:sz w:val="24"/>
           <w:u w:val="single"/>
         </w:rPr>
-        <w:hyperlink r:id="rId14" w:history="1">
+        <w:hyperlink r:id="rId15" w:history="1">
           <w:r>
             <w:rPr>
               <w:rStyle w:val="Hyperlink"/>
@@ -2206,7 +2254,7 @@
             <w:rPr>
               <w:rStyle w:val="Hyperlink"/>
             </w:rPr>
-            <w:t>file</w:t>
+            <w:t>file/8</w:t>
           </w:r>
         </w:hyperlink>
       </w:r>
@@ -2224,7 +2272,7 @@
             <w:rPr>
               <w:rStyle w:val="Hyperlink"/>
             </w:rPr>
-            <w:t>/</w:t>
+            <w:t>f</w:t>
           </w:r>
         </w:hyperlink>
       </w:r>
@@ -2237,28 +2285,14 @@
           <w:sz w:val="24"/>
           <w:u w:val="single"/>
         </w:rPr>
-        <w:t>8</w:t>
-      </w:r>
-      <w:r>
-        <w:rPr>
-          <w:rFonts w:ascii="Charis SIL Regular" w:hAnsi="Charis SIL Regular" w:eastAsia="Charis SIL Regular"/>
-          <w:b w:val="0"/>
-          <w:i w:val="0"/>
-          <w:color w:val="0000FF"/>
-          <w:sz w:val="24"/>
-          <w:u w:val="single"/>
-        </w:rPr>
-        <w:t>f</w:t>
-      </w:r>
-      <w:r>
-        <w:rPr>
-          <w:rFonts w:ascii="Charis SIL Regular" w:hAnsi="Charis SIL Regular" w:eastAsia="Charis SIL Regular"/>
-          <w:b w:val="0"/>
-          <w:i w:val="0"/>
-          <w:color w:val="0000FF"/>
-          <w:sz w:val="24"/>
-        </w:rPr>
-        <w:t>e</w:t>
+        <w:hyperlink r:id="rId13" w:history="1">
+          <w:r>
+            <w:rPr>
+              <w:rStyle w:val="Hyperlink"/>
+            </w:rPr>
+            <w:t>e</w:t>
+          </w:r>
+        </w:hyperlink>
       </w:r>
       <w:r>
         <w:rPr>
@@ -2287,14 +2321,17 @@
           <w:sz w:val="24"/>
           <w:u w:val="single"/>
         </w:rPr>
-        <w:hyperlink r:id="rId13" w:history="1">
-          <w:r>
-            <w:rPr>
-              <w:rStyle w:val="Hyperlink"/>
-            </w:rPr>
-            <w:t>3a</w:t>
-          </w:r>
-        </w:hyperlink>
+        <w:t>3</w:t>
+      </w:r>
+      <w:r>
+        <w:rPr>
+          <w:rFonts w:ascii="Charis SIL Regular" w:hAnsi="Charis SIL Regular" w:eastAsia="Charis SIL Regular"/>
+          <w:b w:val="0"/>
+          <w:i w:val="0"/>
+          <w:color w:val="0000FF"/>
+          <w:sz w:val="24"/>
+        </w:rPr>
+        <w:t>a</w:t>
       </w:r>
     </w:p>
     <w:p>
@@ -2845,7 +2882,7 @@
           <w:sz w:val="24"/>
           <w:u w:val="single"/>
         </w:rPr>
-        <w:hyperlink r:id="rId9" w:history="1">
+        <w:hyperlink r:id="rId17" w:history="1">
           <w:r>
             <w:rPr>
               <w:rStyle w:val="Hyperlink"/>

--- a/EXPORTS/DOCX/published/niveau3/English/MissiemuseumTilburg.docx
+++ b/EXPORTS/DOCX/published/niveau3/English/MissiemuseumTilburg.docx
@@ -1436,9 +1436,8 @@
           <w:i/>
           <w:color w:val="0000FF"/>
           <w:sz w:val="24"/>
-          <w:u w:val="single"/>
         </w:rPr>
-        <w:t xml:space="preserve"> </w:t>
+        <w:t xml:space="preserve"> Nederlands(ch) </w:t>
       </w:r>
       <w:r>
         <w:rPr>
@@ -1449,36 +1448,7 @@
           <w:sz w:val="24"/>
           <w:u w:val="single"/>
         </w:rPr>
-        <w:hyperlink r:id="rId15" w:history="1">
-          <w:r>
-            <w:rPr>
-              <w:rStyle w:val="Hyperlink"/>
-            </w:rPr>
-            <w:t>Nederlands(ch)</w:t>
-          </w:r>
-        </w:hyperlink>
-      </w:r>
-      <w:r>
-        <w:rPr>
-          <w:rFonts w:ascii="Charis SIL Italic" w:hAnsi="Charis SIL Italic" w:eastAsia="Charis SIL Italic"/>
-          <w:b w:val="0"/>
-          <w:i/>
-          <w:color w:val="0000FF"/>
-          <w:sz w:val="24"/>
-          <w:u w:val="single"/>
-        </w:rPr>
-        <w:t xml:space="preserve"> </w:t>
-      </w:r>
-      <w:r>
-        <w:rPr>
-          <w:rFonts w:ascii="Charis SIL Italic" w:hAnsi="Charis SIL Italic" w:eastAsia="Charis SIL Italic"/>
-          <w:b w:val="0"/>
-          <w:i/>
-          <w:color w:val="0000FF"/>
-          <w:sz w:val="24"/>
-          <w:u w:val="single"/>
-        </w:rPr>
-        <w:hyperlink r:id="rId15" w:history="1">
+        <w:hyperlink r:id="rId14" w:history="1">
           <w:r>
             <w:rPr>
               <w:rStyle w:val="Hyperlink"/>
@@ -1496,7 +1466,7 @@
           <w:sz w:val="24"/>
           <w:u w:val="single"/>
         </w:rPr>
-        <w:hyperlink r:id="rId15" w:history="1">
+        <w:hyperlink r:id="rId14" w:history="1">
           <w:r>
             <w:rPr>
               <w:rStyle w:val="Hyperlink"/>
@@ -2254,25 +2224,7 @@
             <w:rPr>
               <w:rStyle w:val="Hyperlink"/>
             </w:rPr>
-            <w:t>file/8</w:t>
-          </w:r>
-        </w:hyperlink>
-      </w:r>
-      <w:r>
-        <w:rPr>
-          <w:rFonts w:ascii="Charis SIL Regular" w:hAnsi="Charis SIL Regular" w:eastAsia="Charis SIL Regular"/>
-          <w:b w:val="0"/>
-          <w:i w:val="0"/>
-          <w:color w:val="0000FF"/>
-          <w:sz w:val="24"/>
-          <w:u w:val="single"/>
-        </w:rPr>
-        <w:hyperlink r:id="rId13" w:history="1">
-          <w:r>
-            <w:rPr>
-              <w:rStyle w:val="Hyperlink"/>
-            </w:rPr>
-            <w:t>f</w:t>
+            <w:t>file/8f</w:t>
           </w:r>
         </w:hyperlink>
       </w:r>
@@ -2308,7 +2260,25 @@
             <w:rPr>
               <w:rStyle w:val="Hyperlink"/>
             </w:rPr>
-            <w:t>8c8d66b2d3d5d8a2e8a73eb8756</w:t>
+            <w:t>8c8d66b2d3d5d8a2e8a73eb875</w:t>
+          </w:r>
+        </w:hyperlink>
+      </w:r>
+      <w:r>
+        <w:rPr>
+          <w:rFonts w:ascii="Charis SIL Regular" w:hAnsi="Charis SIL Regular" w:eastAsia="Charis SIL Regular"/>
+          <w:b w:val="0"/>
+          <w:i w:val="0"/>
+          <w:color w:val="0000FF"/>
+          <w:sz w:val="24"/>
+          <w:u w:val="single"/>
+        </w:rPr>
+        <w:hyperlink r:id="rId13" w:history="1">
+          <w:r>
+            <w:rPr>
+              <w:rStyle w:val="Hyperlink"/>
+            </w:rPr>
+            <w:t>6</w:t>
           </w:r>
         </w:hyperlink>
       </w:r>

--- a/EXPORTS/DOCX/published/niveau3/English/MissiemuseumTilburg.docx
+++ b/EXPORTS/DOCX/published/niveau3/English/MissiemuseumTilburg.docx
@@ -1418,26 +1418,8 @@
           <w:i/>
           <w:color w:val="0000FF"/>
           <w:sz w:val="24"/>
-          <w:u w:val="single"/>
         </w:rPr>
-        <w:hyperlink r:id="rId15" w:history="1">
-          <w:r>
-            <w:rPr>
-              <w:rStyle w:val="Hyperlink"/>
-            </w:rPr>
-            <w:t>Het</w:t>
-          </w:r>
-        </w:hyperlink>
-      </w:r>
-      <w:r>
-        <w:rPr>
-          <w:rFonts w:ascii="Charis SIL Italic" w:hAnsi="Charis SIL Italic" w:eastAsia="Charis SIL Italic"/>
-          <w:b w:val="0"/>
-          <w:i/>
-          <w:color w:val="0000FF"/>
-          <w:sz w:val="24"/>
-        </w:rPr>
-        <w:t xml:space="preserve"> Nederlands(ch) </w:t>
+        <w:t xml:space="preserve">Het Nederlands(ch) </w:t>
       </w:r>
       <w:r>
         <w:rPr>
@@ -2224,7 +2206,7 @@
             <w:rPr>
               <w:rStyle w:val="Hyperlink"/>
             </w:rPr>
-            <w:t>file/8f</w:t>
+            <w:t>file</w:t>
           </w:r>
         </w:hyperlink>
       </w:r>
@@ -2242,7 +2224,57 @@
             <w:rPr>
               <w:rStyle w:val="Hyperlink"/>
             </w:rPr>
-            <w:t>e</w:t>
+            <w:t>/</w:t>
+          </w:r>
+        </w:hyperlink>
+      </w:r>
+      <w:r>
+        <w:rPr>
+          <w:rFonts w:ascii="Charis SIL Regular" w:hAnsi="Charis SIL Regular" w:eastAsia="Charis SIL Regular"/>
+          <w:b w:val="0"/>
+          <w:i w:val="0"/>
+          <w:color w:val="0000FF"/>
+          <w:sz w:val="24"/>
+          <w:u w:val="single"/>
+        </w:rPr>
+        <w:t>8</w:t>
+      </w:r>
+      <w:r>
+        <w:rPr>
+          <w:rFonts w:ascii="Charis SIL Regular" w:hAnsi="Charis SIL Regular" w:eastAsia="Charis SIL Regular"/>
+          <w:b w:val="0"/>
+          <w:i w:val="0"/>
+          <w:color w:val="0000FF"/>
+          <w:sz w:val="24"/>
+          <w:u w:val="single"/>
+        </w:rPr>
+        <w:t>f</w:t>
+      </w:r>
+      <w:r>
+        <w:rPr>
+          <w:rFonts w:ascii="Charis SIL Regular" w:hAnsi="Charis SIL Regular" w:eastAsia="Charis SIL Regular"/>
+          <w:b w:val="0"/>
+          <w:i w:val="0"/>
+          <w:color w:val="0000FF"/>
+          <w:sz w:val="24"/>
+        </w:rPr>
+        <w:t>e</w:t>
+      </w:r>
+      <w:r>
+        <w:rPr>
+          <w:rFonts w:ascii="Charis SIL Regular" w:hAnsi="Charis SIL Regular" w:eastAsia="Charis SIL Regular"/>
+          <w:b w:val="0"/>
+          <w:i w:val="0"/>
+          <w:color w:val="0000FF"/>
+          <w:sz w:val="24"/>
+          <w:u w:val="single"/>
+        </w:rPr>
+        <w:hyperlink r:id="rId13" w:history="1">
+          <w:r>
+            <w:rPr>
+              <w:rStyle w:val="Hyperlink"/>
+            </w:rPr>
+            <w:t>8c8d66b2d3d5d8a2e8a73eb8756</w:t>
           </w:r>
         </w:hyperlink>
       </w:r>
@@ -2260,48 +2292,9 @@
             <w:rPr>
               <w:rStyle w:val="Hyperlink"/>
             </w:rPr>
-            <w:t>8c8d66b2d3d5d8a2e8a73eb875</w:t>
+            <w:t>3a</w:t>
           </w:r>
         </w:hyperlink>
-      </w:r>
-      <w:r>
-        <w:rPr>
-          <w:rFonts w:ascii="Charis SIL Regular" w:hAnsi="Charis SIL Regular" w:eastAsia="Charis SIL Regular"/>
-          <w:b w:val="0"/>
-          <w:i w:val="0"/>
-          <w:color w:val="0000FF"/>
-          <w:sz w:val="24"/>
-          <w:u w:val="single"/>
-        </w:rPr>
-        <w:hyperlink r:id="rId13" w:history="1">
-          <w:r>
-            <w:rPr>
-              <w:rStyle w:val="Hyperlink"/>
-            </w:rPr>
-            <w:t>6</w:t>
-          </w:r>
-        </w:hyperlink>
-      </w:r>
-      <w:r>
-        <w:rPr>
-          <w:rFonts w:ascii="Charis SIL Regular" w:hAnsi="Charis SIL Regular" w:eastAsia="Charis SIL Regular"/>
-          <w:b w:val="0"/>
-          <w:i w:val="0"/>
-          <w:color w:val="0000FF"/>
-          <w:sz w:val="24"/>
-          <w:u w:val="single"/>
-        </w:rPr>
-        <w:t>3</w:t>
-      </w:r>
-      <w:r>
-        <w:rPr>
-          <w:rFonts w:ascii="Charis SIL Regular" w:hAnsi="Charis SIL Regular" w:eastAsia="Charis SIL Regular"/>
-          <w:b w:val="0"/>
-          <w:i w:val="0"/>
-          <w:color w:val="0000FF"/>
-          <w:sz w:val="24"/>
-        </w:rPr>
-        <w:t>a</w:t>
       </w:r>
     </w:p>
     <w:p>
@@ -2852,7 +2845,7 @@
           <w:sz w:val="24"/>
           <w:u w:val="single"/>
         </w:rPr>
-        <w:hyperlink r:id="rId17" w:history="1">
+        <w:hyperlink r:id="rId9" w:history="1">
           <w:r>
             <w:rPr>
               <w:rStyle w:val="Hyperlink"/>

--- a/EXPORTS/DOCX/published/niveau3/English/MissiemuseumTilburg.docx
+++ b/EXPORTS/DOCX/published/niveau3/English/MissiemuseumTilburg.docx
@@ -1418,8 +1418,16 @@
           <w:i/>
           <w:color w:val="0000FF"/>
           <w:sz w:val="24"/>
+          <w:u w:val="single"/>
         </w:rPr>
-        <w:t xml:space="preserve">Het Nederlands(ch) </w:t>
+        <w:hyperlink r:id="rId15" w:history="1">
+          <w:r>
+            <w:rPr>
+              <w:rStyle w:val="Hyperlink"/>
+            </w:rPr>
+            <w:t>Het</w:t>
+          </w:r>
+        </w:hyperlink>
       </w:r>
       <w:r>
         <w:rPr>
@@ -1430,7 +1438,47 @@
           <w:sz w:val="24"/>
           <w:u w:val="single"/>
         </w:rPr>
-        <w:hyperlink r:id="rId14" w:history="1">
+        <w:t xml:space="preserve"> </w:t>
+      </w:r>
+      <w:r>
+        <w:rPr>
+          <w:rFonts w:ascii="Charis SIL Italic" w:hAnsi="Charis SIL Italic" w:eastAsia="Charis SIL Italic"/>
+          <w:b w:val="0"/>
+          <w:i/>
+          <w:color w:val="0000FF"/>
+          <w:sz w:val="24"/>
+          <w:u w:val="single"/>
+        </w:rPr>
+        <w:hyperlink r:id="rId15" w:history="1">
+          <w:r>
+            <w:rPr>
+              <w:rStyle w:val="Hyperlink"/>
+            </w:rPr>
+            <w:t>Nederlands(ch)</w:t>
+          </w:r>
+        </w:hyperlink>
+      </w:r>
+      <w:r>
+        <w:rPr>
+          <w:rFonts w:ascii="Charis SIL Italic" w:hAnsi="Charis SIL Italic" w:eastAsia="Charis SIL Italic"/>
+          <w:b w:val="0"/>
+          <w:i/>
+          <w:color w:val="0000FF"/>
+          <w:sz w:val="24"/>
+          <w:u w:val="single"/>
+        </w:rPr>
+        <w:t xml:space="preserve"> </w:t>
+      </w:r>
+      <w:r>
+        <w:rPr>
+          <w:rFonts w:ascii="Charis SIL Italic" w:hAnsi="Charis SIL Italic" w:eastAsia="Charis SIL Italic"/>
+          <w:b w:val="0"/>
+          <w:i/>
+          <w:color w:val="0000FF"/>
+          <w:sz w:val="24"/>
+          <w:u w:val="single"/>
+        </w:rPr>
+        <w:hyperlink r:id="rId15" w:history="1">
           <w:r>
             <w:rPr>
               <w:rStyle w:val="Hyperlink"/>
@@ -2206,7 +2254,7 @@
             <w:rPr>
               <w:rStyle w:val="Hyperlink"/>
             </w:rPr>
-            <w:t>file</w:t>
+            <w:t>file/8</w:t>
           </w:r>
         </w:hyperlink>
       </w:r>
@@ -2224,7 +2272,7 @@
             <w:rPr>
               <w:rStyle w:val="Hyperlink"/>
             </w:rPr>
-            <w:t>/</w:t>
+            <w:t>f</w:t>
           </w:r>
         </w:hyperlink>
       </w:r>
@@ -2237,28 +2285,14 @@
           <w:sz w:val="24"/>
           <w:u w:val="single"/>
         </w:rPr>
-        <w:t>8</w:t>
-      </w:r>
-      <w:r>
-        <w:rPr>
-          <w:rFonts w:ascii="Charis SIL Regular" w:hAnsi="Charis SIL Regular" w:eastAsia="Charis SIL Regular"/>
-          <w:b w:val="0"/>
-          <w:i w:val="0"/>
-          <w:color w:val="0000FF"/>
-          <w:sz w:val="24"/>
-          <w:u w:val="single"/>
-        </w:rPr>
-        <w:t>f</w:t>
-      </w:r>
-      <w:r>
-        <w:rPr>
-          <w:rFonts w:ascii="Charis SIL Regular" w:hAnsi="Charis SIL Regular" w:eastAsia="Charis SIL Regular"/>
-          <w:b w:val="0"/>
-          <w:i w:val="0"/>
-          <w:color w:val="0000FF"/>
-          <w:sz w:val="24"/>
-        </w:rPr>
-        <w:t>e</w:t>
+        <w:hyperlink r:id="rId13" w:history="1">
+          <w:r>
+            <w:rPr>
+              <w:rStyle w:val="Hyperlink"/>
+            </w:rPr>
+            <w:t>e</w:t>
+          </w:r>
+        </w:hyperlink>
       </w:r>
       <w:r>
         <w:rPr>
@@ -2285,16 +2319,25 @@
           <w:i w:val="0"/>
           <w:color w:val="0000FF"/>
           <w:sz w:val="24"/>
-          <w:u w:val="single"/>
         </w:rPr>
         <w:hyperlink r:id="rId13" w:history="1">
           <w:r>
             <w:rPr>
               <w:rStyle w:val="Hyperlink"/>
             </w:rPr>
-            <w:t>3a</w:t>
+            <w:t>3</w:t>
           </w:r>
         </w:hyperlink>
+      </w:r>
+      <w:r>
+        <w:rPr>
+          <w:rFonts w:ascii="Charis SIL Regular" w:hAnsi="Charis SIL Regular" w:eastAsia="Charis SIL Regular"/>
+          <w:b w:val="0"/>
+          <w:i w:val="0"/>
+          <w:color w:val="0000FF"/>
+          <w:sz w:val="24"/>
+        </w:rPr>
+        <w:t>a</w:t>
       </w:r>
     </w:p>
     <w:p>
@@ -2827,7 +2870,7 @@
           <w:sz w:val="24"/>
           <w:u w:val="single"/>
         </w:rPr>
-        <w:hyperlink r:id="rId17" w:history="1">
+        <w:hyperlink r:id="rId9" w:history="1">
           <w:r>
             <w:rPr>
               <w:rStyle w:val="Hyperlink"/>

--- a/EXPORTS/DOCX/published/niveau3/English/MissiemuseumTilburg.docx
+++ b/EXPORTS/DOCX/published/niveau3/English/MissiemuseumTilburg.docx
@@ -1418,16 +1418,8 @@
           <w:i/>
           <w:color w:val="0000FF"/>
           <w:sz w:val="24"/>
-          <w:u w:val="single"/>
         </w:rPr>
-        <w:hyperlink r:id="rId15" w:history="1">
-          <w:r>
-            <w:rPr>
-              <w:rStyle w:val="Hyperlink"/>
-            </w:rPr>
-            <w:t>Het</w:t>
-          </w:r>
-        </w:hyperlink>
+        <w:t xml:space="preserve">Het Nederlands(ch) </w:t>
       </w:r>
       <w:r>
         <w:rPr>
@@ -1438,47 +1430,7 @@
           <w:sz w:val="24"/>
           <w:u w:val="single"/>
         </w:rPr>
-        <w:t xml:space="preserve"> </w:t>
-      </w:r>
-      <w:r>
-        <w:rPr>
-          <w:rFonts w:ascii="Charis SIL Italic" w:hAnsi="Charis SIL Italic" w:eastAsia="Charis SIL Italic"/>
-          <w:b w:val="0"/>
-          <w:i/>
-          <w:color w:val="0000FF"/>
-          <w:sz w:val="24"/>
-          <w:u w:val="single"/>
-        </w:rPr>
-        <w:hyperlink r:id="rId15" w:history="1">
-          <w:r>
-            <w:rPr>
-              <w:rStyle w:val="Hyperlink"/>
-            </w:rPr>
-            <w:t>Nederlands(ch)</w:t>
-          </w:r>
-        </w:hyperlink>
-      </w:r>
-      <w:r>
-        <w:rPr>
-          <w:rFonts w:ascii="Charis SIL Italic" w:hAnsi="Charis SIL Italic" w:eastAsia="Charis SIL Italic"/>
-          <w:b w:val="0"/>
-          <w:i/>
-          <w:color w:val="0000FF"/>
-          <w:sz w:val="24"/>
-          <w:u w:val="single"/>
-        </w:rPr>
-        <w:t xml:space="preserve"> </w:t>
-      </w:r>
-      <w:r>
-        <w:rPr>
-          <w:rFonts w:ascii="Charis SIL Italic" w:hAnsi="Charis SIL Italic" w:eastAsia="Charis SIL Italic"/>
-          <w:b w:val="0"/>
-          <w:i/>
-          <w:color w:val="0000FF"/>
-          <w:sz w:val="24"/>
-          <w:u w:val="single"/>
-        </w:rPr>
-        <w:hyperlink r:id="rId15" w:history="1">
+        <w:hyperlink r:id="rId14" w:history="1">
           <w:r>
             <w:rPr>
               <w:rStyle w:val="Hyperlink"/>
@@ -2319,15 +2271,9 @@
           <w:i w:val="0"/>
           <w:color w:val="0000FF"/>
           <w:sz w:val="24"/>
+          <w:u w:val="single"/>
         </w:rPr>
-        <w:hyperlink r:id="rId13" w:history="1">
-          <w:r>
-            <w:rPr>
-              <w:rStyle w:val="Hyperlink"/>
-            </w:rPr>
-            <w:t>3</w:t>
-          </w:r>
-        </w:hyperlink>
+        <w:t>3</w:t>
       </w:r>
       <w:r>
         <w:rPr>

--- a/EXPORTS/DOCX/published/niveau3/English/MissiemuseumTilburg.docx
+++ b/EXPORTS/DOCX/published/niveau3/English/MissiemuseumTilburg.docx
@@ -801,14 +801,7 @@
           <w:color w:val="000000"/>
           <w:sz w:val="24"/>
         </w:rPr>
-        <w:hyperlink r:id="rId10" w:history="1">
-          <w:r>
-            <w:rPr>
-              <w:rStyle w:val="Hyperlink"/>
-            </w:rPr>
-            <w:t>ife stor</w:t>
-          </w:r>
-        </w:hyperlink>
+        <w:t>ife stor</w:t>
       </w:r>
       <w:r>
         <w:rPr>
@@ -1418,8 +1411,56 @@
           <w:i/>
           <w:color w:val="0000FF"/>
           <w:sz w:val="24"/>
+          <w:u w:val="single"/>
         </w:rPr>
-        <w:t xml:space="preserve">Het Nederlands(ch) </w:t>
+        <w:hyperlink r:id="rId15" w:history="1">
+          <w:r>
+            <w:rPr>
+              <w:rStyle w:val="Hyperlink"/>
+            </w:rPr>
+            <w:t>Het</w:t>
+          </w:r>
+        </w:hyperlink>
+      </w:r>
+      <w:r>
+        <w:rPr>
+          <w:rFonts w:ascii="Charis SIL Italic" w:hAnsi="Charis SIL Italic" w:eastAsia="Charis SIL Italic"/>
+          <w:b w:val="0"/>
+          <w:i/>
+          <w:color w:val="0000FF"/>
+          <w:sz w:val="24"/>
+          <w:u w:val="single"/>
+        </w:rPr>
+        <w:t xml:space="preserve"> </w:t>
+      </w:r>
+      <w:r>
+        <w:rPr>
+          <w:rFonts w:ascii="Charis SIL Italic" w:hAnsi="Charis SIL Italic" w:eastAsia="Charis SIL Italic"/>
+          <w:b w:val="0"/>
+          <w:i/>
+          <w:color w:val="0000FF"/>
+          <w:sz w:val="24"/>
+          <w:u w:val="single"/>
+        </w:rPr>
+        <w:hyperlink r:id="rId15" w:history="1">
+          <w:r>
+            <w:rPr>
+              <w:rStyle w:val="Hyperlink"/>
+            </w:rPr>
+            <w:t>Nederlands(ch)</w:t>
+          </w:r>
+        </w:hyperlink>
+      </w:r>
+      <w:r>
+        <w:rPr>
+          <w:rFonts w:ascii="Charis SIL Italic" w:hAnsi="Charis SIL Italic" w:eastAsia="Charis SIL Italic"/>
+          <w:b w:val="0"/>
+          <w:i/>
+          <w:color w:val="0000FF"/>
+          <w:sz w:val="24"/>
+          <w:u w:val="single"/>
+        </w:rPr>
+        <w:t xml:space="preserve"> </w:t>
       </w:r>
       <w:r>
         <w:rPr>
@@ -2206,7 +2247,7 @@
             <w:rPr>
               <w:rStyle w:val="Hyperlink"/>
             </w:rPr>
-            <w:t>file/8</w:t>
+            <w:t>file</w:t>
           </w:r>
         </w:hyperlink>
       </w:r>
@@ -2224,7 +2265,7 @@
             <w:rPr>
               <w:rStyle w:val="Hyperlink"/>
             </w:rPr>
-            <w:t>f</w:t>
+            <w:t>/</w:t>
           </w:r>
         </w:hyperlink>
       </w:r>
@@ -2237,14 +2278,28 @@
           <w:sz w:val="24"/>
           <w:u w:val="single"/>
         </w:rPr>
-        <w:hyperlink r:id="rId13" w:history="1">
-          <w:r>
-            <w:rPr>
-              <w:rStyle w:val="Hyperlink"/>
-            </w:rPr>
-            <w:t>e</w:t>
-          </w:r>
-        </w:hyperlink>
+        <w:t>8</w:t>
+      </w:r>
+      <w:r>
+        <w:rPr>
+          <w:rFonts w:ascii="Charis SIL Regular" w:hAnsi="Charis SIL Regular" w:eastAsia="Charis SIL Regular"/>
+          <w:b w:val="0"/>
+          <w:i w:val="0"/>
+          <w:color w:val="0000FF"/>
+          <w:sz w:val="24"/>
+          <w:u w:val="single"/>
+        </w:rPr>
+        <w:t>f</w:t>
+      </w:r>
+      <w:r>
+        <w:rPr>
+          <w:rFonts w:ascii="Charis SIL Regular" w:hAnsi="Charis SIL Regular" w:eastAsia="Charis SIL Regular"/>
+          <w:b w:val="0"/>
+          <w:i w:val="0"/>
+          <w:color w:val="0000FF"/>
+          <w:sz w:val="24"/>
+        </w:rPr>
+        <w:t>e</w:t>
       </w:r>
       <w:r>
         <w:rPr>
@@ -2273,17 +2328,14 @@
           <w:sz w:val="24"/>
           <w:u w:val="single"/>
         </w:rPr>
-        <w:t>3</w:t>
-      </w:r>
-      <w:r>
-        <w:rPr>
-          <w:rFonts w:ascii="Charis SIL Regular" w:hAnsi="Charis SIL Regular" w:eastAsia="Charis SIL Regular"/>
-          <w:b w:val="0"/>
-          <w:i w:val="0"/>
-          <w:color w:val="0000FF"/>
-          <w:sz w:val="24"/>
-        </w:rPr>
-        <w:t>a</w:t>
+        <w:hyperlink r:id="rId13" w:history="1">
+          <w:r>
+            <w:rPr>
+              <w:rStyle w:val="Hyperlink"/>
+            </w:rPr>
+            <w:t>3a</w:t>
+          </w:r>
+        </w:hyperlink>
       </w:r>
     </w:p>
     <w:p>

--- a/EXPORTS/DOCX/published/niveau3/English/MissiemuseumTilburg.docx
+++ b/EXPORTS/DOCX/published/niveau3/English/MissiemuseumTilburg.docx
@@ -801,7 +801,14 @@
           <w:color w:val="000000"/>
           <w:sz w:val="24"/>
         </w:rPr>
-        <w:t>ife stor</w:t>
+        <w:hyperlink r:id="rId10" w:history="1">
+          <w:r>
+            <w:rPr>
+              <w:rStyle w:val="Hyperlink"/>
+            </w:rPr>
+            <w:t>ife stor</w:t>
+          </w:r>
+        </w:hyperlink>
       </w:r>
       <w:r>
         <w:rPr>
@@ -1471,7 +1478,7 @@
           <w:sz w:val="24"/>
           <w:u w:val="single"/>
         </w:rPr>
-        <w:hyperlink r:id="rId14" w:history="1">
+        <w:hyperlink r:id="rId15" w:history="1">
           <w:r>
             <w:rPr>
               <w:rStyle w:val="Hyperlink"/>
@@ -1489,7 +1496,7 @@
           <w:sz w:val="24"/>
           <w:u w:val="single"/>
         </w:rPr>
-        <w:hyperlink r:id="rId14" w:history="1">
+        <w:hyperlink r:id="rId15" w:history="1">
           <w:r>
             <w:rPr>
               <w:rStyle w:val="Hyperlink"/>
@@ -2247,7 +2254,7 @@
             <w:rPr>
               <w:rStyle w:val="Hyperlink"/>
             </w:rPr>
-            <w:t>file</w:t>
+            <w:t>file/</w:t>
           </w:r>
         </w:hyperlink>
       </w:r>
@@ -2265,7 +2272,24 @@
             <w:rPr>
               <w:rStyle w:val="Hyperlink"/>
             </w:rPr>
-            <w:t>/</w:t>
+            <w:t>8</w:t>
+          </w:r>
+        </w:hyperlink>
+      </w:r>
+      <w:r>
+        <w:rPr>
+          <w:rFonts w:ascii="Charis SIL Regular" w:hAnsi="Charis SIL Regular" w:eastAsia="Charis SIL Regular"/>
+          <w:b w:val="0"/>
+          <w:i w:val="0"/>
+          <w:color w:val="0000FF"/>
+          <w:sz w:val="24"/>
+        </w:rPr>
+        <w:hyperlink r:id="rId13" w:history="1">
+          <w:r>
+            <w:rPr>
+              <w:rStyle w:val="Hyperlink"/>
+            </w:rPr>
+            <w:t>f</w:t>
           </w:r>
         </w:hyperlink>
       </w:r>
@@ -2278,28 +2302,14 @@
           <w:sz w:val="24"/>
           <w:u w:val="single"/>
         </w:rPr>
-        <w:t>8</w:t>
-      </w:r>
-      <w:r>
-        <w:rPr>
-          <w:rFonts w:ascii="Charis SIL Regular" w:hAnsi="Charis SIL Regular" w:eastAsia="Charis SIL Regular"/>
-          <w:b w:val="0"/>
-          <w:i w:val="0"/>
-          <w:color w:val="0000FF"/>
-          <w:sz w:val="24"/>
-          <w:u w:val="single"/>
-        </w:rPr>
-        <w:t>f</w:t>
-      </w:r>
-      <w:r>
-        <w:rPr>
-          <w:rFonts w:ascii="Charis SIL Regular" w:hAnsi="Charis SIL Regular" w:eastAsia="Charis SIL Regular"/>
-          <w:b w:val="0"/>
-          <w:i w:val="0"/>
-          <w:color w:val="0000FF"/>
-          <w:sz w:val="24"/>
-        </w:rPr>
-        <w:t>e</w:t>
+        <w:hyperlink r:id="rId13" w:history="1">
+          <w:r>
+            <w:rPr>
+              <w:rStyle w:val="Hyperlink"/>
+            </w:rPr>
+            <w:t>e</w:t>
+          </w:r>
+        </w:hyperlink>
       </w:r>
       <w:r>
         <w:rPr>
@@ -2333,9 +2343,19 @@
             <w:rPr>
               <w:rStyle w:val="Hyperlink"/>
             </w:rPr>
-            <w:t>3a</w:t>
+            <w:t>3</w:t>
           </w:r>
         </w:hyperlink>
+      </w:r>
+      <w:r>
+        <w:rPr>
+          <w:rFonts w:ascii="Charis SIL Regular" w:hAnsi="Charis SIL Regular" w:eastAsia="Charis SIL Regular"/>
+          <w:b w:val="0"/>
+          <w:i w:val="0"/>
+          <w:color w:val="0000FF"/>
+          <w:sz w:val="24"/>
+        </w:rPr>
+        <w:t>a</w:t>
       </w:r>
     </w:p>
     <w:p>
@@ -2868,7 +2888,7 @@
           <w:sz w:val="24"/>
           <w:u w:val="single"/>
         </w:rPr>
-        <w:hyperlink r:id="rId9" w:history="1">
+        <w:hyperlink r:id="rId17" w:history="1">
           <w:r>
             <w:rPr>
               <w:rStyle w:val="Hyperlink"/>

--- a/EXPORTS/DOCX/published/niveau3/English/MissiemuseumTilburg.docx
+++ b/EXPORTS/DOCX/published/niveau3/English/MissiemuseumTilburg.docx
@@ -790,43 +790,7 @@
           <w:color w:val="000000"/>
           <w:sz w:val="24"/>
         </w:rPr>
-        <w:t>the l</w:t>
-      </w:r>
-      <w:r>
-        <w:rPr>
-          <w:u w:val="single" w:color="0000ff"/>
-          <w:rFonts w:ascii="Charis SIL Regular" w:hAnsi="Charis SIL Regular" w:eastAsia="Charis SIL Regular"/>
-          <w:b w:val="0"/>
-          <w:i w:val="0"/>
-          <w:color w:val="000000"/>
-          <w:sz w:val="24"/>
-        </w:rPr>
-        <w:hyperlink r:id="rId10" w:history="1">
-          <w:r>
-            <w:rPr>
-              <w:rStyle w:val="Hyperlink"/>
-            </w:rPr>
-            <w:t>ife stor</w:t>
-          </w:r>
-        </w:hyperlink>
-      </w:r>
-      <w:r>
-        <w:rPr>
-          <w:u w:val="single" w:color="0000ff"/>
-          <w:rFonts w:ascii="Charis SIL Regular" w:hAnsi="Charis SIL Regular" w:eastAsia="Charis SIL Regular"/>
-          <w:b w:val="0"/>
-          <w:i w:val="0"/>
-          <w:color w:val="000000"/>
-          <w:sz w:val="24"/>
-        </w:rPr>
-        <w:hyperlink r:id="rId10" w:history="1">
-          <w:r>
-            <w:rPr>
-              <w:rStyle w:val="Hyperlink"/>
-            </w:rPr>
-            <w:t>y of Peer</w:t>
-          </w:r>
-        </w:hyperlink>
+        <w:t>the life story of Peer</w:t>
       </w:r>
       <w:r>
         <w:rPr>
@@ -1418,16 +1382,8 @@
           <w:i/>
           <w:color w:val="0000FF"/>
           <w:sz w:val="24"/>
-          <w:u w:val="single"/>
         </w:rPr>
-        <w:hyperlink r:id="rId15" w:history="1">
-          <w:r>
-            <w:rPr>
-              <w:rStyle w:val="Hyperlink"/>
-            </w:rPr>
-            <w:t>Het</w:t>
-          </w:r>
-        </w:hyperlink>
+        <w:t xml:space="preserve">Het Nederlands(ch) </w:t>
       </w:r>
       <w:r>
         <w:rPr>
@@ -1438,47 +1394,7 @@
           <w:sz w:val="24"/>
           <w:u w:val="single"/>
         </w:rPr>
-        <w:t xml:space="preserve"> </w:t>
-      </w:r>
-      <w:r>
-        <w:rPr>
-          <w:rFonts w:ascii="Charis SIL Italic" w:hAnsi="Charis SIL Italic" w:eastAsia="Charis SIL Italic"/>
-          <w:b w:val="0"/>
-          <w:i/>
-          <w:color w:val="0000FF"/>
-          <w:sz w:val="24"/>
-          <w:u w:val="single"/>
-        </w:rPr>
-        <w:hyperlink r:id="rId15" w:history="1">
-          <w:r>
-            <w:rPr>
-              <w:rStyle w:val="Hyperlink"/>
-            </w:rPr>
-            <w:t>Nederlands(ch)</w:t>
-          </w:r>
-        </w:hyperlink>
-      </w:r>
-      <w:r>
-        <w:rPr>
-          <w:rFonts w:ascii="Charis SIL Italic" w:hAnsi="Charis SIL Italic" w:eastAsia="Charis SIL Italic"/>
-          <w:b w:val="0"/>
-          <w:i/>
-          <w:color w:val="0000FF"/>
-          <w:sz w:val="24"/>
-          <w:u w:val="single"/>
-        </w:rPr>
-        <w:t xml:space="preserve"> </w:t>
-      </w:r>
-      <w:r>
-        <w:rPr>
-          <w:rFonts w:ascii="Charis SIL Italic" w:hAnsi="Charis SIL Italic" w:eastAsia="Charis SIL Italic"/>
-          <w:b w:val="0"/>
-          <w:i/>
-          <w:color w:val="0000FF"/>
-          <w:sz w:val="24"/>
-          <w:u w:val="single"/>
-        </w:rPr>
-        <w:hyperlink r:id="rId15" w:history="1">
+        <w:hyperlink r:id="rId14" w:history="1">
           <w:r>
             <w:rPr>
               <w:rStyle w:val="Hyperlink"/>
@@ -1496,7 +1412,7 @@
           <w:sz w:val="24"/>
           <w:u w:val="single"/>
         </w:rPr>
-        <w:hyperlink r:id="rId15" w:history="1">
+        <w:hyperlink r:id="rId14" w:history="1">
           <w:r>
             <w:rPr>
               <w:rStyle w:val="Hyperlink"/>
@@ -2254,7 +2170,7 @@
             <w:rPr>
               <w:rStyle w:val="Hyperlink"/>
             </w:rPr>
-            <w:t>file/</w:t>
+            <w:t>file</w:t>
           </w:r>
         </w:hyperlink>
       </w:r>
@@ -2272,24 +2188,7 @@
             <w:rPr>
               <w:rStyle w:val="Hyperlink"/>
             </w:rPr>
-            <w:t>8</w:t>
-          </w:r>
-        </w:hyperlink>
-      </w:r>
-      <w:r>
-        <w:rPr>
-          <w:rFonts w:ascii="Charis SIL Regular" w:hAnsi="Charis SIL Regular" w:eastAsia="Charis SIL Regular"/>
-          <w:b w:val="0"/>
-          <w:i w:val="0"/>
-          <w:color w:val="0000FF"/>
-          <w:sz w:val="24"/>
-        </w:rPr>
-        <w:hyperlink r:id="rId13" w:history="1">
-          <w:r>
-            <w:rPr>
-              <w:rStyle w:val="Hyperlink"/>
-            </w:rPr>
-            <w:t>f</w:t>
+            <w:t>/</w:t>
           </w:r>
         </w:hyperlink>
       </w:r>
@@ -2302,14 +2201,28 @@
           <w:sz w:val="24"/>
           <w:u w:val="single"/>
         </w:rPr>
-        <w:hyperlink r:id="rId13" w:history="1">
-          <w:r>
-            <w:rPr>
-              <w:rStyle w:val="Hyperlink"/>
-            </w:rPr>
-            <w:t>e</w:t>
-          </w:r>
-        </w:hyperlink>
+        <w:t>8</w:t>
+      </w:r>
+      <w:r>
+        <w:rPr>
+          <w:rFonts w:ascii="Charis SIL Regular" w:hAnsi="Charis SIL Regular" w:eastAsia="Charis SIL Regular"/>
+          <w:b w:val="0"/>
+          <w:i w:val="0"/>
+          <w:color w:val="0000FF"/>
+          <w:sz w:val="24"/>
+          <w:u w:val="single"/>
+        </w:rPr>
+        <w:t>f</w:t>
+      </w:r>
+      <w:r>
+        <w:rPr>
+          <w:rFonts w:ascii="Charis SIL Regular" w:hAnsi="Charis SIL Regular" w:eastAsia="Charis SIL Regular"/>
+          <w:b w:val="0"/>
+          <w:i w:val="0"/>
+          <w:color w:val="0000FF"/>
+          <w:sz w:val="24"/>
+        </w:rPr>
+        <w:t>e</w:t>
       </w:r>
       <w:r>
         <w:rPr>
@@ -2343,19 +2256,9 @@
             <w:rPr>
               <w:rStyle w:val="Hyperlink"/>
             </w:rPr>
-            <w:t>3</w:t>
+            <w:t>3a</w:t>
           </w:r>
         </w:hyperlink>
-      </w:r>
-      <w:r>
-        <w:rPr>
-          <w:rFonts w:ascii="Charis SIL Regular" w:hAnsi="Charis SIL Regular" w:eastAsia="Charis SIL Regular"/>
-          <w:b w:val="0"/>
-          <w:i w:val="0"/>
-          <w:color w:val="0000FF"/>
-          <w:sz w:val="24"/>
-        </w:rPr>
-        <w:t>a</w:t>
       </w:r>
     </w:p>
     <w:p>

--- a/EXPORTS/DOCX/published/niveau3/English/MissiemuseumTilburg.docx
+++ b/EXPORTS/DOCX/published/niveau3/English/MissiemuseumTilburg.docx
@@ -790,7 +790,43 @@
           <w:color w:val="000000"/>
           <w:sz w:val="24"/>
         </w:rPr>
-        <w:t>the life story of Peer</w:t>
+        <w:t>the l</w:t>
+      </w:r>
+      <w:r>
+        <w:rPr>
+          <w:u w:val="single" w:color="0000ff"/>
+          <w:rFonts w:ascii="Charis SIL Regular" w:hAnsi="Charis SIL Regular" w:eastAsia="Charis SIL Regular"/>
+          <w:b w:val="0"/>
+          <w:i w:val="0"/>
+          <w:color w:val="000000"/>
+          <w:sz w:val="24"/>
+        </w:rPr>
+        <w:hyperlink r:id="rId10" w:history="1">
+          <w:r>
+            <w:rPr>
+              <w:rStyle w:val="Hyperlink"/>
+            </w:rPr>
+            <w:t>ife stor</w:t>
+          </w:r>
+        </w:hyperlink>
+      </w:r>
+      <w:r>
+        <w:rPr>
+          <w:u w:val="single" w:color="0000ff"/>
+          <w:rFonts w:ascii="Charis SIL Regular" w:hAnsi="Charis SIL Regular" w:eastAsia="Charis SIL Regular"/>
+          <w:b w:val="0"/>
+          <w:i w:val="0"/>
+          <w:color w:val="000000"/>
+          <w:sz w:val="24"/>
+        </w:rPr>
+        <w:hyperlink r:id="rId10" w:history="1">
+          <w:r>
+            <w:rPr>
+              <w:rStyle w:val="Hyperlink"/>
+            </w:rPr>
+            <w:t>y of Peer</w:t>
+          </w:r>
+        </w:hyperlink>
       </w:r>
       <w:r>
         <w:rPr>
@@ -2170,7 +2206,7 @@
             <w:rPr>
               <w:rStyle w:val="Hyperlink"/>
             </w:rPr>
-            <w:t>file</w:t>
+            <w:t>file/8</w:t>
           </w:r>
         </w:hyperlink>
       </w:r>
@@ -2188,41 +2224,9 @@
             <w:rPr>
               <w:rStyle w:val="Hyperlink"/>
             </w:rPr>
-            <w:t>/</w:t>
+            <w:t>f</w:t>
           </w:r>
         </w:hyperlink>
-      </w:r>
-      <w:r>
-        <w:rPr>
-          <w:rFonts w:ascii="Charis SIL Regular" w:hAnsi="Charis SIL Regular" w:eastAsia="Charis SIL Regular"/>
-          <w:b w:val="0"/>
-          <w:i w:val="0"/>
-          <w:color w:val="0000FF"/>
-          <w:sz w:val="24"/>
-          <w:u w:val="single"/>
-        </w:rPr>
-        <w:t>8</w:t>
-      </w:r>
-      <w:r>
-        <w:rPr>
-          <w:rFonts w:ascii="Charis SIL Regular" w:hAnsi="Charis SIL Regular" w:eastAsia="Charis SIL Regular"/>
-          <w:b w:val="0"/>
-          <w:i w:val="0"/>
-          <w:color w:val="0000FF"/>
-          <w:sz w:val="24"/>
-          <w:u w:val="single"/>
-        </w:rPr>
-        <w:t>f</w:t>
-      </w:r>
-      <w:r>
-        <w:rPr>
-          <w:rFonts w:ascii="Charis SIL Regular" w:hAnsi="Charis SIL Regular" w:eastAsia="Charis SIL Regular"/>
-          <w:b w:val="0"/>
-          <w:i w:val="0"/>
-          <w:color w:val="0000FF"/>
-          <w:sz w:val="24"/>
-        </w:rPr>
-        <w:t>e</w:t>
       </w:r>
       <w:r>
         <w:rPr>
@@ -2238,9 +2242,48 @@
             <w:rPr>
               <w:rStyle w:val="Hyperlink"/>
             </w:rPr>
-            <w:t>8c8d66b2d3d5d8a2e8a73eb8756</w:t>
+            <w:t>e</w:t>
           </w:r>
         </w:hyperlink>
+      </w:r>
+      <w:r>
+        <w:rPr>
+          <w:rFonts w:ascii="Charis SIL Regular" w:hAnsi="Charis SIL Regular" w:eastAsia="Charis SIL Regular"/>
+          <w:b w:val="0"/>
+          <w:i w:val="0"/>
+          <w:color w:val="0000FF"/>
+          <w:sz w:val="24"/>
+          <w:u w:val="single"/>
+        </w:rPr>
+        <w:hyperlink r:id="rId13" w:history="1">
+          <w:r>
+            <w:rPr>
+              <w:rStyle w:val="Hyperlink"/>
+            </w:rPr>
+            <w:t>8c8d66b2d3d5d8a2e8a73eb87</w:t>
+          </w:r>
+        </w:hyperlink>
+      </w:r>
+      <w:r>
+        <w:rPr>
+          <w:rFonts w:ascii="Charis SIL Regular" w:hAnsi="Charis SIL Regular" w:eastAsia="Charis SIL Regular"/>
+          <w:b w:val="0"/>
+          <w:i w:val="0"/>
+          <w:color w:val="0000FF"/>
+          <w:sz w:val="24"/>
+          <w:u w:val="single"/>
+        </w:rPr>
+        <w:t>5</w:t>
+      </w:r>
+      <w:r>
+        <w:rPr>
+          <w:rFonts w:ascii="Charis SIL Regular" w:hAnsi="Charis SIL Regular" w:eastAsia="Charis SIL Regular"/>
+          <w:b w:val="0"/>
+          <w:i w:val="0"/>
+          <w:color w:val="0000FF"/>
+          <w:sz w:val="24"/>
+        </w:rPr>
+        <w:t>6</w:t>
       </w:r>
       <w:r>
         <w:rPr>
@@ -2809,7 +2852,7 @@
           <w:sz w:val="24"/>
           <w:u w:val="single"/>
         </w:rPr>
-        <w:hyperlink r:id="rId9" w:history="1">
+        <w:hyperlink r:id="rId17" w:history="1">
           <w:r>
             <w:rPr>
               <w:rStyle w:val="Hyperlink"/>

--- a/EXPORTS/DOCX/published/niveau3/English/MissiemuseumTilburg.docx
+++ b/EXPORTS/DOCX/published/niveau3/English/MissiemuseumTilburg.docx
@@ -501,7 +501,7 @@
             <w:rPr>
               <w:rStyle w:val="Hyperlink"/>
             </w:rPr>
-            <w:t xml:space="preserve"> Four r</w:t>
+            <w:t xml:space="preserve"> Four </w:t>
           </w:r>
         </w:hyperlink>
       </w:r>
@@ -519,7 +519,7 @@
             <w:rPr>
               <w:rStyle w:val="Hyperlink"/>
             </w:rPr>
-            <w:t xml:space="preserve">egions </w:t>
+            <w:t xml:space="preserve">regions </w:t>
           </w:r>
         </w:hyperlink>
       </w:r>
@@ -801,32 +801,7 @@
           <w:color w:val="000000"/>
           <w:sz w:val="24"/>
         </w:rPr>
-        <w:hyperlink r:id="rId10" w:history="1">
-          <w:r>
-            <w:rPr>
-              <w:rStyle w:val="Hyperlink"/>
-            </w:rPr>
-            <w:t>ife stor</w:t>
-          </w:r>
-        </w:hyperlink>
-      </w:r>
-      <w:r>
-        <w:rPr>
-          <w:u w:val="single" w:color="0000ff"/>
-          <w:rFonts w:ascii="Charis SIL Regular" w:hAnsi="Charis SIL Regular" w:eastAsia="Charis SIL Regular"/>
-          <w:b w:val="0"/>
-          <w:i w:val="0"/>
-          <w:color w:val="000000"/>
-          <w:sz w:val="24"/>
-        </w:rPr>
-        <w:hyperlink r:id="rId10" w:history="1">
-          <w:r>
-            <w:rPr>
-              <w:rStyle w:val="Hyperlink"/>
-            </w:rPr>
-            <w:t>y of Peer</w:t>
-          </w:r>
-        </w:hyperlink>
+        <w:t>ife story of Peer</w:t>
       </w:r>
       <w:r>
         <w:rPr>
@@ -1418,16 +1393,8 @@
           <w:i/>
           <w:color w:val="0000FF"/>
           <w:sz w:val="24"/>
-          <w:u w:val="single"/>
         </w:rPr>
-        <w:hyperlink r:id="rId15" w:history="1">
-          <w:r>
-            <w:rPr>
-              <w:rStyle w:val="Hyperlink"/>
-            </w:rPr>
-            <w:t>Het</w:t>
-          </w:r>
-        </w:hyperlink>
+        <w:t xml:space="preserve">Het Nederlands(ch) </w:t>
       </w:r>
       <w:r>
         <w:rPr>
@@ -1438,47 +1405,7 @@
           <w:sz w:val="24"/>
           <w:u w:val="single"/>
         </w:rPr>
-        <w:t xml:space="preserve"> </w:t>
-      </w:r>
-      <w:r>
-        <w:rPr>
-          <w:rFonts w:ascii="Charis SIL Italic" w:hAnsi="Charis SIL Italic" w:eastAsia="Charis SIL Italic"/>
-          <w:b w:val="0"/>
-          <w:i/>
-          <w:color w:val="0000FF"/>
-          <w:sz w:val="24"/>
-          <w:u w:val="single"/>
-        </w:rPr>
-        <w:hyperlink r:id="rId15" w:history="1">
-          <w:r>
-            <w:rPr>
-              <w:rStyle w:val="Hyperlink"/>
-            </w:rPr>
-            <w:t>Nederlands(ch)</w:t>
-          </w:r>
-        </w:hyperlink>
-      </w:r>
-      <w:r>
-        <w:rPr>
-          <w:rFonts w:ascii="Charis SIL Italic" w:hAnsi="Charis SIL Italic" w:eastAsia="Charis SIL Italic"/>
-          <w:b w:val="0"/>
-          <w:i/>
-          <w:color w:val="0000FF"/>
-          <w:sz w:val="24"/>
-          <w:u w:val="single"/>
-        </w:rPr>
-        <w:t xml:space="preserve"> </w:t>
-      </w:r>
-      <w:r>
-        <w:rPr>
-          <w:rFonts w:ascii="Charis SIL Italic" w:hAnsi="Charis SIL Italic" w:eastAsia="Charis SIL Italic"/>
-          <w:b w:val="0"/>
-          <w:i/>
-          <w:color w:val="0000FF"/>
-          <w:sz w:val="24"/>
-          <w:u w:val="single"/>
-        </w:rPr>
-        <w:hyperlink r:id="rId15" w:history="1">
+        <w:hyperlink r:id="rId14" w:history="1">
           <w:r>
             <w:rPr>
               <w:rStyle w:val="Hyperlink"/>
@@ -1496,7 +1423,7 @@
           <w:sz w:val="24"/>
           <w:u w:val="single"/>
         </w:rPr>
-        <w:hyperlink r:id="rId15" w:history="1">
+        <w:hyperlink r:id="rId14" w:history="1">
           <w:r>
             <w:rPr>
               <w:rStyle w:val="Hyperlink"/>
@@ -2254,7 +2181,7 @@
             <w:rPr>
               <w:rStyle w:val="Hyperlink"/>
             </w:rPr>
-            <w:t>file</w:t>
+            <w:t>file/8</w:t>
           </w:r>
         </w:hyperlink>
       </w:r>
@@ -2272,7 +2199,7 @@
             <w:rPr>
               <w:rStyle w:val="Hyperlink"/>
             </w:rPr>
-            <w:t>/</w:t>
+            <w:t>f</w:t>
           </w:r>
         </w:hyperlink>
       </w:r>
@@ -2290,36 +2217,9 @@
             <w:rPr>
               <w:rStyle w:val="Hyperlink"/>
             </w:rPr>
-            <w:t>8</w:t>
+            <w:t>e</w:t>
           </w:r>
         </w:hyperlink>
-      </w:r>
-      <w:r>
-        <w:rPr>
-          <w:rFonts w:ascii="Charis SIL Regular" w:hAnsi="Charis SIL Regular" w:eastAsia="Charis SIL Regular"/>
-          <w:b w:val="0"/>
-          <w:i w:val="0"/>
-          <w:color w:val="0000FF"/>
-          <w:sz w:val="24"/>
-        </w:rPr>
-        <w:hyperlink r:id="rId13" w:history="1">
-          <w:r>
-            <w:rPr>
-              <w:rStyle w:val="Hyperlink"/>
-            </w:rPr>
-            <w:t>f</w:t>
-          </w:r>
-        </w:hyperlink>
-      </w:r>
-      <w:r>
-        <w:rPr>
-          <w:rFonts w:ascii="Charis SIL Regular" w:hAnsi="Charis SIL Regular" w:eastAsia="Charis SIL Regular"/>
-          <w:b w:val="0"/>
-          <w:i w:val="0"/>
-          <w:color w:val="0000FF"/>
-          <w:sz w:val="24"/>
-        </w:rPr>
-        <w:t>e</w:t>
       </w:r>
       <w:r>
         <w:rPr>
@@ -2348,14 +2248,17 @@
           <w:sz w:val="24"/>
           <w:u w:val="single"/>
         </w:rPr>
-        <w:hyperlink r:id="rId13" w:history="1">
-          <w:r>
-            <w:rPr>
-              <w:rStyle w:val="Hyperlink"/>
-            </w:rPr>
-            <w:t>3a</w:t>
-          </w:r>
-        </w:hyperlink>
+        <w:t>3</w:t>
+      </w:r>
+      <w:r>
+        <w:rPr>
+          <w:rFonts w:ascii="Charis SIL Regular" w:hAnsi="Charis SIL Regular" w:eastAsia="Charis SIL Regular"/>
+          <w:b w:val="0"/>
+          <w:i w:val="0"/>
+          <w:color w:val="0000FF"/>
+          <w:sz w:val="24"/>
+        </w:rPr>
+        <w:t>a</w:t>
       </w:r>
     </w:p>
     <w:p>
@@ -2906,7 +2809,7 @@
           <w:sz w:val="24"/>
           <w:u w:val="single"/>
         </w:rPr>
-        <w:hyperlink r:id="rId17" w:history="1">
+        <w:hyperlink r:id="rId9" w:history="1">
           <w:r>
             <w:rPr>
               <w:rStyle w:val="Hyperlink"/>

--- a/EXPORTS/DOCX/published/niveau3/English/MissiemuseumTilburg.docx
+++ b/EXPORTS/DOCX/published/niveau3/English/MissiemuseumTilburg.docx
@@ -501,7 +501,7 @@
             <w:rPr>
               <w:rStyle w:val="Hyperlink"/>
             </w:rPr>
-            <w:t xml:space="preserve"> Four </w:t>
+            <w:t xml:space="preserve"> Four r</w:t>
           </w:r>
         </w:hyperlink>
       </w:r>
@@ -519,7 +519,7 @@
             <w:rPr>
               <w:rStyle w:val="Hyperlink"/>
             </w:rPr>
-            <w:t xml:space="preserve">regions </w:t>
+            <w:t xml:space="preserve">egions </w:t>
           </w:r>
         </w:hyperlink>
       </w:r>
@@ -790,7 +790,7 @@
           <w:color w:val="000000"/>
           <w:sz w:val="24"/>
         </w:rPr>
-        <w:t>the l</w:t>
+        <w:t>the life stor</w:t>
       </w:r>
       <w:r>
         <w:rPr>
@@ -801,7 +801,14 @@
           <w:color w:val="000000"/>
           <w:sz w:val="24"/>
         </w:rPr>
-        <w:t>ife story of Peer</w:t>
+        <w:hyperlink r:id="rId10" w:history="1">
+          <w:r>
+            <w:rPr>
+              <w:rStyle w:val="Hyperlink"/>
+            </w:rPr>
+            <w:t>y of Peer</w:t>
+          </w:r>
+        </w:hyperlink>
       </w:r>
       <w:r>
         <w:rPr>
@@ -1393,8 +1400,16 @@
           <w:i/>
           <w:color w:val="0000FF"/>
           <w:sz w:val="24"/>
+          <w:u w:val="single"/>
         </w:rPr>
-        <w:t xml:space="preserve">Het Nederlands(ch) </w:t>
+        <w:hyperlink r:id="rId15" w:history="1">
+          <w:r>
+            <w:rPr>
+              <w:rStyle w:val="Hyperlink"/>
+            </w:rPr>
+            <w:t>Het</w:t>
+          </w:r>
+        </w:hyperlink>
       </w:r>
       <w:r>
         <w:rPr>
@@ -1405,7 +1420,47 @@
           <w:sz w:val="24"/>
           <w:u w:val="single"/>
         </w:rPr>
-        <w:hyperlink r:id="rId14" w:history="1">
+        <w:t xml:space="preserve"> </w:t>
+      </w:r>
+      <w:r>
+        <w:rPr>
+          <w:rFonts w:ascii="Charis SIL Italic" w:hAnsi="Charis SIL Italic" w:eastAsia="Charis SIL Italic"/>
+          <w:b w:val="0"/>
+          <w:i/>
+          <w:color w:val="0000FF"/>
+          <w:sz w:val="24"/>
+          <w:u w:val="single"/>
+        </w:rPr>
+        <w:hyperlink r:id="rId15" w:history="1">
+          <w:r>
+            <w:rPr>
+              <w:rStyle w:val="Hyperlink"/>
+            </w:rPr>
+            <w:t>Nederlands(ch)</w:t>
+          </w:r>
+        </w:hyperlink>
+      </w:r>
+      <w:r>
+        <w:rPr>
+          <w:rFonts w:ascii="Charis SIL Italic" w:hAnsi="Charis SIL Italic" w:eastAsia="Charis SIL Italic"/>
+          <w:b w:val="0"/>
+          <w:i/>
+          <w:color w:val="0000FF"/>
+          <w:sz w:val="24"/>
+          <w:u w:val="single"/>
+        </w:rPr>
+        <w:t xml:space="preserve"> </w:t>
+      </w:r>
+      <w:r>
+        <w:rPr>
+          <w:rFonts w:ascii="Charis SIL Italic" w:hAnsi="Charis SIL Italic" w:eastAsia="Charis SIL Italic"/>
+          <w:b w:val="0"/>
+          <w:i/>
+          <w:color w:val="0000FF"/>
+          <w:sz w:val="24"/>
+          <w:u w:val="single"/>
+        </w:rPr>
+        <w:hyperlink r:id="rId15" w:history="1">
           <w:r>
             <w:rPr>
               <w:rStyle w:val="Hyperlink"/>

--- a/EXPORTS/DOCX/published/niveau3/English/MissiemuseumTilburg.docx
+++ b/EXPORTS/DOCX/published/niveau3/English/MissiemuseumTilburg.docx
@@ -790,7 +790,25 @@
           <w:color w:val="000000"/>
           <w:sz w:val="24"/>
         </w:rPr>
-        <w:t>the life stor</w:t>
+        <w:t>the l</w:t>
+      </w:r>
+      <w:r>
+        <w:rPr>
+          <w:u w:val="single" w:color="0000ff"/>
+          <w:rFonts w:ascii="Charis SIL Regular" w:hAnsi="Charis SIL Regular" w:eastAsia="Charis SIL Regular"/>
+          <w:b w:val="0"/>
+          <w:i w:val="0"/>
+          <w:color w:val="000000"/>
+          <w:sz w:val="24"/>
+        </w:rPr>
+        <w:hyperlink r:id="rId10" w:history="1">
+          <w:r>
+            <w:rPr>
+              <w:rStyle w:val="Hyperlink"/>
+            </w:rPr>
+            <w:t>ife stor</w:t>
+          </w:r>
+        </w:hyperlink>
       </w:r>
       <w:r>
         <w:rPr>
@@ -1478,7 +1496,7 @@
           <w:sz w:val="24"/>
           <w:u w:val="single"/>
         </w:rPr>
-        <w:hyperlink r:id="rId14" w:history="1">
+        <w:hyperlink r:id="rId15" w:history="1">
           <w:r>
             <w:rPr>
               <w:rStyle w:val="Hyperlink"/>
@@ -2236,7 +2254,7 @@
             <w:rPr>
               <w:rStyle w:val="Hyperlink"/>
             </w:rPr>
-            <w:t>file/8</w:t>
+            <w:t>file</w:t>
           </w:r>
         </w:hyperlink>
       </w:r>
@@ -2248,6 +2266,41 @@
           <w:color w:val="0000FF"/>
           <w:sz w:val="24"/>
           <w:u w:val="single"/>
+        </w:rPr>
+        <w:hyperlink r:id="rId13" w:history="1">
+          <w:r>
+            <w:rPr>
+              <w:rStyle w:val="Hyperlink"/>
+            </w:rPr>
+            <w:t>/</w:t>
+          </w:r>
+        </w:hyperlink>
+      </w:r>
+      <w:r>
+        <w:rPr>
+          <w:rFonts w:ascii="Charis SIL Regular" w:hAnsi="Charis SIL Regular" w:eastAsia="Charis SIL Regular"/>
+          <w:b w:val="0"/>
+          <w:i w:val="0"/>
+          <w:color w:val="0000FF"/>
+          <w:sz w:val="24"/>
+          <w:u w:val="single"/>
+        </w:rPr>
+        <w:hyperlink r:id="rId13" w:history="1">
+          <w:r>
+            <w:rPr>
+              <w:rStyle w:val="Hyperlink"/>
+            </w:rPr>
+            <w:t>8</w:t>
+          </w:r>
+        </w:hyperlink>
+      </w:r>
+      <w:r>
+        <w:rPr>
+          <w:rFonts w:ascii="Charis SIL Regular" w:hAnsi="Charis SIL Regular" w:eastAsia="Charis SIL Regular"/>
+          <w:b w:val="0"/>
+          <w:i w:val="0"/>
+          <w:color w:val="0000FF"/>
+          <w:sz w:val="24"/>
         </w:rPr>
         <w:hyperlink r:id="rId13" w:history="1">
           <w:r>
@@ -2267,14 +2320,7 @@
           <w:sz w:val="24"/>
           <w:u w:val="single"/>
         </w:rPr>
-        <w:hyperlink r:id="rId13" w:history="1">
-          <w:r>
-            <w:rPr>
-              <w:rStyle w:val="Hyperlink"/>
-            </w:rPr>
-            <w:t>e</w:t>
-          </w:r>
-        </w:hyperlink>
+        <w:t>e</w:t>
       </w:r>
       <w:r>
         <w:rPr>
@@ -2303,17 +2349,14 @@
           <w:sz w:val="24"/>
           <w:u w:val="single"/>
         </w:rPr>
-        <w:t>3</w:t>
-      </w:r>
-      <w:r>
-        <w:rPr>
-          <w:rFonts w:ascii="Charis SIL Regular" w:hAnsi="Charis SIL Regular" w:eastAsia="Charis SIL Regular"/>
-          <w:b w:val="0"/>
-          <w:i w:val="0"/>
-          <w:color w:val="0000FF"/>
-          <w:sz w:val="24"/>
-        </w:rPr>
-        <w:t>a</w:t>
+        <w:hyperlink r:id="rId13" w:history="1">
+          <w:r>
+            <w:rPr>
+              <w:rStyle w:val="Hyperlink"/>
+            </w:rPr>
+            <w:t>3a</w:t>
+          </w:r>
+        </w:hyperlink>
       </w:r>
     </w:p>
     <w:p>

--- a/EXPORTS/DOCX/published/niveau3/English/MissiemuseumTilburg.docx
+++ b/EXPORTS/DOCX/published/niveau3/English/MissiemuseumTilburg.docx
@@ -1496,7 +1496,7 @@
           <w:sz w:val="24"/>
           <w:u w:val="single"/>
         </w:rPr>
-        <w:hyperlink r:id="rId15" w:history="1">
+        <w:hyperlink r:id="rId14" w:history="1">
           <w:r>
             <w:rPr>
               <w:rStyle w:val="Hyperlink"/>
@@ -2254,25 +2254,7 @@
             <w:rPr>
               <w:rStyle w:val="Hyperlink"/>
             </w:rPr>
-            <w:t>file</w:t>
-          </w:r>
-        </w:hyperlink>
-      </w:r>
-      <w:r>
-        <w:rPr>
-          <w:rFonts w:ascii="Charis SIL Regular" w:hAnsi="Charis SIL Regular" w:eastAsia="Charis SIL Regular"/>
-          <w:b w:val="0"/>
-          <w:i w:val="0"/>
-          <w:color w:val="0000FF"/>
-          <w:sz w:val="24"/>
-          <w:u w:val="single"/>
-        </w:rPr>
-        <w:hyperlink r:id="rId13" w:history="1">
-          <w:r>
-            <w:rPr>
-              <w:rStyle w:val="Hyperlink"/>
-            </w:rPr>
-            <w:t>/</w:t>
+            <w:t>file/</w:t>
           </w:r>
         </w:hyperlink>
       </w:r>
@@ -2318,9 +2300,15 @@
           <w:i w:val="0"/>
           <w:color w:val="0000FF"/>
           <w:sz w:val="24"/>
-          <w:u w:val="single"/>
         </w:rPr>
-        <w:t>e</w:t>
+        <w:hyperlink r:id="rId13" w:history="1">
+          <w:r>
+            <w:rPr>
+              <w:rStyle w:val="Hyperlink"/>
+            </w:rPr>
+            <w:t>e</w:t>
+          </w:r>
+        </w:hyperlink>
       </w:r>
       <w:r>
         <w:rPr>
@@ -2354,9 +2342,19 @@
             <w:rPr>
               <w:rStyle w:val="Hyperlink"/>
             </w:rPr>
-            <w:t>3a</w:t>
+            <w:t>3</w:t>
           </w:r>
         </w:hyperlink>
+      </w:r>
+      <w:r>
+        <w:rPr>
+          <w:rFonts w:ascii="Charis SIL Regular" w:hAnsi="Charis SIL Regular" w:eastAsia="Charis SIL Regular"/>
+          <w:b w:val="0"/>
+          <w:i w:val="0"/>
+          <w:color w:val="0000FF"/>
+          <w:sz w:val="24"/>
+        </w:rPr>
+        <w:t>a</w:t>
       </w:r>
     </w:p>
     <w:p>
@@ -2907,7 +2905,7 @@
           <w:sz w:val="24"/>
           <w:u w:val="single"/>
         </w:rPr>
-        <w:hyperlink r:id="rId9" w:history="1">
+        <w:hyperlink r:id="rId17" w:history="1">
           <w:r>
             <w:rPr>
               <w:rStyle w:val="Hyperlink"/>

--- a/EXPORTS/DOCX/published/niveau3/English/MissiemuseumTilburg.docx
+++ b/EXPORTS/DOCX/published/niveau3/English/MissiemuseumTilburg.docx
@@ -1496,7 +1496,7 @@
           <w:sz w:val="24"/>
           <w:u w:val="single"/>
         </w:rPr>
-        <w:hyperlink r:id="rId14" w:history="1">
+        <w:hyperlink r:id="rId15" w:history="1">
           <w:r>
             <w:rPr>
               <w:rStyle w:val="Hyperlink"/>
@@ -2254,7 +2254,25 @@
             <w:rPr>
               <w:rStyle w:val="Hyperlink"/>
             </w:rPr>
-            <w:t>file/</w:t>
+            <w:t>file</w:t>
+          </w:r>
+        </w:hyperlink>
+      </w:r>
+      <w:r>
+        <w:rPr>
+          <w:rFonts w:ascii="Charis SIL Regular" w:hAnsi="Charis SIL Regular" w:eastAsia="Charis SIL Regular"/>
+          <w:b w:val="0"/>
+          <w:i w:val="0"/>
+          <w:color w:val="0000FF"/>
+          <w:sz w:val="24"/>
+          <w:u w:val="single"/>
+        </w:rPr>
+        <w:hyperlink r:id="rId13" w:history="1">
+          <w:r>
+            <w:rPr>
+              <w:rStyle w:val="Hyperlink"/>
+            </w:rPr>
+            <w:t>/</w:t>
           </w:r>
         </w:hyperlink>
       </w:r>
@@ -2301,14 +2319,7 @@
           <w:color w:val="0000FF"/>
           <w:sz w:val="24"/>
         </w:rPr>
-        <w:hyperlink r:id="rId13" w:history="1">
-          <w:r>
-            <w:rPr>
-              <w:rStyle w:val="Hyperlink"/>
-            </w:rPr>
-            <w:t>e</w:t>
-          </w:r>
-        </w:hyperlink>
+        <w:t>e</w:t>
       </w:r>
       <w:r>
         <w:rPr>
@@ -2342,19 +2353,9 @@
             <w:rPr>
               <w:rStyle w:val="Hyperlink"/>
             </w:rPr>
-            <w:t>3</w:t>
+            <w:t>3a</w:t>
           </w:r>
         </w:hyperlink>
-      </w:r>
-      <w:r>
-        <w:rPr>
-          <w:rFonts w:ascii="Charis SIL Regular" w:hAnsi="Charis SIL Regular" w:eastAsia="Charis SIL Regular"/>
-          <w:b w:val="0"/>
-          <w:i w:val="0"/>
-          <w:color w:val="0000FF"/>
-          <w:sz w:val="24"/>
-        </w:rPr>
-        <w:t>a</w:t>
       </w:r>
     </w:p>
     <w:p>
@@ -2905,7 +2906,7 @@
           <w:sz w:val="24"/>
           <w:u w:val="single"/>
         </w:rPr>
-        <w:hyperlink r:id="rId17" w:history="1">
+        <w:hyperlink r:id="rId9" w:history="1">
           <w:r>
             <w:rPr>
               <w:rStyle w:val="Hyperlink"/>

--- a/EXPORTS/DOCX/published/niveau3/English/MissiemuseumTilburg.docx
+++ b/EXPORTS/DOCX/published/niveau3/English/MissiemuseumTilburg.docx
@@ -2318,6 +2318,7 @@
           <w:i w:val="0"/>
           <w:color w:val="0000FF"/>
           <w:sz w:val="24"/>
+          <w:u w:val="single"/>
         </w:rPr>
         <w:t>e</w:t>
       </w:r>

--- a/EXPORTS/DOCX/published/niveau3/English/MissiemuseumTilburg.docx
+++ b/EXPORTS/DOCX/published/niveau3/English/MissiemuseumTilburg.docx
@@ -1436,9 +1436,8 @@
           <w:i/>
           <w:color w:val="0000FF"/>
           <w:sz w:val="24"/>
-          <w:u w:val="single"/>
         </w:rPr>
-        <w:t xml:space="preserve"> </w:t>
+        <w:t xml:space="preserve"> Nederlands(ch) </w:t>
       </w:r>
       <w:r>
         <w:rPr>
@@ -1449,36 +1448,7 @@
           <w:sz w:val="24"/>
           <w:u w:val="single"/>
         </w:rPr>
-        <w:hyperlink r:id="rId15" w:history="1">
-          <w:r>
-            <w:rPr>
-              <w:rStyle w:val="Hyperlink"/>
-            </w:rPr>
-            <w:t>Nederlands(ch)</w:t>
-          </w:r>
-        </w:hyperlink>
-      </w:r>
-      <w:r>
-        <w:rPr>
-          <w:rFonts w:ascii="Charis SIL Italic" w:hAnsi="Charis SIL Italic" w:eastAsia="Charis SIL Italic"/>
-          <w:b w:val="0"/>
-          <w:i/>
-          <w:color w:val="0000FF"/>
-          <w:sz w:val="24"/>
-          <w:u w:val="single"/>
-        </w:rPr>
-        <w:t xml:space="preserve"> </w:t>
-      </w:r>
-      <w:r>
-        <w:rPr>
-          <w:rFonts w:ascii="Charis SIL Italic" w:hAnsi="Charis SIL Italic" w:eastAsia="Charis SIL Italic"/>
-          <w:b w:val="0"/>
-          <w:i/>
-          <w:color w:val="0000FF"/>
-          <w:sz w:val="24"/>
-          <w:u w:val="single"/>
-        </w:rPr>
-        <w:hyperlink r:id="rId15" w:history="1">
+        <w:hyperlink r:id="rId14" w:history="1">
           <w:r>
             <w:rPr>
               <w:rStyle w:val="Hyperlink"/>
@@ -1496,7 +1466,7 @@
           <w:sz w:val="24"/>
           <w:u w:val="single"/>
         </w:rPr>
-        <w:hyperlink r:id="rId15" w:history="1">
+        <w:hyperlink r:id="rId14" w:history="1">
           <w:r>
             <w:rPr>
               <w:rStyle w:val="Hyperlink"/>
@@ -2254,7 +2224,7 @@
             <w:rPr>
               <w:rStyle w:val="Hyperlink"/>
             </w:rPr>
-            <w:t>file</w:t>
+            <w:t>file/8</w:t>
           </w:r>
         </w:hyperlink>
       </w:r>
@@ -2266,41 +2236,6 @@
           <w:color w:val="0000FF"/>
           <w:sz w:val="24"/>
           <w:u w:val="single"/>
-        </w:rPr>
-        <w:hyperlink r:id="rId13" w:history="1">
-          <w:r>
-            <w:rPr>
-              <w:rStyle w:val="Hyperlink"/>
-            </w:rPr>
-            <w:t>/</w:t>
-          </w:r>
-        </w:hyperlink>
-      </w:r>
-      <w:r>
-        <w:rPr>
-          <w:rFonts w:ascii="Charis SIL Regular" w:hAnsi="Charis SIL Regular" w:eastAsia="Charis SIL Regular"/>
-          <w:b w:val="0"/>
-          <w:i w:val="0"/>
-          <w:color w:val="0000FF"/>
-          <w:sz w:val="24"/>
-          <w:u w:val="single"/>
-        </w:rPr>
-        <w:hyperlink r:id="rId13" w:history="1">
-          <w:r>
-            <w:rPr>
-              <w:rStyle w:val="Hyperlink"/>
-            </w:rPr>
-            <w:t>8</w:t>
-          </w:r>
-        </w:hyperlink>
-      </w:r>
-      <w:r>
-        <w:rPr>
-          <w:rFonts w:ascii="Charis SIL Regular" w:hAnsi="Charis SIL Regular" w:eastAsia="Charis SIL Regular"/>
-          <w:b w:val="0"/>
-          <w:i w:val="0"/>
-          <w:color w:val="0000FF"/>
-          <w:sz w:val="24"/>
         </w:rPr>
         <w:hyperlink r:id="rId13" w:history="1">
           <w:r>
@@ -2320,7 +2255,14 @@
           <w:sz w:val="24"/>
           <w:u w:val="single"/>
         </w:rPr>
-        <w:t>e</w:t>
+        <w:hyperlink r:id="rId13" w:history="1">
+          <w:r>
+            <w:rPr>
+              <w:rStyle w:val="Hyperlink"/>
+            </w:rPr>
+            <w:t>e</w:t>
+          </w:r>
+        </w:hyperlink>
       </w:r>
       <w:r>
         <w:rPr>
@@ -2349,14 +2291,17 @@
           <w:sz w:val="24"/>
           <w:u w:val="single"/>
         </w:rPr>
-        <w:hyperlink r:id="rId13" w:history="1">
-          <w:r>
-            <w:rPr>
-              <w:rStyle w:val="Hyperlink"/>
-            </w:rPr>
-            <w:t>3a</w:t>
-          </w:r>
-        </w:hyperlink>
+        <w:t>3</w:t>
+      </w:r>
+      <w:r>
+        <w:rPr>
+          <w:rFonts w:ascii="Charis SIL Regular" w:hAnsi="Charis SIL Regular" w:eastAsia="Charis SIL Regular"/>
+          <w:b w:val="0"/>
+          <w:i w:val="0"/>
+          <w:color w:val="0000FF"/>
+          <w:sz w:val="24"/>
+        </w:rPr>
+        <w:t>a</w:t>
       </w:r>
     </w:p>
     <w:p>
@@ -2889,7 +2834,7 @@
           <w:sz w:val="24"/>
           <w:u w:val="single"/>
         </w:rPr>
-        <w:hyperlink r:id="rId17" w:history="1">
+        <w:hyperlink r:id="rId9" w:history="1">
           <w:r>
             <w:rPr>
               <w:rStyle w:val="Hyperlink"/>

--- a/EXPORTS/DOCX/published/niveau3/English/MissiemuseumTilburg.docx
+++ b/EXPORTS/DOCX/published/niveau3/English/MissiemuseumTilburg.docx
@@ -2834,7 +2834,7 @@
           <w:sz w:val="24"/>
           <w:u w:val="single"/>
         </w:rPr>
-        <w:hyperlink r:id="rId9" w:history="1">
+        <w:hyperlink r:id="rId17" w:history="1">
           <w:r>
             <w:rPr>
               <w:rStyle w:val="Hyperlink"/>

--- a/EXPORTS/DOCX/published/niveau3/English/MissiemuseumTilburg.docx
+++ b/EXPORTS/DOCX/published/niveau3/English/MissiemuseumTilburg.docx
@@ -801,32 +801,7 @@
           <w:color w:val="000000"/>
           <w:sz w:val="24"/>
         </w:rPr>
-        <w:hyperlink r:id="rId10" w:history="1">
-          <w:r>
-            <w:rPr>
-              <w:rStyle w:val="Hyperlink"/>
-            </w:rPr>
-            <w:t>ife stor</w:t>
-          </w:r>
-        </w:hyperlink>
-      </w:r>
-      <w:r>
-        <w:rPr>
-          <w:u w:val="single" w:color="0000ff"/>
-          <w:rFonts w:ascii="Charis SIL Regular" w:hAnsi="Charis SIL Regular" w:eastAsia="Charis SIL Regular"/>
-          <w:b w:val="0"/>
-          <w:i w:val="0"/>
-          <w:color w:val="000000"/>
-          <w:sz w:val="24"/>
-        </w:rPr>
-        <w:hyperlink r:id="rId10" w:history="1">
-          <w:r>
-            <w:rPr>
-              <w:rStyle w:val="Hyperlink"/>
-            </w:rPr>
-            <w:t>y of Peer</w:t>
-          </w:r>
-        </w:hyperlink>
+        <w:t>ife story of Peer</w:t>
       </w:r>
       <w:r>
         <w:rPr>
@@ -1436,8 +1411,9 @@
           <w:i/>
           <w:color w:val="0000FF"/>
           <w:sz w:val="24"/>
+          <w:u w:val="single"/>
         </w:rPr>
-        <w:t xml:space="preserve"> Nederlands(ch) </w:t>
+        <w:t xml:space="preserve"> </w:t>
       </w:r>
       <w:r>
         <w:rPr>
@@ -1448,7 +1424,36 @@
           <w:sz w:val="24"/>
           <w:u w:val="single"/>
         </w:rPr>
-        <w:hyperlink r:id="rId14" w:history="1">
+        <w:hyperlink r:id="rId15" w:history="1">
+          <w:r>
+            <w:rPr>
+              <w:rStyle w:val="Hyperlink"/>
+            </w:rPr>
+            <w:t>Nederlands(ch)</w:t>
+          </w:r>
+        </w:hyperlink>
+      </w:r>
+      <w:r>
+        <w:rPr>
+          <w:rFonts w:ascii="Charis SIL Italic" w:hAnsi="Charis SIL Italic" w:eastAsia="Charis SIL Italic"/>
+          <w:b w:val="0"/>
+          <w:i/>
+          <w:color w:val="0000FF"/>
+          <w:sz w:val="24"/>
+          <w:u w:val="single"/>
+        </w:rPr>
+        <w:t xml:space="preserve"> </w:t>
+      </w:r>
+      <w:r>
+        <w:rPr>
+          <w:rFonts w:ascii="Charis SIL Italic" w:hAnsi="Charis SIL Italic" w:eastAsia="Charis SIL Italic"/>
+          <w:b w:val="0"/>
+          <w:i/>
+          <w:color w:val="0000FF"/>
+          <w:sz w:val="24"/>
+          <w:u w:val="single"/>
+        </w:rPr>
+        <w:hyperlink r:id="rId15" w:history="1">
           <w:r>
             <w:rPr>
               <w:rStyle w:val="Hyperlink"/>
@@ -1466,7 +1471,7 @@
           <w:sz w:val="24"/>
           <w:u w:val="single"/>
         </w:rPr>
-        <w:hyperlink r:id="rId14" w:history="1">
+        <w:hyperlink r:id="rId15" w:history="1">
           <w:r>
             <w:rPr>
               <w:rStyle w:val="Hyperlink"/>
@@ -2224,7 +2229,7 @@
             <w:rPr>
               <w:rStyle w:val="Hyperlink"/>
             </w:rPr>
-            <w:t>file/8</w:t>
+            <w:t>file</w:t>
           </w:r>
         </w:hyperlink>
       </w:r>
@@ -2236,6 +2241,41 @@
           <w:color w:val="0000FF"/>
           <w:sz w:val="24"/>
           <w:u w:val="single"/>
+        </w:rPr>
+        <w:hyperlink r:id="rId13" w:history="1">
+          <w:r>
+            <w:rPr>
+              <w:rStyle w:val="Hyperlink"/>
+            </w:rPr>
+            <w:t>/</w:t>
+          </w:r>
+        </w:hyperlink>
+      </w:r>
+      <w:r>
+        <w:rPr>
+          <w:rFonts w:ascii="Charis SIL Regular" w:hAnsi="Charis SIL Regular" w:eastAsia="Charis SIL Regular"/>
+          <w:b w:val="0"/>
+          <w:i w:val="0"/>
+          <w:color w:val="0000FF"/>
+          <w:sz w:val="24"/>
+          <w:u w:val="single"/>
+        </w:rPr>
+        <w:hyperlink r:id="rId13" w:history="1">
+          <w:r>
+            <w:rPr>
+              <w:rStyle w:val="Hyperlink"/>
+            </w:rPr>
+            <w:t>8</w:t>
+          </w:r>
+        </w:hyperlink>
+      </w:r>
+      <w:r>
+        <w:rPr>
+          <w:rFonts w:ascii="Charis SIL Regular" w:hAnsi="Charis SIL Regular" w:eastAsia="Charis SIL Regular"/>
+          <w:b w:val="0"/>
+          <w:i w:val="0"/>
+          <w:color w:val="0000FF"/>
+          <w:sz w:val="24"/>
         </w:rPr>
         <w:hyperlink r:id="rId13" w:history="1">
           <w:r>
@@ -2255,14 +2295,7 @@
           <w:sz w:val="24"/>
           <w:u w:val="single"/>
         </w:rPr>
-        <w:hyperlink r:id="rId13" w:history="1">
-          <w:r>
-            <w:rPr>
-              <w:rStyle w:val="Hyperlink"/>
-            </w:rPr>
-            <w:t>e</w:t>
-          </w:r>
-        </w:hyperlink>
+        <w:t>e</w:t>
       </w:r>
       <w:r>
         <w:rPr>
@@ -2291,17 +2324,14 @@
           <w:sz w:val="24"/>
           <w:u w:val="single"/>
         </w:rPr>
-        <w:t>3</w:t>
-      </w:r>
-      <w:r>
-        <w:rPr>
-          <w:rFonts w:ascii="Charis SIL Regular" w:hAnsi="Charis SIL Regular" w:eastAsia="Charis SIL Regular"/>
-          <w:b w:val="0"/>
-          <w:i w:val="0"/>
-          <w:color w:val="0000FF"/>
-          <w:sz w:val="24"/>
-        </w:rPr>
-        <w:t>a</w:t>
+        <w:hyperlink r:id="rId13" w:history="1">
+          <w:r>
+            <w:rPr>
+              <w:rStyle w:val="Hyperlink"/>
+            </w:rPr>
+            <w:t>3a</w:t>
+          </w:r>
+        </w:hyperlink>
       </w:r>
     </w:p>
     <w:p>

--- a/EXPORTS/DOCX/published/niveau3/English/MissiemuseumTilburg.docx
+++ b/EXPORTS/DOCX/published/niveau3/English/MissiemuseumTilburg.docx
@@ -790,7 +790,7 @@
           <w:color w:val="000000"/>
           <w:sz w:val="24"/>
         </w:rPr>
-        <w:t>the l</w:t>
+        <w:t>the life stor</w:t>
       </w:r>
       <w:r>
         <w:rPr>
@@ -801,7 +801,14 @@
           <w:color w:val="000000"/>
           <w:sz w:val="24"/>
         </w:rPr>
-        <w:t>ife story of Peer</w:t>
+        <w:hyperlink r:id="rId10" w:history="1">
+          <w:r>
+            <w:rPr>
+              <w:rStyle w:val="Hyperlink"/>
+            </w:rPr>
+            <w:t>y of Peer</w:t>
+          </w:r>
+        </w:hyperlink>
       </w:r>
       <w:r>
         <w:rPr>
@@ -1640,25 +1647,7 @@
           <w:color w:val="000000"/>
           <w:sz w:val="24"/>
         </w:rPr>
-        <w:t xml:space="preserve"> by Cees</w:t>
-      </w:r>
-      <w:r>
-        <w:rPr>
-          <w:u w:val="single" w:color="0000ff"/>
-          <w:rFonts w:ascii="Charis SIL Regular" w:hAnsi="Charis SIL Regular" w:eastAsia="Charis SIL Regular"/>
-          <w:b w:val="0"/>
-          <w:i w:val="0"/>
-          <w:color w:val="000000"/>
-          <w:sz w:val="24"/>
-        </w:rPr>
-        <w:hyperlink r:id="rId15" w:history="1">
-          <w:r>
-            <w:rPr>
-              <w:rStyle w:val="Hyperlink"/>
-            </w:rPr>
-            <w:t xml:space="preserve"> va</w:t>
-          </w:r>
-        </w:hyperlink>
+        <w:t xml:space="preserve"> by Cees va</w:t>
       </w:r>
       <w:r>
         <w:rPr>
@@ -2276,15 +2265,9 @@
           <w:i w:val="0"/>
           <w:color w:val="0000FF"/>
           <w:sz w:val="24"/>
+          <w:u w:val="single"/>
         </w:rPr>
-        <w:hyperlink r:id="rId13" w:history="1">
-          <w:r>
-            <w:rPr>
-              <w:rStyle w:val="Hyperlink"/>
-            </w:rPr>
-            <w:t>f</w:t>
-          </w:r>
-        </w:hyperlink>
+        <w:t>f</w:t>
       </w:r>
       <w:r>
         <w:rPr>
@@ -2293,7 +2276,6 @@
           <w:i w:val="0"/>
           <w:color w:val="0000FF"/>
           <w:sz w:val="24"/>
-          <w:u w:val="single"/>
         </w:rPr>
         <w:t>e</w:t>
       </w:r>
@@ -2864,7 +2846,7 @@
           <w:sz w:val="24"/>
           <w:u w:val="single"/>
         </w:rPr>
-        <w:hyperlink r:id="rId17" w:history="1">
+        <w:hyperlink r:id="rId9" w:history="1">
           <w:r>
             <w:rPr>
               <w:rStyle w:val="Hyperlink"/>

--- a/EXPORTS/DOCX/published/niveau3/English/MissiemuseumTilburg.docx
+++ b/EXPORTS/DOCX/published/niveau3/English/MissiemuseumTilburg.docx
@@ -1647,7 +1647,25 @@
           <w:color w:val="000000"/>
           <w:sz w:val="24"/>
         </w:rPr>
-        <w:t xml:space="preserve"> by Cees va</w:t>
+        <w:t xml:space="preserve"> by Cees</w:t>
+      </w:r>
+      <w:r>
+        <w:rPr>
+          <w:u w:val="single" w:color="0000ff"/>
+          <w:rFonts w:ascii="Charis SIL Regular" w:hAnsi="Charis SIL Regular" w:eastAsia="Charis SIL Regular"/>
+          <w:b w:val="0"/>
+          <w:i w:val="0"/>
+          <w:color w:val="000000"/>
+          <w:sz w:val="24"/>
+        </w:rPr>
+        <w:hyperlink r:id="rId15" w:history="1">
+          <w:r>
+            <w:rPr>
+              <w:rStyle w:val="Hyperlink"/>
+            </w:rPr>
+            <w:t xml:space="preserve"> va</w:t>
+          </w:r>
+        </w:hyperlink>
       </w:r>
       <w:r>
         <w:rPr>
@@ -2218,25 +2236,7 @@
             <w:rPr>
               <w:rStyle w:val="Hyperlink"/>
             </w:rPr>
-            <w:t>file</w:t>
-          </w:r>
-        </w:hyperlink>
-      </w:r>
-      <w:r>
-        <w:rPr>
-          <w:rFonts w:ascii="Charis SIL Regular" w:hAnsi="Charis SIL Regular" w:eastAsia="Charis SIL Regular"/>
-          <w:b w:val="0"/>
-          <w:i w:val="0"/>
-          <w:color w:val="0000FF"/>
-          <w:sz w:val="24"/>
-          <w:u w:val="single"/>
-        </w:rPr>
-        <w:hyperlink r:id="rId13" w:history="1">
-          <w:r>
-            <w:rPr>
-              <w:rStyle w:val="Hyperlink"/>
-            </w:rPr>
-            <w:t>/</w:t>
+            <w:t>file/</w:t>
           </w:r>
         </w:hyperlink>
       </w:r>
@@ -2276,6 +2276,7 @@
           <w:i w:val="0"/>
           <w:color w:val="0000FF"/>
           <w:sz w:val="24"/>
+          <w:u w:val="single"/>
         </w:rPr>
         <w:t>e</w:t>
       </w:r>
@@ -2311,9 +2312,19 @@
             <w:rPr>
               <w:rStyle w:val="Hyperlink"/>
             </w:rPr>
-            <w:t>3a</w:t>
+            <w:t>3</w:t>
           </w:r>
         </w:hyperlink>
+      </w:r>
+      <w:r>
+        <w:rPr>
+          <w:rFonts w:ascii="Charis SIL Regular" w:hAnsi="Charis SIL Regular" w:eastAsia="Charis SIL Regular"/>
+          <w:b w:val="0"/>
+          <w:i w:val="0"/>
+          <w:color w:val="0000FF"/>
+          <w:sz w:val="24"/>
+        </w:rPr>
+        <w:t>a</w:t>
       </w:r>
     </w:p>
     <w:p>
@@ -2846,7 +2857,7 @@
           <w:sz w:val="24"/>
           <w:u w:val="single"/>
         </w:rPr>
-        <w:hyperlink r:id="rId9" w:history="1">
+        <w:hyperlink r:id="rId17" w:history="1">
           <w:r>
             <w:rPr>
               <w:rStyle w:val="Hyperlink"/>
